--- a/thesis/doc/DK24TTG2-NgoHoaiThanh-170124251.docx
+++ b/thesis/doc/DK24TTG2-NgoHoaiThanh-170124251.docx
@@ -8004,17 +8004,13 @@
       </w:r>
     </w:p>
     <w:p>
-      <w:pPr>
-        <w:jc w:val="center"/>
-      </w:pPr>
       <w:r>
         <w:rPr>
           <w:noProof/>
           <w:lang w:eastAsia="zh-CN"/>
         </w:rPr>
-        <w:lastRenderedPageBreak/>
         <w:drawing>
-          <wp:inline distT="0" distB="0" distL="0" distR="0" wp14:anchorId="33959EFA" wp14:editId="17F53D54">
+          <wp:inline distT="0" distB="0" distL="0" distR="0" wp14:anchorId="6EF72012" wp14:editId="185BD054">
             <wp:extent cx="5760720" cy="3240405"/>
             <wp:effectExtent l="0" t="0" r="0" b="0"/>
             <wp:docPr id="1" name="Picture 1"/>
@@ -8049,22 +8045,29 @@
           </wp:inline>
         </w:drawing>
       </w:r>
+    </w:p>
+    <w:p>
+      <w:pPr>
+        <w:jc w:val="center"/>
+      </w:pPr>
       <w:r>
         <w:rPr>
           <w:noProof/>
           <w:lang w:eastAsia="zh-CN"/>
         </w:rPr>
+        <w:lastRenderedPageBreak/>
         <w:t xml:space="preserve"> </w:t>
       </w:r>
+      <w:bookmarkStart w:id="23" w:name="_GoBack"/>
       <w:r>
         <w:rPr>
           <w:noProof/>
           <w:lang w:eastAsia="zh-CN"/>
         </w:rPr>
         <w:drawing>
-          <wp:inline distT="0" distB="0" distL="0" distR="0" wp14:anchorId="4E2E2BA4" wp14:editId="3B002481">
-            <wp:extent cx="5760720" cy="5534025"/>
-            <wp:effectExtent l="0" t="0" r="0" b="9525"/>
+          <wp:inline distT="0" distB="0" distL="0" distR="0" wp14:anchorId="4E2E2BA4" wp14:editId="09DCE5F3">
+            <wp:extent cx="5760720" cy="5410200"/>
+            <wp:effectExtent l="0" t="0" r="0" b="0"/>
             <wp:docPr id="3" name="Picture 3"/>
             <wp:cNvGraphicFramePr>
               <a:graphicFrameLocks xmlns:a="http://schemas.openxmlformats.org/drawingml/2006/main" noChangeAspect="1"/>
@@ -8085,7 +8088,7 @@
                   <pic:spPr>
                     <a:xfrm>
                       <a:off x="0" y="0"/>
-                      <a:ext cx="5760720" cy="5534025"/>
+                      <a:ext cx="5760720" cy="5410200"/>
                     </a:xfrm>
                     <a:prstGeom prst="rect">
                       <a:avLst/>
@@ -8097,19 +8100,19 @@
           </wp:inline>
         </w:drawing>
       </w:r>
+      <w:bookmarkEnd w:id="23"/>
     </w:p>
     <w:p>
       <w:pPr>
         <w:pStyle w:val="LV3"/>
       </w:pPr>
-      <w:bookmarkStart w:id="23" w:name="_Toc216518693"/>
+      <w:bookmarkStart w:id="24" w:name="_Toc216518693"/>
       <w:r>
         <w:rPr>
           <w:rStyle w:val="Strong"/>
           <w:b/>
           <w:bCs/>
         </w:rPr>
-        <w:lastRenderedPageBreak/>
         <w:t xml:space="preserve">Các bảng dữ liệu chính trong website </w:t>
       </w:r>
       <w:r>
@@ -8120,7 +8123,7 @@
         </w:rPr>
         <w:t>nghe nhạc online</w:t>
       </w:r>
-      <w:bookmarkEnd w:id="23"/>
+      <w:bookmarkEnd w:id="24"/>
     </w:p>
     <w:p>
       <w:pPr>
@@ -8271,11 +8274,12 @@
       <w:pPr>
         <w:pStyle w:val="LV2"/>
       </w:pPr>
-      <w:bookmarkStart w:id="24" w:name="_Toc216518694"/>
-      <w:r>
+      <w:bookmarkStart w:id="25" w:name="_Toc216518694"/>
+      <w:r>
+        <w:lastRenderedPageBreak/>
         <w:t>Front-end: HTML, CSS, JavaScript và Bootstrap</w:t>
       </w:r>
-      <w:bookmarkEnd w:id="24"/>
+      <w:bookmarkEnd w:id="25"/>
     </w:p>
     <w:p>
       <w:pPr>
@@ -8294,7 +8298,7 @@
         </w:rPr>
         <w:t xml:space="preserve"> </w:t>
       </w:r>
-      <w:bookmarkStart w:id="25" w:name="_Toc216518695"/>
+      <w:bookmarkStart w:id="26" w:name="_Toc216518695"/>
       <w:r>
         <w:rPr>
           <w:rStyle w:val="Strong"/>
@@ -8303,7 +8307,7 @@
         </w:rPr>
         <w:t>HTML</w:t>
       </w:r>
-      <w:bookmarkEnd w:id="25"/>
+      <w:bookmarkEnd w:id="26"/>
     </w:p>
     <w:p>
       <w:pPr>
@@ -8322,7 +8326,7 @@
       <w:pPr>
         <w:pStyle w:val="LV3"/>
       </w:pPr>
-      <w:bookmarkStart w:id="26" w:name="_Toc216518696"/>
+      <w:bookmarkStart w:id="27" w:name="_Toc216518696"/>
       <w:r>
         <w:rPr>
           <w:rStyle w:val="Strong"/>
@@ -8331,7 +8335,7 @@
         </w:rPr>
         <w:t>CSS</w:t>
       </w:r>
-      <w:bookmarkEnd w:id="26"/>
+      <w:bookmarkEnd w:id="27"/>
     </w:p>
     <w:p>
       <w:pPr>
@@ -8345,7 +8349,7 @@
       <w:pPr>
         <w:pStyle w:val="LV3"/>
       </w:pPr>
-      <w:bookmarkStart w:id="27" w:name="_Toc216518697"/>
+      <w:bookmarkStart w:id="28" w:name="_Toc216518697"/>
       <w:r>
         <w:rPr>
           <w:rStyle w:val="Strong"/>
@@ -8354,7 +8358,7 @@
         </w:rPr>
         <w:t>JavaScript</w:t>
       </w:r>
-      <w:bookmarkEnd w:id="27"/>
+      <w:bookmarkEnd w:id="28"/>
     </w:p>
     <w:p>
       <w:pPr>
@@ -8373,7 +8377,7 @@
       <w:pPr>
         <w:pStyle w:val="LV3"/>
       </w:pPr>
-      <w:bookmarkStart w:id="28" w:name="_Toc216518698"/>
+      <w:bookmarkStart w:id="29" w:name="_Toc216518698"/>
       <w:r>
         <w:rPr>
           <w:rStyle w:val="Strong"/>
@@ -8382,7 +8386,7 @@
         </w:rPr>
         <w:t>Bootstrap</w:t>
       </w:r>
-      <w:bookmarkEnd w:id="28"/>
+      <w:bookmarkEnd w:id="29"/>
     </w:p>
     <w:p>
       <w:pPr>
@@ -8396,7 +8400,7 @@
       <w:pPr>
         <w:pStyle w:val="LV2"/>
       </w:pPr>
-      <w:bookmarkStart w:id="29" w:name="_Toc216518699"/>
+      <w:bookmarkStart w:id="30" w:name="_Toc216518699"/>
       <w:r>
         <w:rPr>
           <w:rStyle w:val="Strong"/>
@@ -8405,7 +8409,7 @@
         </w:rPr>
         <w:t>Các giả thiết khoa học của đề tài</w:t>
       </w:r>
-      <w:bookmarkEnd w:id="29"/>
+      <w:bookmarkEnd w:id="30"/>
     </w:p>
     <w:p>
       <w:pPr>
@@ -8448,155 +8452,155 @@
         <w:ind w:firstLine="567"/>
       </w:pPr>
       <w:r>
+        <w:t xml:space="preserve">Hệ thống cần bảo mật ở mức cơ bản, đảm bảo </w:t>
+      </w:r>
+      <w:proofErr w:type="gramStart"/>
+      <w:r>
+        <w:t>an</w:t>
+      </w:r>
+      <w:proofErr w:type="gramEnd"/>
+      <w:r>
+        <w:t xml:space="preserve"> toàn thông tin người dùng.</w:t>
+      </w:r>
+    </w:p>
+    <w:p>
+      <w:pPr>
+        <w:ind w:firstLine="567"/>
+      </w:pPr>
+      <w:r>
+        <w:t>Website phải có cấu trúc rõ ràng, dễ mở rộng và dễ nâng cấp về sau.</w:t>
+      </w:r>
+    </w:p>
+    <w:p>
+      <w:pPr>
+        <w:pStyle w:val="LV2"/>
+      </w:pPr>
+      <w:r>
+        <w:rPr>
+          <w:rStyle w:val="Strong"/>
+          <w:b/>
+          <w:bCs/>
+        </w:rPr>
+        <w:t xml:space="preserve"> </w:t>
+      </w:r>
+      <w:bookmarkStart w:id="31" w:name="_Toc216518700"/>
+      <w:r>
+        <w:rPr>
+          <w:rStyle w:val="Strong"/>
+          <w:b/>
+          <w:bCs/>
+        </w:rPr>
+        <w:t>Phương pháp nghiên cứu</w:t>
+      </w:r>
+      <w:bookmarkEnd w:id="31"/>
+    </w:p>
+    <w:p>
+      <w:pPr>
+        <w:pStyle w:val="LV3"/>
+      </w:pPr>
+      <w:bookmarkStart w:id="32" w:name="_Toc216518701"/>
+      <w:r>
+        <w:rPr>
+          <w:rStyle w:val="Strong"/>
+          <w:b/>
+          <w:bCs/>
+        </w:rPr>
+        <w:t>Phương pháp thu thập tài liệu</w:t>
+      </w:r>
+      <w:bookmarkEnd w:id="32"/>
+    </w:p>
+    <w:p>
+      <w:pPr>
+        <w:ind w:left="567" w:firstLine="567"/>
+      </w:pPr>
+      <w:r>
+        <w:t>Tìm hiểu từ sách, internet, tài liệu chuyên ngành, hướng dẫn lập trình ASP.NET MVC và SQL Server.</w:t>
+      </w:r>
+    </w:p>
+    <w:p>
+      <w:pPr>
+        <w:pStyle w:val="LV3"/>
+      </w:pPr>
+      <w:bookmarkStart w:id="33" w:name="_Toc216518702"/>
+      <w:r>
+        <w:rPr>
+          <w:rStyle w:val="Strong"/>
+          <w:b/>
+          <w:bCs/>
+        </w:rPr>
+        <w:t>Phương pháp phân tích – tổng hợp</w:t>
+      </w:r>
+      <w:bookmarkEnd w:id="33"/>
+    </w:p>
+    <w:p>
+      <w:pPr>
+        <w:ind w:left="567" w:firstLine="567"/>
+      </w:pPr>
+      <w:r>
+        <w:t>Phân tích yêu cầu, nghiên cứu mô hình website thương mại điện tử và tổng hợp giải pháp tối ưu nhất cho đề tài.</w:t>
+      </w:r>
+    </w:p>
+    <w:p>
+      <w:pPr>
+        <w:pStyle w:val="LV3"/>
+      </w:pPr>
+      <w:bookmarkStart w:id="34" w:name="_Toc216518703"/>
+      <w:r>
+        <w:rPr>
+          <w:rStyle w:val="Strong"/>
+          <w:b/>
+          <w:bCs/>
+        </w:rPr>
+        <w:t>Phương pháp mô hình hóa</w:t>
+      </w:r>
+      <w:bookmarkEnd w:id="34"/>
+    </w:p>
+    <w:p>
+      <w:pPr>
+        <w:ind w:left="567" w:firstLine="567"/>
+      </w:pPr>
+      <w:r>
         <w:lastRenderedPageBreak/>
-        <w:t xml:space="preserve">Hệ thống cần bảo mật ở mức cơ bản, đảm bảo </w:t>
-      </w:r>
-      <w:proofErr w:type="gramStart"/>
-      <w:r>
-        <w:t>an</w:t>
-      </w:r>
-      <w:proofErr w:type="gramEnd"/>
-      <w:r>
-        <w:t xml:space="preserve"> toàn thông tin người dùng.</w:t>
-      </w:r>
-    </w:p>
-    <w:p>
-      <w:pPr>
-        <w:ind w:firstLine="567"/>
-      </w:pPr>
-      <w:r>
-        <w:t>Website phải có cấu trúc rõ ràng, dễ mở rộng và dễ nâng cấp về sau.</w:t>
-      </w:r>
-    </w:p>
-    <w:p>
-      <w:pPr>
-        <w:pStyle w:val="LV2"/>
-      </w:pPr>
+        <w:t>Sử dụng các sơ đồ UML như Use Case, ERD để mô tả cấu trúc hệ thống, luồng dữ liệu và mối quan hệ giữa các bảng.</w:t>
+      </w:r>
+    </w:p>
+    <w:p>
+      <w:pPr>
+        <w:pStyle w:val="LV3"/>
+      </w:pPr>
+      <w:bookmarkStart w:id="35" w:name="_Toc216518704"/>
       <w:r>
         <w:rPr>
           <w:rStyle w:val="Strong"/>
           <w:b/>
           <w:bCs/>
         </w:rPr>
-        <w:t xml:space="preserve"> </w:t>
-      </w:r>
-      <w:bookmarkStart w:id="30" w:name="_Toc216518700"/>
+        <w:t>Phương pháp thực nghiệm</w:t>
+      </w:r>
+      <w:bookmarkEnd w:id="35"/>
+    </w:p>
+    <w:p>
+      <w:pPr>
+        <w:ind w:left="567" w:firstLine="567"/>
+      </w:pPr>
+      <w:r>
+        <w:t>Triển khai ứng dụng bằng ASP.NET MVC, xây dựng từng module và thử nghiệm trực tiếp để đánh giá tính đúng đắn.</w:t>
+      </w:r>
+    </w:p>
+    <w:p>
+      <w:pPr>
+        <w:pStyle w:val="LV3"/>
+      </w:pPr>
+      <w:bookmarkStart w:id="36" w:name="_Toc216518705"/>
       <w:r>
         <w:rPr>
           <w:rStyle w:val="Strong"/>
           <w:b/>
           <w:bCs/>
         </w:rPr>
-        <w:t>Phương pháp nghiên cứu</w:t>
-      </w:r>
-      <w:bookmarkEnd w:id="30"/>
-    </w:p>
-    <w:p>
-      <w:pPr>
-        <w:pStyle w:val="LV3"/>
-      </w:pPr>
-      <w:bookmarkStart w:id="31" w:name="_Toc216518701"/>
-      <w:r>
-        <w:rPr>
-          <w:rStyle w:val="Strong"/>
-          <w:b/>
-          <w:bCs/>
-        </w:rPr>
-        <w:t>Phương pháp thu thập tài liệu</w:t>
-      </w:r>
-      <w:bookmarkEnd w:id="31"/>
-    </w:p>
-    <w:p>
-      <w:pPr>
-        <w:ind w:left="567" w:firstLine="567"/>
-      </w:pPr>
-      <w:r>
-        <w:t>Tìm hiểu từ sách, internet, tài liệu chuyên ngành, hướng dẫn lập trình ASP.NET MVC và SQL Server.</w:t>
-      </w:r>
-    </w:p>
-    <w:p>
-      <w:pPr>
-        <w:pStyle w:val="LV3"/>
-      </w:pPr>
-      <w:bookmarkStart w:id="32" w:name="_Toc216518702"/>
-      <w:r>
-        <w:rPr>
-          <w:rStyle w:val="Strong"/>
-          <w:b/>
-          <w:bCs/>
-        </w:rPr>
-        <w:t>Phương pháp phân tích – tổng hợp</w:t>
-      </w:r>
-      <w:bookmarkEnd w:id="32"/>
-    </w:p>
-    <w:p>
-      <w:pPr>
-        <w:ind w:left="567" w:firstLine="567"/>
-      </w:pPr>
-      <w:r>
-        <w:t>Phân tích yêu cầu, nghiên cứu mô hình website thương mại điện tử và tổng hợp giải pháp tối ưu nhất cho đề tài.</w:t>
-      </w:r>
-    </w:p>
-    <w:p>
-      <w:pPr>
-        <w:pStyle w:val="LV3"/>
-      </w:pPr>
-      <w:bookmarkStart w:id="33" w:name="_Toc216518703"/>
-      <w:r>
-        <w:rPr>
-          <w:rStyle w:val="Strong"/>
-          <w:b/>
-          <w:bCs/>
-        </w:rPr>
-        <w:t>Phương pháp mô hình hóa</w:t>
-      </w:r>
-      <w:bookmarkEnd w:id="33"/>
-    </w:p>
-    <w:p>
-      <w:pPr>
-        <w:ind w:left="567" w:firstLine="567"/>
-      </w:pPr>
-      <w:r>
-        <w:t>Sử dụng các sơ đồ UML như Use Case, ERD để mô tả cấu trúc hệ thống, luồng dữ liệu và mối quan hệ giữa các bảng.</w:t>
-      </w:r>
-    </w:p>
-    <w:p>
-      <w:pPr>
-        <w:pStyle w:val="LV3"/>
-      </w:pPr>
-      <w:bookmarkStart w:id="34" w:name="_Toc216518704"/>
-      <w:r>
-        <w:rPr>
-          <w:rStyle w:val="Strong"/>
-          <w:b/>
-          <w:bCs/>
-        </w:rPr>
-        <w:t>Phương pháp thực nghiệm</w:t>
-      </w:r>
-      <w:bookmarkEnd w:id="34"/>
-    </w:p>
-    <w:p>
-      <w:pPr>
-        <w:ind w:left="567" w:firstLine="567"/>
-      </w:pPr>
-      <w:r>
-        <w:t>Triển khai ứng dụng bằng ASP.NET MVC, xây dựng từng module và thử nghiệm trực tiếp để đánh giá tính đúng đắn.</w:t>
-      </w:r>
-    </w:p>
-    <w:p>
-      <w:pPr>
-        <w:pStyle w:val="LV3"/>
-      </w:pPr>
-      <w:bookmarkStart w:id="35" w:name="_Toc216518705"/>
-      <w:r>
-        <w:rPr>
-          <w:rStyle w:val="Strong"/>
-          <w:b/>
-          <w:bCs/>
-        </w:rPr>
         <w:t>Phương pháp đánh giá</w:t>
       </w:r>
-      <w:bookmarkEnd w:id="35"/>
+      <w:bookmarkEnd w:id="36"/>
     </w:p>
     <w:p>
       <w:pPr>
@@ -8622,25 +8626,25 @@
       <w:pPr>
         <w:pStyle w:val="LV1"/>
       </w:pPr>
-      <w:bookmarkStart w:id="36" w:name="_Toc216518706"/>
+      <w:bookmarkStart w:id="37" w:name="_Toc216518706"/>
       <w:r>
         <w:lastRenderedPageBreak/>
         <w:t>THỰC HIỆN NGHIÊN CỨU</w:t>
       </w:r>
       <w:bookmarkEnd w:id="12"/>
-      <w:bookmarkEnd w:id="36"/>
+      <w:bookmarkEnd w:id="37"/>
     </w:p>
     <w:p>
       <w:pPr>
         <w:pStyle w:val="LV2"/>
       </w:pPr>
-      <w:bookmarkStart w:id="37" w:name="_Toc215586712"/>
-      <w:bookmarkStart w:id="38" w:name="_Toc216518707"/>
+      <w:bookmarkStart w:id="38" w:name="_Toc215586712"/>
+      <w:bookmarkStart w:id="39" w:name="_Toc216518707"/>
       <w:r>
         <w:t>Mô Tả bài Toán</w:t>
       </w:r>
-      <w:bookmarkEnd w:id="37"/>
       <w:bookmarkEnd w:id="38"/>
+      <w:bookmarkEnd w:id="39"/>
     </w:p>
     <w:p>
       <w:pPr>
@@ -8774,16 +8778,16 @@
       <w:pPr>
         <w:pStyle w:val="LV2"/>
       </w:pPr>
-      <w:bookmarkStart w:id="39" w:name="_Toc215586713"/>
-      <w:bookmarkStart w:id="40" w:name="_Toc216518708"/>
+      <w:bookmarkStart w:id="40" w:name="_Toc215586713"/>
+      <w:bookmarkStart w:id="41" w:name="_Toc216518708"/>
       <w:r>
         <w:t>Mô</w:t>
       </w:r>
       <w:r>
         <w:t>i Trường</w:t>
       </w:r>
-      <w:bookmarkEnd w:id="39"/>
       <w:bookmarkEnd w:id="40"/>
+      <w:bookmarkEnd w:id="41"/>
     </w:p>
     <w:p>
       <w:pPr>
@@ -8861,28 +8865,28 @@
       <w:r>
         <w:t xml:space="preserve"> </w:t>
       </w:r>
-      <w:bookmarkStart w:id="41" w:name="_Toc215586714"/>
-      <w:bookmarkStart w:id="42" w:name="_Toc216518709"/>
+      <w:bookmarkStart w:id="42" w:name="_Toc215586714"/>
+      <w:bookmarkStart w:id="43" w:name="_Toc216518709"/>
       <w:r>
         <w:t>Thiết</w:t>
       </w:r>
       <w:r>
         <w:t xml:space="preserve"> Kế CSDL</w:t>
       </w:r>
-      <w:bookmarkStart w:id="43" w:name="_Toc215586715"/>
-      <w:bookmarkEnd w:id="41"/>
+      <w:bookmarkStart w:id="44" w:name="_Toc215586715"/>
       <w:bookmarkEnd w:id="42"/>
+      <w:bookmarkEnd w:id="43"/>
     </w:p>
     <w:p>
       <w:pPr>
         <w:pStyle w:val="LV3"/>
       </w:pPr>
-      <w:bookmarkStart w:id="44" w:name="_Toc216518710"/>
+      <w:bookmarkStart w:id="45" w:name="_Toc216518710"/>
       <w:r>
         <w:t>Biểu đồ Class</w:t>
       </w:r>
-      <w:bookmarkEnd w:id="43"/>
       <w:bookmarkEnd w:id="44"/>
+      <w:bookmarkEnd w:id="45"/>
     </w:p>
     <w:p>
       <w:pPr>
@@ -8955,7 +8959,7 @@
       <w:pPr>
         <w:pStyle w:val="hnh"/>
       </w:pPr>
-      <w:bookmarkStart w:id="45" w:name="_Toc216518735"/>
+      <w:bookmarkStart w:id="46" w:name="_Toc216518735"/>
       <w:proofErr w:type="gramStart"/>
       <w:r>
         <w:t xml:space="preserve">Hình  </w:t>
@@ -8985,8 +8989,8 @@
       <w:r>
         <w:t>:</w:t>
       </w:r>
-      <w:bookmarkStart w:id="46" w:name="_Toc184048654"/>
-      <w:bookmarkStart w:id="47" w:name="_Toc184048751"/>
+      <w:bookmarkStart w:id="47" w:name="_Toc184048654"/>
+      <w:bookmarkStart w:id="48" w:name="_Toc184048751"/>
       <w:r>
         <w:rPr>
           <w:noProof/>
@@ -8996,9 +9000,9 @@
       <w:r>
         <w:t>Sơ Đồ Class Tổng Quan</w:t>
       </w:r>
-      <w:bookmarkEnd w:id="45"/>
       <w:bookmarkEnd w:id="46"/>
       <w:bookmarkEnd w:id="47"/>
+      <w:bookmarkEnd w:id="48"/>
     </w:p>
     <w:p>
       <w:pPr>
@@ -9071,8 +9075,9 @@
     </w:p>
     <w:p>
       <w:pPr>
-        <w:keepNext/>
-        <w:jc w:val="center"/>
+        <w:rPr>
+          <w:rFonts w:eastAsia="宋体"/>
+        </w:rPr>
       </w:pPr>
       <w:r>
         <w:rPr>
@@ -9080,10 +9085,10 @@
           <w:lang w:eastAsia="zh-CN"/>
         </w:rPr>
         <w:drawing>
-          <wp:inline distT="0" distB="0" distL="0" distR="0" wp14:anchorId="2B93554C" wp14:editId="63FFE05D">
-            <wp:extent cx="5760720" cy="3343275"/>
-            <wp:effectExtent l="0" t="0" r="0" b="9525"/>
-            <wp:docPr id="6" name="Picture 6"/>
+          <wp:inline distT="0" distB="0" distL="0" distR="0" wp14:anchorId="05B1D848" wp14:editId="12C2F7A8">
+            <wp:extent cx="5019675" cy="2600325"/>
+            <wp:effectExtent l="0" t="0" r="9525" b="9525"/>
+            <wp:docPr id="18" name="Picture 18"/>
             <wp:cNvGraphicFramePr>
               <a:graphicFrameLocks xmlns:a="http://schemas.openxmlformats.org/drawingml/2006/main" noChangeAspect="1"/>
             </wp:cNvGraphicFramePr>
@@ -9103,7 +9108,7 @@
                   <pic:spPr>
                     <a:xfrm>
                       <a:off x="0" y="0"/>
-                      <a:ext cx="5760720" cy="3343275"/>
+                      <a:ext cx="5019675" cy="2600325"/>
                     </a:xfrm>
                     <a:prstGeom prst="rect">
                       <a:avLst/>
@@ -9115,7 +9120,13 @@
           </wp:inline>
         </w:drawing>
       </w:r>
-      <w:bookmarkStart w:id="48" w:name="_Toc216518736"/>
+      <w:bookmarkStart w:id="49" w:name="_Toc216518736"/>
+    </w:p>
+    <w:p>
+      <w:pPr>
+        <w:keepNext/>
+        <w:jc w:val="center"/>
+      </w:pPr>
       <w:proofErr w:type="gramStart"/>
       <w:r>
         <w:rPr>
@@ -9169,7 +9180,7 @@
         </w:rPr>
         <w:t xml:space="preserve"> Bảng Genres</w:t>
       </w:r>
-      <w:bookmarkEnd w:id="48"/>
+      <w:bookmarkEnd w:id="49"/>
     </w:p>
     <w:p>
       <w:pPr>
@@ -9211,6 +9222,7 @@
         <w:rPr>
           <w:rFonts w:eastAsia="宋体"/>
         </w:rPr>
+        <w:lastRenderedPageBreak/>
         <w:t xml:space="preserve">Bảng </w:t>
       </w:r>
       <w:r>
@@ -9296,7 +9308,7 @@
           <w:bCs/>
         </w:rPr>
       </w:pPr>
-      <w:bookmarkStart w:id="49" w:name="_Toc216518737"/>
+      <w:bookmarkStart w:id="50" w:name="_Toc216518737"/>
       <w:proofErr w:type="gramStart"/>
       <w:r>
         <w:t xml:space="preserve">Hình  </w:t>
@@ -9326,24 +9338,24 @@
       <w:r>
         <w:t>:</w:t>
       </w:r>
-      <w:bookmarkStart w:id="50" w:name="_Toc184048656"/>
-      <w:bookmarkStart w:id="51" w:name="_Toc184048753"/>
+      <w:bookmarkStart w:id="51" w:name="_Toc184048656"/>
+      <w:bookmarkStart w:id="52" w:name="_Toc184048753"/>
       <w:r>
         <w:t xml:space="preserve"> </w:t>
       </w:r>
       <w:r>
         <w:t xml:space="preserve">Class </w:t>
       </w:r>
+      <w:bookmarkEnd w:id="51"/>
+      <w:bookmarkEnd w:id="52"/>
+      <w:r>
+        <w:rPr>
+          <w:rFonts w:ascii="Cambria" w:eastAsia="宋体" w:hAnsi="Cambria"/>
+          <w:bCs/>
+        </w:rPr>
+        <w:t>Artists</w:t>
+      </w:r>
       <w:bookmarkEnd w:id="50"/>
-      <w:bookmarkEnd w:id="51"/>
-      <w:r>
-        <w:rPr>
-          <w:rFonts w:ascii="Cambria" w:eastAsia="宋体" w:hAnsi="Cambria"/>
-          <w:bCs/>
-        </w:rPr>
-        <w:t>Artists</w:t>
-      </w:r>
-      <w:bookmarkEnd w:id="49"/>
     </w:p>
     <w:p>
       <w:pPr>
@@ -9456,7 +9468,7 @@
           </wp:inline>
         </w:drawing>
       </w:r>
-      <w:bookmarkStart w:id="52" w:name="_Toc216518738"/>
+      <w:bookmarkStart w:id="53" w:name="_Toc216518738"/>
       <w:proofErr w:type="gramStart"/>
       <w:r>
         <w:rPr>
@@ -9503,8 +9515,8 @@
         </w:rPr>
         <w:t>:</w:t>
       </w:r>
-      <w:bookmarkStart w:id="53" w:name="_Toc184048657"/>
-      <w:bookmarkStart w:id="54" w:name="_Toc184048754"/>
+      <w:bookmarkStart w:id="54" w:name="_Toc184048657"/>
+      <w:bookmarkStart w:id="55" w:name="_Toc184048754"/>
       <w:r>
         <w:rPr>
           <w:b/>
@@ -9518,16 +9530,16 @@
         </w:rPr>
         <w:t xml:space="preserve">Class </w:t>
       </w:r>
+      <w:bookmarkEnd w:id="54"/>
+      <w:bookmarkEnd w:id="55"/>
+      <w:r>
+        <w:rPr>
+          <w:rFonts w:ascii="Cambria" w:eastAsia="宋体" w:hAnsi="Cambria"/>
+          <w:b/>
+        </w:rPr>
+        <w:t>Albums</w:t>
+      </w:r>
       <w:bookmarkEnd w:id="53"/>
-      <w:bookmarkEnd w:id="54"/>
-      <w:r>
-        <w:rPr>
-          <w:rFonts w:ascii="Cambria" w:eastAsia="宋体" w:hAnsi="Cambria"/>
-          <w:b/>
-        </w:rPr>
-        <w:t>Albums</w:t>
-      </w:r>
-      <w:bookmarkEnd w:id="52"/>
     </w:p>
     <w:p>
       <w:pPr>
@@ -9601,16 +9613,23 @@
         </w:rPr>
         <w:t xml:space="preserve"> </w:t>
       </w:r>
+    </w:p>
+    <w:p>
+      <w:pPr>
+        <w:keepNext/>
+        <w:ind w:left="1080"/>
+        <w:jc w:val="left"/>
+      </w:pPr>
       <w:r>
         <w:rPr>
           <w:noProof/>
           <w:lang w:eastAsia="zh-CN"/>
         </w:rPr>
         <w:drawing>
-          <wp:inline distT="0" distB="0" distL="0" distR="0" wp14:anchorId="33DEE09F" wp14:editId="4A77BCBA">
-            <wp:extent cx="4162425" cy="2933700"/>
+          <wp:inline distT="0" distB="0" distL="0" distR="0" wp14:anchorId="6DE717A8" wp14:editId="3D166027">
+            <wp:extent cx="4010417" cy="2828925"/>
             <wp:effectExtent l="0" t="0" r="9525" b="0"/>
-            <wp:docPr id="860344571" name="Picture 1" descr="A screenshot of a computer&#10;&#10;AI-generated content may be incorrect."/>
+            <wp:docPr id="9" name="Picture 9"/>
             <wp:cNvGraphicFramePr>
               <a:graphicFrameLocks xmlns:a="http://schemas.openxmlformats.org/drawingml/2006/main" noChangeAspect="1"/>
             </wp:cNvGraphicFramePr>
@@ -9618,7 +9637,7 @@
               <a:graphicData uri="http://schemas.openxmlformats.org/drawingml/2006/picture">
                 <pic:pic xmlns:pic="http://schemas.openxmlformats.org/drawingml/2006/picture">
                   <pic:nvPicPr>
-                    <pic:cNvPr id="860344571" name="Picture 1" descr="A screenshot of a computer&#10;&#10;AI-generated content may be incorrect."/>
+                    <pic:cNvPr id="1" name=""/>
                     <pic:cNvPicPr/>
                   </pic:nvPicPr>
                   <pic:blipFill>
@@ -9630,7 +9649,7 @@
                   <pic:spPr>
                     <a:xfrm>
                       <a:off x="0" y="0"/>
-                      <a:ext cx="4162425" cy="2933700"/>
+                      <a:ext cx="4029415" cy="2842326"/>
                     </a:xfrm>
                     <a:prstGeom prst="rect">
                       <a:avLst/>
@@ -9650,7 +9669,7 @@
           <w:bCs/>
         </w:rPr>
       </w:pPr>
-      <w:bookmarkStart w:id="55" w:name="_Toc216518739"/>
+      <w:bookmarkStart w:id="56" w:name="_Toc216518739"/>
       <w:proofErr w:type="gramStart"/>
       <w:r>
         <w:t xml:space="preserve">Hình  </w:t>
@@ -9680,8 +9699,8 @@
       <w:r>
         <w:t>:</w:t>
       </w:r>
-      <w:bookmarkStart w:id="56" w:name="_Toc184048658"/>
-      <w:bookmarkStart w:id="57" w:name="_Toc184048755"/>
+      <w:bookmarkStart w:id="57" w:name="_Toc184048658"/>
+      <w:bookmarkStart w:id="58" w:name="_Toc184048755"/>
       <w:r>
         <w:rPr>
           <w:noProof/>
@@ -9691,19 +9710,22 @@
       <w:r>
         <w:t xml:space="preserve">Class </w:t>
       </w:r>
+      <w:bookmarkEnd w:id="57"/>
+      <w:bookmarkEnd w:id="58"/>
+      <w:r>
+        <w:rPr>
+          <w:bCs/>
+        </w:rPr>
+        <w:t>Songs</w:t>
+      </w:r>
       <w:bookmarkEnd w:id="56"/>
-      <w:bookmarkEnd w:id="57"/>
-      <w:r>
-        <w:rPr>
-          <w:bCs/>
-        </w:rPr>
-        <w:t>Songs</w:t>
-      </w:r>
-      <w:bookmarkEnd w:id="55"/>
     </w:p>
     <w:p>
       <w:pPr>
         <w:pStyle w:val="hnh"/>
+        <w:rPr>
+          <w:bCs/>
+        </w:rPr>
       </w:pPr>
     </w:p>
     <w:p>
@@ -9760,9 +9782,10 @@
     <w:p>
       <w:pPr>
         <w:pStyle w:val="ListParagraph"/>
-        <w:keepNext/>
-        <w:ind w:left="576"/>
-        <w:jc w:val="center"/>
+        <w:ind w:left="851"/>
+        <w:rPr>
+          <w:rFonts w:eastAsia="宋体"/>
+        </w:rPr>
       </w:pPr>
       <w:r>
         <w:rPr>
@@ -9770,10 +9793,10 @@
           <w:lang w:eastAsia="zh-CN"/>
         </w:rPr>
         <w:drawing>
-          <wp:inline distT="0" distB="0" distL="0" distR="0" wp14:anchorId="36F3B411" wp14:editId="662993B0">
-            <wp:extent cx="4591050" cy="3819525"/>
-            <wp:effectExtent l="0" t="0" r="0" b="9525"/>
-            <wp:docPr id="9" name="Picture 9"/>
+          <wp:inline distT="0" distB="0" distL="0" distR="0" wp14:anchorId="62AB2DFF" wp14:editId="3E7325B4">
+            <wp:extent cx="4010159" cy="3028950"/>
+            <wp:effectExtent l="0" t="0" r="9525" b="0"/>
+            <wp:docPr id="4" name="Picture 4"/>
             <wp:cNvGraphicFramePr>
               <a:graphicFrameLocks xmlns:a="http://schemas.openxmlformats.org/drawingml/2006/main" noChangeAspect="1"/>
             </wp:cNvGraphicFramePr>
@@ -9793,7 +9816,7 @@
                   <pic:spPr>
                     <a:xfrm>
                       <a:off x="0" y="0"/>
-                      <a:ext cx="4591050" cy="3819525"/>
+                      <a:ext cx="4028290" cy="3042644"/>
                     </a:xfrm>
                     <a:prstGeom prst="rect">
                       <a:avLst/>
@@ -9808,12 +9831,20 @@
     </w:p>
     <w:p>
       <w:pPr>
+        <w:pStyle w:val="ListParagraph"/>
+        <w:keepNext/>
+        <w:ind w:left="576"/>
+        <w:jc w:val="center"/>
+      </w:pPr>
+    </w:p>
+    <w:p>
+      <w:pPr>
         <w:pStyle w:val="hnh"/>
         <w:rPr>
           <w:rFonts w:ascii="Cambria" w:eastAsia="宋体" w:hAnsi="Cambria"/>
         </w:rPr>
       </w:pPr>
-      <w:bookmarkStart w:id="58" w:name="_Toc216518740"/>
+      <w:bookmarkStart w:id="59" w:name="_Toc216518740"/>
       <w:proofErr w:type="gramStart"/>
       <w:r>
         <w:t xml:space="preserve">Hình  </w:t>
@@ -9843,8 +9874,8 @@
       <w:r>
         <w:t>:</w:t>
       </w:r>
-      <w:bookmarkStart w:id="59" w:name="_Toc184048659"/>
-      <w:bookmarkStart w:id="60" w:name="_Toc184048756"/>
+      <w:bookmarkStart w:id="60" w:name="_Toc184048659"/>
+      <w:bookmarkStart w:id="61" w:name="_Toc184048756"/>
       <w:r>
         <w:rPr>
           <w:noProof/>
@@ -9854,27 +9885,21 @@
       <w:r>
         <w:t xml:space="preserve">Class </w:t>
       </w:r>
+      <w:bookmarkEnd w:id="60"/>
+      <w:bookmarkEnd w:id="61"/>
+      <w:r>
+        <w:rPr>
+          <w:rFonts w:ascii="Cambria" w:eastAsia="宋体" w:hAnsi="Cambria"/>
+        </w:rPr>
+        <w:t>Users</w:t>
+      </w:r>
       <w:bookmarkEnd w:id="59"/>
-      <w:bookmarkEnd w:id="60"/>
-      <w:r>
-        <w:rPr>
-          <w:rFonts w:ascii="Cambria" w:eastAsia="宋体" w:hAnsi="Cambria"/>
-        </w:rPr>
-        <w:t>Users</w:t>
-      </w:r>
-      <w:bookmarkEnd w:id="58"/>
     </w:p>
     <w:p>
       <w:pPr>
         <w:pStyle w:val="hnh"/>
-        <w:rPr>
-          <w:rFonts w:ascii="Cambria" w:eastAsia="宋体" w:hAnsi="Cambria"/>
-        </w:rPr>
-      </w:pPr>
-    </w:p>
-    <w:p>
-      <w:pPr>
-        <w:pStyle w:val="hnh"/>
+        <w:ind w:left="0" w:firstLine="0"/>
+        <w:jc w:val="both"/>
         <w:rPr>
           <w:rFonts w:ascii="Cambria" w:eastAsia="宋体" w:hAnsi="Cambria"/>
         </w:rPr>
@@ -9931,6 +9956,7 @@
           <w:noProof/>
           <w:lang w:eastAsia="zh-CN"/>
         </w:rPr>
+        <w:lastRenderedPageBreak/>
         <w:drawing>
           <wp:inline distT="0" distB="0" distL="0" distR="0" wp14:anchorId="6FFE65E1" wp14:editId="0D974EA5">
             <wp:extent cx="5400675" cy="3343275"/>
@@ -9975,7 +10001,7 @@
           <w:rFonts w:ascii="Cambria" w:eastAsia="宋体" w:hAnsi="Cambria"/>
         </w:rPr>
       </w:pPr>
-      <w:bookmarkStart w:id="61" w:name="_Toc216518741"/>
+      <w:bookmarkStart w:id="62" w:name="_Toc216518741"/>
       <w:proofErr w:type="gramStart"/>
       <w:r>
         <w:t xml:space="preserve">Hình  </w:t>
@@ -10005,8 +10031,8 @@
       <w:r>
         <w:t>:</w:t>
       </w:r>
-      <w:bookmarkStart w:id="62" w:name="_Toc184048660"/>
-      <w:bookmarkStart w:id="63" w:name="_Toc184048757"/>
+      <w:bookmarkStart w:id="63" w:name="_Toc184048660"/>
+      <w:bookmarkStart w:id="64" w:name="_Toc184048757"/>
       <w:r>
         <w:rPr>
           <w:noProof/>
@@ -10016,15 +10042,15 @@
       <w:r>
         <w:t xml:space="preserve">Class </w:t>
       </w:r>
+      <w:bookmarkEnd w:id="63"/>
+      <w:bookmarkEnd w:id="64"/>
+      <w:r>
+        <w:rPr>
+          <w:rFonts w:ascii="Cambria" w:eastAsia="宋体" w:hAnsi="Cambria"/>
+        </w:rPr>
+        <w:t>Playlists</w:t>
+      </w:r>
       <w:bookmarkEnd w:id="62"/>
-      <w:bookmarkEnd w:id="63"/>
-      <w:r>
-        <w:rPr>
-          <w:rFonts w:ascii="Cambria" w:eastAsia="宋体" w:hAnsi="Cambria"/>
-        </w:rPr>
-        <w:t>Playlists</w:t>
-      </w:r>
-      <w:bookmarkEnd w:id="61"/>
     </w:p>
     <w:p>
       <w:pPr>
@@ -10130,7 +10156,7 @@
           <w:bCs/>
         </w:rPr>
       </w:pPr>
-      <w:bookmarkStart w:id="64" w:name="_Toc216518742"/>
+      <w:bookmarkStart w:id="65" w:name="_Toc216518742"/>
       <w:proofErr w:type="gramStart"/>
       <w:r>
         <w:t xml:space="preserve">Hình  </w:t>
@@ -10160,8 +10186,8 @@
       <w:r>
         <w:t>:</w:t>
       </w:r>
-      <w:bookmarkStart w:id="65" w:name="_Toc184048661"/>
-      <w:bookmarkStart w:id="66" w:name="_Toc184048758"/>
+      <w:bookmarkStart w:id="66" w:name="_Toc184048661"/>
+      <w:bookmarkStart w:id="67" w:name="_Toc184048758"/>
       <w:r>
         <w:rPr>
           <w:noProof/>
@@ -10171,20 +10197,50 @@
       <w:r>
         <w:t xml:space="preserve">Class </w:t>
       </w:r>
+      <w:bookmarkEnd w:id="66"/>
+      <w:bookmarkEnd w:id="67"/>
+      <w:r>
+        <w:rPr>
+          <w:rFonts w:eastAsia="宋体"/>
+          <w:bCs/>
+        </w:rPr>
+        <w:t>Favorites</w:t>
+      </w:r>
       <w:bookmarkEnd w:id="65"/>
-      <w:bookmarkEnd w:id="66"/>
-      <w:r>
-        <w:rPr>
-          <w:rFonts w:eastAsia="宋体"/>
-          <w:bCs/>
-        </w:rPr>
-        <w:t>Favorites</w:t>
-      </w:r>
-      <w:bookmarkEnd w:id="64"/>
     </w:p>
     <w:p>
       <w:pPr>
         <w:pStyle w:val="hnh"/>
+        <w:rPr>
+          <w:rFonts w:ascii="Cambria" w:eastAsia="宋体" w:hAnsi="Cambria"/>
+        </w:rPr>
+      </w:pPr>
+    </w:p>
+    <w:p>
+      <w:pPr>
+        <w:pStyle w:val="hnh"/>
+        <w:ind w:left="0" w:firstLine="0"/>
+        <w:jc w:val="both"/>
+        <w:rPr>
+          <w:rFonts w:ascii="Cambria" w:eastAsia="宋体" w:hAnsi="Cambria"/>
+        </w:rPr>
+      </w:pPr>
+    </w:p>
+    <w:p>
+      <w:pPr>
+        <w:pStyle w:val="hnh"/>
+        <w:ind w:left="0" w:firstLine="0"/>
+        <w:jc w:val="both"/>
+        <w:rPr>
+          <w:rFonts w:ascii="Cambria" w:eastAsia="宋体" w:hAnsi="Cambria"/>
+        </w:rPr>
+      </w:pPr>
+    </w:p>
+    <w:p>
+      <w:pPr>
+        <w:pStyle w:val="hnh"/>
+        <w:ind w:left="0" w:firstLine="0"/>
+        <w:jc w:val="both"/>
         <w:rPr>
           <w:rFonts w:ascii="Cambria" w:eastAsia="宋体" w:hAnsi="Cambria"/>
         </w:rPr>
@@ -10304,7 +10360,7 @@
       <w:pPr>
         <w:pStyle w:val="hnh"/>
       </w:pPr>
-      <w:bookmarkStart w:id="67" w:name="_Toc216518743"/>
+      <w:bookmarkStart w:id="68" w:name="_Toc216518743"/>
       <w:proofErr w:type="gramStart"/>
       <w:r>
         <w:t xml:space="preserve">Hình  </w:t>
@@ -10334,8 +10390,8 @@
       <w:r>
         <w:t>:</w:t>
       </w:r>
-      <w:bookmarkStart w:id="68" w:name="_Toc184048662"/>
-      <w:bookmarkStart w:id="69" w:name="_Toc184048759"/>
+      <w:bookmarkStart w:id="69" w:name="_Toc184048662"/>
+      <w:bookmarkStart w:id="70" w:name="_Toc184048759"/>
       <w:r>
         <w:rPr>
           <w:noProof/>
@@ -10345,16 +10401,16 @@
       <w:r>
         <w:t xml:space="preserve">Class </w:t>
       </w:r>
+      <w:bookmarkEnd w:id="69"/>
+      <w:bookmarkEnd w:id="70"/>
+      <w:r>
+        <w:rPr>
+          <w:rFonts w:eastAsia="宋体"/>
+          <w:bCs/>
+        </w:rPr>
+        <w:t>ListeningHistory</w:t>
+      </w:r>
       <w:bookmarkEnd w:id="68"/>
-      <w:bookmarkEnd w:id="69"/>
-      <w:r>
-        <w:rPr>
-          <w:rFonts w:eastAsia="宋体"/>
-          <w:bCs/>
-        </w:rPr>
-        <w:t>ListeningHistory</w:t>
-      </w:r>
-      <w:bookmarkEnd w:id="67"/>
     </w:p>
     <w:p>
       <w:pPr>
@@ -10462,7 +10518,7 @@
           <w:bCs/>
         </w:rPr>
       </w:pPr>
-      <w:bookmarkStart w:id="70" w:name="_Toc216518744"/>
+      <w:bookmarkStart w:id="71" w:name="_Toc216518744"/>
       <w:proofErr w:type="gramStart"/>
       <w:r>
         <w:t xml:space="preserve">Hình  </w:t>
@@ -10492,8 +10548,8 @@
       <w:r>
         <w:t>:</w:t>
       </w:r>
-      <w:bookmarkStart w:id="71" w:name="_Toc184048663"/>
-      <w:bookmarkStart w:id="72" w:name="_Toc184048760"/>
+      <w:bookmarkStart w:id="72" w:name="_Toc184048663"/>
+      <w:bookmarkStart w:id="73" w:name="_Toc184048760"/>
       <w:r>
         <w:rPr>
           <w:noProof/>
@@ -10503,62 +10559,63 @@
       <w:r>
         <w:t xml:space="preserve">Class </w:t>
       </w:r>
+      <w:bookmarkEnd w:id="72"/>
+      <w:bookmarkEnd w:id="73"/>
+      <w:r>
+        <w:rPr>
+          <w:rFonts w:eastAsia="宋体"/>
+          <w:bCs/>
+        </w:rPr>
+        <w:t>Comments</w:t>
+      </w:r>
       <w:bookmarkEnd w:id="71"/>
-      <w:bookmarkEnd w:id="72"/>
-      <w:r>
+    </w:p>
+    <w:p>
+      <w:pPr>
+        <w:pStyle w:val="hnh"/>
         <w:rPr>
           <w:rFonts w:eastAsia="宋体"/>
           <w:bCs/>
         </w:rPr>
-        <w:t>Comments</w:t>
-      </w:r>
-      <w:bookmarkEnd w:id="70"/>
-    </w:p>
-    <w:p>
-      <w:pPr>
-        <w:pStyle w:val="hnh"/>
-        <w:rPr>
-          <w:rFonts w:ascii="Cambria" w:eastAsia="宋体" w:hAnsi="Cambria"/>
-        </w:rPr>
-      </w:pPr>
-    </w:p>
-    <w:p>
-      <w:pPr>
-        <w:pStyle w:val="hnh"/>
-        <w:rPr>
-          <w:rFonts w:ascii="Cambria" w:eastAsia="宋体" w:hAnsi="Cambria"/>
-        </w:rPr>
-      </w:pPr>
-    </w:p>
-    <w:p>
-      <w:pPr>
-        <w:pStyle w:val="hnh"/>
-        <w:rPr>
-          <w:rFonts w:ascii="Cambria" w:eastAsia="宋体" w:hAnsi="Cambria"/>
-        </w:rPr>
-      </w:pPr>
-    </w:p>
-    <w:p>
-      <w:pPr>
-        <w:pStyle w:val="hnh"/>
-        <w:rPr>
-          <w:rFonts w:ascii="Cambria" w:eastAsia="宋体" w:hAnsi="Cambria"/>
-        </w:rPr>
-      </w:pPr>
-    </w:p>
-    <w:p>
-      <w:pPr>
-        <w:pStyle w:val="hnh"/>
-        <w:rPr>
-          <w:rFonts w:ascii="Cambria" w:eastAsia="宋体" w:hAnsi="Cambria"/>
-        </w:rPr>
-      </w:pPr>
-    </w:p>
-    <w:p>
-      <w:pPr>
-        <w:pStyle w:val="hnh"/>
-        <w:rPr>
-          <w:rFonts w:ascii="Cambria" w:eastAsia="宋体" w:hAnsi="Cambria"/>
+      </w:pPr>
+    </w:p>
+    <w:p>
+      <w:pPr>
+        <w:ind w:left="567"/>
+        <w:rPr>
+          <w:rFonts w:eastAsia="宋体"/>
+        </w:rPr>
+      </w:pPr>
+    </w:p>
+    <w:p>
+      <w:pPr>
+        <w:ind w:left="567"/>
+        <w:rPr>
+          <w:rFonts w:eastAsia="宋体"/>
+        </w:rPr>
+      </w:pPr>
+    </w:p>
+    <w:p>
+      <w:pPr>
+        <w:ind w:left="567"/>
+        <w:rPr>
+          <w:rFonts w:eastAsia="宋体"/>
+        </w:rPr>
+      </w:pPr>
+    </w:p>
+    <w:p>
+      <w:pPr>
+        <w:ind w:left="567"/>
+        <w:rPr>
+          <w:rFonts w:eastAsia="宋体"/>
+        </w:rPr>
+      </w:pPr>
+    </w:p>
+    <w:p>
+      <w:pPr>
+        <w:ind w:left="567"/>
+        <w:rPr>
+          <w:rFonts w:eastAsia="宋体"/>
         </w:rPr>
       </w:pPr>
     </w:p>
@@ -10609,9 +10666,11 @@
     </w:p>
     <w:p>
       <w:pPr>
-        <w:pStyle w:val="Caption"/>
-        <w:keepNext/>
-        <w:jc w:val="center"/>
+        <w:pStyle w:val="ListParagraph"/>
+        <w:ind w:left="851"/>
+        <w:rPr>
+          <w:rFonts w:eastAsia="宋体"/>
+        </w:rPr>
       </w:pPr>
       <w:r>
         <w:rPr>
@@ -10619,9 +10678,9 @@
           <w:lang w:eastAsia="zh-CN"/>
         </w:rPr>
         <w:drawing>
-          <wp:inline distT="0" distB="0" distL="0" distR="0" wp14:anchorId="40C9409E" wp14:editId="03C0B7CE">
-            <wp:extent cx="4124325" cy="2514600"/>
-            <wp:effectExtent l="0" t="0" r="9525" b="0"/>
+          <wp:inline distT="0" distB="0" distL="0" distR="0" wp14:anchorId="0F367067" wp14:editId="3682C7CE">
+            <wp:extent cx="4343400" cy="2648169"/>
+            <wp:effectExtent l="0" t="0" r="0" b="0"/>
             <wp:docPr id="14" name="Picture 14"/>
             <wp:cNvGraphicFramePr>
               <a:graphicFrameLocks xmlns:a="http://schemas.openxmlformats.org/drawingml/2006/main" noChangeAspect="1"/>
@@ -10642,7 +10701,7 @@
                   <pic:spPr>
                     <a:xfrm>
                       <a:off x="0" y="0"/>
-                      <a:ext cx="4124325" cy="2514600"/>
+                      <a:ext cx="4415602" cy="2692191"/>
                     </a:xfrm>
                     <a:prstGeom prst="rect">
                       <a:avLst/>
@@ -10696,15 +10755,151 @@
     </w:p>
     <w:p>
       <w:pPr>
+        <w:pStyle w:val="hnh"/>
+        <w:rPr>
+          <w:rFonts w:eastAsia="宋体"/>
+          <w:bCs/>
+        </w:rPr>
+      </w:pPr>
+    </w:p>
+    <w:p>
+      <w:pPr>
+        <w:pStyle w:val="hnh"/>
+        <w:rPr>
+          <w:rFonts w:eastAsia="宋体"/>
+          <w:bCs/>
+        </w:rPr>
+      </w:pPr>
+    </w:p>
+    <w:p>
+      <w:pPr>
+        <w:pStyle w:val="hnh"/>
+        <w:rPr>
+          <w:rFonts w:eastAsia="宋体"/>
+          <w:bCs/>
+        </w:rPr>
+      </w:pPr>
+    </w:p>
+    <w:p>
+      <w:pPr>
+        <w:pStyle w:val="hnh"/>
+        <w:rPr>
+          <w:rFonts w:eastAsia="宋体"/>
+          <w:bCs/>
+        </w:rPr>
+      </w:pPr>
+    </w:p>
+    <w:p>
+      <w:pPr>
+        <w:pStyle w:val="hnh"/>
+        <w:rPr>
+          <w:rFonts w:eastAsia="宋体"/>
+          <w:bCs/>
+        </w:rPr>
+      </w:pPr>
+    </w:p>
+    <w:p>
+      <w:pPr>
+        <w:pStyle w:val="hnh"/>
+        <w:rPr>
+          <w:rFonts w:eastAsia="宋体"/>
+          <w:bCs/>
+        </w:rPr>
+      </w:pPr>
+    </w:p>
+    <w:p>
+      <w:pPr>
+        <w:pStyle w:val="hnh"/>
+        <w:rPr>
+          <w:rFonts w:eastAsia="宋体"/>
+          <w:bCs/>
+        </w:rPr>
+      </w:pPr>
+    </w:p>
+    <w:p>
+      <w:pPr>
+        <w:pStyle w:val="hnh"/>
+        <w:rPr>
+          <w:rFonts w:eastAsia="宋体"/>
+          <w:bCs/>
+        </w:rPr>
+      </w:pPr>
+    </w:p>
+    <w:p>
+      <w:pPr>
+        <w:pStyle w:val="hnh"/>
+        <w:rPr>
+          <w:rFonts w:eastAsia="宋体"/>
+          <w:bCs/>
+        </w:rPr>
+      </w:pPr>
+    </w:p>
+    <w:p>
+      <w:pPr>
+        <w:pStyle w:val="hnh"/>
+        <w:rPr>
+          <w:rFonts w:eastAsia="宋体"/>
+          <w:bCs/>
+        </w:rPr>
+      </w:pPr>
+    </w:p>
+    <w:p>
+      <w:pPr>
+        <w:pStyle w:val="hnh"/>
+        <w:rPr>
+          <w:rFonts w:eastAsia="宋体"/>
+          <w:bCs/>
+        </w:rPr>
+      </w:pPr>
+    </w:p>
+    <w:p>
+      <w:pPr>
+        <w:pStyle w:val="hnh"/>
+        <w:rPr>
+          <w:rFonts w:eastAsia="宋体"/>
+          <w:bCs/>
+        </w:rPr>
+      </w:pPr>
+    </w:p>
+    <w:p>
+      <w:pPr>
+        <w:pStyle w:val="hnh"/>
+        <w:rPr>
+          <w:rFonts w:eastAsia="宋体"/>
+          <w:bCs/>
+        </w:rPr>
+      </w:pPr>
+    </w:p>
+    <w:p>
+      <w:pPr>
+        <w:pStyle w:val="hnh"/>
+        <w:rPr>
+          <w:rFonts w:eastAsia="宋体"/>
+          <w:bCs/>
+        </w:rPr>
+      </w:pPr>
+    </w:p>
+    <w:p>
+      <w:pPr>
+        <w:pStyle w:val="hnh"/>
+        <w:rPr>
+          <w:rFonts w:eastAsia="宋体"/>
+          <w:bCs/>
+        </w:rPr>
+      </w:pPr>
+    </w:p>
+    <w:p>
+      <w:pPr>
         <w:pStyle w:val="LV3"/>
       </w:pPr>
-      <w:bookmarkStart w:id="73" w:name="_Toc215586716"/>
-      <w:bookmarkStart w:id="74" w:name="_Toc216518711"/>
-      <w:r>
+      <w:bookmarkStart w:id="74" w:name="_Toc215586716"/>
+      <w:bookmarkStart w:id="75" w:name="_Toc216518711"/>
+      <w:r>
+        <w:lastRenderedPageBreak/>
         <w:t>UseCase</w:t>
       </w:r>
-      <w:bookmarkEnd w:id="73"/>
       <w:bookmarkEnd w:id="74"/>
+      <w:bookmarkEnd w:id="75"/>
       <w:r>
         <w:t xml:space="preserve"> </w:t>
       </w:r>
@@ -11057,7 +11252,6 @@
               </w:numPr>
             </w:pPr>
             <w:r>
-              <w:lastRenderedPageBreak/>
               <w:t>Tạo playlist</w:t>
             </w:r>
           </w:p>
@@ -11107,7 +11301,6 @@
               <w:jc w:val="left"/>
             </w:pPr>
             <w:r>
-              <w:lastRenderedPageBreak/>
               <w:t>3</w:t>
             </w:r>
           </w:p>
@@ -11238,6 +11431,7 @@
       </w:pPr>
       <w:proofErr w:type="gramStart"/>
       <w:r>
+        <w:lastRenderedPageBreak/>
         <w:t xml:space="preserve">Bảng  </w:t>
       </w:r>
       <w:proofErr w:type="gramEnd"/>
@@ -11299,7 +11493,6 @@
           <w:noProof/>
           <w:lang w:eastAsia="zh-CN"/>
         </w:rPr>
-        <w:lastRenderedPageBreak/>
         <w:drawing>
           <wp:inline distT="0" distB="0" distL="0" distR="0" wp14:anchorId="6E4F493B" wp14:editId="79FCC685">
             <wp:extent cx="3643952" cy="6102709"/>
@@ -11354,7 +11547,7 @@
       <w:pPr>
         <w:pStyle w:val="hnh"/>
       </w:pPr>
-      <w:bookmarkStart w:id="75" w:name="_Toc216518745"/>
+      <w:bookmarkStart w:id="76" w:name="_Toc216518745"/>
       <w:proofErr w:type="gramStart"/>
       <w:r>
         <w:t xml:space="preserve">Hình  </w:t>
@@ -11366,8 +11559,8 @@
       <w:r>
         <w:t>:</w:t>
       </w:r>
-      <w:bookmarkStart w:id="76" w:name="_Toc184048665"/>
-      <w:bookmarkStart w:id="77" w:name="_Toc184048762"/>
+      <w:bookmarkStart w:id="77" w:name="_Toc184048665"/>
+      <w:bookmarkStart w:id="78" w:name="_Toc184048762"/>
       <w:r>
         <w:rPr>
           <w:noProof/>
@@ -11377,9 +11570,9 @@
       <w:r>
         <w:t>Mô Hình UseCase Tổng Quát</w:t>
       </w:r>
-      <w:bookmarkEnd w:id="75"/>
       <w:bookmarkEnd w:id="76"/>
       <w:bookmarkEnd w:id="77"/>
+      <w:bookmarkEnd w:id="78"/>
     </w:p>
     <w:p>
       <w:pPr>
@@ -11512,13 +11705,14 @@
       <w:pPr>
         <w:pStyle w:val="LV3"/>
       </w:pPr>
-      <w:bookmarkStart w:id="78" w:name="_Toc215586717"/>
-      <w:bookmarkStart w:id="79" w:name="_Toc216518712"/>
-      <w:r>
+      <w:bookmarkStart w:id="79" w:name="_Toc215586717"/>
+      <w:bookmarkStart w:id="80" w:name="_Toc216518712"/>
+      <w:r>
+        <w:lastRenderedPageBreak/>
         <w:t>Sơ Đồ Hoạt Động</w:t>
       </w:r>
-      <w:bookmarkEnd w:id="78"/>
       <w:bookmarkEnd w:id="79"/>
+      <w:bookmarkEnd w:id="80"/>
     </w:p>
     <w:p>
       <w:pPr>
@@ -11546,7 +11740,6 @@
           <w:noProof/>
           <w:lang w:eastAsia="zh-CN"/>
         </w:rPr>
-        <w:lastRenderedPageBreak/>
         <w:drawing>
           <wp:inline distT="0" distB="0" distL="0" distR="0" wp14:anchorId="1D0D19EC" wp14:editId="3F16ED77">
             <wp:extent cx="5008728" cy="5313492"/>
@@ -11601,7 +11794,7 @@
       <w:pPr>
         <w:pStyle w:val="hnh"/>
       </w:pPr>
-      <w:bookmarkStart w:id="80" w:name="_Toc216518746"/>
+      <w:bookmarkStart w:id="81" w:name="_Toc216518746"/>
       <w:proofErr w:type="gramStart"/>
       <w:r>
         <w:t xml:space="preserve">Hình  </w:t>
@@ -11613,8 +11806,8 @@
       <w:r>
         <w:t>:</w:t>
       </w:r>
-      <w:bookmarkStart w:id="81" w:name="_Toc184048667"/>
-      <w:bookmarkStart w:id="82" w:name="_Toc184048764"/>
+      <w:bookmarkStart w:id="82" w:name="_Toc184048667"/>
+      <w:bookmarkStart w:id="83" w:name="_Toc184048764"/>
       <w:r>
         <w:rPr>
           <w:noProof/>
@@ -11630,9 +11823,9 @@
       <w:r>
         <w:t xml:space="preserve"> Admin</w:t>
       </w:r>
-      <w:bookmarkEnd w:id="80"/>
       <w:bookmarkEnd w:id="81"/>
       <w:bookmarkEnd w:id="82"/>
+      <w:bookmarkEnd w:id="83"/>
     </w:p>
     <w:tbl>
       <w:tblPr>
@@ -11882,6 +12075,7 @@
               <w:rPr>
                 <w:lang w:val="vi-VN"/>
               </w:rPr>
+              <w:lastRenderedPageBreak/>
               <w:t>Tiền điều kiện</w:t>
             </w:r>
           </w:p>
@@ -11925,7 +12119,6 @@
               <w:rPr>
                 <w:lang w:val="vi-VN"/>
               </w:rPr>
-              <w:lastRenderedPageBreak/>
               <w:t>Hậu điều kiện</w:t>
             </w:r>
           </w:p>
@@ -11977,6 +12170,7 @@
           <w:noProof/>
           <w:lang w:eastAsia="zh-CN"/>
         </w:rPr>
+        <w:lastRenderedPageBreak/>
         <w:drawing>
           <wp:inline distT="0" distB="0" distL="0" distR="0" wp14:anchorId="704E34C9" wp14:editId="2CF4A79B">
             <wp:extent cx="5760720" cy="7426960"/>
@@ -12034,7 +12228,7 @@
           <w:bCs/>
         </w:rPr>
       </w:pPr>
-      <w:bookmarkStart w:id="83" w:name="_Toc216518747"/>
+      <w:bookmarkStart w:id="84" w:name="_Toc216518747"/>
       <w:proofErr w:type="gramStart"/>
       <w:r>
         <w:t xml:space="preserve">Hình  </w:t>
@@ -12046,8 +12240,8 @@
       <w:r>
         <w:t>:</w:t>
       </w:r>
-      <w:bookmarkStart w:id="84" w:name="_Toc184048668"/>
-      <w:bookmarkStart w:id="85" w:name="_Toc184048765"/>
+      <w:bookmarkStart w:id="85" w:name="_Toc184048668"/>
+      <w:bookmarkStart w:id="86" w:name="_Toc184048765"/>
       <w:r>
         <w:rPr>
           <w:noProof/>
@@ -12057,12 +12251,12 @@
       <w:r>
         <w:t xml:space="preserve">Use-case </w:t>
       </w:r>
+      <w:bookmarkEnd w:id="85"/>
+      <w:bookmarkEnd w:id="86"/>
+      <w:r>
+        <w:t>Khách Hàng vãng lai</w:t>
+      </w:r>
       <w:bookmarkEnd w:id="84"/>
-      <w:bookmarkEnd w:id="85"/>
-      <w:r>
-        <w:t>Khách Hàng vãng lai</w:t>
-      </w:r>
-      <w:bookmarkEnd w:id="83"/>
     </w:p>
     <w:tbl>
       <w:tblPr>
@@ -12099,7 +12293,6 @@
                 <w:bCs/>
                 <w:lang w:val="vi-VN"/>
               </w:rPr>
-              <w:lastRenderedPageBreak/>
               <w:t>Use-Case</w:t>
             </w:r>
           </w:p>
@@ -12199,6 +12392,7 @@
               <w:rPr>
                 <w:lang w:val="vi-VN"/>
               </w:rPr>
+              <w:lastRenderedPageBreak/>
               <w:t>Mô tả</w:t>
             </w:r>
           </w:p>
@@ -12527,7 +12721,7 @@
           <w:bCs/>
         </w:rPr>
       </w:pPr>
-      <w:bookmarkStart w:id="86" w:name="_Toc216518748"/>
+      <w:bookmarkStart w:id="87" w:name="_Toc216518748"/>
       <w:proofErr w:type="gramStart"/>
       <w:r>
         <w:t xml:space="preserve">Hình  </w:t>
@@ -12538,8 +12732,8 @@
       <w:r>
         <w:t>:</w:t>
       </w:r>
-      <w:bookmarkStart w:id="87" w:name="_Toc184048669"/>
-      <w:bookmarkStart w:id="88" w:name="_Toc184048766"/>
+      <w:bookmarkStart w:id="88" w:name="_Toc184048669"/>
+      <w:bookmarkStart w:id="89" w:name="_Toc184048766"/>
       <w:r>
         <w:t>Use</w:t>
       </w:r>
@@ -12547,12 +12741,12 @@
       <w:r>
         <w:t xml:space="preserve">-case </w:t>
       </w:r>
+      <w:bookmarkEnd w:id="88"/>
+      <w:bookmarkEnd w:id="89"/>
+      <w:r>
+        <w:t>Khách hàng</w:t>
+      </w:r>
       <w:bookmarkEnd w:id="87"/>
-      <w:bookmarkEnd w:id="88"/>
-      <w:r>
-        <w:t>Khách hàng</w:t>
-      </w:r>
-      <w:bookmarkEnd w:id="86"/>
     </w:p>
     <w:tbl>
       <w:tblPr>
@@ -12875,7 +13069,7 @@
           <w:tab w:val="left" w:pos="2430"/>
         </w:tabs>
       </w:pPr>
-      <w:bookmarkStart w:id="89" w:name="_Toc215586718"/>
+      <w:bookmarkStart w:id="90" w:name="_Toc215586718"/>
     </w:p>
     <w:p>
       <w:pPr>
@@ -12900,27 +13094,27 @@
         <w:lastRenderedPageBreak/>
         <w:t xml:space="preserve"> </w:t>
       </w:r>
-      <w:bookmarkStart w:id="90" w:name="_Toc216518713"/>
+      <w:bookmarkStart w:id="91" w:name="_Toc216518713"/>
       <w:r>
         <w:t>KẾT QUẢ</w:t>
       </w:r>
       <w:r>
         <w:t xml:space="preserve"> THỰC NGHIỆM</w:t>
       </w:r>
-      <w:bookmarkEnd w:id="89"/>
       <w:bookmarkEnd w:id="90"/>
+      <w:bookmarkEnd w:id="91"/>
     </w:p>
     <w:p>
       <w:pPr>
         <w:pStyle w:val="LV2"/>
       </w:pPr>
-      <w:bookmarkStart w:id="91" w:name="_Toc215586719"/>
-      <w:bookmarkStart w:id="92" w:name="_Toc216518714"/>
+      <w:bookmarkStart w:id="92" w:name="_Toc215586719"/>
+      <w:bookmarkStart w:id="93" w:name="_Toc216518714"/>
       <w:r>
         <w:t>Giao Diện Người Dùng</w:t>
       </w:r>
-      <w:bookmarkEnd w:id="91"/>
       <w:bookmarkEnd w:id="92"/>
+      <w:bookmarkEnd w:id="93"/>
     </w:p>
     <w:p>
       <w:pPr>
@@ -16138,8 +16332,6 @@
           </wp:inline>
         </w:drawing>
       </w:r>
-      <w:bookmarkStart w:id="93" w:name="_GoBack"/>
-      <w:bookmarkEnd w:id="93"/>
     </w:p>
     <w:p>
       <w:pPr>
@@ -17087,7 +17279,7 @@
           <w:rPr>
             <w:noProof/>
           </w:rPr>
-          <w:t>15</w:t>
+          <w:t>10</w:t>
         </w:r>
         <w:r>
           <w:rPr>
@@ -20044,7 +20236,7 @@
       <w:lvlText w:val="o"/>
       <w:lvlJc w:val="left"/>
       <w:pPr>
-        <w:ind w:left="720" w:hanging="360"/>
+        <w:ind w:left="990" w:hanging="360"/>
       </w:pPr>
       <w:rPr>
         <w:rFonts w:ascii="Courier New" w:hAnsi="Courier New" w:cs="Courier New" w:hint="default"/>
@@ -22599,7 +22791,7 @@
 </file>
 
 <file path=customXml/itemProps1.xml><?xml version="1.0" encoding="utf-8"?>
-<ds:datastoreItem xmlns:ds="http://schemas.openxmlformats.org/officeDocument/2006/customXml" ds:itemID="{CB8BEFBB-03FE-4608-B0AF-4A502B42C5A0}">
+<ds:datastoreItem xmlns:ds="http://schemas.openxmlformats.org/officeDocument/2006/customXml" ds:itemID="{5FA2C402-2F01-41A8-B77A-0E3089AE2915}">
   <ds:schemaRefs>
     <ds:schemaRef ds:uri="http://schemas.openxmlformats.org/officeDocument/2006/bibliography"/>
   </ds:schemaRefs>

--- a/thesis/doc/DK24TTG2-NgoHoaiThanh-170124251.docx
+++ b/thesis/doc/DK24TTG2-NgoHoaiThanh-170124251.docx
@@ -2410,25 +2410,7 @@
             <w:u w:val="none"/>
             <w:shd w:val="clear" w:color="auto" w:fill="auto"/>
           </w:rPr>
-          <w:t>M</w:t>
-        </w:r>
-        <w:r>
-          <w:rPr>
-            <w:rStyle w:val="Hyperlink"/>
-            <w:b/>
-            <w:u w:val="none"/>
-            <w:shd w:val="clear" w:color="auto" w:fill="auto"/>
-          </w:rPr>
-          <w:t>Ở</w:t>
-        </w:r>
-        <w:r>
-          <w:rPr>
-            <w:rStyle w:val="Hyperlink"/>
-            <w:b/>
-            <w:u w:val="none"/>
-            <w:shd w:val="clear" w:color="auto" w:fill="auto"/>
-          </w:rPr>
-          <w:t xml:space="preserve"> ĐẦU</w:t>
+          <w:t>MỞ ĐẦU</w:t>
         </w:r>
         <w:r>
           <w:rPr>
@@ -2438,54 +2420,14 @@
           </w:rPr>
           <w:tab/>
         </w:r>
-        <w:r>
-          <w:rPr>
-            <w:b/>
-            <w:webHidden/>
-            <w:shd w:val="clear" w:color="auto" w:fill="auto"/>
-          </w:rPr>
-          <w:fldChar w:fldCharType="begin"/>
-        </w:r>
-        <w:r>
-          <w:rPr>
-            <w:b/>
-            <w:webHidden/>
-            <w:shd w:val="clear" w:color="auto" w:fill="auto"/>
-          </w:rPr>
-          <w:instrText xml:space="preserve"> PAGEREF _Toc216518674 \h </w:instrText>
-        </w:r>
-        <w:r>
-          <w:rPr>
-            <w:b/>
-            <w:webHidden/>
-            <w:shd w:val="clear" w:color="auto" w:fill="auto"/>
-          </w:rPr>
-        </w:r>
-        <w:r>
-          <w:rPr>
-            <w:b/>
-            <w:webHidden/>
-            <w:shd w:val="clear" w:color="auto" w:fill="auto"/>
-          </w:rPr>
-          <w:fldChar w:fldCharType="separate"/>
-        </w:r>
-        <w:r>
-          <w:rPr>
-            <w:b/>
-            <w:webHidden/>
-            <w:shd w:val="clear" w:color="auto" w:fill="auto"/>
-          </w:rPr>
-          <w:t>1</w:t>
-        </w:r>
-        <w:r>
-          <w:rPr>
-            <w:b/>
-            <w:webHidden/>
-            <w:shd w:val="clear" w:color="auto" w:fill="auto"/>
-          </w:rPr>
-          <w:fldChar w:fldCharType="end"/>
-        </w:r>
       </w:hyperlink>
+      <w:r>
+        <w:rPr>
+          <w:b/>
+          <w:shd w:val="clear" w:color="auto" w:fill="auto"/>
+        </w:rPr>
+        <w:t>7</w:t>
+      </w:r>
     </w:p>
     <w:p>
       <w:pPr>
@@ -2532,48 +2474,13 @@
           </w:rPr>
           <w:tab/>
         </w:r>
-        <w:r>
-          <w:rPr>
-            <w:webHidden/>
-            <w:shd w:val="clear" w:color="auto" w:fill="auto"/>
-          </w:rPr>
-          <w:fldChar w:fldCharType="begin"/>
-        </w:r>
-        <w:r>
-          <w:rPr>
-            <w:webHidden/>
-            <w:shd w:val="clear" w:color="auto" w:fill="auto"/>
-          </w:rPr>
-          <w:instrText xml:space="preserve"> PAGEREF _Toc216518675 \h </w:instrText>
-        </w:r>
-        <w:r>
-          <w:rPr>
-            <w:webHidden/>
-            <w:shd w:val="clear" w:color="auto" w:fill="auto"/>
-          </w:rPr>
-        </w:r>
-        <w:r>
-          <w:rPr>
-            <w:webHidden/>
-            <w:shd w:val="clear" w:color="auto" w:fill="auto"/>
-          </w:rPr>
-          <w:fldChar w:fldCharType="separate"/>
-        </w:r>
-        <w:r>
-          <w:rPr>
-            <w:webHidden/>
-            <w:shd w:val="clear" w:color="auto" w:fill="auto"/>
-          </w:rPr>
-          <w:t>1</w:t>
-        </w:r>
-        <w:r>
-          <w:rPr>
-            <w:webHidden/>
-            <w:shd w:val="clear" w:color="auto" w:fill="auto"/>
-          </w:rPr>
-          <w:fldChar w:fldCharType="end"/>
-        </w:r>
       </w:hyperlink>
+      <w:r>
+        <w:rPr>
+          <w:shd w:val="clear" w:color="auto" w:fill="auto"/>
+        </w:rPr>
+        <w:t>7</w:t>
+      </w:r>
     </w:p>
     <w:p>
       <w:pPr>
@@ -2620,48 +2527,13 @@
           </w:rPr>
           <w:tab/>
         </w:r>
-        <w:r>
-          <w:rPr>
-            <w:webHidden/>
-            <w:shd w:val="clear" w:color="auto" w:fill="auto"/>
-          </w:rPr>
-          <w:fldChar w:fldCharType="begin"/>
-        </w:r>
-        <w:r>
-          <w:rPr>
-            <w:webHidden/>
-            <w:shd w:val="clear" w:color="auto" w:fill="auto"/>
-          </w:rPr>
-          <w:instrText xml:space="preserve"> PAGEREF _Toc216518676 \h </w:instrText>
-        </w:r>
-        <w:r>
-          <w:rPr>
-            <w:webHidden/>
-            <w:shd w:val="clear" w:color="auto" w:fill="auto"/>
-          </w:rPr>
-        </w:r>
-        <w:r>
-          <w:rPr>
-            <w:webHidden/>
-            <w:shd w:val="clear" w:color="auto" w:fill="auto"/>
-          </w:rPr>
-          <w:fldChar w:fldCharType="separate"/>
-        </w:r>
-        <w:r>
-          <w:rPr>
-            <w:webHidden/>
-            <w:shd w:val="clear" w:color="auto" w:fill="auto"/>
-          </w:rPr>
-          <w:t>1</w:t>
-        </w:r>
-        <w:r>
-          <w:rPr>
-            <w:webHidden/>
-            <w:shd w:val="clear" w:color="auto" w:fill="auto"/>
-          </w:rPr>
-          <w:fldChar w:fldCharType="end"/>
-        </w:r>
       </w:hyperlink>
+      <w:r>
+        <w:rPr>
+          <w:shd w:val="clear" w:color="auto" w:fill="auto"/>
+        </w:rPr>
+        <w:t>7</w:t>
+      </w:r>
     </w:p>
     <w:p>
       <w:pPr>
@@ -2708,48 +2580,13 @@
           </w:rPr>
           <w:tab/>
         </w:r>
-        <w:r>
-          <w:rPr>
-            <w:webHidden/>
-            <w:shd w:val="clear" w:color="auto" w:fill="auto"/>
-          </w:rPr>
-          <w:fldChar w:fldCharType="begin"/>
-        </w:r>
-        <w:r>
-          <w:rPr>
-            <w:webHidden/>
-            <w:shd w:val="clear" w:color="auto" w:fill="auto"/>
-          </w:rPr>
-          <w:instrText xml:space="preserve"> PAGEREF _Toc216518677 \h </w:instrText>
-        </w:r>
-        <w:r>
-          <w:rPr>
-            <w:webHidden/>
-            <w:shd w:val="clear" w:color="auto" w:fill="auto"/>
-          </w:rPr>
-        </w:r>
-        <w:r>
-          <w:rPr>
-            <w:webHidden/>
-            <w:shd w:val="clear" w:color="auto" w:fill="auto"/>
-          </w:rPr>
-          <w:fldChar w:fldCharType="separate"/>
-        </w:r>
-        <w:r>
-          <w:rPr>
-            <w:webHidden/>
-            <w:shd w:val="clear" w:color="auto" w:fill="auto"/>
-          </w:rPr>
-          <w:t>2</w:t>
-        </w:r>
-        <w:r>
-          <w:rPr>
-            <w:webHidden/>
-            <w:shd w:val="clear" w:color="auto" w:fill="auto"/>
-          </w:rPr>
-          <w:fldChar w:fldCharType="end"/>
-        </w:r>
       </w:hyperlink>
+      <w:r>
+        <w:rPr>
+          <w:shd w:val="clear" w:color="auto" w:fill="auto"/>
+        </w:rPr>
+        <w:t>8</w:t>
+      </w:r>
     </w:p>
     <w:p>
       <w:pPr>
@@ -2807,54 +2644,14 @@
           </w:rPr>
           <w:tab/>
         </w:r>
-        <w:r>
-          <w:rPr>
-            <w:b w:val="0"/>
-            <w:noProof/>
-            <w:webHidden/>
-          </w:rPr>
-          <w:fldChar w:fldCharType="begin"/>
-        </w:r>
-        <w:r>
-          <w:rPr>
-            <w:b w:val="0"/>
-            <w:noProof/>
-            <w:webHidden/>
-          </w:rPr>
-          <w:instrText xml:space="preserve"> PAGEREF _Toc216518678 \h </w:instrText>
-        </w:r>
-        <w:r>
-          <w:rPr>
-            <w:b w:val="0"/>
-            <w:noProof/>
-            <w:webHidden/>
-          </w:rPr>
-        </w:r>
-        <w:r>
-          <w:rPr>
-            <w:b w:val="0"/>
-            <w:noProof/>
-            <w:webHidden/>
-          </w:rPr>
-          <w:fldChar w:fldCharType="separate"/>
-        </w:r>
-        <w:r>
-          <w:rPr>
-            <w:b w:val="0"/>
-            <w:noProof/>
-            <w:webHidden/>
-          </w:rPr>
-          <w:t>2</w:t>
-        </w:r>
-        <w:r>
-          <w:rPr>
-            <w:b w:val="0"/>
-            <w:noProof/>
-            <w:webHidden/>
-          </w:rPr>
-          <w:fldChar w:fldCharType="end"/>
-        </w:r>
       </w:hyperlink>
+      <w:r>
+        <w:rPr>
+          <w:b w:val="0"/>
+          <w:noProof/>
+        </w:rPr>
+        <w:t>8</w:t>
+      </w:r>
     </w:p>
     <w:p>
       <w:pPr>
@@ -2912,54 +2709,14 @@
           </w:rPr>
           <w:tab/>
         </w:r>
-        <w:r>
-          <w:rPr>
-            <w:b w:val="0"/>
-            <w:noProof/>
-            <w:webHidden/>
-          </w:rPr>
-          <w:fldChar w:fldCharType="begin"/>
-        </w:r>
-        <w:r>
-          <w:rPr>
-            <w:b w:val="0"/>
-            <w:noProof/>
-            <w:webHidden/>
-          </w:rPr>
-          <w:instrText xml:space="preserve"> PAGEREF _Toc216518679 \h </w:instrText>
-        </w:r>
-        <w:r>
-          <w:rPr>
-            <w:b w:val="0"/>
-            <w:noProof/>
-            <w:webHidden/>
-          </w:rPr>
-        </w:r>
-        <w:r>
-          <w:rPr>
-            <w:b w:val="0"/>
-            <w:noProof/>
-            <w:webHidden/>
-          </w:rPr>
-          <w:fldChar w:fldCharType="separate"/>
-        </w:r>
-        <w:r>
-          <w:rPr>
-            <w:b w:val="0"/>
-            <w:noProof/>
-            <w:webHidden/>
-          </w:rPr>
-          <w:t>2</w:t>
-        </w:r>
-        <w:r>
-          <w:rPr>
-            <w:b w:val="0"/>
-            <w:noProof/>
-            <w:webHidden/>
-          </w:rPr>
-          <w:fldChar w:fldCharType="end"/>
-        </w:r>
       </w:hyperlink>
+      <w:r>
+        <w:rPr>
+          <w:b w:val="0"/>
+          <w:noProof/>
+        </w:rPr>
+        <w:t>9</w:t>
+      </w:r>
     </w:p>
     <w:p>
       <w:pPr>
@@ -2997,23 +2754,7 @@
             <w:u w:val="none"/>
             <w:shd w:val="clear" w:color="auto" w:fill="auto"/>
           </w:rPr>
-          <w:t>Phương pháp ng</w:t>
-        </w:r>
-        <w:r>
-          <w:rPr>
-            <w:rStyle w:val="Hyperlink"/>
-            <w:u w:val="none"/>
-            <w:shd w:val="clear" w:color="auto" w:fill="auto"/>
-          </w:rPr>
-          <w:t>h</w:t>
-        </w:r>
-        <w:r>
-          <w:rPr>
-            <w:rStyle w:val="Hyperlink"/>
-            <w:u w:val="none"/>
-            <w:shd w:val="clear" w:color="auto" w:fill="auto"/>
-          </w:rPr>
-          <w:t>iên cứu</w:t>
+          <w:t>Phương pháp nghiên cứu</w:t>
         </w:r>
         <w:r>
           <w:rPr>
@@ -3022,48 +2763,13 @@
           </w:rPr>
           <w:tab/>
         </w:r>
-        <w:r>
-          <w:rPr>
-            <w:webHidden/>
-            <w:shd w:val="clear" w:color="auto" w:fill="auto"/>
-          </w:rPr>
-          <w:fldChar w:fldCharType="begin"/>
-        </w:r>
-        <w:r>
-          <w:rPr>
-            <w:webHidden/>
-            <w:shd w:val="clear" w:color="auto" w:fill="auto"/>
-          </w:rPr>
-          <w:instrText xml:space="preserve"> PAGEREF _Toc216518680 \h </w:instrText>
-        </w:r>
-        <w:r>
-          <w:rPr>
-            <w:webHidden/>
-            <w:shd w:val="clear" w:color="auto" w:fill="auto"/>
-          </w:rPr>
-        </w:r>
-        <w:r>
-          <w:rPr>
-            <w:webHidden/>
-            <w:shd w:val="clear" w:color="auto" w:fill="auto"/>
-          </w:rPr>
-          <w:fldChar w:fldCharType="separate"/>
-        </w:r>
-        <w:r>
-          <w:rPr>
-            <w:webHidden/>
-            <w:shd w:val="clear" w:color="auto" w:fill="auto"/>
-          </w:rPr>
-          <w:t>3</w:t>
-        </w:r>
-        <w:r>
-          <w:rPr>
-            <w:webHidden/>
-            <w:shd w:val="clear" w:color="auto" w:fill="auto"/>
-          </w:rPr>
-          <w:fldChar w:fldCharType="end"/>
-        </w:r>
       </w:hyperlink>
+      <w:r>
+        <w:rPr>
+          <w:shd w:val="clear" w:color="auto" w:fill="auto"/>
+        </w:rPr>
+        <w:t>9</w:t>
+      </w:r>
     </w:p>
     <w:p>
       <w:pPr>
@@ -3103,25 +2809,7 @@
             <w:u w:val="none"/>
             <w:shd w:val="clear" w:color="auto" w:fill="auto"/>
           </w:rPr>
-          <w:t>NGHIÊN CỨ</w:t>
-        </w:r>
-        <w:r>
-          <w:rPr>
-            <w:rStyle w:val="Hyperlink"/>
-            <w:b/>
-            <w:u w:val="none"/>
-            <w:shd w:val="clear" w:color="auto" w:fill="auto"/>
-          </w:rPr>
-          <w:t>U</w:t>
-        </w:r>
-        <w:r>
-          <w:rPr>
-            <w:rStyle w:val="Hyperlink"/>
-            <w:b/>
-            <w:u w:val="none"/>
-            <w:shd w:val="clear" w:color="auto" w:fill="auto"/>
-          </w:rPr>
-          <w:t xml:space="preserve"> LÝ THUYẾT</w:t>
+          <w:t>NGHIÊN CỨU LÝ THUYẾT</w:t>
         </w:r>
         <w:r>
           <w:rPr>
@@ -3130,48 +2818,13 @@
           </w:rPr>
           <w:tab/>
         </w:r>
-        <w:r>
-          <w:rPr>
-            <w:webHidden/>
-            <w:shd w:val="clear" w:color="auto" w:fill="auto"/>
-          </w:rPr>
-          <w:fldChar w:fldCharType="begin"/>
-        </w:r>
-        <w:r>
-          <w:rPr>
-            <w:webHidden/>
-            <w:shd w:val="clear" w:color="auto" w:fill="auto"/>
-          </w:rPr>
-          <w:instrText xml:space="preserve"> PAGEREF _Toc216518681 \h </w:instrText>
-        </w:r>
-        <w:r>
-          <w:rPr>
-            <w:webHidden/>
-            <w:shd w:val="clear" w:color="auto" w:fill="auto"/>
-          </w:rPr>
-        </w:r>
-        <w:r>
-          <w:rPr>
-            <w:webHidden/>
-            <w:shd w:val="clear" w:color="auto" w:fill="auto"/>
-          </w:rPr>
-          <w:fldChar w:fldCharType="separate"/>
-        </w:r>
-        <w:r>
-          <w:rPr>
-            <w:webHidden/>
-            <w:shd w:val="clear" w:color="auto" w:fill="auto"/>
-          </w:rPr>
-          <w:t>5</w:t>
-        </w:r>
-        <w:r>
-          <w:rPr>
-            <w:webHidden/>
-            <w:shd w:val="clear" w:color="auto" w:fill="auto"/>
-          </w:rPr>
-          <w:fldChar w:fldCharType="end"/>
-        </w:r>
       </w:hyperlink>
+      <w:r>
+        <w:rPr>
+          <w:shd w:val="clear" w:color="auto" w:fill="auto"/>
+        </w:rPr>
+        <w:t>11</w:t>
+      </w:r>
     </w:p>
     <w:p>
       <w:pPr>
@@ -3218,48 +2871,13 @@
           </w:rPr>
           <w:tab/>
         </w:r>
-        <w:r>
-          <w:rPr>
-            <w:webHidden/>
-            <w:shd w:val="clear" w:color="auto" w:fill="auto"/>
-          </w:rPr>
-          <w:fldChar w:fldCharType="begin"/>
-        </w:r>
-        <w:r>
-          <w:rPr>
-            <w:webHidden/>
-            <w:shd w:val="clear" w:color="auto" w:fill="auto"/>
-          </w:rPr>
-          <w:instrText xml:space="preserve"> PAGEREF _Toc216518682 \h </w:instrText>
-        </w:r>
-        <w:r>
-          <w:rPr>
-            <w:webHidden/>
-            <w:shd w:val="clear" w:color="auto" w:fill="auto"/>
-          </w:rPr>
-        </w:r>
-        <w:r>
-          <w:rPr>
-            <w:webHidden/>
-            <w:shd w:val="clear" w:color="auto" w:fill="auto"/>
-          </w:rPr>
-          <w:fldChar w:fldCharType="separate"/>
-        </w:r>
-        <w:r>
-          <w:rPr>
-            <w:webHidden/>
-            <w:shd w:val="clear" w:color="auto" w:fill="auto"/>
-          </w:rPr>
-          <w:t>5</w:t>
-        </w:r>
-        <w:r>
-          <w:rPr>
-            <w:webHidden/>
-            <w:shd w:val="clear" w:color="auto" w:fill="auto"/>
-          </w:rPr>
-          <w:fldChar w:fldCharType="end"/>
-        </w:r>
       </w:hyperlink>
+      <w:r>
+        <w:rPr>
+          <w:shd w:val="clear" w:color="auto" w:fill="auto"/>
+        </w:rPr>
+        <w:t>11</w:t>
+      </w:r>
     </w:p>
     <w:p>
       <w:pPr>
@@ -3317,54 +2935,14 @@
           </w:rPr>
           <w:tab/>
         </w:r>
-        <w:r>
-          <w:rPr>
-            <w:b w:val="0"/>
-            <w:noProof/>
-            <w:webHidden/>
-          </w:rPr>
-          <w:fldChar w:fldCharType="begin"/>
-        </w:r>
-        <w:r>
-          <w:rPr>
-            <w:b w:val="0"/>
-            <w:noProof/>
-            <w:webHidden/>
-          </w:rPr>
-          <w:instrText xml:space="preserve"> PAGEREF _Toc216518683 \h </w:instrText>
-        </w:r>
-        <w:r>
-          <w:rPr>
-            <w:b w:val="0"/>
-            <w:noProof/>
-            <w:webHidden/>
-          </w:rPr>
-        </w:r>
-        <w:r>
-          <w:rPr>
-            <w:b w:val="0"/>
-            <w:noProof/>
-            <w:webHidden/>
-          </w:rPr>
-          <w:fldChar w:fldCharType="separate"/>
-        </w:r>
-        <w:r>
-          <w:rPr>
-            <w:b w:val="0"/>
-            <w:noProof/>
-            <w:webHidden/>
-          </w:rPr>
-          <w:t>5</w:t>
-        </w:r>
-        <w:r>
-          <w:rPr>
-            <w:b w:val="0"/>
-            <w:noProof/>
-            <w:webHidden/>
-          </w:rPr>
-          <w:fldChar w:fldCharType="end"/>
-        </w:r>
       </w:hyperlink>
+      <w:r>
+        <w:rPr>
+          <w:b w:val="0"/>
+          <w:noProof/>
+        </w:rPr>
+        <w:t>11</w:t>
+      </w:r>
     </w:p>
     <w:p>
       <w:pPr>
@@ -3422,54 +3000,14 @@
           </w:rPr>
           <w:tab/>
         </w:r>
-        <w:r>
-          <w:rPr>
-            <w:b w:val="0"/>
-            <w:noProof/>
-            <w:webHidden/>
-          </w:rPr>
-          <w:fldChar w:fldCharType="begin"/>
-        </w:r>
-        <w:r>
-          <w:rPr>
-            <w:b w:val="0"/>
-            <w:noProof/>
-            <w:webHidden/>
-          </w:rPr>
-          <w:instrText xml:space="preserve"> PAGEREF _Toc216518684 \h </w:instrText>
-        </w:r>
-        <w:r>
-          <w:rPr>
-            <w:b w:val="0"/>
-            <w:noProof/>
-            <w:webHidden/>
-          </w:rPr>
-        </w:r>
-        <w:r>
-          <w:rPr>
-            <w:b w:val="0"/>
-            <w:noProof/>
-            <w:webHidden/>
-          </w:rPr>
-          <w:fldChar w:fldCharType="separate"/>
-        </w:r>
-        <w:r>
-          <w:rPr>
-            <w:b w:val="0"/>
-            <w:noProof/>
-            <w:webHidden/>
-          </w:rPr>
-          <w:t>5</w:t>
-        </w:r>
-        <w:r>
-          <w:rPr>
-            <w:b w:val="0"/>
-            <w:noProof/>
-            <w:webHidden/>
-          </w:rPr>
-          <w:fldChar w:fldCharType="end"/>
-        </w:r>
       </w:hyperlink>
+      <w:r>
+        <w:rPr>
+          <w:b w:val="0"/>
+          <w:noProof/>
+        </w:rPr>
+        <w:t>11</w:t>
+      </w:r>
     </w:p>
     <w:p>
       <w:pPr>
@@ -3527,54 +3065,14 @@
           </w:rPr>
           <w:tab/>
         </w:r>
-        <w:r>
-          <w:rPr>
-            <w:b w:val="0"/>
-            <w:noProof/>
-            <w:webHidden/>
-          </w:rPr>
-          <w:fldChar w:fldCharType="begin"/>
-        </w:r>
-        <w:r>
-          <w:rPr>
-            <w:b w:val="0"/>
-            <w:noProof/>
-            <w:webHidden/>
-          </w:rPr>
-          <w:instrText xml:space="preserve"> PAGEREF _Toc216518685 \h </w:instrText>
-        </w:r>
-        <w:r>
-          <w:rPr>
-            <w:b w:val="0"/>
-            <w:noProof/>
-            <w:webHidden/>
-          </w:rPr>
-        </w:r>
-        <w:r>
-          <w:rPr>
-            <w:b w:val="0"/>
-            <w:noProof/>
-            <w:webHidden/>
-          </w:rPr>
-          <w:fldChar w:fldCharType="separate"/>
-        </w:r>
-        <w:r>
-          <w:rPr>
-            <w:b w:val="0"/>
-            <w:noProof/>
-            <w:webHidden/>
-          </w:rPr>
-          <w:t>5</w:t>
-        </w:r>
-        <w:r>
-          <w:rPr>
-            <w:b w:val="0"/>
-            <w:noProof/>
-            <w:webHidden/>
-          </w:rPr>
-          <w:fldChar w:fldCharType="end"/>
-        </w:r>
       </w:hyperlink>
+      <w:r>
+        <w:rPr>
+          <w:b w:val="0"/>
+          <w:noProof/>
+        </w:rPr>
+        <w:t>11</w:t>
+      </w:r>
     </w:p>
     <w:p>
       <w:pPr>
@@ -3621,48 +3119,13 @@
           </w:rPr>
           <w:tab/>
         </w:r>
-        <w:r>
-          <w:rPr>
-            <w:webHidden/>
-            <w:shd w:val="clear" w:color="auto" w:fill="auto"/>
-          </w:rPr>
-          <w:fldChar w:fldCharType="begin"/>
-        </w:r>
-        <w:r>
-          <w:rPr>
-            <w:webHidden/>
-            <w:shd w:val="clear" w:color="auto" w:fill="auto"/>
-          </w:rPr>
-          <w:instrText xml:space="preserve"> PAGEREF _Toc216518686 \h </w:instrText>
-        </w:r>
-        <w:r>
-          <w:rPr>
-            <w:webHidden/>
-            <w:shd w:val="clear" w:color="auto" w:fill="auto"/>
-          </w:rPr>
-        </w:r>
-        <w:r>
-          <w:rPr>
-            <w:webHidden/>
-            <w:shd w:val="clear" w:color="auto" w:fill="auto"/>
-          </w:rPr>
-          <w:fldChar w:fldCharType="separate"/>
-        </w:r>
-        <w:r>
-          <w:rPr>
-            <w:webHidden/>
-            <w:shd w:val="clear" w:color="auto" w:fill="auto"/>
-          </w:rPr>
-          <w:t>5</w:t>
-        </w:r>
-        <w:r>
-          <w:rPr>
-            <w:webHidden/>
-            <w:shd w:val="clear" w:color="auto" w:fill="auto"/>
-          </w:rPr>
-          <w:fldChar w:fldCharType="end"/>
-        </w:r>
       </w:hyperlink>
+      <w:r>
+        <w:rPr>
+          <w:shd w:val="clear" w:color="auto" w:fill="auto"/>
+        </w:rPr>
+        <w:t>12</w:t>
+      </w:r>
     </w:p>
     <w:p>
       <w:pPr>
@@ -3710,84 +3173,24 @@
             <w:noProof/>
             <w:u w:val="none"/>
           </w:rPr>
-          <w:t>Tổng quan về ASP</w:t>
-        </w:r>
-        <w:r>
-          <w:rPr>
-            <w:rStyle w:val="Hyperlink"/>
-            <w:rFonts w:eastAsia="宋体"/>
+          <w:t>Tổng quan về ASP.NET</w:t>
+        </w:r>
+        <w:r>
+          <w:rPr>
             <w:b w:val="0"/>
             <w:noProof/>
-            <w:u w:val="none"/>
-          </w:rPr>
-          <w:t>.</w:t>
-        </w:r>
-        <w:r>
-          <w:rPr>
-            <w:rStyle w:val="Hyperlink"/>
-            <w:rFonts w:eastAsia="宋体"/>
-            <w:b w:val="0"/>
-            <w:noProof/>
-            <w:u w:val="none"/>
-          </w:rPr>
-          <w:t>NET</w:t>
-        </w:r>
-        <w:r>
-          <w:rPr>
-            <w:b w:val="0"/>
-            <w:noProof/>
             <w:webHidden/>
           </w:rPr>
           <w:tab/>
         </w:r>
-        <w:r>
-          <w:rPr>
-            <w:b w:val="0"/>
-            <w:noProof/>
-            <w:webHidden/>
-          </w:rPr>
-          <w:fldChar w:fldCharType="begin"/>
-        </w:r>
-        <w:r>
-          <w:rPr>
-            <w:b w:val="0"/>
-            <w:noProof/>
-            <w:webHidden/>
-          </w:rPr>
-          <w:instrText xml:space="preserve"> PAGEREF _Toc216518687 \h </w:instrText>
-        </w:r>
-        <w:r>
-          <w:rPr>
-            <w:b w:val="0"/>
-            <w:noProof/>
-            <w:webHidden/>
-          </w:rPr>
-        </w:r>
-        <w:r>
-          <w:rPr>
-            <w:b w:val="0"/>
-            <w:noProof/>
-            <w:webHidden/>
-          </w:rPr>
-          <w:fldChar w:fldCharType="separate"/>
-        </w:r>
-        <w:r>
-          <w:rPr>
-            <w:b w:val="0"/>
-            <w:noProof/>
-            <w:webHidden/>
-          </w:rPr>
-          <w:t>5</w:t>
-        </w:r>
-        <w:r>
-          <w:rPr>
-            <w:b w:val="0"/>
-            <w:noProof/>
-            <w:webHidden/>
-          </w:rPr>
-          <w:fldChar w:fldCharType="end"/>
-        </w:r>
       </w:hyperlink>
+      <w:r>
+        <w:rPr>
+          <w:b w:val="0"/>
+          <w:noProof/>
+        </w:rPr>
+        <w:t>12</w:t>
+      </w:r>
     </w:p>
     <w:p>
       <w:pPr>
@@ -3845,54 +3248,14 @@
           </w:rPr>
           <w:tab/>
         </w:r>
-        <w:r>
-          <w:rPr>
-            <w:b w:val="0"/>
-            <w:noProof/>
-            <w:webHidden/>
-          </w:rPr>
-          <w:fldChar w:fldCharType="begin"/>
-        </w:r>
-        <w:r>
-          <w:rPr>
-            <w:b w:val="0"/>
-            <w:noProof/>
-            <w:webHidden/>
-          </w:rPr>
-          <w:instrText xml:space="preserve"> PAGEREF _Toc216518688 \h </w:instrText>
-        </w:r>
-        <w:r>
-          <w:rPr>
-            <w:b w:val="0"/>
-            <w:noProof/>
-            <w:webHidden/>
-          </w:rPr>
-        </w:r>
-        <w:r>
-          <w:rPr>
-            <w:b w:val="0"/>
-            <w:noProof/>
-            <w:webHidden/>
-          </w:rPr>
-          <w:fldChar w:fldCharType="separate"/>
-        </w:r>
-        <w:r>
-          <w:rPr>
-            <w:b w:val="0"/>
-            <w:noProof/>
-            <w:webHidden/>
-          </w:rPr>
-          <w:t>6</w:t>
-        </w:r>
-        <w:r>
-          <w:rPr>
-            <w:b w:val="0"/>
-            <w:noProof/>
-            <w:webHidden/>
-          </w:rPr>
-          <w:fldChar w:fldCharType="end"/>
-        </w:r>
       </w:hyperlink>
+      <w:r>
+        <w:rPr>
+          <w:b w:val="0"/>
+          <w:noProof/>
+        </w:rPr>
+        <w:t>12</w:t>
+      </w:r>
     </w:p>
     <w:p>
       <w:pPr>
@@ -3950,54 +3313,14 @@
           </w:rPr>
           <w:tab/>
         </w:r>
-        <w:r>
-          <w:rPr>
-            <w:b w:val="0"/>
-            <w:noProof/>
-            <w:webHidden/>
-          </w:rPr>
-          <w:fldChar w:fldCharType="begin"/>
-        </w:r>
-        <w:r>
-          <w:rPr>
-            <w:b w:val="0"/>
-            <w:noProof/>
-            <w:webHidden/>
-          </w:rPr>
-          <w:instrText xml:space="preserve"> PAGEREF _Toc216518689 \h </w:instrText>
-        </w:r>
-        <w:r>
-          <w:rPr>
-            <w:b w:val="0"/>
-            <w:noProof/>
-            <w:webHidden/>
-          </w:rPr>
-        </w:r>
-        <w:r>
-          <w:rPr>
-            <w:b w:val="0"/>
-            <w:noProof/>
-            <w:webHidden/>
-          </w:rPr>
-          <w:fldChar w:fldCharType="separate"/>
-        </w:r>
-        <w:r>
-          <w:rPr>
-            <w:b w:val="0"/>
-            <w:noProof/>
-            <w:webHidden/>
-          </w:rPr>
-          <w:t>6</w:t>
-        </w:r>
-        <w:r>
-          <w:rPr>
-            <w:b w:val="0"/>
-            <w:noProof/>
-            <w:webHidden/>
-          </w:rPr>
-          <w:fldChar w:fldCharType="end"/>
-        </w:r>
       </w:hyperlink>
+      <w:r>
+        <w:rPr>
+          <w:b w:val="0"/>
+          <w:noProof/>
+        </w:rPr>
+        <w:t>13</w:t>
+      </w:r>
     </w:p>
     <w:p>
       <w:pPr>
@@ -4044,48 +3367,13 @@
           </w:rPr>
           <w:tab/>
         </w:r>
-        <w:r>
-          <w:rPr>
-            <w:webHidden/>
-            <w:shd w:val="clear" w:color="auto" w:fill="auto"/>
-          </w:rPr>
-          <w:fldChar w:fldCharType="begin"/>
-        </w:r>
-        <w:r>
-          <w:rPr>
-            <w:webHidden/>
-            <w:shd w:val="clear" w:color="auto" w:fill="auto"/>
-          </w:rPr>
-          <w:instrText xml:space="preserve"> PAGEREF _Toc216518690 \h </w:instrText>
-        </w:r>
-        <w:r>
-          <w:rPr>
-            <w:webHidden/>
-            <w:shd w:val="clear" w:color="auto" w:fill="auto"/>
-          </w:rPr>
-        </w:r>
-        <w:r>
-          <w:rPr>
-            <w:webHidden/>
-            <w:shd w:val="clear" w:color="auto" w:fill="auto"/>
-          </w:rPr>
-          <w:fldChar w:fldCharType="separate"/>
-        </w:r>
-        <w:r>
-          <w:rPr>
-            <w:webHidden/>
-            <w:shd w:val="clear" w:color="auto" w:fill="auto"/>
-          </w:rPr>
-          <w:t>7</w:t>
-        </w:r>
-        <w:r>
-          <w:rPr>
-            <w:webHidden/>
-            <w:shd w:val="clear" w:color="auto" w:fill="auto"/>
-          </w:rPr>
-          <w:fldChar w:fldCharType="end"/>
-        </w:r>
       </w:hyperlink>
+      <w:r>
+        <w:rPr>
+          <w:shd w:val="clear" w:color="auto" w:fill="auto"/>
+        </w:rPr>
+        <w:t>13</w:t>
+      </w:r>
     </w:p>
     <w:p>
       <w:pPr>
@@ -4143,54 +3431,14 @@
           </w:rPr>
           <w:tab/>
         </w:r>
-        <w:r>
-          <w:rPr>
-            <w:b w:val="0"/>
-            <w:noProof/>
-            <w:webHidden/>
-          </w:rPr>
-          <w:fldChar w:fldCharType="begin"/>
-        </w:r>
-        <w:r>
-          <w:rPr>
-            <w:b w:val="0"/>
-            <w:noProof/>
-            <w:webHidden/>
-          </w:rPr>
-          <w:instrText xml:space="preserve"> PAGEREF _Toc216518691 \h </w:instrText>
-        </w:r>
-        <w:r>
-          <w:rPr>
-            <w:b w:val="0"/>
-            <w:noProof/>
-            <w:webHidden/>
-          </w:rPr>
-        </w:r>
-        <w:r>
-          <w:rPr>
-            <w:b w:val="0"/>
-            <w:noProof/>
-            <w:webHidden/>
-          </w:rPr>
-          <w:fldChar w:fldCharType="separate"/>
-        </w:r>
-        <w:r>
-          <w:rPr>
-            <w:b w:val="0"/>
-            <w:noProof/>
-            <w:webHidden/>
-          </w:rPr>
-          <w:t>7</w:t>
-        </w:r>
-        <w:r>
-          <w:rPr>
-            <w:b w:val="0"/>
-            <w:noProof/>
-            <w:webHidden/>
-          </w:rPr>
-          <w:fldChar w:fldCharType="end"/>
-        </w:r>
       </w:hyperlink>
+      <w:r>
+        <w:rPr>
+          <w:b w:val="0"/>
+          <w:noProof/>
+        </w:rPr>
+        <w:t>13</w:t>
+      </w:r>
     </w:p>
     <w:p>
       <w:pPr>
@@ -4238,94 +3486,24 @@
             <w:noProof/>
             <w:u w:val="none"/>
           </w:rPr>
-          <w:t>SQL Se</w:t>
-        </w:r>
-        <w:r>
-          <w:rPr>
-            <w:rStyle w:val="Hyperlink"/>
-            <w:rFonts w:eastAsia="宋体"/>
+          <w:t>SQL Server</w:t>
+        </w:r>
+        <w:r>
+          <w:rPr>
             <w:b w:val="0"/>
             <w:noProof/>
-            <w:u w:val="none"/>
-          </w:rPr>
-          <w:t>r</w:t>
-        </w:r>
-        <w:r>
-          <w:rPr>
-            <w:rStyle w:val="Hyperlink"/>
-            <w:rFonts w:eastAsia="宋体"/>
-            <w:b w:val="0"/>
-            <w:noProof/>
-            <w:u w:val="none"/>
-          </w:rPr>
-          <w:t>v</w:t>
-        </w:r>
-        <w:r>
-          <w:rPr>
-            <w:rStyle w:val="Hyperlink"/>
-            <w:rFonts w:eastAsia="宋体"/>
-            <w:b w:val="0"/>
-            <w:noProof/>
-            <w:u w:val="none"/>
-          </w:rPr>
-          <w:t>er</w:t>
-        </w:r>
-        <w:r>
-          <w:rPr>
-            <w:b w:val="0"/>
-            <w:noProof/>
             <w:webHidden/>
           </w:rPr>
           <w:tab/>
         </w:r>
-        <w:r>
-          <w:rPr>
-            <w:b w:val="0"/>
-            <w:noProof/>
-            <w:webHidden/>
-          </w:rPr>
-          <w:fldChar w:fldCharType="begin"/>
-        </w:r>
-        <w:r>
-          <w:rPr>
-            <w:b w:val="0"/>
-            <w:noProof/>
-            <w:webHidden/>
-          </w:rPr>
-          <w:instrText xml:space="preserve"> PAGEREF _Toc216518692 \h </w:instrText>
-        </w:r>
-        <w:r>
-          <w:rPr>
-            <w:b w:val="0"/>
-            <w:noProof/>
-            <w:webHidden/>
-          </w:rPr>
-        </w:r>
-        <w:r>
-          <w:rPr>
-            <w:b w:val="0"/>
-            <w:noProof/>
-            <w:webHidden/>
-          </w:rPr>
-          <w:fldChar w:fldCharType="separate"/>
-        </w:r>
-        <w:r>
-          <w:rPr>
-            <w:b w:val="0"/>
-            <w:noProof/>
-            <w:webHidden/>
-          </w:rPr>
-          <w:t>7</w:t>
-        </w:r>
-        <w:r>
-          <w:rPr>
-            <w:b w:val="0"/>
-            <w:noProof/>
-            <w:webHidden/>
-          </w:rPr>
-          <w:fldChar w:fldCharType="end"/>
-        </w:r>
       </w:hyperlink>
+      <w:r>
+        <w:rPr>
+          <w:b w:val="0"/>
+          <w:noProof/>
+        </w:rPr>
+        <w:t>13</w:t>
+      </w:r>
     </w:p>
     <w:p>
       <w:pPr>
@@ -4383,54 +3561,14 @@
           </w:rPr>
           <w:tab/>
         </w:r>
-        <w:r>
-          <w:rPr>
-            <w:b w:val="0"/>
-            <w:noProof/>
-            <w:webHidden/>
-          </w:rPr>
-          <w:fldChar w:fldCharType="begin"/>
-        </w:r>
-        <w:r>
-          <w:rPr>
-            <w:b w:val="0"/>
-            <w:noProof/>
-            <w:webHidden/>
-          </w:rPr>
-          <w:instrText xml:space="preserve"> PAGEREF _Toc216518693 \h </w:instrText>
-        </w:r>
-        <w:r>
-          <w:rPr>
-            <w:b w:val="0"/>
-            <w:noProof/>
-            <w:webHidden/>
-          </w:rPr>
-        </w:r>
-        <w:r>
-          <w:rPr>
-            <w:b w:val="0"/>
-            <w:noProof/>
-            <w:webHidden/>
-          </w:rPr>
-          <w:fldChar w:fldCharType="separate"/>
-        </w:r>
-        <w:r>
-          <w:rPr>
-            <w:b w:val="0"/>
-            <w:noProof/>
-            <w:webHidden/>
-          </w:rPr>
-          <w:t>7</w:t>
-        </w:r>
-        <w:r>
-          <w:rPr>
-            <w:b w:val="0"/>
-            <w:noProof/>
-            <w:webHidden/>
-          </w:rPr>
-          <w:fldChar w:fldCharType="end"/>
-        </w:r>
       </w:hyperlink>
+      <w:r>
+        <w:rPr>
+          <w:b w:val="0"/>
+          <w:noProof/>
+        </w:rPr>
+        <w:t>14</w:t>
+      </w:r>
     </w:p>
     <w:p>
       <w:pPr>
@@ -4477,48 +3615,13 @@
           </w:rPr>
           <w:tab/>
         </w:r>
-        <w:r>
-          <w:rPr>
-            <w:webHidden/>
-            <w:shd w:val="clear" w:color="auto" w:fill="auto"/>
-          </w:rPr>
-          <w:fldChar w:fldCharType="begin"/>
-        </w:r>
-        <w:r>
-          <w:rPr>
-            <w:webHidden/>
-            <w:shd w:val="clear" w:color="auto" w:fill="auto"/>
-          </w:rPr>
-          <w:instrText xml:space="preserve"> PAGEREF _Toc216518694 \h </w:instrText>
-        </w:r>
-        <w:r>
-          <w:rPr>
-            <w:webHidden/>
-            <w:shd w:val="clear" w:color="auto" w:fill="auto"/>
-          </w:rPr>
-        </w:r>
-        <w:r>
-          <w:rPr>
-            <w:webHidden/>
-            <w:shd w:val="clear" w:color="auto" w:fill="auto"/>
-          </w:rPr>
-          <w:fldChar w:fldCharType="separate"/>
-        </w:r>
-        <w:r>
-          <w:rPr>
-            <w:webHidden/>
-            <w:shd w:val="clear" w:color="auto" w:fill="auto"/>
-          </w:rPr>
-          <w:t>8</w:t>
-        </w:r>
-        <w:r>
-          <w:rPr>
-            <w:webHidden/>
-            <w:shd w:val="clear" w:color="auto" w:fill="auto"/>
-          </w:rPr>
-          <w:fldChar w:fldCharType="end"/>
-        </w:r>
       </w:hyperlink>
+      <w:r>
+        <w:rPr>
+          <w:shd w:val="clear" w:color="auto" w:fill="auto"/>
+        </w:rPr>
+        <w:t>15</w:t>
+      </w:r>
     </w:p>
     <w:p>
       <w:pPr>
@@ -4576,54 +3679,14 @@
           </w:rPr>
           <w:tab/>
         </w:r>
-        <w:r>
-          <w:rPr>
-            <w:b w:val="0"/>
-            <w:noProof/>
-            <w:webHidden/>
-          </w:rPr>
-          <w:fldChar w:fldCharType="begin"/>
-        </w:r>
-        <w:r>
-          <w:rPr>
-            <w:b w:val="0"/>
-            <w:noProof/>
-            <w:webHidden/>
-          </w:rPr>
-          <w:instrText xml:space="preserve"> PAGEREF _Toc216518695 \h </w:instrText>
-        </w:r>
-        <w:r>
-          <w:rPr>
-            <w:b w:val="0"/>
-            <w:noProof/>
-            <w:webHidden/>
-          </w:rPr>
-        </w:r>
-        <w:r>
-          <w:rPr>
-            <w:b w:val="0"/>
-            <w:noProof/>
-            <w:webHidden/>
-          </w:rPr>
-          <w:fldChar w:fldCharType="separate"/>
-        </w:r>
-        <w:r>
-          <w:rPr>
-            <w:b w:val="0"/>
-            <w:noProof/>
-            <w:webHidden/>
-          </w:rPr>
-          <w:t>8</w:t>
-        </w:r>
-        <w:r>
-          <w:rPr>
-            <w:b w:val="0"/>
-            <w:noProof/>
-            <w:webHidden/>
-          </w:rPr>
-          <w:fldChar w:fldCharType="end"/>
-        </w:r>
       </w:hyperlink>
+      <w:r>
+        <w:rPr>
+          <w:b w:val="0"/>
+          <w:noProof/>
+        </w:rPr>
+        <w:t>15</w:t>
+      </w:r>
     </w:p>
     <w:p>
       <w:pPr>
@@ -4681,54 +3744,14 @@
           </w:rPr>
           <w:tab/>
         </w:r>
-        <w:r>
-          <w:rPr>
-            <w:b w:val="0"/>
-            <w:noProof/>
-            <w:webHidden/>
-          </w:rPr>
-          <w:fldChar w:fldCharType="begin"/>
-        </w:r>
-        <w:r>
-          <w:rPr>
-            <w:b w:val="0"/>
-            <w:noProof/>
-            <w:webHidden/>
-          </w:rPr>
-          <w:instrText xml:space="preserve"> PAGEREF _Toc216518696 \h </w:instrText>
-        </w:r>
-        <w:r>
-          <w:rPr>
-            <w:b w:val="0"/>
-            <w:noProof/>
-            <w:webHidden/>
-          </w:rPr>
-        </w:r>
-        <w:r>
-          <w:rPr>
-            <w:b w:val="0"/>
-            <w:noProof/>
-            <w:webHidden/>
-          </w:rPr>
-          <w:fldChar w:fldCharType="separate"/>
-        </w:r>
-        <w:r>
-          <w:rPr>
-            <w:b w:val="0"/>
-            <w:noProof/>
-            <w:webHidden/>
-          </w:rPr>
-          <w:t>8</w:t>
-        </w:r>
-        <w:r>
-          <w:rPr>
-            <w:b w:val="0"/>
-            <w:noProof/>
-            <w:webHidden/>
-          </w:rPr>
-          <w:fldChar w:fldCharType="end"/>
-        </w:r>
       </w:hyperlink>
+      <w:r>
+        <w:rPr>
+          <w:b w:val="0"/>
+          <w:noProof/>
+        </w:rPr>
+        <w:t>15</w:t>
+      </w:r>
     </w:p>
     <w:p>
       <w:pPr>
@@ -4786,54 +3809,14 @@
           </w:rPr>
           <w:tab/>
         </w:r>
-        <w:r>
-          <w:rPr>
-            <w:b w:val="0"/>
-            <w:noProof/>
-            <w:webHidden/>
-          </w:rPr>
-          <w:fldChar w:fldCharType="begin"/>
-        </w:r>
-        <w:r>
-          <w:rPr>
-            <w:b w:val="0"/>
-            <w:noProof/>
-            <w:webHidden/>
-          </w:rPr>
-          <w:instrText xml:space="preserve"> PAGEREF _Toc216518697 \h </w:instrText>
-        </w:r>
-        <w:r>
-          <w:rPr>
-            <w:b w:val="0"/>
-            <w:noProof/>
-            <w:webHidden/>
-          </w:rPr>
-        </w:r>
-        <w:r>
-          <w:rPr>
-            <w:b w:val="0"/>
-            <w:noProof/>
-            <w:webHidden/>
-          </w:rPr>
-          <w:fldChar w:fldCharType="separate"/>
-        </w:r>
-        <w:r>
-          <w:rPr>
-            <w:b w:val="0"/>
-            <w:noProof/>
-            <w:webHidden/>
-          </w:rPr>
-          <w:t>8</w:t>
-        </w:r>
-        <w:r>
-          <w:rPr>
-            <w:b w:val="0"/>
-            <w:noProof/>
-            <w:webHidden/>
-          </w:rPr>
-          <w:fldChar w:fldCharType="end"/>
-        </w:r>
       </w:hyperlink>
+      <w:r>
+        <w:rPr>
+          <w:b w:val="0"/>
+          <w:noProof/>
+        </w:rPr>
+        <w:t>15</w:t>
+      </w:r>
     </w:p>
     <w:p>
       <w:pPr>
@@ -4881,84 +3864,24 @@
             <w:noProof/>
             <w:u w:val="none"/>
           </w:rPr>
-          <w:t>Boo</w:t>
-        </w:r>
-        <w:r>
-          <w:rPr>
-            <w:rStyle w:val="Hyperlink"/>
-            <w:rFonts w:eastAsia="宋体"/>
+          <w:t>Bootstrap</w:t>
+        </w:r>
+        <w:r>
+          <w:rPr>
             <w:b w:val="0"/>
             <w:noProof/>
-            <w:u w:val="none"/>
-          </w:rPr>
-          <w:t>t</w:t>
-        </w:r>
-        <w:r>
-          <w:rPr>
-            <w:rStyle w:val="Hyperlink"/>
-            <w:rFonts w:eastAsia="宋体"/>
-            <w:b w:val="0"/>
-            <w:noProof/>
-            <w:u w:val="none"/>
-          </w:rPr>
-          <w:t>strap</w:t>
-        </w:r>
-        <w:r>
-          <w:rPr>
-            <w:b w:val="0"/>
-            <w:noProof/>
             <w:webHidden/>
           </w:rPr>
           <w:tab/>
         </w:r>
-        <w:r>
-          <w:rPr>
-            <w:b w:val="0"/>
-            <w:noProof/>
-            <w:webHidden/>
-          </w:rPr>
-          <w:fldChar w:fldCharType="begin"/>
-        </w:r>
-        <w:r>
-          <w:rPr>
-            <w:b w:val="0"/>
-            <w:noProof/>
-            <w:webHidden/>
-          </w:rPr>
-          <w:instrText xml:space="preserve"> PAGEREF _Toc216518698 \h </w:instrText>
-        </w:r>
-        <w:r>
-          <w:rPr>
-            <w:b w:val="0"/>
-            <w:noProof/>
-            <w:webHidden/>
-          </w:rPr>
-        </w:r>
-        <w:r>
-          <w:rPr>
-            <w:b w:val="0"/>
-            <w:noProof/>
-            <w:webHidden/>
-          </w:rPr>
-          <w:fldChar w:fldCharType="separate"/>
-        </w:r>
-        <w:r>
-          <w:rPr>
-            <w:b w:val="0"/>
-            <w:noProof/>
-            <w:webHidden/>
-          </w:rPr>
-          <w:t>8</w:t>
-        </w:r>
-        <w:r>
-          <w:rPr>
-            <w:b w:val="0"/>
-            <w:noProof/>
-            <w:webHidden/>
-          </w:rPr>
-          <w:fldChar w:fldCharType="end"/>
-        </w:r>
       </w:hyperlink>
+      <w:r>
+        <w:rPr>
+          <w:b w:val="0"/>
+          <w:noProof/>
+        </w:rPr>
+        <w:t>15</w:t>
+      </w:r>
     </w:p>
     <w:p>
       <w:pPr>
@@ -5005,48 +3928,13 @@
           </w:rPr>
           <w:tab/>
         </w:r>
-        <w:r>
-          <w:rPr>
-            <w:webHidden/>
-            <w:shd w:val="clear" w:color="auto" w:fill="auto"/>
-          </w:rPr>
-          <w:fldChar w:fldCharType="begin"/>
-        </w:r>
-        <w:r>
-          <w:rPr>
-            <w:webHidden/>
-            <w:shd w:val="clear" w:color="auto" w:fill="auto"/>
-          </w:rPr>
-          <w:instrText xml:space="preserve"> PAGEREF _Toc216518699 \h </w:instrText>
-        </w:r>
-        <w:r>
-          <w:rPr>
-            <w:webHidden/>
-            <w:shd w:val="clear" w:color="auto" w:fill="auto"/>
-          </w:rPr>
-        </w:r>
-        <w:r>
-          <w:rPr>
-            <w:webHidden/>
-            <w:shd w:val="clear" w:color="auto" w:fill="auto"/>
-          </w:rPr>
-          <w:fldChar w:fldCharType="separate"/>
-        </w:r>
-        <w:r>
-          <w:rPr>
-            <w:webHidden/>
-            <w:shd w:val="clear" w:color="auto" w:fill="auto"/>
-          </w:rPr>
-          <w:t>8</w:t>
-        </w:r>
-        <w:r>
-          <w:rPr>
-            <w:webHidden/>
-            <w:shd w:val="clear" w:color="auto" w:fill="auto"/>
-          </w:rPr>
-          <w:fldChar w:fldCharType="end"/>
-        </w:r>
       </w:hyperlink>
+      <w:r>
+        <w:rPr>
+          <w:shd w:val="clear" w:color="auto" w:fill="auto"/>
+        </w:rPr>
+        <w:t>15</w:t>
+      </w:r>
     </w:p>
     <w:p>
       <w:pPr>
@@ -5093,48 +3981,13 @@
           </w:rPr>
           <w:tab/>
         </w:r>
-        <w:r>
-          <w:rPr>
-            <w:webHidden/>
-            <w:shd w:val="clear" w:color="auto" w:fill="auto"/>
-          </w:rPr>
-          <w:fldChar w:fldCharType="begin"/>
-        </w:r>
-        <w:r>
-          <w:rPr>
-            <w:webHidden/>
-            <w:shd w:val="clear" w:color="auto" w:fill="auto"/>
-          </w:rPr>
-          <w:instrText xml:space="preserve"> PAGEREF _Toc216518700 \h </w:instrText>
-        </w:r>
-        <w:r>
-          <w:rPr>
-            <w:webHidden/>
-            <w:shd w:val="clear" w:color="auto" w:fill="auto"/>
-          </w:rPr>
-        </w:r>
-        <w:r>
-          <w:rPr>
-            <w:webHidden/>
-            <w:shd w:val="clear" w:color="auto" w:fill="auto"/>
-          </w:rPr>
-          <w:fldChar w:fldCharType="separate"/>
-        </w:r>
-        <w:r>
-          <w:rPr>
-            <w:webHidden/>
-            <w:shd w:val="clear" w:color="auto" w:fill="auto"/>
-          </w:rPr>
-          <w:t>9</w:t>
-        </w:r>
-        <w:r>
-          <w:rPr>
-            <w:webHidden/>
-            <w:shd w:val="clear" w:color="auto" w:fill="auto"/>
-          </w:rPr>
-          <w:fldChar w:fldCharType="end"/>
-        </w:r>
       </w:hyperlink>
+      <w:r>
+        <w:rPr>
+          <w:shd w:val="clear" w:color="auto" w:fill="auto"/>
+        </w:rPr>
+        <w:t>15</w:t>
+      </w:r>
     </w:p>
     <w:p>
       <w:pPr>
@@ -5192,54 +4045,14 @@
           </w:rPr>
           <w:tab/>
         </w:r>
-        <w:r>
-          <w:rPr>
-            <w:b w:val="0"/>
-            <w:noProof/>
-            <w:webHidden/>
-          </w:rPr>
-          <w:fldChar w:fldCharType="begin"/>
-        </w:r>
-        <w:r>
-          <w:rPr>
-            <w:b w:val="0"/>
-            <w:noProof/>
-            <w:webHidden/>
-          </w:rPr>
-          <w:instrText xml:space="preserve"> PAGEREF _Toc216518701 \h </w:instrText>
-        </w:r>
-        <w:r>
-          <w:rPr>
-            <w:b w:val="0"/>
-            <w:noProof/>
-            <w:webHidden/>
-          </w:rPr>
-        </w:r>
-        <w:r>
-          <w:rPr>
-            <w:b w:val="0"/>
-            <w:noProof/>
-            <w:webHidden/>
-          </w:rPr>
-          <w:fldChar w:fldCharType="separate"/>
-        </w:r>
-        <w:r>
-          <w:rPr>
-            <w:b w:val="0"/>
-            <w:noProof/>
-            <w:webHidden/>
-          </w:rPr>
-          <w:t>9</w:t>
-        </w:r>
-        <w:r>
-          <w:rPr>
-            <w:b w:val="0"/>
-            <w:noProof/>
-            <w:webHidden/>
-          </w:rPr>
-          <w:fldChar w:fldCharType="end"/>
-        </w:r>
       </w:hyperlink>
+      <w:r>
+        <w:rPr>
+          <w:b w:val="0"/>
+          <w:noProof/>
+        </w:rPr>
+        <w:t>15</w:t>
+      </w:r>
     </w:p>
     <w:p>
       <w:pPr>
@@ -5297,54 +4110,14 @@
           </w:rPr>
           <w:tab/>
         </w:r>
-        <w:r>
-          <w:rPr>
-            <w:b w:val="0"/>
-            <w:noProof/>
-            <w:webHidden/>
-          </w:rPr>
-          <w:fldChar w:fldCharType="begin"/>
-        </w:r>
-        <w:r>
-          <w:rPr>
-            <w:b w:val="0"/>
-            <w:noProof/>
-            <w:webHidden/>
-          </w:rPr>
-          <w:instrText xml:space="preserve"> PAGEREF _Toc216518702 \h </w:instrText>
-        </w:r>
-        <w:r>
-          <w:rPr>
-            <w:b w:val="0"/>
-            <w:noProof/>
-            <w:webHidden/>
-          </w:rPr>
-        </w:r>
-        <w:r>
-          <w:rPr>
-            <w:b w:val="0"/>
-            <w:noProof/>
-            <w:webHidden/>
-          </w:rPr>
-          <w:fldChar w:fldCharType="separate"/>
-        </w:r>
-        <w:r>
-          <w:rPr>
-            <w:b w:val="0"/>
-            <w:noProof/>
-            <w:webHidden/>
-          </w:rPr>
-          <w:t>9</w:t>
-        </w:r>
-        <w:r>
-          <w:rPr>
-            <w:b w:val="0"/>
-            <w:noProof/>
-            <w:webHidden/>
-          </w:rPr>
-          <w:fldChar w:fldCharType="end"/>
-        </w:r>
       </w:hyperlink>
+      <w:r>
+        <w:rPr>
+          <w:b w:val="0"/>
+          <w:noProof/>
+        </w:rPr>
+        <w:t>15</w:t>
+      </w:r>
     </w:p>
     <w:p>
       <w:pPr>
@@ -5402,54 +4175,14 @@
           </w:rPr>
           <w:tab/>
         </w:r>
-        <w:r>
-          <w:rPr>
-            <w:b w:val="0"/>
-            <w:noProof/>
-            <w:webHidden/>
-          </w:rPr>
-          <w:fldChar w:fldCharType="begin"/>
-        </w:r>
-        <w:r>
-          <w:rPr>
-            <w:b w:val="0"/>
-            <w:noProof/>
-            <w:webHidden/>
-          </w:rPr>
-          <w:instrText xml:space="preserve"> PAGEREF _Toc216518703 \h </w:instrText>
-        </w:r>
-        <w:r>
-          <w:rPr>
-            <w:b w:val="0"/>
-            <w:noProof/>
-            <w:webHidden/>
-          </w:rPr>
-        </w:r>
-        <w:r>
-          <w:rPr>
-            <w:b w:val="0"/>
-            <w:noProof/>
-            <w:webHidden/>
-          </w:rPr>
-          <w:fldChar w:fldCharType="separate"/>
-        </w:r>
-        <w:r>
-          <w:rPr>
-            <w:b w:val="0"/>
-            <w:noProof/>
-            <w:webHidden/>
-          </w:rPr>
-          <w:t>9</w:t>
-        </w:r>
-        <w:r>
-          <w:rPr>
-            <w:b w:val="0"/>
-            <w:noProof/>
-            <w:webHidden/>
-          </w:rPr>
-          <w:fldChar w:fldCharType="end"/>
-        </w:r>
       </w:hyperlink>
+      <w:r>
+        <w:rPr>
+          <w:b w:val="0"/>
+          <w:noProof/>
+        </w:rPr>
+        <w:t>16</w:t>
+      </w:r>
     </w:p>
     <w:p>
       <w:pPr>
@@ -5507,54 +4240,14 @@
           </w:rPr>
           <w:tab/>
         </w:r>
-        <w:r>
-          <w:rPr>
-            <w:b w:val="0"/>
-            <w:noProof/>
-            <w:webHidden/>
-          </w:rPr>
-          <w:fldChar w:fldCharType="begin"/>
-        </w:r>
-        <w:r>
-          <w:rPr>
-            <w:b w:val="0"/>
-            <w:noProof/>
-            <w:webHidden/>
-          </w:rPr>
-          <w:instrText xml:space="preserve"> PAGEREF _Toc216518704 \h </w:instrText>
-        </w:r>
-        <w:r>
-          <w:rPr>
-            <w:b w:val="0"/>
-            <w:noProof/>
-            <w:webHidden/>
-          </w:rPr>
-        </w:r>
-        <w:r>
-          <w:rPr>
-            <w:b w:val="0"/>
-            <w:noProof/>
-            <w:webHidden/>
-          </w:rPr>
-          <w:fldChar w:fldCharType="separate"/>
-        </w:r>
-        <w:r>
-          <w:rPr>
-            <w:b w:val="0"/>
-            <w:noProof/>
-            <w:webHidden/>
-          </w:rPr>
-          <w:t>9</w:t>
-        </w:r>
-        <w:r>
-          <w:rPr>
-            <w:b w:val="0"/>
-            <w:noProof/>
-            <w:webHidden/>
-          </w:rPr>
-          <w:fldChar w:fldCharType="end"/>
-        </w:r>
       </w:hyperlink>
+      <w:r>
+        <w:rPr>
+          <w:b w:val="0"/>
+          <w:noProof/>
+        </w:rPr>
+        <w:t>16</w:t>
+      </w:r>
     </w:p>
     <w:p>
       <w:pPr>
@@ -5612,54 +4305,14 @@
           </w:rPr>
           <w:tab/>
         </w:r>
-        <w:r>
-          <w:rPr>
-            <w:b w:val="0"/>
-            <w:noProof/>
-            <w:webHidden/>
-          </w:rPr>
-          <w:fldChar w:fldCharType="begin"/>
-        </w:r>
-        <w:r>
-          <w:rPr>
-            <w:b w:val="0"/>
-            <w:noProof/>
-            <w:webHidden/>
-          </w:rPr>
-          <w:instrText xml:space="preserve"> PAGEREF _Toc216518705 \h </w:instrText>
-        </w:r>
-        <w:r>
-          <w:rPr>
-            <w:b w:val="0"/>
-            <w:noProof/>
-            <w:webHidden/>
-          </w:rPr>
-        </w:r>
-        <w:r>
-          <w:rPr>
-            <w:b w:val="0"/>
-            <w:noProof/>
-            <w:webHidden/>
-          </w:rPr>
-          <w:fldChar w:fldCharType="separate"/>
-        </w:r>
-        <w:r>
-          <w:rPr>
-            <w:b w:val="0"/>
-            <w:noProof/>
-            <w:webHidden/>
-          </w:rPr>
-          <w:t>9</w:t>
-        </w:r>
-        <w:r>
-          <w:rPr>
-            <w:b w:val="0"/>
-            <w:noProof/>
-            <w:webHidden/>
-          </w:rPr>
-          <w:fldChar w:fldCharType="end"/>
-        </w:r>
       </w:hyperlink>
+      <w:r>
+        <w:rPr>
+          <w:b w:val="0"/>
+          <w:noProof/>
+        </w:rPr>
+        <w:t>16</w:t>
+      </w:r>
     </w:p>
     <w:p>
       <w:pPr>
@@ -5740,7 +4393,7 @@
             <w:webHidden/>
             <w:shd w:val="clear" w:color="auto" w:fill="auto"/>
           </w:rPr>
-          <w:t>10</w:t>
+          <w:t>1</w:t>
         </w:r>
         <w:r>
           <w:rPr>
@@ -5750,6 +4403,12 @@
           <w:fldChar w:fldCharType="end"/>
         </w:r>
       </w:hyperlink>
+      <w:r>
+        <w:rPr>
+          <w:shd w:val="clear" w:color="auto" w:fill="auto"/>
+        </w:rPr>
+        <w:t>7</w:t>
+      </w:r>
     </w:p>
     <w:p>
       <w:pPr>
@@ -6951,35 +5610,7 @@
             <w:rStyle w:val="Hyperlink"/>
             <w:noProof/>
           </w:rPr>
-          <w:t>Hình  11: Sơ Đồ Clas</w:t>
-        </w:r>
-        <w:r>
-          <w:rPr>
-            <w:rStyle w:val="Hyperlink"/>
-            <w:noProof/>
-          </w:rPr>
-          <w:t>s</w:t>
-        </w:r>
-        <w:r>
-          <w:rPr>
-            <w:rStyle w:val="Hyperlink"/>
-            <w:noProof/>
-          </w:rPr>
-          <w:t xml:space="preserve"> T</w:t>
-        </w:r>
-        <w:r>
-          <w:rPr>
-            <w:rStyle w:val="Hyperlink"/>
-            <w:noProof/>
-          </w:rPr>
-          <w:t>ổ</w:t>
-        </w:r>
-        <w:r>
-          <w:rPr>
-            <w:rStyle w:val="Hyperlink"/>
-            <w:noProof/>
-          </w:rPr>
-          <w:t>ng Quan</w:t>
+          <w:t>Hình  11: Sơ Đồ Class Tổng Quan</w:t>
         </w:r>
         <w:r>
           <w:rPr>
@@ -8059,7 +6690,6 @@
         <w:sectPr>
           <w:pgSz w:w="11907" w:h="16840" w:code="9"/>
           <w:pgMar w:top="1134" w:right="1134" w:bottom="1134" w:left="1701" w:header="283" w:footer="567" w:gutter="0"/>
-          <w:pgNumType w:fmt="lowerRoman" w:start="5"/>
           <w:cols w:space="720"/>
           <w:docGrid w:linePitch="354"/>
         </w:sectPr>
@@ -8609,7 +7239,6 @@
           <w:footerReference w:type="default" r:id="rId11"/>
           <w:pgSz w:w="11907" w:h="16840" w:code="9"/>
           <w:pgMar w:top="1134" w:right="1134" w:bottom="1134" w:left="1701" w:header="283" w:footer="567" w:gutter="0"/>
-          <w:pgNumType w:start="1"/>
           <w:cols w:space="720"/>
           <w:docGrid w:linePitch="354"/>
         </w:sectPr>
@@ -9785,19 +8414,19 @@
         <w:ind w:firstLine="567"/>
       </w:pPr>
       <w:r>
-        <w:t xml:space="preserve">Bài toán đề tài xây dựng website bán </w:t>
-      </w:r>
-      <w:r>
-        <w:t>giày</w:t>
+        <w:t xml:space="preserve">Bài toán đề tài xây dựng website </w:t>
+      </w:r>
+      <w:r>
+        <w:t>nghe nhạc online</w:t>
       </w:r>
       <w:r>
         <w:t xml:space="preserve"> </w:t>
       </w:r>
       <w:r>
-        <w:t xml:space="preserve">bao gồm việc thiết kế và triển khai một hệ thống website để cung cấp cho khách hàng một nền tảng trực tuyến tiện lợi để mua sắm </w:t>
-      </w:r>
-      <w:r>
-        <w:t>giày</w:t>
+        <w:t xml:space="preserve">bao gồm việc thiết kế và triển khai một hệ thống website để cung cấp cho khách hàng một nền tảng trực tuyến tiện lợi để </w:t>
+      </w:r>
+      <w:r>
+        <w:t>nghe nhạc online</w:t>
       </w:r>
       <w:r>
         <w:t>. Để giải quyết bài toán này, cần tập trung vào các yếu tố sau:</w:t>
@@ -9815,18 +8444,19 @@
         <w:t>Xác định đối tượng khách hàng</w:t>
       </w:r>
       <w:r>
-        <w:t xml:space="preserve">: Những người mua sắm trực tuyến, </w:t>
-      </w:r>
-      <w:r>
-        <w:t>người đam mê giày dép</w:t>
-      </w:r>
-      <w:proofErr w:type="gramStart"/>
-      <w:r>
-        <w:t>,thời</w:t>
-      </w:r>
-      <w:proofErr w:type="gramEnd"/>
-      <w:r>
-        <w:t xml:space="preserve"> trang</w:t>
+        <w:t xml:space="preserve">: Những người </w:t>
+      </w:r>
+      <w:r>
+        <w:t>muốn nghe nhạc</w:t>
+      </w:r>
+      <w:r>
+        <w:t xml:space="preserve"> trực tuyến, </w:t>
+      </w:r>
+      <w:r>
+        <w:t xml:space="preserve">người đam mê </w:t>
+      </w:r>
+      <w:r>
+        <w:t>âm nhạc</w:t>
       </w:r>
       <w:r>
         <w:t>.</w:t>
@@ -9847,7 +8477,25 @@
         <w:t>Liệt kê các tính năng cần có</w:t>
       </w:r>
       <w:r>
-        <w:t xml:space="preserve">: Trang chủ, trang danh mục sản phẩm, trang chi tiết sản phẩm, giỏ hàng, thanh toán, đăng nhập/đăng ký, quản lý đơn hàng, tìm kiếm, lọc sản phẩm </w:t>
+        <w:t>: Trang chủ, trang danh mục sản phẩm</w:t>
+      </w:r>
+      <w:r>
+        <w:t xml:space="preserve"> âm nhạc, trang chi tiết bài hát</w:t>
+      </w:r>
+      <w:r>
+        <w:t xml:space="preserve">, đăng nhập/đăng ký, quản lý </w:t>
+      </w:r>
+      <w:r>
+        <w:t>bài hát</w:t>
+      </w:r>
+      <w:r>
+        <w:t xml:space="preserve">, tìm kiếm, lọc </w:t>
+      </w:r>
+      <w:r>
+        <w:t>bài hát</w:t>
+      </w:r>
+      <w:r>
+        <w:t xml:space="preserve"> </w:t>
       </w:r>
       <w:proofErr w:type="gramStart"/>
       <w:r>
@@ -9855,7 +8503,15 @@
       </w:r>
       <w:proofErr w:type="gramEnd"/>
       <w:r>
-        <w:t xml:space="preserve"> loại, thương hiệu, giá cả, v.v.</w:t>
+        <w:t xml:space="preserve"> loại, </w:t>
+      </w:r>
+      <w:r>
+        <w:t>tên bài hát, ca sĩ</w:t>
+      </w:r>
+      <w:bookmarkStart w:id="108" w:name="_GoBack"/>
+      <w:bookmarkEnd w:id="108"/>
+      <w:r>
+        <w:t>, v.v.</w:t>
       </w:r>
     </w:p>
     <w:p>
@@ -9912,16 +8568,16 @@
       <w:pPr>
         <w:pStyle w:val="LV2"/>
       </w:pPr>
-      <w:bookmarkStart w:id="108" w:name="_Toc215586713"/>
-      <w:bookmarkStart w:id="109" w:name="_Toc216518708"/>
+      <w:bookmarkStart w:id="109" w:name="_Toc215586713"/>
+      <w:bookmarkStart w:id="110" w:name="_Toc216518708"/>
       <w:r>
         <w:t>Mô</w:t>
       </w:r>
       <w:r>
         <w:t>i Trường</w:t>
       </w:r>
-      <w:bookmarkEnd w:id="108"/>
       <w:bookmarkEnd w:id="109"/>
+      <w:bookmarkEnd w:id="110"/>
     </w:p>
     <w:p>
       <w:pPr>
@@ -9999,28 +8655,28 @@
       <w:r>
         <w:t xml:space="preserve"> </w:t>
       </w:r>
-      <w:bookmarkStart w:id="110" w:name="_Toc215586714"/>
-      <w:bookmarkStart w:id="111" w:name="_Toc216518709"/>
+      <w:bookmarkStart w:id="111" w:name="_Toc215586714"/>
+      <w:bookmarkStart w:id="112" w:name="_Toc216518709"/>
       <w:r>
         <w:t>Thiết</w:t>
       </w:r>
       <w:r>
         <w:t xml:space="preserve"> Kế CSDL</w:t>
       </w:r>
-      <w:bookmarkStart w:id="112" w:name="_Toc215586715"/>
-      <w:bookmarkEnd w:id="110"/>
+      <w:bookmarkStart w:id="113" w:name="_Toc215586715"/>
       <w:bookmarkEnd w:id="111"/>
+      <w:bookmarkEnd w:id="112"/>
     </w:p>
     <w:p>
       <w:pPr>
         <w:pStyle w:val="LV3"/>
       </w:pPr>
-      <w:bookmarkStart w:id="113" w:name="_Toc216518710"/>
+      <w:bookmarkStart w:id="114" w:name="_Toc216518710"/>
       <w:r>
         <w:t>Biểu đồ Class</w:t>
       </w:r>
-      <w:bookmarkEnd w:id="112"/>
       <w:bookmarkEnd w:id="113"/>
+      <w:bookmarkEnd w:id="114"/>
     </w:p>
     <w:p>
       <w:pPr>
@@ -10180,7 +8836,7 @@
       <w:pPr>
         <w:pStyle w:val="hnh"/>
       </w:pPr>
-      <w:bookmarkStart w:id="114" w:name="_Toc216518735"/>
+      <w:bookmarkStart w:id="115" w:name="_Toc216518735"/>
       <w:proofErr w:type="gramStart"/>
       <w:r>
         <w:t xml:space="preserve">Hình  </w:t>
@@ -10210,8 +8866,8 @@
       <w:r>
         <w:t>:</w:t>
       </w:r>
-      <w:bookmarkStart w:id="115" w:name="_Toc184048654"/>
-      <w:bookmarkStart w:id="116" w:name="_Toc184048751"/>
+      <w:bookmarkStart w:id="116" w:name="_Toc184048654"/>
+      <w:bookmarkStart w:id="117" w:name="_Toc184048751"/>
       <w:r>
         <w:rPr>
           <w:noProof/>
@@ -10221,9 +8877,9 @@
       <w:r>
         <w:t>Sơ Đồ Class Tổng Quan</w:t>
       </w:r>
-      <w:bookmarkEnd w:id="114"/>
       <w:bookmarkEnd w:id="115"/>
       <w:bookmarkEnd w:id="116"/>
+      <w:bookmarkEnd w:id="117"/>
     </w:p>
     <w:p>
       <w:pPr>
@@ -10343,7 +8999,7 @@
           </wp:inline>
         </w:drawing>
       </w:r>
-      <w:bookmarkStart w:id="117" w:name="_Toc216518736"/>
+      <w:bookmarkStart w:id="118" w:name="_Toc216518736"/>
     </w:p>
     <w:p>
       <w:pPr>
@@ -10403,7 +9059,7 @@
         </w:rPr>
         <w:t xml:space="preserve"> Bảng Genres</w:t>
       </w:r>
-      <w:bookmarkEnd w:id="117"/>
+      <w:bookmarkEnd w:id="118"/>
     </w:p>
     <w:p>
       <w:pPr>
@@ -10557,7 +9213,7 @@
           <w:bCs/>
         </w:rPr>
       </w:pPr>
-      <w:bookmarkStart w:id="118" w:name="_Toc216518737"/>
+      <w:bookmarkStart w:id="119" w:name="_Toc216518737"/>
       <w:proofErr w:type="gramStart"/>
       <w:r>
         <w:t xml:space="preserve">Hình  </w:t>
@@ -10587,24 +9243,24 @@
       <w:r>
         <w:t>:</w:t>
       </w:r>
-      <w:bookmarkStart w:id="119" w:name="_Toc184048656"/>
-      <w:bookmarkStart w:id="120" w:name="_Toc184048753"/>
+      <w:bookmarkStart w:id="120" w:name="_Toc184048656"/>
+      <w:bookmarkStart w:id="121" w:name="_Toc184048753"/>
       <w:r>
         <w:t xml:space="preserve"> </w:t>
       </w:r>
       <w:r>
         <w:t xml:space="preserve">Class </w:t>
       </w:r>
+      <w:bookmarkEnd w:id="120"/>
+      <w:bookmarkEnd w:id="121"/>
+      <w:r>
+        <w:rPr>
+          <w:rFonts w:ascii="Cambria" w:eastAsia="宋体" w:hAnsi="Cambria"/>
+          <w:bCs/>
+        </w:rPr>
+        <w:t>Artists</w:t>
+      </w:r>
       <w:bookmarkEnd w:id="119"/>
-      <w:bookmarkEnd w:id="120"/>
-      <w:r>
-        <w:rPr>
-          <w:rFonts w:ascii="Cambria" w:eastAsia="宋体" w:hAnsi="Cambria"/>
-          <w:bCs/>
-        </w:rPr>
-        <w:t>Artists</w:t>
-      </w:r>
-      <w:bookmarkEnd w:id="118"/>
     </w:p>
     <w:p>
       <w:pPr>
@@ -10726,7 +9382,7 @@
           </wp:inline>
         </w:drawing>
       </w:r>
-      <w:bookmarkStart w:id="121" w:name="_Toc216518738"/>
+      <w:bookmarkStart w:id="122" w:name="_Toc216518738"/>
     </w:p>
     <w:p>
       <w:pPr>
@@ -10785,8 +9441,8 @@
         </w:rPr>
         <w:t>:</w:t>
       </w:r>
-      <w:bookmarkStart w:id="122" w:name="_Toc184048657"/>
-      <w:bookmarkStart w:id="123" w:name="_Toc184048754"/>
+      <w:bookmarkStart w:id="123" w:name="_Toc184048657"/>
+      <w:bookmarkStart w:id="124" w:name="_Toc184048754"/>
       <w:r>
         <w:rPr>
           <w:b/>
@@ -10800,16 +9456,16 @@
         </w:rPr>
         <w:t xml:space="preserve">Class </w:t>
       </w:r>
+      <w:bookmarkEnd w:id="123"/>
+      <w:bookmarkEnd w:id="124"/>
+      <w:r>
+        <w:rPr>
+          <w:rFonts w:ascii="Cambria" w:eastAsia="宋体" w:hAnsi="Cambria"/>
+          <w:b/>
+        </w:rPr>
+        <w:t>Albums</w:t>
+      </w:r>
       <w:bookmarkEnd w:id="122"/>
-      <w:bookmarkEnd w:id="123"/>
-      <w:r>
-        <w:rPr>
-          <w:rFonts w:ascii="Cambria" w:eastAsia="宋体" w:hAnsi="Cambria"/>
-          <w:b/>
-        </w:rPr>
-        <w:t>Albums</w:t>
-      </w:r>
-      <w:bookmarkEnd w:id="121"/>
     </w:p>
     <w:p>
       <w:pPr>
@@ -10945,7 +9601,7 @@
           <w:bCs/>
         </w:rPr>
       </w:pPr>
-      <w:bookmarkStart w:id="124" w:name="_Toc216518739"/>
+      <w:bookmarkStart w:id="125" w:name="_Toc216518739"/>
       <w:proofErr w:type="gramStart"/>
       <w:r>
         <w:t xml:space="preserve">Hình  </w:t>
@@ -10975,8 +9631,8 @@
       <w:r>
         <w:t>:</w:t>
       </w:r>
-      <w:bookmarkStart w:id="125" w:name="_Toc184048658"/>
-      <w:bookmarkStart w:id="126" w:name="_Toc184048755"/>
+      <w:bookmarkStart w:id="126" w:name="_Toc184048658"/>
+      <w:bookmarkStart w:id="127" w:name="_Toc184048755"/>
       <w:r>
         <w:rPr>
           <w:noProof/>
@@ -10986,15 +9642,15 @@
       <w:r>
         <w:t xml:space="preserve">Class </w:t>
       </w:r>
+      <w:bookmarkEnd w:id="126"/>
+      <w:bookmarkEnd w:id="127"/>
+      <w:r>
+        <w:rPr>
+          <w:bCs/>
+        </w:rPr>
+        <w:t>Songs</w:t>
+      </w:r>
       <w:bookmarkEnd w:id="125"/>
-      <w:bookmarkEnd w:id="126"/>
-      <w:r>
-        <w:rPr>
-          <w:bCs/>
-        </w:rPr>
-        <w:t>Songs</w:t>
-      </w:r>
-      <w:bookmarkEnd w:id="124"/>
     </w:p>
     <w:p>
       <w:pPr>
@@ -11122,7 +9778,7 @@
           <w:rFonts w:ascii="Cambria" w:eastAsia="宋体" w:hAnsi="Cambria"/>
         </w:rPr>
       </w:pPr>
-      <w:bookmarkStart w:id="127" w:name="_Toc216518740"/>
+      <w:bookmarkStart w:id="128" w:name="_Toc216518740"/>
       <w:proofErr w:type="gramStart"/>
       <w:r>
         <w:t xml:space="preserve">Hình  </w:t>
@@ -11152,8 +9808,8 @@
       <w:r>
         <w:t>:</w:t>
       </w:r>
-      <w:bookmarkStart w:id="128" w:name="_Toc184048659"/>
-      <w:bookmarkStart w:id="129" w:name="_Toc184048756"/>
+      <w:bookmarkStart w:id="129" w:name="_Toc184048659"/>
+      <w:bookmarkStart w:id="130" w:name="_Toc184048756"/>
       <w:r>
         <w:rPr>
           <w:noProof/>
@@ -11163,15 +9819,15 @@
       <w:r>
         <w:t xml:space="preserve">Class </w:t>
       </w:r>
+      <w:bookmarkEnd w:id="129"/>
+      <w:bookmarkEnd w:id="130"/>
+      <w:r>
+        <w:rPr>
+          <w:rFonts w:ascii="Cambria" w:eastAsia="宋体" w:hAnsi="Cambria"/>
+        </w:rPr>
+        <w:t>Users</w:t>
+      </w:r>
       <w:bookmarkEnd w:id="128"/>
-      <w:bookmarkEnd w:id="129"/>
-      <w:r>
-        <w:rPr>
-          <w:rFonts w:ascii="Cambria" w:eastAsia="宋体" w:hAnsi="Cambria"/>
-        </w:rPr>
-        <w:t>Users</w:t>
-      </w:r>
-      <w:bookmarkEnd w:id="127"/>
     </w:p>
     <w:p>
       <w:pPr>
@@ -11306,7 +9962,7 @@
           <w:rFonts w:ascii="Cambria" w:eastAsia="宋体" w:hAnsi="Cambria"/>
         </w:rPr>
       </w:pPr>
-      <w:bookmarkStart w:id="130" w:name="_Toc216518741"/>
+      <w:bookmarkStart w:id="131" w:name="_Toc216518741"/>
       <w:proofErr w:type="gramStart"/>
       <w:r>
         <w:t xml:space="preserve">Hình  </w:t>
@@ -11336,8 +9992,8 @@
       <w:r>
         <w:t>:</w:t>
       </w:r>
-      <w:bookmarkStart w:id="131" w:name="_Toc184048660"/>
-      <w:bookmarkStart w:id="132" w:name="_Toc184048757"/>
+      <w:bookmarkStart w:id="132" w:name="_Toc184048660"/>
+      <w:bookmarkStart w:id="133" w:name="_Toc184048757"/>
       <w:r>
         <w:rPr>
           <w:noProof/>
@@ -11347,15 +10003,15 @@
       <w:r>
         <w:t xml:space="preserve">Class </w:t>
       </w:r>
+      <w:bookmarkEnd w:id="132"/>
+      <w:bookmarkEnd w:id="133"/>
+      <w:r>
+        <w:rPr>
+          <w:rFonts w:ascii="Cambria" w:eastAsia="宋体" w:hAnsi="Cambria"/>
+        </w:rPr>
+        <w:t>Playlists</w:t>
+      </w:r>
       <w:bookmarkEnd w:id="131"/>
-      <w:bookmarkEnd w:id="132"/>
-      <w:r>
-        <w:rPr>
-          <w:rFonts w:ascii="Cambria" w:eastAsia="宋体" w:hAnsi="Cambria"/>
-        </w:rPr>
-        <w:t>Playlists</w:t>
-      </w:r>
-      <w:bookmarkEnd w:id="130"/>
     </w:p>
     <w:p>
       <w:pPr>
@@ -11461,7 +10117,7 @@
           <w:bCs/>
         </w:rPr>
       </w:pPr>
-      <w:bookmarkStart w:id="133" w:name="_Toc216518742"/>
+      <w:bookmarkStart w:id="134" w:name="_Toc216518742"/>
       <w:proofErr w:type="gramStart"/>
       <w:r>
         <w:t xml:space="preserve">Hình  </w:t>
@@ -11491,8 +10147,8 @@
       <w:r>
         <w:t>:</w:t>
       </w:r>
-      <w:bookmarkStart w:id="134" w:name="_Toc184048661"/>
-      <w:bookmarkStart w:id="135" w:name="_Toc184048758"/>
+      <w:bookmarkStart w:id="135" w:name="_Toc184048661"/>
+      <w:bookmarkStart w:id="136" w:name="_Toc184048758"/>
       <w:r>
         <w:rPr>
           <w:noProof/>
@@ -11502,16 +10158,16 @@
       <w:r>
         <w:t xml:space="preserve">Class </w:t>
       </w:r>
+      <w:bookmarkEnd w:id="135"/>
+      <w:bookmarkEnd w:id="136"/>
+      <w:r>
+        <w:rPr>
+          <w:rFonts w:eastAsia="宋体"/>
+          <w:bCs/>
+        </w:rPr>
+        <w:t>Favorites</w:t>
+      </w:r>
       <w:bookmarkEnd w:id="134"/>
-      <w:bookmarkEnd w:id="135"/>
-      <w:r>
-        <w:rPr>
-          <w:rFonts w:eastAsia="宋体"/>
-          <w:bCs/>
-        </w:rPr>
-        <w:t>Favorites</w:t>
-      </w:r>
-      <w:bookmarkEnd w:id="133"/>
     </w:p>
     <w:p>
       <w:pPr>
@@ -11665,7 +10321,7 @@
       <w:pPr>
         <w:pStyle w:val="hnh"/>
       </w:pPr>
-      <w:bookmarkStart w:id="136" w:name="_Toc216518743"/>
+      <w:bookmarkStart w:id="137" w:name="_Toc216518743"/>
       <w:proofErr w:type="gramStart"/>
       <w:r>
         <w:t xml:space="preserve">Hình  </w:t>
@@ -11695,8 +10351,8 @@
       <w:r>
         <w:t>:</w:t>
       </w:r>
-      <w:bookmarkStart w:id="137" w:name="_Toc184048662"/>
-      <w:bookmarkStart w:id="138" w:name="_Toc184048759"/>
+      <w:bookmarkStart w:id="138" w:name="_Toc184048662"/>
+      <w:bookmarkStart w:id="139" w:name="_Toc184048759"/>
       <w:r>
         <w:rPr>
           <w:noProof/>
@@ -11706,16 +10362,16 @@
       <w:r>
         <w:t xml:space="preserve">Class </w:t>
       </w:r>
+      <w:bookmarkEnd w:id="138"/>
+      <w:bookmarkEnd w:id="139"/>
+      <w:r>
+        <w:rPr>
+          <w:rFonts w:eastAsia="宋体"/>
+          <w:bCs/>
+        </w:rPr>
+        <w:t>ListeningHistory</w:t>
+      </w:r>
       <w:bookmarkEnd w:id="137"/>
-      <w:bookmarkEnd w:id="138"/>
-      <w:r>
-        <w:rPr>
-          <w:rFonts w:eastAsia="宋体"/>
-          <w:bCs/>
-        </w:rPr>
-        <w:t>ListeningHistory</w:t>
-      </w:r>
-      <w:bookmarkEnd w:id="136"/>
     </w:p>
     <w:p>
       <w:pPr>
@@ -11823,7 +10479,7 @@
           <w:bCs/>
         </w:rPr>
       </w:pPr>
-      <w:bookmarkStart w:id="139" w:name="_Toc216518744"/>
+      <w:bookmarkStart w:id="140" w:name="_Toc216518744"/>
       <w:proofErr w:type="gramStart"/>
       <w:r>
         <w:t xml:space="preserve">Hình  </w:t>
@@ -11853,8 +10509,8 @@
       <w:r>
         <w:t>:</w:t>
       </w:r>
-      <w:bookmarkStart w:id="140" w:name="_Toc184048663"/>
-      <w:bookmarkStart w:id="141" w:name="_Toc184048760"/>
+      <w:bookmarkStart w:id="141" w:name="_Toc184048663"/>
+      <w:bookmarkStart w:id="142" w:name="_Toc184048760"/>
       <w:r>
         <w:rPr>
           <w:noProof/>
@@ -11864,16 +10520,16 @@
       <w:r>
         <w:t xml:space="preserve">Class </w:t>
       </w:r>
+      <w:bookmarkEnd w:id="141"/>
+      <w:bookmarkEnd w:id="142"/>
+      <w:r>
+        <w:rPr>
+          <w:rFonts w:eastAsia="宋体"/>
+          <w:bCs/>
+        </w:rPr>
+        <w:t>Comments</w:t>
+      </w:r>
       <w:bookmarkEnd w:id="140"/>
-      <w:bookmarkEnd w:id="141"/>
-      <w:r>
-        <w:rPr>
-          <w:rFonts w:eastAsia="宋体"/>
-          <w:bCs/>
-        </w:rPr>
-        <w:t>Comments</w:t>
-      </w:r>
-      <w:bookmarkEnd w:id="139"/>
     </w:p>
     <w:p>
       <w:pPr>
@@ -12198,13 +10854,13 @@
       <w:pPr>
         <w:pStyle w:val="LV3"/>
       </w:pPr>
-      <w:bookmarkStart w:id="142" w:name="_Toc215586716"/>
-      <w:bookmarkStart w:id="143" w:name="_Toc216518711"/>
+      <w:bookmarkStart w:id="143" w:name="_Toc215586716"/>
+      <w:bookmarkStart w:id="144" w:name="_Toc216518711"/>
       <w:r>
         <w:t>UseCase</w:t>
       </w:r>
-      <w:bookmarkEnd w:id="142"/>
       <w:bookmarkEnd w:id="143"/>
+      <w:bookmarkEnd w:id="144"/>
       <w:r>
         <w:t xml:space="preserve"> </w:t>
       </w:r>
@@ -12853,7 +11509,7 @@
       <w:pPr>
         <w:pStyle w:val="hnh"/>
       </w:pPr>
-      <w:bookmarkStart w:id="144" w:name="_Toc216518745"/>
+      <w:bookmarkStart w:id="145" w:name="_Toc216518745"/>
       <w:proofErr w:type="gramStart"/>
       <w:r>
         <w:t xml:space="preserve">Hình  </w:t>
@@ -12865,8 +11521,8 @@
       <w:r>
         <w:t>:</w:t>
       </w:r>
-      <w:bookmarkStart w:id="145" w:name="_Toc184048665"/>
-      <w:bookmarkStart w:id="146" w:name="_Toc184048762"/>
+      <w:bookmarkStart w:id="146" w:name="_Toc184048665"/>
+      <w:bookmarkStart w:id="147" w:name="_Toc184048762"/>
       <w:r>
         <w:rPr>
           <w:noProof/>
@@ -12876,9 +11532,9 @@
       <w:r>
         <w:t>Mô Hình UseCase Tổng Quát</w:t>
       </w:r>
-      <w:bookmarkEnd w:id="144"/>
       <w:bookmarkEnd w:id="145"/>
       <w:bookmarkEnd w:id="146"/>
+      <w:bookmarkEnd w:id="147"/>
     </w:p>
     <w:p>
       <w:pPr>
@@ -13012,13 +11668,13 @@
       <w:pPr>
         <w:pStyle w:val="LV3"/>
       </w:pPr>
-      <w:bookmarkStart w:id="147" w:name="_Toc215586717"/>
-      <w:bookmarkStart w:id="148" w:name="_Toc216518712"/>
+      <w:bookmarkStart w:id="148" w:name="_Toc215586717"/>
+      <w:bookmarkStart w:id="149" w:name="_Toc216518712"/>
       <w:r>
         <w:t>Sơ Đồ Hoạt Động</w:t>
       </w:r>
-      <w:bookmarkEnd w:id="147"/>
       <w:bookmarkEnd w:id="148"/>
+      <w:bookmarkEnd w:id="149"/>
     </w:p>
     <w:p>
       <w:pPr>
@@ -13067,7 +11723,7 @@
             <v:path o:extrusionok="f" gradientshapeok="t" o:connecttype="rect"/>
             <o:lock v:ext="edit" aspectratio="t"/>
           </v:shapetype>
-          <v:shape id="_x0000_i1025" type="#_x0000_t75" style="width:453pt;height:480.75pt">
+          <v:shape id="_x0000_i1025" type="#_x0000_t75" style="width:453.05pt;height:481.15pt">
             <v:imagedata r:id="rId29" o:title="123"/>
           </v:shape>
         </w:pict>
@@ -13077,7 +11733,7 @@
       <w:pPr>
         <w:pStyle w:val="hnh"/>
       </w:pPr>
-      <w:bookmarkStart w:id="149" w:name="_Toc216518746"/>
+      <w:bookmarkStart w:id="150" w:name="_Toc216518746"/>
       <w:proofErr w:type="gramStart"/>
       <w:r>
         <w:t xml:space="preserve">Hình  </w:t>
@@ -13089,8 +11745,8 @@
       <w:r>
         <w:t>:</w:t>
       </w:r>
-      <w:bookmarkStart w:id="150" w:name="_Toc184048667"/>
-      <w:bookmarkStart w:id="151" w:name="_Toc184048764"/>
+      <w:bookmarkStart w:id="151" w:name="_Toc184048667"/>
+      <w:bookmarkStart w:id="152" w:name="_Toc184048764"/>
       <w:r>
         <w:rPr>
           <w:noProof/>
@@ -13106,9 +11762,9 @@
       <w:r>
         <w:t xml:space="preserve"> Admin</w:t>
       </w:r>
-      <w:bookmarkEnd w:id="149"/>
       <w:bookmarkEnd w:id="150"/>
       <w:bookmarkEnd w:id="151"/>
+      <w:bookmarkEnd w:id="152"/>
     </w:p>
     <w:tbl>
       <w:tblPr>
@@ -13521,7 +12177,7 @@
           <w:bCs/>
         </w:rPr>
       </w:pPr>
-      <w:bookmarkStart w:id="152" w:name="_Toc216518747"/>
+      <w:bookmarkStart w:id="153" w:name="_Toc216518747"/>
       <w:proofErr w:type="gramStart"/>
       <w:r>
         <w:t xml:space="preserve">Hình  </w:t>
@@ -13533,8 +12189,8 @@
       <w:r>
         <w:t>:</w:t>
       </w:r>
-      <w:bookmarkStart w:id="153" w:name="_Toc184048668"/>
-      <w:bookmarkStart w:id="154" w:name="_Toc184048765"/>
+      <w:bookmarkStart w:id="154" w:name="_Toc184048668"/>
+      <w:bookmarkStart w:id="155" w:name="_Toc184048765"/>
       <w:r>
         <w:rPr>
           <w:noProof/>
@@ -13544,12 +12200,12 @@
       <w:r>
         <w:t xml:space="preserve">Use-case </w:t>
       </w:r>
+      <w:bookmarkEnd w:id="154"/>
+      <w:bookmarkEnd w:id="155"/>
+      <w:r>
+        <w:t>Khách Hàng vãng lai</w:t>
+      </w:r>
       <w:bookmarkEnd w:id="153"/>
-      <w:bookmarkEnd w:id="154"/>
-      <w:r>
-        <w:t>Khách Hàng vãng lai</w:t>
-      </w:r>
-      <w:bookmarkEnd w:id="152"/>
     </w:p>
     <w:tbl>
       <w:tblPr>
@@ -14014,7 +12670,7 @@
           <w:bCs/>
         </w:rPr>
       </w:pPr>
-      <w:bookmarkStart w:id="155" w:name="_Toc216518748"/>
+      <w:bookmarkStart w:id="156" w:name="_Toc216518748"/>
       <w:proofErr w:type="gramStart"/>
       <w:r>
         <w:t xml:space="preserve">Hình  </w:t>
@@ -14025,8 +12681,8 @@
       <w:r>
         <w:t>:</w:t>
       </w:r>
-      <w:bookmarkStart w:id="156" w:name="_Toc184048669"/>
-      <w:bookmarkStart w:id="157" w:name="_Toc184048766"/>
+      <w:bookmarkStart w:id="157" w:name="_Toc184048669"/>
+      <w:bookmarkStart w:id="158" w:name="_Toc184048766"/>
       <w:r>
         <w:t>Use</w:t>
       </w:r>
@@ -14034,12 +12690,12 @@
       <w:r>
         <w:t xml:space="preserve">-case </w:t>
       </w:r>
+      <w:bookmarkEnd w:id="157"/>
+      <w:bookmarkEnd w:id="158"/>
+      <w:r>
+        <w:t>Khách hàng</w:t>
+      </w:r>
       <w:bookmarkEnd w:id="156"/>
-      <w:bookmarkEnd w:id="157"/>
-      <w:r>
-        <w:t>Khách hàng</w:t>
-      </w:r>
-      <w:bookmarkEnd w:id="155"/>
     </w:p>
     <w:tbl>
       <w:tblPr>
@@ -14362,7 +13018,7 @@
           <w:tab w:val="left" w:pos="2430"/>
         </w:tabs>
       </w:pPr>
-      <w:bookmarkStart w:id="158" w:name="_Toc215586718"/>
+      <w:bookmarkStart w:id="159" w:name="_Toc215586718"/>
     </w:p>
     <w:p>
       <w:pPr>
@@ -14387,27 +13043,27 @@
         <w:lastRenderedPageBreak/>
         <w:t xml:space="preserve"> </w:t>
       </w:r>
-      <w:bookmarkStart w:id="159" w:name="_Toc216518713"/>
+      <w:bookmarkStart w:id="160" w:name="_Toc216518713"/>
       <w:r>
         <w:t>KẾT QUẢ</w:t>
       </w:r>
       <w:r>
         <w:t xml:space="preserve"> THỰC NGHIỆM</w:t>
       </w:r>
-      <w:bookmarkEnd w:id="158"/>
       <w:bookmarkEnd w:id="159"/>
+      <w:bookmarkEnd w:id="160"/>
     </w:p>
     <w:p>
       <w:pPr>
         <w:pStyle w:val="LV2"/>
       </w:pPr>
-      <w:bookmarkStart w:id="160" w:name="_Toc215586719"/>
-      <w:bookmarkStart w:id="161" w:name="_Toc216518714"/>
+      <w:bookmarkStart w:id="161" w:name="_Toc215586719"/>
+      <w:bookmarkStart w:id="162" w:name="_Toc216518714"/>
       <w:r>
         <w:t>Giao Diện Người Dùng</w:t>
       </w:r>
-      <w:bookmarkEnd w:id="160"/>
       <w:bookmarkEnd w:id="161"/>
+      <w:bookmarkEnd w:id="162"/>
     </w:p>
     <w:p>
       <w:pPr>
@@ -17651,30 +16307,30 @@
           <w:cols w:space="720"/>
         </w:sectPr>
       </w:pPr>
-      <w:bookmarkStart w:id="162" w:name="_Toc215586720"/>
+      <w:bookmarkStart w:id="163" w:name="_Toc215586720"/>
     </w:p>
     <w:p>
       <w:pPr>
         <w:pStyle w:val="LV1"/>
       </w:pPr>
-      <w:bookmarkStart w:id="163" w:name="_Toc216518715"/>
+      <w:bookmarkStart w:id="164" w:name="_Toc216518715"/>
       <w:r>
         <w:lastRenderedPageBreak/>
         <w:t>KẾT LUẬN VÀ HƯỚNG PHÁT TRIỂN</w:t>
       </w:r>
-      <w:bookmarkEnd w:id="162"/>
       <w:bookmarkEnd w:id="163"/>
+      <w:bookmarkEnd w:id="164"/>
     </w:p>
     <w:p>
       <w:pPr>
         <w:pStyle w:val="LV2"/>
       </w:pPr>
-      <w:bookmarkStart w:id="164" w:name="_Toc216518716"/>
-      <w:bookmarkStart w:id="165" w:name="_Toc215586721"/>
+      <w:bookmarkStart w:id="165" w:name="_Toc216518716"/>
+      <w:bookmarkStart w:id="166" w:name="_Toc215586721"/>
       <w:r>
         <w:t>Kết luận</w:t>
       </w:r>
-      <w:bookmarkEnd w:id="164"/>
+      <w:bookmarkEnd w:id="165"/>
     </w:p>
     <w:p>
       <w:pPr>
@@ -17731,11 +16387,11 @@
       <w:pPr>
         <w:pStyle w:val="LV2"/>
       </w:pPr>
-      <w:bookmarkStart w:id="166" w:name="_Toc216518717"/>
+      <w:bookmarkStart w:id="167" w:name="_Toc216518717"/>
       <w:r>
         <w:t>Hướng phát triển</w:t>
       </w:r>
-      <w:bookmarkEnd w:id="166"/>
+      <w:bookmarkEnd w:id="167"/>
     </w:p>
     <w:p>
       <w:pPr>
@@ -17895,13 +16551,13 @@
           <w:numId w:val="0"/>
         </w:numPr>
       </w:pPr>
-      <w:bookmarkStart w:id="167" w:name="_Toc216518718"/>
+      <w:bookmarkStart w:id="168" w:name="_Toc216518718"/>
       <w:r>
         <w:lastRenderedPageBreak/>
         <w:t>DANH MỤC TÀI LIỆU THAM KHẢO</w:t>
       </w:r>
-      <w:bookmarkEnd w:id="165"/>
-      <w:bookmarkEnd w:id="167"/>
+      <w:bookmarkEnd w:id="166"/>
+      <w:bookmarkEnd w:id="168"/>
     </w:p>
     <w:p>
       <w:pPr>
@@ -17925,25 +16581,7 @@
           <w:rPr>
             <w:rStyle w:val="Hyperlink"/>
           </w:rPr>
-          <w:t>https://fptshop.co</w:t>
-        </w:r>
-        <w:r>
-          <w:rPr>
-            <w:rStyle w:val="Hyperlink"/>
-          </w:rPr>
-          <w:t>m</w:t>
-        </w:r>
-        <w:r>
-          <w:rPr>
-            <w:rStyle w:val="Hyperlink"/>
-          </w:rPr>
-          <w:t>.</w:t>
-        </w:r>
-        <w:r>
-          <w:rPr>
-            <w:rStyle w:val="Hyperlink"/>
-          </w:rPr>
-          <w:t>vn/tin-tuc/danh-gia/asp-net-la-gi-165617</w:t>
+          <w:t>https://fptshop.com.vn/tin-tuc/danh-gia/asp-net-la-gi-165617</w:t>
         </w:r>
       </w:hyperlink>
     </w:p>
@@ -17957,19 +16595,7 @@
           <w:rPr>
             <w:rStyle w:val="Hyperlink"/>
           </w:rPr>
-          <w:t>https://vie</w:t>
-        </w:r>
-        <w:r>
-          <w:rPr>
-            <w:rStyle w:val="Hyperlink"/>
-          </w:rPr>
-          <w:t>t</w:t>
-        </w:r>
-        <w:r>
-          <w:rPr>
-            <w:rStyle w:val="Hyperlink"/>
-          </w:rPr>
-          <w:t>nix.vn/asp-net-la-gi/</w:t>
+          <w:t>https://vietnix.vn/asp-net-la-gi/</w:t>
         </w:r>
       </w:hyperlink>
     </w:p>
@@ -17999,31 +16625,7 @@
           <w:rPr>
             <w:rStyle w:val="Hyperlink"/>
           </w:rPr>
-          <w:t>https://www.youtube.co</w:t>
-        </w:r>
-        <w:r>
-          <w:rPr>
-            <w:rStyle w:val="Hyperlink"/>
-          </w:rPr>
-          <w:t>m</w:t>
-        </w:r>
-        <w:r>
-          <w:rPr>
-            <w:rStyle w:val="Hyperlink"/>
-          </w:rPr>
-          <w:t>/watc</w:t>
-        </w:r>
-        <w:r>
-          <w:rPr>
-            <w:rStyle w:val="Hyperlink"/>
-          </w:rPr>
-          <w:t>h</w:t>
-        </w:r>
-        <w:r>
-          <w:rPr>
-            <w:rStyle w:val="Hyperlink"/>
-          </w:rPr>
-          <w:t>?v=G0Mvjx06mok&amp;list=PLN7LGSL0xSzofGAkvo0zcBYxDhhYQAX8A&amp;index=7</w:t>
+          <w:t>https://www.youtube.com/watch?v=G0Mvjx06mok&amp;list=PLN7LGSL0xSzofGAkvo0zcBYxDhhYQAX8A&amp;index=7</w:t>
         </w:r>
       </w:hyperlink>
       <w:r>
@@ -18058,31 +16660,7 @@
           <w:rPr>
             <w:rStyle w:val="Hyperlink"/>
           </w:rPr>
-          <w:t>https://howktea</w:t>
-        </w:r>
-        <w:r>
-          <w:rPr>
-            <w:rStyle w:val="Hyperlink"/>
-          </w:rPr>
-          <w:t>m</w:t>
-        </w:r>
-        <w:r>
-          <w:rPr>
-            <w:rStyle w:val="Hyperlink"/>
-          </w:rPr>
-          <w:t>.vn/course</w:t>
-        </w:r>
-        <w:r>
-          <w:rPr>
-            <w:rStyle w:val="Hyperlink"/>
-          </w:rPr>
-          <w:t>/</w:t>
-        </w:r>
-        <w:r>
-          <w:rPr>
-            <w:rStyle w:val="Hyperlink"/>
-          </w:rPr>
-          <w:t>lap-trinh-website-voi-aspnet-mvc-co-ban/gioi-thieu-tong-quan-cong-nghe-web-aspnet-mvc-123</w:t>
+          <w:t>https://howkteam.vn/course/lap-trinh-website-voi-aspnet-mvc-co-ban/gioi-thieu-tong-quan-cong-nghe-web-aspnet-mvc-123</w:t>
         </w:r>
       </w:hyperlink>
     </w:p>
@@ -18096,31 +16674,7 @@
           <w:rPr>
             <w:rStyle w:val="Hyperlink"/>
           </w:rPr>
-          <w:t>https://viblo.asia/p</w:t>
-        </w:r>
-        <w:r>
-          <w:rPr>
-            <w:rStyle w:val="Hyperlink"/>
-          </w:rPr>
-          <w:t>/</w:t>
-        </w:r>
-        <w:r>
-          <w:rPr>
-            <w:rStyle w:val="Hyperlink"/>
-          </w:rPr>
-          <w:t>asp-net-mvc-phan-1-tao-ung-dung-asp-net-mvc-dau-tien-bJzKmW6</w:t>
-        </w:r>
-        <w:r>
-          <w:rPr>
-            <w:rStyle w:val="Hyperlink"/>
-          </w:rPr>
-          <w:t>6</w:t>
-        </w:r>
-        <w:r>
-          <w:rPr>
-            <w:rStyle w:val="Hyperlink"/>
-          </w:rPr>
-          <w:t>l9N</w:t>
+          <w:t>https://viblo.asia/p/asp-net-mvc-phan-1-tao-ung-dung-asp-net-mvc-dau-tien-bJzKmW66l9N</w:t>
         </w:r>
       </w:hyperlink>
     </w:p>
@@ -18143,39 +16697,7 @@
           <w:rPr>
             <w:rStyle w:val="Hyperlink"/>
           </w:rPr>
-          <w:t>https://www.thegio</w:t>
-        </w:r>
-        <w:bookmarkStart w:id="168" w:name="_GoBack"/>
-        <w:bookmarkEnd w:id="168"/>
-        <w:r>
-          <w:rPr>
-            <w:rStyle w:val="Hyperlink"/>
-          </w:rPr>
-          <w:t>i</w:t>
-        </w:r>
-        <w:r>
-          <w:rPr>
-            <w:rStyle w:val="Hyperlink"/>
-          </w:rPr>
-          <w:t>d</w:t>
-        </w:r>
-        <w:r>
-          <w:rPr>
-            <w:rStyle w:val="Hyperlink"/>
-          </w:rPr>
-          <w:t>idong.com/g</w:t>
-        </w:r>
-        <w:r>
-          <w:rPr>
-            <w:rStyle w:val="Hyperlink"/>
-          </w:rPr>
-          <w:t>a</w:t>
-        </w:r>
-        <w:r>
-          <w:rPr>
-            <w:rStyle w:val="Hyperlink"/>
-          </w:rPr>
-          <w:t>me-app/tai-visual-studio-phan-mem-ho-tro-lap-trinh-day-du-234313</w:t>
+          <w:t>https://www.thegioididong.com/game-app/tai-visual-studio-phan-mem-ho-tro-lap-trinh-day-du-234313</w:t>
         </w:r>
       </w:hyperlink>
     </w:p>
@@ -18189,49 +16711,7 @@
           <w:rPr>
             <w:rStyle w:val="Hyperlink"/>
           </w:rPr>
-          <w:t>https://fptshop.com.</w:t>
-        </w:r>
-        <w:r>
-          <w:rPr>
-            <w:rStyle w:val="Hyperlink"/>
-          </w:rPr>
-          <w:t>v</w:t>
-        </w:r>
-        <w:r>
-          <w:rPr>
-            <w:rStyle w:val="Hyperlink"/>
-          </w:rPr>
-          <w:t>n</w:t>
-        </w:r>
-        <w:r>
-          <w:rPr>
-            <w:rStyle w:val="Hyperlink"/>
-          </w:rPr>
-          <w:t>/tin-tuc/</w:t>
-        </w:r>
-        <w:r>
-          <w:rPr>
-            <w:rStyle w:val="Hyperlink"/>
-          </w:rPr>
-          <w:t>d</w:t>
-        </w:r>
-        <w:r>
-          <w:rPr>
-            <w:rStyle w:val="Hyperlink"/>
-          </w:rPr>
-          <w:t>anh</w:t>
-        </w:r>
-        <w:r>
-          <w:rPr>
-            <w:rStyle w:val="Hyperlink"/>
-          </w:rPr>
-          <w:t>-</w:t>
-        </w:r>
-        <w:r>
-          <w:rPr>
-            <w:rStyle w:val="Hyperlink"/>
-          </w:rPr>
-          <w:t>gia/microsoft-visual-studio-la-phan-mem-gi-173485</w:t>
+          <w:t>https://fptshop.com.vn/tin-tuc/danh-gia/microsoft-visual-studio-la-phan-mem-gi-173485</w:t>
         </w:r>
       </w:hyperlink>
     </w:p>
@@ -18253,49 +16733,7 @@
           <w:rPr>
             <w:rStyle w:val="Hyperlink"/>
           </w:rPr>
-          <w:t>https://stringee</w:t>
-        </w:r>
-        <w:r>
-          <w:rPr>
-            <w:rStyle w:val="Hyperlink"/>
-          </w:rPr>
-          <w:t>.</w:t>
-        </w:r>
-        <w:r>
-          <w:rPr>
-            <w:rStyle w:val="Hyperlink"/>
-          </w:rPr>
-          <w:t>com/vi/blog/pos</w:t>
-        </w:r>
-        <w:r>
-          <w:rPr>
-            <w:rStyle w:val="Hyperlink"/>
-          </w:rPr>
-          <w:t>t</w:t>
-        </w:r>
-        <w:r>
-          <w:rPr>
-            <w:rStyle w:val="Hyperlink"/>
-          </w:rPr>
-          <w:t>/use-ca</w:t>
-        </w:r>
-        <w:r>
-          <w:rPr>
-            <w:rStyle w:val="Hyperlink"/>
-          </w:rPr>
-          <w:t>s</w:t>
-        </w:r>
-        <w:r>
-          <w:rPr>
-            <w:rStyle w:val="Hyperlink"/>
-          </w:rPr>
-          <w:t>e</w:t>
-        </w:r>
-        <w:r>
-          <w:rPr>
-            <w:rStyle w:val="Hyperlink"/>
-          </w:rPr>
-          <w:t>-diagram-la-gi</w:t>
+          <w:t>https://stringee.com/vi/blog/post/use-case-diagram-la-gi</w:t>
         </w:r>
       </w:hyperlink>
     </w:p>
@@ -18315,227 +16753,65 @@
             <w:bCs/>
             <w:szCs w:val="26"/>
           </w:rPr>
-          <w:t>https://viblo.asia/p</w:t>
-        </w:r>
+          <w:t>https://viblo.asia/p/tim-hieu-ve-use-case-DbmvmLAXkAg</w:t>
+        </w:r>
+      </w:hyperlink>
+    </w:p>
+    <w:p>
+      <w:pPr>
+        <w:spacing w:after="200" w:line="276" w:lineRule="auto"/>
+        <w:ind w:firstLine="567"/>
+        <w:rPr>
+          <w:bCs/>
+          <w:szCs w:val="26"/>
+        </w:rPr>
+      </w:pPr>
+      <w:r>
+        <w:rPr>
+          <w:bCs/>
+          <w:szCs w:val="26"/>
+        </w:rPr>
+        <w:t>V</w:t>
+      </w:r>
+      <w:r>
+        <w:rPr>
+          <w:bCs/>
+          <w:szCs w:val="26"/>
+        </w:rPr>
+        <w:t>ẽ mô hình use case</w:t>
+      </w:r>
+    </w:p>
+    <w:p>
+      <w:pPr>
+        <w:spacing w:after="200" w:line="276" w:lineRule="auto"/>
+        <w:jc w:val="left"/>
+      </w:pPr>
+      <w:hyperlink r:id="rId55" w:history="1">
+        <w:r>
+          <w:rPr>
+            <w:rStyle w:val="Hyperlink"/>
+          </w:rPr>
+          <w:t>https://claude.ai/</w:t>
+        </w:r>
+      </w:hyperlink>
+    </w:p>
+    <w:p>
+      <w:pPr>
+        <w:spacing w:after="200" w:line="276" w:lineRule="auto"/>
+        <w:jc w:val="left"/>
+        <w:rPr>
+          <w:bCs/>
+          <w:szCs w:val="26"/>
+        </w:rPr>
+      </w:pPr>
+      <w:hyperlink r:id="rId56" w:history="1">
         <w:r>
           <w:rPr>
             <w:rStyle w:val="Hyperlink"/>
             <w:bCs/>
             <w:szCs w:val="26"/>
           </w:rPr>
-          <w:t>/</w:t>
-        </w:r>
-        <w:r>
-          <w:rPr>
-            <w:rStyle w:val="Hyperlink"/>
-            <w:bCs/>
-            <w:szCs w:val="26"/>
-          </w:rPr>
-          <w:t>tim-hieu-ve-use-c</w:t>
-        </w:r>
-        <w:r>
-          <w:rPr>
-            <w:rStyle w:val="Hyperlink"/>
-            <w:bCs/>
-            <w:szCs w:val="26"/>
-          </w:rPr>
-          <w:t>a</w:t>
-        </w:r>
-        <w:r>
-          <w:rPr>
-            <w:rStyle w:val="Hyperlink"/>
-            <w:bCs/>
-            <w:szCs w:val="26"/>
-          </w:rPr>
-          <w:t>se-DbmvmL</w:t>
-        </w:r>
-        <w:r>
-          <w:rPr>
-            <w:rStyle w:val="Hyperlink"/>
-            <w:bCs/>
-            <w:szCs w:val="26"/>
-          </w:rPr>
-          <w:t>A</w:t>
-        </w:r>
-        <w:r>
-          <w:rPr>
-            <w:rStyle w:val="Hyperlink"/>
-            <w:bCs/>
-            <w:szCs w:val="26"/>
-          </w:rPr>
-          <w:t>XkAg</w:t>
-        </w:r>
-      </w:hyperlink>
-    </w:p>
-    <w:p>
-      <w:pPr>
-        <w:spacing w:after="200" w:line="276" w:lineRule="auto"/>
-        <w:ind w:firstLine="567"/>
-        <w:rPr>
-          <w:bCs/>
-          <w:szCs w:val="26"/>
-        </w:rPr>
-      </w:pPr>
-      <w:r>
-        <w:rPr>
-          <w:bCs/>
-          <w:szCs w:val="26"/>
-        </w:rPr>
-        <w:t>V</w:t>
-      </w:r>
-      <w:r>
-        <w:rPr>
-          <w:bCs/>
-          <w:szCs w:val="26"/>
-        </w:rPr>
-        <w:t>ẽ mô hình use case</w:t>
-      </w:r>
-    </w:p>
-    <w:p>
-      <w:pPr>
-        <w:spacing w:after="200" w:line="276" w:lineRule="auto"/>
-        <w:jc w:val="left"/>
-      </w:pPr>
-      <w:hyperlink r:id="rId55" w:history="1">
-        <w:r>
-          <w:rPr>
-            <w:rStyle w:val="Hyperlink"/>
-          </w:rPr>
-          <w:t>https://</w:t>
-        </w:r>
-        <w:r>
-          <w:rPr>
-            <w:rStyle w:val="Hyperlink"/>
-          </w:rPr>
-          <w:t>c</w:t>
-        </w:r>
-        <w:r>
-          <w:rPr>
-            <w:rStyle w:val="Hyperlink"/>
-          </w:rPr>
-          <w:t>l</w:t>
-        </w:r>
-        <w:r>
-          <w:rPr>
-            <w:rStyle w:val="Hyperlink"/>
-          </w:rPr>
-          <w:t>a</w:t>
-        </w:r>
-        <w:r>
-          <w:rPr>
-            <w:rStyle w:val="Hyperlink"/>
-          </w:rPr>
-          <w:t>u</w:t>
-        </w:r>
-        <w:r>
-          <w:rPr>
-            <w:rStyle w:val="Hyperlink"/>
-          </w:rPr>
-          <w:t>d</w:t>
-        </w:r>
-        <w:r>
-          <w:rPr>
-            <w:rStyle w:val="Hyperlink"/>
-          </w:rPr>
-          <w:t>e</w:t>
-        </w:r>
-        <w:r>
-          <w:rPr>
-            <w:rStyle w:val="Hyperlink"/>
-          </w:rPr>
-          <w:t>.ai/</w:t>
-        </w:r>
-      </w:hyperlink>
-    </w:p>
-    <w:p>
-      <w:pPr>
-        <w:spacing w:after="200" w:line="276" w:lineRule="auto"/>
-        <w:jc w:val="left"/>
-        <w:rPr>
-          <w:bCs/>
-          <w:szCs w:val="26"/>
-        </w:rPr>
-      </w:pPr>
-      <w:hyperlink r:id="rId56" w:history="1">
-        <w:r>
-          <w:rPr>
-            <w:rStyle w:val="Hyperlink"/>
-            <w:bCs/>
-            <w:szCs w:val="26"/>
-          </w:rPr>
-          <w:t>https://</w:t>
-        </w:r>
-        <w:r>
-          <w:rPr>
-            <w:rStyle w:val="Hyperlink"/>
-            <w:bCs/>
-            <w:szCs w:val="26"/>
-          </w:rPr>
-          <w:t>w</w:t>
-        </w:r>
-        <w:r>
-          <w:rPr>
-            <w:rStyle w:val="Hyperlink"/>
-            <w:bCs/>
-            <w:szCs w:val="26"/>
-          </w:rPr>
-          <w:t>ww.</w:t>
-        </w:r>
-        <w:r>
-          <w:rPr>
-            <w:rStyle w:val="Hyperlink"/>
-            <w:bCs/>
-            <w:szCs w:val="26"/>
-          </w:rPr>
-          <w:t>d</w:t>
-        </w:r>
-        <w:r>
-          <w:rPr>
-            <w:rStyle w:val="Hyperlink"/>
-            <w:bCs/>
-            <w:szCs w:val="26"/>
-          </w:rPr>
-          <w:t>r</w:t>
-        </w:r>
-        <w:r>
-          <w:rPr>
-            <w:rStyle w:val="Hyperlink"/>
-            <w:bCs/>
-            <w:szCs w:val="26"/>
-          </w:rPr>
-          <w:t>awi</w:t>
-        </w:r>
-        <w:r>
-          <w:rPr>
-            <w:rStyle w:val="Hyperlink"/>
-            <w:bCs/>
-            <w:szCs w:val="26"/>
-          </w:rPr>
-          <w:t>o</w:t>
-        </w:r>
-        <w:r>
-          <w:rPr>
-            <w:rStyle w:val="Hyperlink"/>
-            <w:bCs/>
-            <w:szCs w:val="26"/>
-          </w:rPr>
-          <w:t>.co</w:t>
-        </w:r>
-        <w:r>
-          <w:rPr>
-            <w:rStyle w:val="Hyperlink"/>
-            <w:bCs/>
-            <w:szCs w:val="26"/>
-          </w:rPr>
-          <w:t>m</w:t>
-        </w:r>
-        <w:r>
-          <w:rPr>
-            <w:rStyle w:val="Hyperlink"/>
-            <w:bCs/>
-            <w:szCs w:val="26"/>
-          </w:rPr>
-          <w:t>/</w:t>
+          <w:t>https://www.drawio.com/</w:t>
         </w:r>
       </w:hyperlink>
     </w:p>
@@ -18657,7 +16933,7 @@
             <w:bCs/>
             <w:noProof/>
           </w:rPr>
-          <w:t>v</w:t>
+          <w:t>6</w:t>
         </w:r>
         <w:r>
           <w:rPr>
@@ -18763,7 +17039,7 @@
             <w:bCs/>
             <w:noProof/>
           </w:rPr>
-          <w:t>4</w:t>
+          <w:t>10</w:t>
         </w:r>
         <w:r>
           <w:rPr>
@@ -18884,22 +17160,33 @@
           <w:tab/>
         </w:r>
         <w:r>
+          <w:rPr>
+            <w:b/>
+          </w:rPr>
           <w:fldChar w:fldCharType="begin"/>
         </w:r>
         <w:r>
+          <w:rPr>
+            <w:b/>
+          </w:rPr>
           <w:instrText xml:space="preserve"> PAGE   \* MERGEFORMAT </w:instrText>
         </w:r>
         <w:r>
+          <w:rPr>
+            <w:b/>
+          </w:rPr>
           <w:fldChar w:fldCharType="separate"/>
         </w:r>
         <w:r>
           <w:rPr>
-            <w:noProof/>
-          </w:rPr>
-          <w:t>40</w:t>
-        </w:r>
-        <w:r>
-          <w:rPr>
+            <w:b/>
+            <w:noProof/>
+          </w:rPr>
+          <w:t>19</w:t>
+        </w:r>
+        <w:r>
+          <w:rPr>
+            <w:b/>
             <w:noProof/>
           </w:rPr>
           <w:fldChar w:fldCharType="end"/>
@@ -24414,7 +22701,7 @@
 </file>
 
 <file path=customXml/itemProps1.xml><?xml version="1.0" encoding="utf-8"?>
-<ds:datastoreItem xmlns:ds="http://schemas.openxmlformats.org/officeDocument/2006/customXml" ds:itemID="{DD976B83-FCC5-42E6-ACBA-7EB105452D39}">
+<ds:datastoreItem xmlns:ds="http://schemas.openxmlformats.org/officeDocument/2006/customXml" ds:itemID="{0032FB69-BA05-47D1-88A7-5CCF0BB33084}">
   <ds:schemaRefs>
     <ds:schemaRef ds:uri="http://schemas.openxmlformats.org/officeDocument/2006/bibliography"/>
   </ds:schemaRefs>

--- a/thesis/doc/DK24TTG2-NgoHoaiThanh-170124251.docx
+++ b/thesis/doc/DK24TTG2-NgoHoaiThanh-170124251.docx
@@ -4487,7 +4487,7 @@
             <w:webHidden/>
             <w:shd w:val="clear" w:color="auto" w:fill="auto"/>
           </w:rPr>
-          <w:t>10</w:t>
+          <w:t>1</w:t>
         </w:r>
         <w:r>
           <w:rPr>
@@ -4497,6 +4497,12 @@
           <w:fldChar w:fldCharType="end"/>
         </w:r>
       </w:hyperlink>
+      <w:r>
+        <w:rPr>
+          <w:shd w:val="clear" w:color="auto" w:fill="auto"/>
+        </w:rPr>
+        <w:t>7</w:t>
+      </w:r>
     </w:p>
     <w:p>
       <w:pPr>
@@ -4575,7 +4581,7 @@
             <w:webHidden/>
             <w:shd w:val="clear" w:color="auto" w:fill="auto"/>
           </w:rPr>
-          <w:t>10</w:t>
+          <w:t>1</w:t>
         </w:r>
         <w:r>
           <w:rPr>
@@ -4585,6 +4591,12 @@
           <w:fldChar w:fldCharType="end"/>
         </w:r>
       </w:hyperlink>
+      <w:r>
+        <w:rPr>
+          <w:shd w:val="clear" w:color="auto" w:fill="auto"/>
+        </w:rPr>
+        <w:t>7</w:t>
+      </w:r>
     </w:p>
     <w:p>
       <w:pPr>
@@ -4663,7 +4675,7 @@
             <w:webHidden/>
             <w:shd w:val="clear" w:color="auto" w:fill="auto"/>
           </w:rPr>
-          <w:t>10</w:t>
+          <w:t>1</w:t>
         </w:r>
         <w:r>
           <w:rPr>
@@ -4673,6 +4685,12 @@
           <w:fldChar w:fldCharType="end"/>
         </w:r>
       </w:hyperlink>
+      <w:r>
+        <w:rPr>
+          <w:shd w:val="clear" w:color="auto" w:fill="auto"/>
+        </w:rPr>
+        <w:t>7</w:t>
+      </w:r>
     </w:p>
     <w:p>
       <w:pPr>
@@ -4767,7 +4785,7 @@
             <w:noProof/>
             <w:webHidden/>
           </w:rPr>
-          <w:t>10</w:t>
+          <w:t>1</w:t>
         </w:r>
         <w:r>
           <w:rPr>
@@ -4778,6 +4796,13 @@
           <w:fldChar w:fldCharType="end"/>
         </w:r>
       </w:hyperlink>
+      <w:r>
+        <w:rPr>
+          <w:b w:val="0"/>
+          <w:noProof/>
+        </w:rPr>
+        <w:t>7</w:t>
+      </w:r>
     </w:p>
     <w:p>
       <w:pPr>
@@ -4835,54 +4860,14 @@
           </w:rPr>
           <w:tab/>
         </w:r>
-        <w:r>
-          <w:rPr>
-            <w:b w:val="0"/>
-            <w:noProof/>
-            <w:webHidden/>
-          </w:rPr>
-          <w:fldChar w:fldCharType="begin"/>
-        </w:r>
-        <w:r>
-          <w:rPr>
-            <w:b w:val="0"/>
-            <w:noProof/>
-            <w:webHidden/>
-          </w:rPr>
-          <w:instrText xml:space="preserve"> PAGEREF _Toc216518711 \h </w:instrText>
-        </w:r>
-        <w:r>
-          <w:rPr>
-            <w:b w:val="0"/>
-            <w:noProof/>
-            <w:webHidden/>
-          </w:rPr>
-        </w:r>
-        <w:r>
-          <w:rPr>
-            <w:b w:val="0"/>
-            <w:noProof/>
-            <w:webHidden/>
-          </w:rPr>
-          <w:fldChar w:fldCharType="separate"/>
-        </w:r>
-        <w:r>
-          <w:rPr>
-            <w:b w:val="0"/>
-            <w:noProof/>
-            <w:webHidden/>
-          </w:rPr>
-          <w:t>15</w:t>
-        </w:r>
-        <w:r>
-          <w:rPr>
-            <w:b w:val="0"/>
-            <w:noProof/>
-            <w:webHidden/>
-          </w:rPr>
-          <w:fldChar w:fldCharType="end"/>
-        </w:r>
       </w:hyperlink>
+      <w:r>
+        <w:rPr>
+          <w:b w:val="0"/>
+          <w:noProof/>
+        </w:rPr>
+        <w:t>24</w:t>
+      </w:r>
     </w:p>
     <w:p>
       <w:pPr>
@@ -4940,54 +4925,14 @@
           </w:rPr>
           <w:tab/>
         </w:r>
-        <w:r>
-          <w:rPr>
-            <w:b w:val="0"/>
-            <w:noProof/>
-            <w:webHidden/>
-          </w:rPr>
-          <w:fldChar w:fldCharType="begin"/>
-        </w:r>
-        <w:r>
-          <w:rPr>
-            <w:b w:val="0"/>
-            <w:noProof/>
-            <w:webHidden/>
-          </w:rPr>
-          <w:instrText xml:space="preserve"> PAGEREF _Toc216518712 \h </w:instrText>
-        </w:r>
-        <w:r>
-          <w:rPr>
-            <w:b w:val="0"/>
-            <w:noProof/>
-            <w:webHidden/>
-          </w:rPr>
-        </w:r>
-        <w:r>
-          <w:rPr>
-            <w:b w:val="0"/>
-            <w:noProof/>
-            <w:webHidden/>
-          </w:rPr>
-          <w:fldChar w:fldCharType="separate"/>
-        </w:r>
-        <w:r>
-          <w:rPr>
-            <w:b w:val="0"/>
-            <w:noProof/>
-            <w:webHidden/>
-          </w:rPr>
-          <w:t>17</w:t>
-        </w:r>
-        <w:r>
-          <w:rPr>
-            <w:b w:val="0"/>
-            <w:noProof/>
-            <w:webHidden/>
-          </w:rPr>
-          <w:fldChar w:fldCharType="end"/>
-        </w:r>
       </w:hyperlink>
+      <w:r>
+        <w:rPr>
+          <w:b w:val="0"/>
+          <w:noProof/>
+        </w:rPr>
+        <w:t>26</w:t>
+      </w:r>
     </w:p>
     <w:p>
       <w:pPr>
@@ -5039,54 +4984,14 @@
           </w:rPr>
           <w:tab/>
         </w:r>
-        <w:r>
-          <w:rPr>
-            <w:b/>
-            <w:webHidden/>
-            <w:shd w:val="clear" w:color="auto" w:fill="auto"/>
-          </w:rPr>
-          <w:fldChar w:fldCharType="begin"/>
-        </w:r>
-        <w:r>
-          <w:rPr>
-            <w:b/>
-            <w:webHidden/>
-            <w:shd w:val="clear" w:color="auto" w:fill="auto"/>
-          </w:rPr>
-          <w:instrText xml:space="preserve"> PAGEREF _Toc216518713 \h </w:instrText>
-        </w:r>
-        <w:r>
-          <w:rPr>
-            <w:b/>
-            <w:webHidden/>
-            <w:shd w:val="clear" w:color="auto" w:fill="auto"/>
-          </w:rPr>
-        </w:r>
-        <w:r>
-          <w:rPr>
-            <w:b/>
-            <w:webHidden/>
-            <w:shd w:val="clear" w:color="auto" w:fill="auto"/>
-          </w:rPr>
-          <w:fldChar w:fldCharType="separate"/>
-        </w:r>
-        <w:r>
-          <w:rPr>
-            <w:b/>
-            <w:webHidden/>
-            <w:shd w:val="clear" w:color="auto" w:fill="auto"/>
-          </w:rPr>
-          <w:t>23</w:t>
-        </w:r>
-        <w:r>
-          <w:rPr>
-            <w:b/>
-            <w:webHidden/>
-            <w:shd w:val="clear" w:color="auto" w:fill="auto"/>
-          </w:rPr>
-          <w:fldChar w:fldCharType="end"/>
-        </w:r>
       </w:hyperlink>
+      <w:r>
+        <w:rPr>
+          <w:b/>
+          <w:shd w:val="clear" w:color="auto" w:fill="auto"/>
+        </w:rPr>
+        <w:t>31</w:t>
+      </w:r>
     </w:p>
     <w:p>
       <w:pPr>
@@ -5133,48 +5038,13 @@
           </w:rPr>
           <w:tab/>
         </w:r>
-        <w:r>
-          <w:rPr>
-            <w:webHidden/>
-            <w:shd w:val="clear" w:color="auto" w:fill="auto"/>
-          </w:rPr>
-          <w:fldChar w:fldCharType="begin"/>
-        </w:r>
-        <w:r>
-          <w:rPr>
-            <w:webHidden/>
-            <w:shd w:val="clear" w:color="auto" w:fill="auto"/>
-          </w:rPr>
-          <w:instrText xml:space="preserve"> PAGEREF _Toc216518714 \h </w:instrText>
-        </w:r>
-        <w:r>
-          <w:rPr>
-            <w:webHidden/>
-            <w:shd w:val="clear" w:color="auto" w:fill="auto"/>
-          </w:rPr>
-        </w:r>
-        <w:r>
-          <w:rPr>
-            <w:webHidden/>
-            <w:shd w:val="clear" w:color="auto" w:fill="auto"/>
-          </w:rPr>
-          <w:fldChar w:fldCharType="separate"/>
-        </w:r>
-        <w:r>
-          <w:rPr>
-            <w:webHidden/>
-            <w:shd w:val="clear" w:color="auto" w:fill="auto"/>
-          </w:rPr>
-          <w:t>23</w:t>
-        </w:r>
-        <w:r>
-          <w:rPr>
-            <w:webHidden/>
-            <w:shd w:val="clear" w:color="auto" w:fill="auto"/>
-          </w:rPr>
-          <w:fldChar w:fldCharType="end"/>
-        </w:r>
       </w:hyperlink>
+      <w:r>
+        <w:rPr>
+          <w:shd w:val="clear" w:color="auto" w:fill="auto"/>
+        </w:rPr>
+        <w:t>31</w:t>
+      </w:r>
     </w:p>
     <w:p>
       <w:pPr>
@@ -5226,54 +5096,14 @@
           </w:rPr>
           <w:tab/>
         </w:r>
-        <w:r>
-          <w:rPr>
-            <w:b/>
-            <w:webHidden/>
-            <w:shd w:val="clear" w:color="auto" w:fill="auto"/>
-          </w:rPr>
-          <w:fldChar w:fldCharType="begin"/>
-        </w:r>
-        <w:r>
-          <w:rPr>
-            <w:b/>
-            <w:webHidden/>
-            <w:shd w:val="clear" w:color="auto" w:fill="auto"/>
-          </w:rPr>
-          <w:instrText xml:space="preserve"> PAGEREF _Toc216518715 \h </w:instrText>
-        </w:r>
-        <w:r>
-          <w:rPr>
-            <w:b/>
-            <w:webHidden/>
-            <w:shd w:val="clear" w:color="auto" w:fill="auto"/>
-          </w:rPr>
-        </w:r>
-        <w:r>
-          <w:rPr>
-            <w:b/>
-            <w:webHidden/>
-            <w:shd w:val="clear" w:color="auto" w:fill="auto"/>
-          </w:rPr>
-          <w:fldChar w:fldCharType="separate"/>
-        </w:r>
-        <w:r>
-          <w:rPr>
-            <w:b/>
-            <w:webHidden/>
-            <w:shd w:val="clear" w:color="auto" w:fill="auto"/>
-          </w:rPr>
-          <w:t>38</w:t>
-        </w:r>
-        <w:r>
-          <w:rPr>
-            <w:b/>
-            <w:webHidden/>
-            <w:shd w:val="clear" w:color="auto" w:fill="auto"/>
-          </w:rPr>
-          <w:fldChar w:fldCharType="end"/>
-        </w:r>
       </w:hyperlink>
+      <w:r>
+        <w:rPr>
+          <w:b/>
+          <w:shd w:val="clear" w:color="auto" w:fill="auto"/>
+        </w:rPr>
+        <w:t>45</w:t>
+      </w:r>
     </w:p>
     <w:p>
       <w:pPr>
@@ -5320,48 +5150,13 @@
           </w:rPr>
           <w:tab/>
         </w:r>
-        <w:r>
-          <w:rPr>
-            <w:webHidden/>
-            <w:shd w:val="clear" w:color="auto" w:fill="auto"/>
-          </w:rPr>
-          <w:fldChar w:fldCharType="begin"/>
-        </w:r>
-        <w:r>
-          <w:rPr>
-            <w:webHidden/>
-            <w:shd w:val="clear" w:color="auto" w:fill="auto"/>
-          </w:rPr>
-          <w:instrText xml:space="preserve"> PAGEREF _Toc216518716 \h </w:instrText>
-        </w:r>
-        <w:r>
-          <w:rPr>
-            <w:webHidden/>
-            <w:shd w:val="clear" w:color="auto" w:fill="auto"/>
-          </w:rPr>
-        </w:r>
-        <w:r>
-          <w:rPr>
-            <w:webHidden/>
-            <w:shd w:val="clear" w:color="auto" w:fill="auto"/>
-          </w:rPr>
-          <w:fldChar w:fldCharType="separate"/>
-        </w:r>
-        <w:r>
-          <w:rPr>
-            <w:webHidden/>
-            <w:shd w:val="clear" w:color="auto" w:fill="auto"/>
-          </w:rPr>
-          <w:t>38</w:t>
-        </w:r>
-        <w:r>
-          <w:rPr>
-            <w:webHidden/>
-            <w:shd w:val="clear" w:color="auto" w:fill="auto"/>
-          </w:rPr>
-          <w:fldChar w:fldCharType="end"/>
-        </w:r>
       </w:hyperlink>
+      <w:r>
+        <w:rPr>
+          <w:shd w:val="clear" w:color="auto" w:fill="auto"/>
+        </w:rPr>
+        <w:t>45</w:t>
+      </w:r>
     </w:p>
     <w:p>
       <w:pPr>
@@ -5408,48 +5203,13 @@
           </w:rPr>
           <w:tab/>
         </w:r>
-        <w:r>
-          <w:rPr>
-            <w:webHidden/>
-            <w:shd w:val="clear" w:color="auto" w:fill="auto"/>
-          </w:rPr>
-          <w:fldChar w:fldCharType="begin"/>
-        </w:r>
-        <w:r>
-          <w:rPr>
-            <w:webHidden/>
-            <w:shd w:val="clear" w:color="auto" w:fill="auto"/>
-          </w:rPr>
-          <w:instrText xml:space="preserve"> PAGEREF _Toc216518717 \h </w:instrText>
-        </w:r>
-        <w:r>
-          <w:rPr>
-            <w:webHidden/>
-            <w:shd w:val="clear" w:color="auto" w:fill="auto"/>
-          </w:rPr>
-        </w:r>
-        <w:r>
-          <w:rPr>
-            <w:webHidden/>
-            <w:shd w:val="clear" w:color="auto" w:fill="auto"/>
-          </w:rPr>
-          <w:fldChar w:fldCharType="separate"/>
-        </w:r>
-        <w:r>
-          <w:rPr>
-            <w:webHidden/>
-            <w:shd w:val="clear" w:color="auto" w:fill="auto"/>
-          </w:rPr>
-          <w:t>38</w:t>
-        </w:r>
-        <w:r>
-          <w:rPr>
-            <w:webHidden/>
-            <w:shd w:val="clear" w:color="auto" w:fill="auto"/>
-          </w:rPr>
-          <w:fldChar w:fldCharType="end"/>
-        </w:r>
       </w:hyperlink>
+      <w:r>
+        <w:rPr>
+          <w:shd w:val="clear" w:color="auto" w:fill="auto"/>
+        </w:rPr>
+        <w:t>45</w:t>
+      </w:r>
     </w:p>
     <w:p>
       <w:pPr>
@@ -5478,48 +5238,13 @@
           </w:rPr>
           <w:tab/>
         </w:r>
-        <w:r>
-          <w:rPr>
-            <w:webHidden/>
-            <w:shd w:val="clear" w:color="auto" w:fill="auto"/>
-          </w:rPr>
-          <w:fldChar w:fldCharType="begin"/>
-        </w:r>
-        <w:r>
-          <w:rPr>
-            <w:webHidden/>
-            <w:shd w:val="clear" w:color="auto" w:fill="auto"/>
-          </w:rPr>
-          <w:instrText xml:space="preserve"> PAGEREF _Toc216518718 \h </w:instrText>
-        </w:r>
-        <w:r>
-          <w:rPr>
-            <w:webHidden/>
-            <w:shd w:val="clear" w:color="auto" w:fill="auto"/>
-          </w:rPr>
-        </w:r>
-        <w:r>
-          <w:rPr>
-            <w:webHidden/>
-            <w:shd w:val="clear" w:color="auto" w:fill="auto"/>
-          </w:rPr>
-          <w:fldChar w:fldCharType="separate"/>
-        </w:r>
-        <w:r>
-          <w:rPr>
-            <w:webHidden/>
-            <w:shd w:val="clear" w:color="auto" w:fill="auto"/>
-          </w:rPr>
-          <w:t>39</w:t>
-        </w:r>
-        <w:r>
-          <w:rPr>
-            <w:webHidden/>
-            <w:shd w:val="clear" w:color="auto" w:fill="auto"/>
-          </w:rPr>
-          <w:fldChar w:fldCharType="end"/>
-        </w:r>
       </w:hyperlink>
+      <w:r>
+        <w:rPr>
+          <w:shd w:val="clear" w:color="auto" w:fill="auto"/>
+        </w:rPr>
+        <w:t>46</w:t>
+      </w:r>
     </w:p>
     <w:p>
       <w:pPr>
@@ -5572,6 +5297,138 @@
           <w:tab w:val="right" w:leader="dot" w:pos="9062"/>
         </w:tabs>
         <w:rPr>
+          <w:b w:val="0"/>
+          <w:bCs/>
+          <w:webHidden/>
+          <w:szCs w:val="26"/>
+        </w:rPr>
+      </w:pPr>
+      <w:proofErr w:type="gramStart"/>
+      <w:r>
+        <w:rPr>
+          <w:b w:val="0"/>
+          <w:bCs/>
+          <w:szCs w:val="26"/>
+        </w:rPr>
+        <w:t xml:space="preserve">Hình  </w:t>
+      </w:r>
+      <w:r>
+        <w:rPr>
+          <w:b w:val="0"/>
+          <w:bCs/>
+          <w:szCs w:val="26"/>
+        </w:rPr>
+        <w:t>1</w:t>
+      </w:r>
+      <w:proofErr w:type="gramEnd"/>
+      <w:r>
+        <w:rPr>
+          <w:b w:val="0"/>
+          <w:bCs/>
+          <w:szCs w:val="26"/>
+        </w:rPr>
+        <w:t xml:space="preserve">: </w:t>
+      </w:r>
+      <w:r>
+        <w:rPr>
+          <w:b w:val="0"/>
+          <w:bCs/>
+          <w:szCs w:val="26"/>
+        </w:rPr>
+        <w:t>Kiến Trúc MVC</w:t>
+      </w:r>
+      <w:r>
+        <w:rPr>
+          <w:b w:val="0"/>
+          <w:bCs/>
+          <w:webHidden/>
+          <w:szCs w:val="26"/>
+        </w:rPr>
+        <w:tab/>
+      </w:r>
+      <w:r>
+        <w:rPr>
+          <w:b w:val="0"/>
+          <w:bCs/>
+          <w:webHidden/>
+          <w:szCs w:val="26"/>
+        </w:rPr>
+        <w:t>12</w:t>
+      </w:r>
+    </w:p>
+    <w:p>
+      <w:pPr>
+        <w:pStyle w:val="TableofFigures"/>
+        <w:tabs>
+          <w:tab w:val="right" w:leader="dot" w:pos="9062"/>
+        </w:tabs>
+        <w:rPr>
+          <w:b w:val="0"/>
+          <w:bCs/>
+          <w:webHidden/>
+          <w:szCs w:val="26"/>
+        </w:rPr>
+      </w:pPr>
+      <w:proofErr w:type="gramStart"/>
+      <w:r>
+        <w:rPr>
+          <w:b w:val="0"/>
+          <w:bCs/>
+          <w:szCs w:val="26"/>
+        </w:rPr>
+        <w:t xml:space="preserve">Hình  </w:t>
+      </w:r>
+      <w:r>
+        <w:rPr>
+          <w:b w:val="0"/>
+          <w:bCs/>
+          <w:szCs w:val="26"/>
+        </w:rPr>
+        <w:t>2</w:t>
+      </w:r>
+      <w:proofErr w:type="gramEnd"/>
+      <w:r>
+        <w:rPr>
+          <w:b w:val="0"/>
+          <w:bCs/>
+          <w:szCs w:val="26"/>
+        </w:rPr>
+        <w:t xml:space="preserve">: </w:t>
+      </w:r>
+      <w:r>
+        <w:rPr>
+          <w:b w:val="0"/>
+          <w:bCs/>
+          <w:szCs w:val="26"/>
+        </w:rPr>
+        <w:t>Giao Diện SQL</w:t>
+      </w:r>
+      <w:r>
+        <w:rPr>
+          <w:b w:val="0"/>
+          <w:bCs/>
+          <w:webHidden/>
+          <w:szCs w:val="26"/>
+        </w:rPr>
+        <w:tab/>
+      </w:r>
+      <w:r>
+        <w:rPr>
+          <w:b w:val="0"/>
+          <w:bCs/>
+          <w:webHidden/>
+          <w:szCs w:val="26"/>
+        </w:rPr>
+        <w:t>13</w:t>
+      </w:r>
+    </w:p>
+    <w:p>
+      <w:pPr>
+        <w:pStyle w:val="TableofFigures"/>
+        <w:tabs>
+          <w:tab w:val="right" w:leader="dot" w:pos="9062"/>
+        </w:tabs>
+        <w:rPr>
           <w:rFonts w:asciiTheme="minorHAnsi" w:eastAsiaTheme="minorEastAsia" w:hAnsiTheme="minorHAnsi" w:cstheme="minorBidi"/>
           <w:b w:val="0"/>
           <w:noProof/>
@@ -5608,12 +5465,22 @@
         <w:r>
           <w:rPr>
             <w:rStyle w:val="Hyperlink"/>
+            <w:b w:val="0"/>
             <w:noProof/>
           </w:rPr>
-          <w:t>Hình  11: Sơ Đồ Class Tổng Quan</w:t>
-        </w:r>
-        <w:r>
-          <w:rPr>
+          <w:t>Hình  3</w:t>
+        </w:r>
+        <w:r>
+          <w:rPr>
+            <w:rStyle w:val="Hyperlink"/>
+            <w:b w:val="0"/>
+            <w:noProof/>
+          </w:rPr>
+          <w:t>: Sơ Đồ Class Tổng Quan</w:t>
+        </w:r>
+        <w:r>
+          <w:rPr>
+            <w:b w:val="0"/>
             <w:noProof/>
             <w:webHidden/>
           </w:rPr>
@@ -5621,6 +5488,7 @@
         </w:r>
         <w:r>
           <w:rPr>
+            <w:b w:val="0"/>
             <w:noProof/>
             <w:webHidden/>
           </w:rPr>
@@ -5628,6 +5496,7 @@
         </w:r>
         <w:r>
           <w:rPr>
+            <w:b w:val="0"/>
             <w:noProof/>
             <w:webHidden/>
           </w:rPr>
@@ -5635,12 +5504,14 @@
         </w:r>
         <w:r>
           <w:rPr>
+            <w:b w:val="0"/>
             <w:noProof/>
             <w:webHidden/>
           </w:rPr>
         </w:r>
         <w:r>
           <w:rPr>
+            <w:b w:val="0"/>
             <w:noProof/>
             <w:webHidden/>
           </w:rPr>
@@ -5648,19 +5519,28 @@
         </w:r>
         <w:r>
           <w:rPr>
+            <w:b w:val="0"/>
             <w:noProof/>
             <w:webHidden/>
           </w:rPr>
-          <w:t>11</w:t>
-        </w:r>
-        <w:r>
-          <w:rPr>
+          <w:t>1</w:t>
+        </w:r>
+        <w:r>
+          <w:rPr>
+            <w:b w:val="0"/>
             <w:noProof/>
             <w:webHidden/>
           </w:rPr>
           <w:fldChar w:fldCharType="end"/>
         </w:r>
       </w:hyperlink>
+      <w:r>
+        <w:rPr>
+          <w:b w:val="0"/>
+          <w:noProof/>
+        </w:rPr>
+        <w:t>7</w:t>
+      </w:r>
     </w:p>
     <w:p>
       <w:pPr>
@@ -5681,12 +5561,22 @@
         <w:r>
           <w:rPr>
             <w:rStyle w:val="Hyperlink"/>
+            <w:b w:val="0"/>
             <w:noProof/>
           </w:rPr>
-          <w:t>Hình  12: Bảng Genres</w:t>
-        </w:r>
-        <w:r>
-          <w:rPr>
+          <w:t>Hình  4</w:t>
+        </w:r>
+        <w:r>
+          <w:rPr>
+            <w:rStyle w:val="Hyperlink"/>
+            <w:b w:val="0"/>
+            <w:noProof/>
+          </w:rPr>
+          <w:t>: Bảng Genres</w:t>
+        </w:r>
+        <w:r>
+          <w:rPr>
+            <w:b w:val="0"/>
             <w:noProof/>
             <w:webHidden/>
           </w:rPr>
@@ -5694,6 +5584,7 @@
         </w:r>
         <w:r>
           <w:rPr>
+            <w:b w:val="0"/>
             <w:noProof/>
             <w:webHidden/>
           </w:rPr>
@@ -5701,6 +5592,7 @@
         </w:r>
         <w:r>
           <w:rPr>
+            <w:b w:val="0"/>
             <w:noProof/>
             <w:webHidden/>
           </w:rPr>
@@ -5708,12 +5600,14 @@
         </w:r>
         <w:r>
           <w:rPr>
+            <w:b w:val="0"/>
             <w:noProof/>
             <w:webHidden/>
           </w:rPr>
         </w:r>
         <w:r>
           <w:rPr>
+            <w:b w:val="0"/>
             <w:noProof/>
             <w:webHidden/>
           </w:rPr>
@@ -5721,19 +5615,28 @@
         </w:r>
         <w:r>
           <w:rPr>
+            <w:b w:val="0"/>
             <w:noProof/>
             <w:webHidden/>
           </w:rPr>
-          <w:t>11</w:t>
-        </w:r>
-        <w:r>
-          <w:rPr>
+          <w:t>1</w:t>
+        </w:r>
+        <w:r>
+          <w:rPr>
+            <w:b w:val="0"/>
             <w:noProof/>
             <w:webHidden/>
           </w:rPr>
           <w:fldChar w:fldCharType="end"/>
         </w:r>
       </w:hyperlink>
+      <w:r>
+        <w:rPr>
+          <w:b w:val="0"/>
+          <w:noProof/>
+        </w:rPr>
+        <w:t>7</w:t>
+      </w:r>
     </w:p>
     <w:p>
       <w:pPr>
@@ -5754,14 +5657,32 @@
         <w:r>
           <w:rPr>
             <w:rStyle w:val="Hyperlink"/>
+            <w:b w:val="0"/>
             <w:noProof/>
           </w:rPr>
-          <w:t xml:space="preserve">Hình  13: Class </w:t>
+          <w:t xml:space="preserve">Hình  </w:t>
+        </w:r>
+        <w:r>
+          <w:rPr>
+            <w:rStyle w:val="Hyperlink"/>
+            <w:b w:val="0"/>
+            <w:noProof/>
+          </w:rPr>
+          <w:t>5</w:t>
+        </w:r>
+        <w:r>
+          <w:rPr>
+            <w:rStyle w:val="Hyperlink"/>
+            <w:b w:val="0"/>
+            <w:noProof/>
+          </w:rPr>
+          <w:t xml:space="preserve">: Class </w:t>
         </w:r>
         <w:r>
           <w:rPr>
             <w:rStyle w:val="Hyperlink"/>
             <w:rFonts w:ascii="Cambria" w:eastAsia="宋体" w:hAnsi="Cambria"/>
+            <w:b w:val="0"/>
             <w:bCs/>
             <w:noProof/>
           </w:rPr>
@@ -5769,6 +5690,7 @@
         </w:r>
         <w:r>
           <w:rPr>
+            <w:b w:val="0"/>
             <w:noProof/>
             <w:webHidden/>
           </w:rPr>
@@ -5776,6 +5698,7 @@
         </w:r>
         <w:r>
           <w:rPr>
+            <w:b w:val="0"/>
             <w:noProof/>
             <w:webHidden/>
           </w:rPr>
@@ -5783,6 +5706,7 @@
         </w:r>
         <w:r>
           <w:rPr>
+            <w:b w:val="0"/>
             <w:noProof/>
             <w:webHidden/>
           </w:rPr>
@@ -5790,12 +5714,14 @@
         </w:r>
         <w:r>
           <w:rPr>
+            <w:b w:val="0"/>
             <w:noProof/>
             <w:webHidden/>
           </w:rPr>
         </w:r>
         <w:r>
           <w:rPr>
+            <w:b w:val="0"/>
             <w:noProof/>
             <w:webHidden/>
           </w:rPr>
@@ -5803,19 +5729,28 @@
         </w:r>
         <w:r>
           <w:rPr>
+            <w:b w:val="0"/>
             <w:noProof/>
             <w:webHidden/>
           </w:rPr>
-          <w:t>12</w:t>
-        </w:r>
-        <w:r>
-          <w:rPr>
+          <w:t>1</w:t>
+        </w:r>
+        <w:r>
+          <w:rPr>
+            <w:b w:val="0"/>
             <w:noProof/>
             <w:webHidden/>
           </w:rPr>
           <w:fldChar w:fldCharType="end"/>
         </w:r>
       </w:hyperlink>
+      <w:r>
+        <w:rPr>
+          <w:b w:val="0"/>
+          <w:noProof/>
+        </w:rPr>
+        <w:t>8</w:t>
+      </w:r>
     </w:p>
     <w:p>
       <w:pPr>
@@ -5836,20 +5771,31 @@
         <w:r>
           <w:rPr>
             <w:rStyle w:val="Hyperlink"/>
+            <w:b w:val="0"/>
             <w:noProof/>
           </w:rPr>
-          <w:t xml:space="preserve">Hình  14: Class </w:t>
+          <w:t>Hình  6</w:t>
+        </w:r>
+        <w:r>
+          <w:rPr>
+            <w:rStyle w:val="Hyperlink"/>
+            <w:b w:val="0"/>
+            <w:noProof/>
+          </w:rPr>
+          <w:t xml:space="preserve">: Class </w:t>
         </w:r>
         <w:r>
           <w:rPr>
             <w:rStyle w:val="Hyperlink"/>
             <w:rFonts w:ascii="Cambria" w:eastAsia="宋体" w:hAnsi="Cambria"/>
+            <w:b w:val="0"/>
             <w:noProof/>
           </w:rPr>
           <w:t>Albums</w:t>
         </w:r>
         <w:r>
           <w:rPr>
+            <w:b w:val="0"/>
             <w:noProof/>
             <w:webHidden/>
           </w:rPr>
@@ -5857,6 +5803,7 @@
         </w:r>
         <w:r>
           <w:rPr>
+            <w:b w:val="0"/>
             <w:noProof/>
             <w:webHidden/>
           </w:rPr>
@@ -5864,6 +5811,7 @@
         </w:r>
         <w:r>
           <w:rPr>
+            <w:b w:val="0"/>
             <w:noProof/>
             <w:webHidden/>
           </w:rPr>
@@ -5871,12 +5819,14 @@
         </w:r>
         <w:r>
           <w:rPr>
+            <w:b w:val="0"/>
             <w:noProof/>
             <w:webHidden/>
           </w:rPr>
         </w:r>
         <w:r>
           <w:rPr>
+            <w:b w:val="0"/>
             <w:noProof/>
             <w:webHidden/>
           </w:rPr>
@@ -5884,19 +5834,28 @@
         </w:r>
         <w:r>
           <w:rPr>
+            <w:b w:val="0"/>
             <w:noProof/>
             <w:webHidden/>
           </w:rPr>
-          <w:t>12</w:t>
-        </w:r>
-        <w:r>
-          <w:rPr>
+          <w:t>1</w:t>
+        </w:r>
+        <w:r>
+          <w:rPr>
+            <w:b w:val="0"/>
             <w:noProof/>
             <w:webHidden/>
           </w:rPr>
           <w:fldChar w:fldCharType="end"/>
         </w:r>
       </w:hyperlink>
+      <w:r>
+        <w:rPr>
+          <w:b w:val="0"/>
+          <w:noProof/>
+        </w:rPr>
+        <w:t>8</w:t>
+      </w:r>
     </w:p>
     <w:p>
       <w:pPr>
@@ -5917,13 +5876,31 @@
         <w:r>
           <w:rPr>
             <w:rStyle w:val="Hyperlink"/>
+            <w:b w:val="0"/>
             <w:noProof/>
           </w:rPr>
-          <w:t xml:space="preserve">Hình  15: Class </w:t>
+          <w:t xml:space="preserve">Hình  </w:t>
         </w:r>
         <w:r>
           <w:rPr>
             <w:rStyle w:val="Hyperlink"/>
+            <w:b w:val="0"/>
+            <w:noProof/>
+          </w:rPr>
+          <w:t>7</w:t>
+        </w:r>
+        <w:r>
+          <w:rPr>
+            <w:rStyle w:val="Hyperlink"/>
+            <w:b w:val="0"/>
+            <w:noProof/>
+          </w:rPr>
+          <w:t xml:space="preserve">: Class </w:t>
+        </w:r>
+        <w:r>
+          <w:rPr>
+            <w:rStyle w:val="Hyperlink"/>
+            <w:b w:val="0"/>
             <w:bCs/>
             <w:noProof/>
           </w:rPr>
@@ -5931,6 +5908,7 @@
         </w:r>
         <w:r>
           <w:rPr>
+            <w:b w:val="0"/>
             <w:noProof/>
             <w:webHidden/>
           </w:rPr>
@@ -5938,6 +5916,7 @@
         </w:r>
         <w:r>
           <w:rPr>
+            <w:b w:val="0"/>
             <w:noProof/>
             <w:webHidden/>
           </w:rPr>
@@ -5945,6 +5924,7 @@
         </w:r>
         <w:r>
           <w:rPr>
+            <w:b w:val="0"/>
             <w:noProof/>
             <w:webHidden/>
           </w:rPr>
@@ -5952,12 +5932,14 @@
         </w:r>
         <w:r>
           <w:rPr>
+            <w:b w:val="0"/>
             <w:noProof/>
             <w:webHidden/>
           </w:rPr>
         </w:r>
         <w:r>
           <w:rPr>
+            <w:b w:val="0"/>
             <w:noProof/>
             <w:webHidden/>
           </w:rPr>
@@ -5965,19 +5947,28 @@
         </w:r>
         <w:r>
           <w:rPr>
+            <w:b w:val="0"/>
             <w:noProof/>
             <w:webHidden/>
           </w:rPr>
-          <w:t>13</w:t>
-        </w:r>
-        <w:r>
-          <w:rPr>
+          <w:t>1</w:t>
+        </w:r>
+        <w:r>
+          <w:rPr>
+            <w:b w:val="0"/>
             <w:noProof/>
             <w:webHidden/>
           </w:rPr>
           <w:fldChar w:fldCharType="end"/>
         </w:r>
       </w:hyperlink>
+      <w:r>
+        <w:rPr>
+          <w:b w:val="0"/>
+          <w:noProof/>
+        </w:rPr>
+        <w:t>8</w:t>
+      </w:r>
     </w:p>
     <w:p>
       <w:pPr>
@@ -5998,20 +5989,31 @@
         <w:r>
           <w:rPr>
             <w:rStyle w:val="Hyperlink"/>
+            <w:b w:val="0"/>
             <w:noProof/>
           </w:rPr>
-          <w:t xml:space="preserve">Hình  16: Class </w:t>
+          <w:t>Hình  8</w:t>
+        </w:r>
+        <w:r>
+          <w:rPr>
+            <w:rStyle w:val="Hyperlink"/>
+            <w:b w:val="0"/>
+            <w:noProof/>
+          </w:rPr>
+          <w:t xml:space="preserve">: Class </w:t>
         </w:r>
         <w:r>
           <w:rPr>
             <w:rStyle w:val="Hyperlink"/>
             <w:rFonts w:ascii="Cambria" w:eastAsia="宋体" w:hAnsi="Cambria"/>
+            <w:b w:val="0"/>
             <w:noProof/>
           </w:rPr>
           <w:t>Users</w:t>
         </w:r>
         <w:r>
           <w:rPr>
+            <w:b w:val="0"/>
             <w:noProof/>
             <w:webHidden/>
           </w:rPr>
@@ -6019,6 +6021,7 @@
         </w:r>
         <w:r>
           <w:rPr>
+            <w:b w:val="0"/>
             <w:noProof/>
             <w:webHidden/>
           </w:rPr>
@@ -6026,6 +6029,7 @@
         </w:r>
         <w:r>
           <w:rPr>
+            <w:b w:val="0"/>
             <w:noProof/>
             <w:webHidden/>
           </w:rPr>
@@ -6033,12 +6037,14 @@
         </w:r>
         <w:r>
           <w:rPr>
+            <w:b w:val="0"/>
             <w:noProof/>
             <w:webHidden/>
           </w:rPr>
         </w:r>
         <w:r>
           <w:rPr>
+            <w:b w:val="0"/>
             <w:noProof/>
             <w:webHidden/>
           </w:rPr>
@@ -6046,19 +6052,28 @@
         </w:r>
         <w:r>
           <w:rPr>
+            <w:b w:val="0"/>
             <w:noProof/>
             <w:webHidden/>
           </w:rPr>
-          <w:t>13</w:t>
-        </w:r>
-        <w:r>
-          <w:rPr>
+          <w:t>1</w:t>
+        </w:r>
+        <w:r>
+          <w:rPr>
+            <w:b w:val="0"/>
             <w:noProof/>
             <w:webHidden/>
           </w:rPr>
           <w:fldChar w:fldCharType="end"/>
         </w:r>
       </w:hyperlink>
+      <w:r>
+        <w:rPr>
+          <w:b w:val="0"/>
+          <w:noProof/>
+        </w:rPr>
+        <w:t>8</w:t>
+      </w:r>
     </w:p>
     <w:p>
       <w:pPr>
@@ -6079,67 +6094,44 @@
         <w:r>
           <w:rPr>
             <w:rStyle w:val="Hyperlink"/>
+            <w:b w:val="0"/>
             <w:noProof/>
           </w:rPr>
-          <w:t xml:space="preserve">Hình  17: Class </w:t>
+          <w:t>Hình  9</w:t>
+        </w:r>
+        <w:r>
+          <w:rPr>
+            <w:rStyle w:val="Hyperlink"/>
+            <w:b w:val="0"/>
+            <w:noProof/>
+          </w:rPr>
+          <w:t xml:space="preserve">: Class </w:t>
         </w:r>
         <w:r>
           <w:rPr>
             <w:rStyle w:val="Hyperlink"/>
             <w:rFonts w:ascii="Cambria" w:eastAsia="宋体" w:hAnsi="Cambria"/>
+            <w:b w:val="0"/>
             <w:noProof/>
           </w:rPr>
           <w:t>Playlists</w:t>
         </w:r>
         <w:r>
           <w:rPr>
+            <w:b w:val="0"/>
             <w:noProof/>
             <w:webHidden/>
           </w:rPr>
           <w:tab/>
         </w:r>
-        <w:r>
-          <w:rPr>
-            <w:noProof/>
-            <w:webHidden/>
-          </w:rPr>
-          <w:fldChar w:fldCharType="begin"/>
-        </w:r>
-        <w:r>
-          <w:rPr>
-            <w:noProof/>
-            <w:webHidden/>
-          </w:rPr>
-          <w:instrText xml:space="preserve"> PAGEREF _Toc216518741 \h </w:instrText>
-        </w:r>
-        <w:r>
-          <w:rPr>
-            <w:noProof/>
-            <w:webHidden/>
-          </w:rPr>
-        </w:r>
-        <w:r>
-          <w:rPr>
-            <w:noProof/>
-            <w:webHidden/>
-          </w:rPr>
-          <w:fldChar w:fldCharType="separate"/>
-        </w:r>
-        <w:r>
-          <w:rPr>
-            <w:noProof/>
-            <w:webHidden/>
-          </w:rPr>
-          <w:t>14</w:t>
-        </w:r>
-        <w:r>
-          <w:rPr>
-            <w:noProof/>
-            <w:webHidden/>
-          </w:rPr>
-          <w:fldChar w:fldCharType="end"/>
-        </w:r>
       </w:hyperlink>
+      <w:r>
+        <w:rPr>
+          <w:b w:val="0"/>
+          <w:noProof/>
+        </w:rPr>
+        <w:t>20</w:t>
+      </w:r>
     </w:p>
     <w:p>
       <w:pPr>
@@ -6160,14 +6152,24 @@
         <w:r>
           <w:rPr>
             <w:rStyle w:val="Hyperlink"/>
+            <w:b w:val="0"/>
             <w:noProof/>
           </w:rPr>
-          <w:t xml:space="preserve">Hình  18: Class </w:t>
+          <w:t>Hình  10</w:t>
+        </w:r>
+        <w:r>
+          <w:rPr>
+            <w:rStyle w:val="Hyperlink"/>
+            <w:b w:val="0"/>
+            <w:noProof/>
+          </w:rPr>
+          <w:t xml:space="preserve">: Class </w:t>
         </w:r>
         <w:r>
           <w:rPr>
             <w:rStyle w:val="Hyperlink"/>
             <w:rFonts w:eastAsia="宋体"/>
+            <w:b w:val="0"/>
             <w:bCs/>
             <w:noProof/>
           </w:rPr>
@@ -6175,53 +6177,20 @@
         </w:r>
         <w:r>
           <w:rPr>
+            <w:b w:val="0"/>
             <w:noProof/>
             <w:webHidden/>
           </w:rPr>
           <w:tab/>
         </w:r>
-        <w:r>
-          <w:rPr>
-            <w:noProof/>
-            <w:webHidden/>
-          </w:rPr>
-          <w:fldChar w:fldCharType="begin"/>
-        </w:r>
-        <w:r>
-          <w:rPr>
-            <w:noProof/>
-            <w:webHidden/>
-          </w:rPr>
-          <w:instrText xml:space="preserve"> PAGEREF _Toc216518742 \h </w:instrText>
-        </w:r>
-        <w:r>
-          <w:rPr>
-            <w:noProof/>
-            <w:webHidden/>
-          </w:rPr>
-        </w:r>
-        <w:r>
-          <w:rPr>
-            <w:noProof/>
-            <w:webHidden/>
-          </w:rPr>
-          <w:fldChar w:fldCharType="separate"/>
-        </w:r>
-        <w:r>
-          <w:rPr>
-            <w:noProof/>
-            <w:webHidden/>
-          </w:rPr>
-          <w:t>14</w:t>
-        </w:r>
-        <w:r>
-          <w:rPr>
-            <w:noProof/>
-            <w:webHidden/>
-          </w:rPr>
-          <w:fldChar w:fldCharType="end"/>
-        </w:r>
       </w:hyperlink>
+      <w:r>
+        <w:rPr>
+          <w:b w:val="0"/>
+          <w:noProof/>
+        </w:rPr>
+        <w:t>20</w:t>
+      </w:r>
     </w:p>
     <w:p>
       <w:pPr>
@@ -6242,14 +6211,32 @@
         <w:r>
           <w:rPr>
             <w:rStyle w:val="Hyperlink"/>
+            <w:b w:val="0"/>
             <w:noProof/>
           </w:rPr>
-          <w:t xml:space="preserve">Hình  19: Class </w:t>
+          <w:t>Hì</w:t>
+        </w:r>
+        <w:r>
+          <w:rPr>
+            <w:rStyle w:val="Hyperlink"/>
+            <w:b w:val="0"/>
+            <w:noProof/>
+          </w:rPr>
+          <w:t>nh  11</w:t>
+        </w:r>
+        <w:r>
+          <w:rPr>
+            <w:rStyle w:val="Hyperlink"/>
+            <w:b w:val="0"/>
+            <w:noProof/>
+          </w:rPr>
+          <w:t xml:space="preserve">: Class </w:t>
         </w:r>
         <w:r>
           <w:rPr>
             <w:rStyle w:val="Hyperlink"/>
             <w:rFonts w:eastAsia="宋体"/>
+            <w:b w:val="0"/>
             <w:bCs/>
             <w:noProof/>
           </w:rPr>
@@ -6257,53 +6244,75 @@
         </w:r>
         <w:r>
           <w:rPr>
+            <w:b w:val="0"/>
             <w:noProof/>
             <w:webHidden/>
           </w:rPr>
           <w:tab/>
         </w:r>
-        <w:r>
-          <w:rPr>
+      </w:hyperlink>
+      <w:r>
+        <w:rPr>
+          <w:b w:val="0"/>
+          <w:noProof/>
+        </w:rPr>
+        <w:t>21</w:t>
+      </w:r>
+    </w:p>
+    <w:p>
+      <w:pPr>
+        <w:pStyle w:val="TableofFigures"/>
+        <w:tabs>
+          <w:tab w:val="right" w:leader="dot" w:pos="9062"/>
+        </w:tabs>
+        <w:rPr>
+          <w:b w:val="0"/>
+          <w:noProof/>
+        </w:rPr>
+      </w:pPr>
+      <w:hyperlink w:anchor="_Toc216518744" w:history="1">
+        <w:r>
+          <w:rPr>
+            <w:rStyle w:val="Hyperlink"/>
+            <w:b w:val="0"/>
+            <w:noProof/>
+          </w:rPr>
+          <w:t>Hình  12</w:t>
+        </w:r>
+        <w:r>
+          <w:rPr>
+            <w:rStyle w:val="Hyperlink"/>
+            <w:b w:val="0"/>
+            <w:noProof/>
+          </w:rPr>
+          <w:t xml:space="preserve">: Class </w:t>
+        </w:r>
+        <w:r>
+          <w:rPr>
+            <w:rStyle w:val="Hyperlink"/>
+            <w:rFonts w:eastAsia="宋体"/>
+            <w:b w:val="0"/>
+            <w:bCs/>
+            <w:noProof/>
+          </w:rPr>
+          <w:t>Comments</w:t>
+        </w:r>
+        <w:r>
+          <w:rPr>
+            <w:b w:val="0"/>
             <w:noProof/>
             <w:webHidden/>
           </w:rPr>
-          <w:fldChar w:fldCharType="begin"/>
-        </w:r>
-        <w:r>
-          <w:rPr>
-            <w:noProof/>
-            <w:webHidden/>
-          </w:rPr>
-          <w:instrText xml:space="preserve"> PAGEREF _Toc216518743 \h </w:instrText>
-        </w:r>
-        <w:r>
-          <w:rPr>
-            <w:noProof/>
-            <w:webHidden/>
-          </w:rPr>
-        </w:r>
-        <w:r>
-          <w:rPr>
-            <w:noProof/>
-            <w:webHidden/>
-          </w:rPr>
-          <w:fldChar w:fldCharType="separate"/>
-        </w:r>
-        <w:r>
-          <w:rPr>
-            <w:noProof/>
-            <w:webHidden/>
-          </w:rPr>
-          <w:t>14</w:t>
-        </w:r>
-        <w:r>
-          <w:rPr>
-            <w:noProof/>
-            <w:webHidden/>
-          </w:rPr>
-          <w:fldChar w:fldCharType="end"/>
+          <w:tab/>
         </w:r>
       </w:hyperlink>
+      <w:r>
+        <w:rPr>
+          <w:b w:val="0"/>
+          <w:noProof/>
+        </w:rPr>
+        <w:t>21</w:t>
+      </w:r>
     </w:p>
     <w:p>
       <w:pPr>
@@ -6324,14 +6333,32 @@
         <w:r>
           <w:rPr>
             <w:rStyle w:val="Hyperlink"/>
+            <w:b w:val="0"/>
             <w:noProof/>
           </w:rPr>
-          <w:t xml:space="preserve">Hình  20: Class </w:t>
+          <w:t>Hình  1</w:t>
+        </w:r>
+        <w:r>
+          <w:rPr>
+            <w:rStyle w:val="Hyperlink"/>
+            <w:b w:val="0"/>
+            <w:noProof/>
+          </w:rPr>
+          <w:t>3</w:t>
+        </w:r>
+        <w:r>
+          <w:rPr>
+            <w:rStyle w:val="Hyperlink"/>
+            <w:b w:val="0"/>
+            <w:noProof/>
+          </w:rPr>
+          <w:t xml:space="preserve">: Class </w:t>
         </w:r>
         <w:r>
           <w:rPr>
             <w:rStyle w:val="Hyperlink"/>
             <w:rFonts w:eastAsia="宋体"/>
+            <w:b w:val="0"/>
             <w:bCs/>
             <w:noProof/>
           </w:rPr>
@@ -6339,53 +6366,27 @@
         </w:r>
         <w:r>
           <w:rPr>
+            <w:b w:val="0"/>
             <w:noProof/>
             <w:webHidden/>
           </w:rPr>
           <w:tab/>
         </w:r>
-        <w:r>
-          <w:rPr>
-            <w:noProof/>
-            <w:webHidden/>
-          </w:rPr>
-          <w:fldChar w:fldCharType="begin"/>
-        </w:r>
-        <w:r>
-          <w:rPr>
-            <w:noProof/>
-            <w:webHidden/>
-          </w:rPr>
-          <w:instrText xml:space="preserve"> PAGEREF _Toc216518744 \h </w:instrText>
-        </w:r>
-        <w:r>
-          <w:rPr>
-            <w:noProof/>
-            <w:webHidden/>
-          </w:rPr>
-        </w:r>
-        <w:r>
-          <w:rPr>
-            <w:noProof/>
-            <w:webHidden/>
-          </w:rPr>
-          <w:fldChar w:fldCharType="separate"/>
-        </w:r>
-        <w:r>
-          <w:rPr>
-            <w:noProof/>
-            <w:webHidden/>
-          </w:rPr>
-          <w:t>15</w:t>
-        </w:r>
-        <w:r>
-          <w:rPr>
-            <w:noProof/>
-            <w:webHidden/>
-          </w:rPr>
-          <w:fldChar w:fldCharType="end"/>
-        </w:r>
       </w:hyperlink>
+      <w:r>
+        <w:rPr>
+          <w:b w:val="0"/>
+          <w:noProof/>
+        </w:rPr>
+        <w:t>2</w:t>
+      </w:r>
+      <w:r>
+        <w:rPr>
+          <w:b w:val="0"/>
+          <w:noProof/>
+        </w:rPr>
+        <w:t>2</w:t>
+      </w:r>
     </w:p>
     <w:p>
       <w:pPr>
@@ -6406,12 +6407,22 @@
         <w:r>
           <w:rPr>
             <w:rStyle w:val="Hyperlink"/>
+            <w:b w:val="0"/>
             <w:noProof/>
           </w:rPr>
-          <w:t>Hình  26: Mô Hình UseCase Tổng Quát</w:t>
-        </w:r>
-        <w:r>
-          <w:rPr>
+          <w:t>Hình  14</w:t>
+        </w:r>
+        <w:r>
+          <w:rPr>
+            <w:rStyle w:val="Hyperlink"/>
+            <w:b w:val="0"/>
+            <w:noProof/>
+          </w:rPr>
+          <w:t>: Mô Hình UseCase Tổng Quát</w:t>
+        </w:r>
+        <w:r>
+          <w:rPr>
+            <w:b w:val="0"/>
             <w:noProof/>
             <w:webHidden/>
           </w:rPr>
@@ -6419,6 +6430,7 @@
         </w:r>
         <w:r>
           <w:rPr>
+            <w:b w:val="0"/>
             <w:noProof/>
             <w:webHidden/>
           </w:rPr>
@@ -6426,6 +6438,7 @@
         </w:r>
         <w:r>
           <w:rPr>
+            <w:b w:val="0"/>
             <w:noProof/>
             <w:webHidden/>
           </w:rPr>
@@ -6433,12 +6446,14 @@
         </w:r>
         <w:r>
           <w:rPr>
+            <w:b w:val="0"/>
             <w:noProof/>
             <w:webHidden/>
           </w:rPr>
         </w:r>
         <w:r>
           <w:rPr>
+            <w:b w:val="0"/>
             <w:noProof/>
             <w:webHidden/>
           </w:rPr>
@@ -6446,6 +6461,7 @@
         </w:r>
         <w:r>
           <w:rPr>
+            <w:b w:val="0"/>
             <w:noProof/>
             <w:webHidden/>
           </w:rPr>
@@ -6453,6 +6469,7 @@
         </w:r>
         <w:r>
           <w:rPr>
+            <w:b w:val="0"/>
             <w:noProof/>
             <w:webHidden/>
           </w:rPr>
@@ -6479,12 +6496,22 @@
         <w:r>
           <w:rPr>
             <w:rStyle w:val="Hyperlink"/>
+            <w:b w:val="0"/>
             <w:noProof/>
           </w:rPr>
-          <w:t>Hình  27: Use-case chức năng Admin</w:t>
-        </w:r>
-        <w:r>
-          <w:rPr>
+          <w:t>Hình  15</w:t>
+        </w:r>
+        <w:r>
+          <w:rPr>
+            <w:rStyle w:val="Hyperlink"/>
+            <w:b w:val="0"/>
+            <w:noProof/>
+          </w:rPr>
+          <w:t>: Use-case chức năng Admin</w:t>
+        </w:r>
+        <w:r>
+          <w:rPr>
+            <w:b w:val="0"/>
             <w:noProof/>
             <w:webHidden/>
           </w:rPr>
@@ -6492,6 +6519,7 @@
         </w:r>
         <w:r>
           <w:rPr>
+            <w:b w:val="0"/>
             <w:noProof/>
             <w:webHidden/>
           </w:rPr>
@@ -6499,6 +6527,7 @@
         </w:r>
         <w:r>
           <w:rPr>
+            <w:b w:val="0"/>
             <w:noProof/>
             <w:webHidden/>
           </w:rPr>
@@ -6506,12 +6535,14 @@
         </w:r>
         <w:r>
           <w:rPr>
+            <w:b w:val="0"/>
             <w:noProof/>
             <w:webHidden/>
           </w:rPr>
         </w:r>
         <w:r>
           <w:rPr>
+            <w:b w:val="0"/>
             <w:noProof/>
             <w:webHidden/>
           </w:rPr>
@@ -6519,6 +6550,7 @@
         </w:r>
         <w:r>
           <w:rPr>
+            <w:b w:val="0"/>
             <w:noProof/>
             <w:webHidden/>
           </w:rPr>
@@ -6526,6 +6558,7 @@
         </w:r>
         <w:r>
           <w:rPr>
+            <w:b w:val="0"/>
             <w:noProof/>
             <w:webHidden/>
           </w:rPr>
@@ -6552,12 +6585,22 @@
         <w:r>
           <w:rPr>
             <w:rStyle w:val="Hyperlink"/>
+            <w:b w:val="0"/>
             <w:noProof/>
           </w:rPr>
-          <w:t>Hình  28: Use-case Khách Hàng vãng lai</w:t>
-        </w:r>
-        <w:r>
-          <w:rPr>
+          <w:t>Hình  16</w:t>
+        </w:r>
+        <w:r>
+          <w:rPr>
+            <w:rStyle w:val="Hyperlink"/>
+            <w:b w:val="0"/>
+            <w:noProof/>
+          </w:rPr>
+          <w:t>: Use-case Khách Hàng vãng lai</w:t>
+        </w:r>
+        <w:r>
+          <w:rPr>
+            <w:b w:val="0"/>
             <w:noProof/>
             <w:webHidden/>
           </w:rPr>
@@ -6565,6 +6608,7 @@
         </w:r>
         <w:r>
           <w:rPr>
+            <w:b w:val="0"/>
             <w:noProof/>
             <w:webHidden/>
           </w:rPr>
@@ -6572,6 +6616,7 @@
         </w:r>
         <w:r>
           <w:rPr>
+            <w:b w:val="0"/>
             <w:noProof/>
             <w:webHidden/>
           </w:rPr>
@@ -6579,12 +6624,14 @@
         </w:r>
         <w:r>
           <w:rPr>
+            <w:b w:val="0"/>
             <w:noProof/>
             <w:webHidden/>
           </w:rPr>
         </w:r>
         <w:r>
           <w:rPr>
+            <w:b w:val="0"/>
             <w:noProof/>
             <w:webHidden/>
           </w:rPr>
@@ -6592,6 +6639,7 @@
         </w:r>
         <w:r>
           <w:rPr>
+            <w:b w:val="0"/>
             <w:noProof/>
             <w:webHidden/>
           </w:rPr>
@@ -6599,6 +6647,7 @@
         </w:r>
         <w:r>
           <w:rPr>
+            <w:b w:val="0"/>
             <w:noProof/>
             <w:webHidden/>
           </w:rPr>
@@ -6625,12 +6674,24 @@
         <w:r>
           <w:rPr>
             <w:rStyle w:val="Hyperlink"/>
+            <w:b w:val="0"/>
             <w:noProof/>
           </w:rPr>
-          <w:t>Hình  29:Use-case Khách hàng</w:t>
-        </w:r>
-        <w:r>
-          <w:rPr>
+          <w:t>Hình  17</w:t>
+        </w:r>
+        <w:bookmarkStart w:id="70" w:name="_GoBack"/>
+        <w:bookmarkEnd w:id="70"/>
+        <w:r>
+          <w:rPr>
+            <w:rStyle w:val="Hyperlink"/>
+            <w:b w:val="0"/>
+            <w:noProof/>
+          </w:rPr>
+          <w:t>:Use-case Khách hàng</w:t>
+        </w:r>
+        <w:r>
+          <w:rPr>
+            <w:b w:val="0"/>
             <w:noProof/>
             <w:webHidden/>
           </w:rPr>
@@ -6638,6 +6699,7 @@
         </w:r>
         <w:r>
           <w:rPr>
+            <w:b w:val="0"/>
             <w:noProof/>
             <w:webHidden/>
           </w:rPr>
@@ -6645,6 +6707,7 @@
         </w:r>
         <w:r>
           <w:rPr>
+            <w:b w:val="0"/>
             <w:noProof/>
             <w:webHidden/>
           </w:rPr>
@@ -6652,12 +6715,14 @@
         </w:r>
         <w:r>
           <w:rPr>
+            <w:b w:val="0"/>
             <w:noProof/>
             <w:webHidden/>
           </w:rPr>
         </w:r>
         <w:r>
           <w:rPr>
+            <w:b w:val="0"/>
             <w:noProof/>
             <w:webHidden/>
           </w:rPr>
@@ -6665,6 +6730,7 @@
         </w:r>
         <w:r>
           <w:rPr>
+            <w:b w:val="0"/>
             <w:noProof/>
             <w:webHidden/>
           </w:rPr>
@@ -6672,6 +6738,7 @@
         </w:r>
         <w:r>
           <w:rPr>
+            <w:b w:val="0"/>
             <w:noProof/>
             <w:webHidden/>
           </w:rPr>
@@ -6707,19 +6774,19 @@
       <w:pPr>
         <w:pStyle w:val="LV1"/>
       </w:pPr>
-      <w:bookmarkStart w:id="70" w:name="_Toc216518674"/>
+      <w:bookmarkStart w:id="71" w:name="_Toc216518674"/>
       <w:r>
         <w:lastRenderedPageBreak/>
         <w:t>MỞ ĐẦU</w:t>
       </w:r>
-      <w:bookmarkEnd w:id="70"/>
+      <w:bookmarkEnd w:id="71"/>
     </w:p>
     <w:p>
       <w:pPr>
         <w:pStyle w:val="LV2"/>
       </w:pPr>
-      <w:bookmarkStart w:id="71" w:name="_Toc216518675"/>
-      <w:bookmarkStart w:id="72" w:name="_Toc215586689"/>
+      <w:bookmarkStart w:id="72" w:name="_Toc216518675"/>
+      <w:bookmarkStart w:id="73" w:name="_Toc215586689"/>
       <w:r>
         <w:rPr>
           <w:rStyle w:val="Strong"/>
@@ -6728,7 +6795,7 @@
         </w:rPr>
         <w:t>Lý do chọn đề tài</w:t>
       </w:r>
-      <w:bookmarkEnd w:id="71"/>
+      <w:bookmarkEnd w:id="72"/>
     </w:p>
     <w:p>
       <w:pPr>
@@ -6774,7 +6841,7 @@
       <w:pPr>
         <w:pStyle w:val="LV2"/>
       </w:pPr>
-      <w:bookmarkStart w:id="73" w:name="_Toc216518676"/>
+      <w:bookmarkStart w:id="74" w:name="_Toc216518676"/>
       <w:r>
         <w:rPr>
           <w:rStyle w:val="Strong"/>
@@ -6783,7 +6850,7 @@
         </w:rPr>
         <w:t>Mục tiêu nghiên cứu</w:t>
       </w:r>
-      <w:bookmarkEnd w:id="73"/>
+      <w:bookmarkEnd w:id="74"/>
     </w:p>
     <w:p>
       <w:r>
@@ -6844,7 +6911,7 @@
       <w:pPr>
         <w:pStyle w:val="LV2"/>
       </w:pPr>
-      <w:bookmarkStart w:id="74" w:name="_Toc216518677"/>
+      <w:bookmarkStart w:id="75" w:name="_Toc216518677"/>
       <w:r>
         <w:rPr>
           <w:rStyle w:val="Strong"/>
@@ -6853,13 +6920,13 @@
         </w:rPr>
         <w:t>Đối tượng và phạm vi nghiên cứu</w:t>
       </w:r>
-      <w:bookmarkEnd w:id="74"/>
+      <w:bookmarkEnd w:id="75"/>
     </w:p>
     <w:p>
       <w:pPr>
         <w:pStyle w:val="LV3"/>
       </w:pPr>
-      <w:bookmarkStart w:id="75" w:name="_Toc216518678"/>
+      <w:bookmarkStart w:id="76" w:name="_Toc216518678"/>
       <w:r>
         <w:rPr>
           <w:rStyle w:val="Strong"/>
@@ -6868,7 +6935,7 @@
         </w:rPr>
         <w:t>Đối tượng nghiên cứu</w:t>
       </w:r>
-      <w:bookmarkEnd w:id="75"/>
+      <w:bookmarkEnd w:id="76"/>
     </w:p>
     <w:p>
       <w:pPr>
@@ -6966,7 +7033,7 @@
       <w:pPr>
         <w:pStyle w:val="LV3"/>
       </w:pPr>
-      <w:bookmarkStart w:id="76" w:name="_Toc216518679"/>
+      <w:bookmarkStart w:id="77" w:name="_Toc216518679"/>
       <w:r>
         <w:rPr>
           <w:rStyle w:val="Strong"/>
@@ -6975,7 +7042,7 @@
         </w:rPr>
         <w:t>Phạm vi nghiên cứu</w:t>
       </w:r>
-      <w:bookmarkEnd w:id="76"/>
+      <w:bookmarkEnd w:id="77"/>
     </w:p>
     <w:p>
       <w:pPr>
@@ -7072,7 +7139,7 @@
       <w:pPr>
         <w:pStyle w:val="LV2"/>
       </w:pPr>
-      <w:bookmarkStart w:id="77" w:name="_Toc216518680"/>
+      <w:bookmarkStart w:id="78" w:name="_Toc216518680"/>
       <w:r>
         <w:rPr>
           <w:rStyle w:val="Strong"/>
@@ -7081,7 +7148,7 @@
         </w:rPr>
         <w:t>Phương pháp nghiên cứu</w:t>
       </w:r>
-      <w:bookmarkEnd w:id="77"/>
+      <w:bookmarkEnd w:id="78"/>
     </w:p>
     <w:p>
       <w:pPr>
@@ -7249,14 +7316,14 @@
       <w:r>
         <w:t>.</w:t>
       </w:r>
-      <w:bookmarkStart w:id="78" w:name="_Toc215586690"/>
-      <w:bookmarkEnd w:id="72"/>
+      <w:bookmarkStart w:id="79" w:name="_Toc215586690"/>
+      <w:bookmarkEnd w:id="73"/>
     </w:p>
     <w:p>
       <w:pPr>
         <w:pStyle w:val="LV1"/>
       </w:pPr>
-      <w:bookmarkStart w:id="79" w:name="_Toc216518681"/>
+      <w:bookmarkStart w:id="80" w:name="_Toc216518681"/>
       <w:r>
         <w:lastRenderedPageBreak/>
         <w:t>NG</w:t>
@@ -7264,32 +7331,32 @@
       <w:r>
         <w:t>HIÊN CỨU LÝ THUYẾT</w:t>
       </w:r>
-      <w:bookmarkEnd w:id="78"/>
       <w:bookmarkEnd w:id="79"/>
+      <w:bookmarkEnd w:id="80"/>
     </w:p>
     <w:p>
       <w:pPr>
         <w:pStyle w:val="LV2"/>
       </w:pPr>
-      <w:bookmarkStart w:id="80" w:name="_Toc216518682"/>
-      <w:bookmarkStart w:id="81" w:name="_Toc215586711"/>
+      <w:bookmarkStart w:id="81" w:name="_Toc216518682"/>
+      <w:bookmarkStart w:id="82" w:name="_Toc215586711"/>
       <w:r>
         <w:t>Tổng quan về thương mại điện tử</w:t>
       </w:r>
-      <w:bookmarkEnd w:id="80"/>
+      <w:bookmarkEnd w:id="81"/>
     </w:p>
     <w:p>
       <w:pPr>
         <w:pStyle w:val="LV3"/>
       </w:pPr>
-      <w:bookmarkStart w:id="82" w:name="_Toc216518683"/>
+      <w:bookmarkStart w:id="83" w:name="_Toc216518683"/>
       <w:r>
         <w:t xml:space="preserve">Khái niệm </w:t>
       </w:r>
       <w:r>
         <w:t>website nghe nhạc online</w:t>
       </w:r>
-      <w:bookmarkEnd w:id="82"/>
+      <w:bookmarkEnd w:id="83"/>
     </w:p>
     <w:p>
       <w:pPr>
@@ -7324,7 +7391,7 @@
         </w:rPr>
         <w:t xml:space="preserve"> </w:t>
       </w:r>
-      <w:bookmarkStart w:id="83" w:name="_Toc216518684"/>
+      <w:bookmarkStart w:id="84" w:name="_Toc216518684"/>
       <w:r>
         <w:rPr>
           <w:rStyle w:val="Strong"/>
@@ -7336,7 +7403,7 @@
       <w:r>
         <w:t>website nghe nhạc online</w:t>
       </w:r>
-      <w:bookmarkEnd w:id="83"/>
+      <w:bookmarkEnd w:id="84"/>
     </w:p>
     <w:p>
       <w:pPr>
@@ -7377,11 +7444,11 @@
       <w:pPr>
         <w:pStyle w:val="LV3"/>
       </w:pPr>
-      <w:bookmarkStart w:id="84" w:name="_Toc216518685"/>
+      <w:bookmarkStart w:id="85" w:name="_Toc216518685"/>
       <w:r>
         <w:t>Ứng dụng website nghe nhạc online trong lĩnh vực giải trí</w:t>
       </w:r>
-      <w:bookmarkEnd w:id="84"/>
+      <w:bookmarkEnd w:id="85"/>
     </w:p>
     <w:p>
       <w:pPr>
@@ -7438,7 +7505,7 @@
       <w:pPr>
         <w:pStyle w:val="LV2"/>
       </w:pPr>
-      <w:bookmarkStart w:id="85" w:name="_Toc216518686"/>
+      <w:bookmarkStart w:id="86" w:name="_Toc216518686"/>
       <w:r>
         <w:rPr>
           <w:rStyle w:val="Strong"/>
@@ -7447,13 +7514,13 @@
         </w:rPr>
         <w:t>Cơ sở lý thuyết về ASP.NET MVC</w:t>
       </w:r>
-      <w:bookmarkEnd w:id="85"/>
+      <w:bookmarkEnd w:id="86"/>
     </w:p>
     <w:p>
       <w:pPr>
         <w:pStyle w:val="LV3"/>
       </w:pPr>
-      <w:bookmarkStart w:id="86" w:name="_Toc216518687"/>
+      <w:bookmarkStart w:id="87" w:name="_Toc216518687"/>
       <w:r>
         <w:rPr>
           <w:rStyle w:val="Strong"/>
@@ -7462,7 +7529,7 @@
         </w:rPr>
         <w:t>Tổng quan về ASP.NET</w:t>
       </w:r>
-      <w:bookmarkEnd w:id="86"/>
+      <w:bookmarkEnd w:id="87"/>
     </w:p>
     <w:p>
       <w:pPr>
@@ -7477,7 +7544,7 @@
       <w:pPr>
         <w:pStyle w:val="LV3"/>
       </w:pPr>
-      <w:bookmarkStart w:id="87" w:name="_Toc216518688"/>
+      <w:bookmarkStart w:id="88" w:name="_Toc216518688"/>
       <w:r>
         <w:rPr>
           <w:rStyle w:val="Strong"/>
@@ -7486,7 +7553,7 @@
         </w:rPr>
         <w:t>Kiến trúc MVC (Model – View – Controller)</w:t>
       </w:r>
-      <w:bookmarkEnd w:id="87"/>
+      <w:bookmarkEnd w:id="88"/>
     </w:p>
     <w:p>
       <w:pPr>
@@ -7556,9 +7623,9 @@
           <w:lang w:eastAsia="zh-CN"/>
         </w:rPr>
         <w:drawing>
-          <wp:inline distT="0" distB="0" distL="0" distR="0" wp14:anchorId="1E76F7B3" wp14:editId="7F0358A6">
-            <wp:extent cx="5760720" cy="4320540"/>
-            <wp:effectExtent l="0" t="0" r="0" b="0"/>
+          <wp:inline distT="0" distB="0" distL="0" distR="0" wp14:anchorId="1E76F7B3" wp14:editId="6948A88F">
+            <wp:extent cx="5463196" cy="3534240"/>
+            <wp:effectExtent l="0" t="0" r="4445" b="0"/>
             <wp:docPr id="2" name="Picture 2" descr="MVC - Glossary | MDN"/>
             <wp:cNvGraphicFramePr>
               <a:graphicFrameLocks xmlns:a="http://schemas.openxmlformats.org/drawingml/2006/main" noChangeAspect="1"/>
@@ -7572,7 +7639,7 @@
                       <a:picLocks noChangeAspect="1" noChangeArrowheads="1"/>
                     </pic:cNvPicPr>
                   </pic:nvPicPr>
-                  <pic:blipFill>
+                  <pic:blipFill rotWithShape="1">
                     <a:blip r:embed="rId12" cstate="print">
                       <a:extLst>
                         <a:ext uri="{28A0092B-C50C-407E-A947-70E740481C1C}">
@@ -7580,15 +7647,13 @@
                         </a:ext>
                       </a:extLst>
                     </a:blip>
-                    <a:srcRect/>
-                    <a:stretch>
-                      <a:fillRect/>
-                    </a:stretch>
+                    <a:srcRect l="2517" t="7486" r="2631" b="10698"/>
+                    <a:stretch/>
                   </pic:blipFill>
                   <pic:spPr bwMode="auto">
                     <a:xfrm>
                       <a:off x="0" y="0"/>
-                      <a:ext cx="5760720" cy="4320540"/>
+                      <a:ext cx="5464183" cy="3534879"/>
                     </a:xfrm>
                     <a:prstGeom prst="rect">
                       <a:avLst/>
@@ -7597,6 +7662,11 @@
                     <a:ln>
                       <a:noFill/>
                     </a:ln>
+                    <a:extLst>
+                      <a:ext uri="{53640926-AAD7-44D8-BBD7-CCE9431645EC}">
+                        <a14:shadowObscured xmlns:a14="http://schemas.microsoft.com/office/drawing/2010/main"/>
+                      </a:ext>
+                    </a:extLst>
                   </pic:spPr>
                 </pic:pic>
               </a:graphicData>
@@ -7607,9 +7677,26 @@
     </w:p>
     <w:p>
       <w:pPr>
+        <w:pStyle w:val="hnh"/>
+        <w:rPr>
+          <w:rFonts w:ascii="Cambria" w:eastAsia="宋体" w:hAnsi="Cambria"/>
+          <w:bCs/>
+        </w:rPr>
+      </w:pPr>
+      <w:proofErr w:type="gramStart"/>
+      <w:r>
+        <w:t>Hình  1</w:t>
+      </w:r>
+      <w:proofErr w:type="gramEnd"/>
+      <w:r>
+        <w:t>: Hình Kiến Trúc MVC</w:t>
+      </w:r>
+    </w:p>
+    <w:p>
+      <w:pPr>
         <w:pStyle w:val="LV3"/>
       </w:pPr>
-      <w:bookmarkStart w:id="88" w:name="_Toc216518689"/>
+      <w:bookmarkStart w:id="89" w:name="_Toc216518689"/>
       <w:r>
         <w:rPr>
           <w:rStyle w:val="Strong"/>
@@ -7618,7 +7705,7 @@
         </w:rPr>
         <w:t>Entity Framework</w:t>
       </w:r>
-      <w:bookmarkEnd w:id="88"/>
+      <w:bookmarkEnd w:id="89"/>
     </w:p>
     <w:p>
       <w:pPr>
@@ -7664,62 +7751,62 @@
         <w:ind w:left="1418" w:hanging="284"/>
       </w:pPr>
       <w:r>
+        <w:t>Quản lý và thao tác dữ liệu thuận tiện.</w:t>
+      </w:r>
+    </w:p>
+    <w:p>
+      <w:pPr>
+        <w:pStyle w:val="LV2"/>
+      </w:pPr>
+      <w:bookmarkStart w:id="90" w:name="_Toc216518690"/>
+      <w:r>
+        <w:rPr>
+          <w:rStyle w:val="Strong"/>
+          <w:b/>
+          <w:bCs/>
+        </w:rPr>
         <w:lastRenderedPageBreak/>
-        <w:t>Quản lý và thao tác dữ liệu thuận tiện.</w:t>
-      </w:r>
-    </w:p>
-    <w:p>
-      <w:pPr>
-        <w:pStyle w:val="LV2"/>
-      </w:pPr>
-      <w:bookmarkStart w:id="89" w:name="_Toc216518690"/>
+        <w:t>Cơ sở dữ liệu và SQL Server</w:t>
+      </w:r>
+      <w:bookmarkEnd w:id="90"/>
+    </w:p>
+    <w:p>
+      <w:pPr>
+        <w:pStyle w:val="LV3"/>
+      </w:pPr>
+      <w:bookmarkStart w:id="91" w:name="_Toc216518691"/>
       <w:r>
         <w:rPr>
           <w:rStyle w:val="Strong"/>
           <w:b/>
           <w:bCs/>
         </w:rPr>
-        <w:t>Cơ sở dữ liệu và SQL Server</w:t>
-      </w:r>
-      <w:bookmarkEnd w:id="89"/>
+        <w:t>Khái niệm cơ sở dữ liệu</w:t>
+      </w:r>
+      <w:bookmarkEnd w:id="91"/>
+    </w:p>
+    <w:p>
+      <w:pPr>
+        <w:ind w:left="567" w:firstLine="567"/>
+      </w:pPr>
+      <w:r>
+        <w:t>Cơ sở dữ liệu (Database) là tập hợp dữ liệu có tổ chức, được quản lý nhằm lưu trữ và truy xuất thông tin hiệu quả.</w:t>
+      </w:r>
     </w:p>
     <w:p>
       <w:pPr>
         <w:pStyle w:val="LV3"/>
       </w:pPr>
-      <w:bookmarkStart w:id="90" w:name="_Toc216518691"/>
+      <w:bookmarkStart w:id="92" w:name="_Toc216518692"/>
       <w:r>
         <w:rPr>
           <w:rStyle w:val="Strong"/>
           <w:b/>
           <w:bCs/>
         </w:rPr>
-        <w:t>Khái niệm cơ sở dữ liệu</w:t>
-      </w:r>
-      <w:bookmarkEnd w:id="90"/>
-    </w:p>
-    <w:p>
-      <w:pPr>
-        <w:ind w:left="567" w:firstLine="567"/>
-      </w:pPr>
-      <w:r>
-        <w:t>Cơ sở dữ liệu (Database) là tập hợp dữ liệu có tổ chức, được quản lý nhằm lưu trữ và truy xuất thông tin hiệu quả.</w:t>
-      </w:r>
-    </w:p>
-    <w:p>
-      <w:pPr>
-        <w:pStyle w:val="LV3"/>
-      </w:pPr>
-      <w:bookmarkStart w:id="91" w:name="_Toc216518692"/>
-      <w:r>
-        <w:rPr>
-          <w:rStyle w:val="Strong"/>
-          <w:b/>
-          <w:bCs/>
-        </w:rPr>
         <w:t>SQL Server</w:t>
       </w:r>
-      <w:bookmarkEnd w:id="91"/>
+      <w:bookmarkEnd w:id="92"/>
     </w:p>
     <w:p>
       <w:pPr>
@@ -7769,16 +7856,30 @@
       </w:r>
     </w:p>
     <w:p>
-      <w:r>
+      <w:pPr>
+        <w:jc w:val="center"/>
         <w:rPr>
           <w:noProof/>
           <w:lang w:eastAsia="zh-CN"/>
         </w:rPr>
+      </w:pPr>
+      <w:r>
+        <w:rPr>
+          <w:noProof/>
+          <w:lang w:eastAsia="zh-CN"/>
+        </w:rPr>
+        <w:t xml:space="preserve"> </w:t>
+      </w:r>
+      <w:r>
+        <w:rPr>
+          <w:noProof/>
+          <w:lang w:eastAsia="zh-CN"/>
+        </w:rPr>
         <w:drawing>
-          <wp:inline distT="0" distB="0" distL="0" distR="0" wp14:anchorId="6EF72012" wp14:editId="3CE67A05">
-            <wp:extent cx="5760085" cy="4562947"/>
-            <wp:effectExtent l="0" t="0" r="0" b="9525"/>
-            <wp:docPr id="1" name="Picture 1"/>
+          <wp:inline distT="0" distB="0" distL="0" distR="0" wp14:anchorId="4E2E2BA4" wp14:editId="5E568110">
+            <wp:extent cx="5452946" cy="5121153"/>
+            <wp:effectExtent l="0" t="0" r="0" b="3810"/>
+            <wp:docPr id="3" name="Picture 3"/>
             <wp:cNvGraphicFramePr>
               <a:graphicFrameLocks xmlns:a="http://schemas.openxmlformats.org/drawingml/2006/main" noChangeAspect="1"/>
             </wp:cNvGraphicFramePr>
@@ -7798,7 +7899,7 @@
                   <pic:spPr>
                     <a:xfrm>
                       <a:off x="0" y="0"/>
-                      <a:ext cx="5803114" cy="4597034"/>
+                      <a:ext cx="5539549" cy="5202486"/>
                     </a:xfrm>
                     <a:prstGeom prst="rect">
                       <a:avLst/>
@@ -7813,80 +7914,44 @@
     </w:p>
     <w:p>
       <w:pPr>
-        <w:jc w:val="center"/>
-      </w:pPr>
-      <w:r>
-        <w:rPr>
-          <w:noProof/>
-          <w:lang w:eastAsia="zh-CN"/>
+        <w:pStyle w:val="hnh"/>
+        <w:rPr>
+          <w:rFonts w:ascii="Cambria" w:eastAsia="宋体" w:hAnsi="Cambria"/>
+          <w:bCs/>
+        </w:rPr>
+      </w:pPr>
+      <w:proofErr w:type="gramStart"/>
+      <w:r>
+        <w:t>Hình  2</w:t>
+      </w:r>
+      <w:proofErr w:type="gramEnd"/>
+      <w:r>
+        <w:t>: Giao Diện SQL</w:t>
+      </w:r>
+    </w:p>
+    <w:p>
+      <w:pPr>
+        <w:pStyle w:val="LV3"/>
+      </w:pPr>
+      <w:bookmarkStart w:id="93" w:name="_Toc216518693"/>
+      <w:r>
+        <w:rPr>
+          <w:rStyle w:val="Strong"/>
+          <w:b/>
+          <w:bCs/>
         </w:rPr>
         <w:lastRenderedPageBreak/>
-        <w:t xml:space="preserve"> </w:t>
-      </w:r>
-      <w:r>
-        <w:rPr>
-          <w:noProof/>
-          <w:lang w:eastAsia="zh-CN"/>
-        </w:rPr>
-        <w:drawing>
-          <wp:inline distT="0" distB="0" distL="0" distR="0" wp14:anchorId="4E2E2BA4" wp14:editId="09DCE5F3">
-            <wp:extent cx="5760720" cy="5410200"/>
-            <wp:effectExtent l="0" t="0" r="0" b="0"/>
-            <wp:docPr id="3" name="Picture 3"/>
-            <wp:cNvGraphicFramePr>
-              <a:graphicFrameLocks xmlns:a="http://schemas.openxmlformats.org/drawingml/2006/main" noChangeAspect="1"/>
-            </wp:cNvGraphicFramePr>
-            <a:graphic xmlns:a="http://schemas.openxmlformats.org/drawingml/2006/main">
-              <a:graphicData uri="http://schemas.openxmlformats.org/drawingml/2006/picture">
-                <pic:pic xmlns:pic="http://schemas.openxmlformats.org/drawingml/2006/picture">
-                  <pic:nvPicPr>
-                    <pic:cNvPr id="1" name=""/>
-                    <pic:cNvPicPr/>
-                  </pic:nvPicPr>
-                  <pic:blipFill>
-                    <a:blip r:embed="rId14"/>
-                    <a:stretch>
-                      <a:fillRect/>
-                    </a:stretch>
-                  </pic:blipFill>
-                  <pic:spPr>
-                    <a:xfrm>
-                      <a:off x="0" y="0"/>
-                      <a:ext cx="5760720" cy="5410200"/>
-                    </a:xfrm>
-                    <a:prstGeom prst="rect">
-                      <a:avLst/>
-                    </a:prstGeom>
-                  </pic:spPr>
-                </pic:pic>
-              </a:graphicData>
-            </a:graphic>
-          </wp:inline>
-        </w:drawing>
-      </w:r>
-    </w:p>
-    <w:p>
-      <w:pPr>
-        <w:pStyle w:val="LV3"/>
-      </w:pPr>
-      <w:bookmarkStart w:id="92" w:name="_Toc216518693"/>
+        <w:t xml:space="preserve">Các bảng dữ liệu chính trong website </w:t>
+      </w:r>
       <w:r>
         <w:rPr>
           <w:rStyle w:val="Strong"/>
           <w:b/>
           <w:bCs/>
         </w:rPr>
-        <w:t xml:space="preserve">Các bảng dữ liệu chính trong website </w:t>
-      </w:r>
-      <w:r>
-        <w:rPr>
-          <w:rStyle w:val="Strong"/>
-          <w:b/>
-          <w:bCs/>
-        </w:rPr>
         <w:t>nghe nhạc online</w:t>
       </w:r>
-      <w:bookmarkEnd w:id="92"/>
+      <w:bookmarkEnd w:id="93"/>
     </w:p>
     <w:p>
       <w:pPr>
@@ -8037,333 +8102,332 @@
       <w:pPr>
         <w:pStyle w:val="LV2"/>
       </w:pPr>
-      <w:bookmarkStart w:id="93" w:name="_Toc216518694"/>
+      <w:bookmarkStart w:id="94" w:name="_Toc216518694"/>
+      <w:r>
+        <w:t>Front-end: HTML, CSS, JavaScript và Bootstrap</w:t>
+      </w:r>
+      <w:bookmarkEnd w:id="94"/>
+    </w:p>
+    <w:p>
+      <w:pPr>
+        <w:pStyle w:val="LV3"/>
+        <w:rPr>
+          <w:rStyle w:val="Strong"/>
+          <w:b/>
+          <w:bCs/>
+        </w:rPr>
+      </w:pPr>
+      <w:r>
+        <w:rPr>
+          <w:rStyle w:val="Strong"/>
+          <w:b/>
+          <w:bCs/>
+        </w:rPr>
+        <w:t xml:space="preserve"> </w:t>
+      </w:r>
+      <w:bookmarkStart w:id="95" w:name="_Toc216518695"/>
+      <w:r>
+        <w:rPr>
+          <w:rStyle w:val="Strong"/>
+          <w:b/>
+          <w:bCs/>
+        </w:rPr>
+        <w:t>HTML</w:t>
+      </w:r>
+      <w:bookmarkEnd w:id="95"/>
+    </w:p>
+    <w:p>
+      <w:pPr>
+        <w:ind w:left="567" w:firstLine="567"/>
+      </w:pPr>
+      <w:r>
+        <w:t>HTML (HyperText Markup Language) là ngôn ngữ xây dựng cấu trúc trang web, định nghĩa các thành phần như văn bản, hình ảnh, liên kết, bảng</w:t>
+      </w:r>
+      <w:proofErr w:type="gramStart"/>
+      <w:r>
+        <w:t>,…</w:t>
+      </w:r>
+      <w:proofErr w:type="gramEnd"/>
+    </w:p>
+    <w:p>
+      <w:pPr>
+        <w:pStyle w:val="LV3"/>
+      </w:pPr>
+      <w:bookmarkStart w:id="96" w:name="_Toc216518696"/>
+      <w:r>
+        <w:rPr>
+          <w:rStyle w:val="Strong"/>
+          <w:b/>
+          <w:bCs/>
+        </w:rPr>
+        <w:t>CSS</w:t>
+      </w:r>
+      <w:bookmarkEnd w:id="96"/>
+    </w:p>
+    <w:p>
+      <w:pPr>
+        <w:ind w:left="567" w:firstLine="567"/>
+      </w:pPr>
+      <w:r>
+        <w:t>CSS (Cascading Style Sheets) giúp thiết kế giao diện, định dạng màu sắc, bố cục, kích thước và phong cách trang web.</w:t>
+      </w:r>
+    </w:p>
+    <w:p>
+      <w:pPr>
+        <w:pStyle w:val="LV3"/>
+      </w:pPr>
+      <w:bookmarkStart w:id="97" w:name="_Toc216518697"/>
+      <w:r>
+        <w:rPr>
+          <w:rStyle w:val="Strong"/>
+          <w:b/>
+          <w:bCs/>
+        </w:rPr>
+        <w:t>JavaScript</w:t>
+      </w:r>
+      <w:bookmarkEnd w:id="97"/>
+    </w:p>
+    <w:p>
+      <w:pPr>
+        <w:ind w:left="567" w:firstLine="567"/>
+      </w:pPr>
+      <w:r>
+        <w:t>JavaScript là ngôn ngữ lập trình chạy phía client, dùng để xử lý các chức năng động như kiểm tra dữ liệu, tương tác người dùng, AJAX</w:t>
+      </w:r>
+      <w:proofErr w:type="gramStart"/>
+      <w:r>
+        <w:t>,…</w:t>
+      </w:r>
+      <w:proofErr w:type="gramEnd"/>
+    </w:p>
+    <w:p>
+      <w:pPr>
+        <w:pStyle w:val="LV3"/>
+      </w:pPr>
+      <w:bookmarkStart w:id="98" w:name="_Toc216518698"/>
+      <w:r>
+        <w:rPr>
+          <w:rStyle w:val="Strong"/>
+          <w:b/>
+          <w:bCs/>
+        </w:rPr>
+        <w:t>Bootstrap</w:t>
+      </w:r>
+      <w:bookmarkEnd w:id="98"/>
+    </w:p>
+    <w:p>
+      <w:pPr>
+        <w:ind w:left="567" w:firstLine="567"/>
+      </w:pPr>
+      <w:r>
+        <w:t>Bootstrap là framework CSS phổ biến, giúp xây dựng giao diện đẹp, hiện đại và tương thích trên nhiều thiết bị (responsive).</w:t>
+      </w:r>
+    </w:p>
+    <w:p>
+      <w:pPr>
+        <w:pStyle w:val="LV2"/>
+      </w:pPr>
+      <w:bookmarkStart w:id="99" w:name="_Toc216518699"/>
+      <w:r>
+        <w:rPr>
+          <w:rStyle w:val="Strong"/>
+          <w:b/>
+          <w:bCs/>
+        </w:rPr>
+        <w:t>Các giả thiết khoa học của đề tài</w:t>
+      </w:r>
+      <w:bookmarkEnd w:id="99"/>
+    </w:p>
+    <w:p>
+      <w:pPr>
+        <w:ind w:firstLine="567"/>
+      </w:pPr>
+      <w:r>
+        <w:t xml:space="preserve">Người dùng có nhu cầu tìm kiếm </w:t>
+      </w:r>
+      <w:r>
+        <w:t>bài hát</w:t>
+      </w:r>
+      <w:r>
+        <w:t xml:space="preserve"> </w:t>
+      </w:r>
+      <w:r>
+        <w:t>nhạc sĩ</w:t>
+      </w:r>
+      <w:r>
+        <w:t>.</w:t>
+      </w:r>
+    </w:p>
+    <w:p>
+      <w:pPr>
+        <w:ind w:firstLine="567"/>
+      </w:pPr>
+      <w:r>
+        <w:t xml:space="preserve">Việc quản lý sản phẩm, khách hàng và đơn hàng phải được thực hiện </w:t>
+      </w:r>
+      <w:proofErr w:type="gramStart"/>
+      <w:r>
+        <w:t>theo</w:t>
+      </w:r>
+      <w:proofErr w:type="gramEnd"/>
+      <w:r>
+        <w:t xml:space="preserve"> quy trình logic.</w:t>
+      </w:r>
+    </w:p>
+    <w:p>
+      <w:pPr>
+        <w:ind w:firstLine="567"/>
+      </w:pPr>
       <w:r>
         <w:lastRenderedPageBreak/>
-        <w:t>Front-end: HTML, CSS, JavaScript và Bootstrap</w:t>
-      </w:r>
-      <w:bookmarkEnd w:id="93"/>
+        <w:t xml:space="preserve">Hệ thống cần bảo mật ở mức cơ bản, đảm bảo </w:t>
+      </w:r>
+      <w:proofErr w:type="gramStart"/>
+      <w:r>
+        <w:t>an</w:t>
+      </w:r>
+      <w:proofErr w:type="gramEnd"/>
+      <w:r>
+        <w:t xml:space="preserve"> toàn thông tin người dùng.</w:t>
+      </w:r>
+    </w:p>
+    <w:p>
+      <w:pPr>
+        <w:ind w:firstLine="567"/>
+      </w:pPr>
+      <w:r>
+        <w:t>Website phải có cấu trúc rõ ràng, dễ mở rộng và dễ nâng cấp về sau.</w:t>
+      </w:r>
+    </w:p>
+    <w:p>
+      <w:pPr>
+        <w:pStyle w:val="LV2"/>
+      </w:pPr>
+      <w:r>
+        <w:rPr>
+          <w:rStyle w:val="Strong"/>
+          <w:b/>
+          <w:bCs/>
+        </w:rPr>
+        <w:t xml:space="preserve"> </w:t>
+      </w:r>
+      <w:bookmarkStart w:id="100" w:name="_Toc216518700"/>
+      <w:r>
+        <w:rPr>
+          <w:rStyle w:val="Strong"/>
+          <w:b/>
+          <w:bCs/>
+        </w:rPr>
+        <w:t>Phương pháp nghiên cứu</w:t>
+      </w:r>
+      <w:bookmarkEnd w:id="100"/>
     </w:p>
     <w:p>
       <w:pPr>
         <w:pStyle w:val="LV3"/>
+      </w:pPr>
+      <w:bookmarkStart w:id="101" w:name="_Toc216518701"/>
+      <w:r>
         <w:rPr>
           <w:rStyle w:val="Strong"/>
           <w:b/>
           <w:bCs/>
         </w:rPr>
-      </w:pPr>
+        <w:t>Phương pháp thu thập tài liệu</w:t>
+      </w:r>
+      <w:bookmarkEnd w:id="101"/>
+    </w:p>
+    <w:p>
+      <w:pPr>
+        <w:ind w:left="567" w:firstLine="567"/>
+      </w:pPr>
+      <w:r>
+        <w:t>Tìm hiểu từ sách, internet, tài liệu chuyên ngành, hướng dẫn lập trình ASP.NET MVC và SQL Server.</w:t>
+      </w:r>
+    </w:p>
+    <w:p>
+      <w:pPr>
+        <w:pStyle w:val="LV3"/>
+      </w:pPr>
+      <w:bookmarkStart w:id="102" w:name="_Toc216518702"/>
       <w:r>
         <w:rPr>
           <w:rStyle w:val="Strong"/>
           <w:b/>
           <w:bCs/>
         </w:rPr>
-        <w:t xml:space="preserve"> </w:t>
-      </w:r>
-      <w:bookmarkStart w:id="94" w:name="_Toc216518695"/>
+        <w:t>Phương pháp phân tích – tổng hợp</w:t>
+      </w:r>
+      <w:bookmarkEnd w:id="102"/>
+    </w:p>
+    <w:p>
+      <w:pPr>
+        <w:ind w:left="567" w:firstLine="567"/>
+      </w:pPr>
+      <w:r>
+        <w:t>Phân tích yêu cầu, nghiên cứu mô hình website thương mại điện tử và tổng hợp giải pháp tối ưu nhất cho đề tài.</w:t>
+      </w:r>
+    </w:p>
+    <w:p>
+      <w:pPr>
+        <w:pStyle w:val="LV3"/>
+      </w:pPr>
+      <w:bookmarkStart w:id="103" w:name="_Toc216518703"/>
       <w:r>
         <w:rPr>
           <w:rStyle w:val="Strong"/>
           <w:b/>
           <w:bCs/>
         </w:rPr>
-        <w:t>HTML</w:t>
-      </w:r>
-      <w:bookmarkEnd w:id="94"/>
+        <w:t>Phương pháp mô hình hóa</w:t>
+      </w:r>
+      <w:bookmarkEnd w:id="103"/>
     </w:p>
     <w:p>
       <w:pPr>
         <w:ind w:left="567" w:firstLine="567"/>
       </w:pPr>
       <w:r>
-        <w:t>HTML (HyperText Markup Language) là ngôn ngữ xây dựng cấu trúc trang web, định nghĩa các thành phần như văn bản, hình ảnh, liên kết, bảng</w:t>
-      </w:r>
-      <w:proofErr w:type="gramStart"/>
-      <w:r>
-        <w:t>,…</w:t>
-      </w:r>
-      <w:proofErr w:type="gramEnd"/>
+        <w:t>Sử dụng các sơ đồ UML như Use Case, ERD để mô tả cấu trúc hệ thống, luồng dữ liệu và mối quan hệ giữa các bảng.</w:t>
+      </w:r>
     </w:p>
     <w:p>
       <w:pPr>
         <w:pStyle w:val="LV3"/>
       </w:pPr>
-      <w:bookmarkStart w:id="95" w:name="_Toc216518696"/>
+      <w:bookmarkStart w:id="104" w:name="_Toc216518704"/>
       <w:r>
         <w:rPr>
           <w:rStyle w:val="Strong"/>
           <w:b/>
           <w:bCs/>
         </w:rPr>
-        <w:t>CSS</w:t>
-      </w:r>
-      <w:bookmarkEnd w:id="95"/>
+        <w:t>Phương pháp thực nghiệm</w:t>
+      </w:r>
+      <w:bookmarkEnd w:id="104"/>
     </w:p>
     <w:p>
       <w:pPr>
         <w:ind w:left="567" w:firstLine="567"/>
       </w:pPr>
       <w:r>
-        <w:t>CSS (Cascading Style Sheets) giúp thiết kế giao diện, định dạng màu sắc, bố cục, kích thước và phong cách trang web.</w:t>
+        <w:t>Triển khai ứng dụng bằng ASP.NET MVC, xây dựng từng module và thử nghiệm trực tiếp để đánh giá tính đúng đắn.</w:t>
       </w:r>
     </w:p>
     <w:p>
       <w:pPr>
         <w:pStyle w:val="LV3"/>
       </w:pPr>
-      <w:bookmarkStart w:id="96" w:name="_Toc216518697"/>
+      <w:bookmarkStart w:id="105" w:name="_Toc216518705"/>
       <w:r>
         <w:rPr>
           <w:rStyle w:val="Strong"/>
           <w:b/>
           <w:bCs/>
         </w:rPr>
-        <w:t>JavaScript</w:t>
-      </w:r>
-      <w:bookmarkEnd w:id="96"/>
-    </w:p>
-    <w:p>
-      <w:pPr>
-        <w:ind w:left="567" w:firstLine="567"/>
-      </w:pPr>
-      <w:r>
-        <w:t>JavaScript là ngôn ngữ lập trình chạy phía client, dùng để xử lý các chức năng động như kiểm tra dữ liệu, tương tác người dùng, AJAX</w:t>
-      </w:r>
-      <w:proofErr w:type="gramStart"/>
-      <w:r>
-        <w:t>,…</w:t>
-      </w:r>
-      <w:proofErr w:type="gramEnd"/>
-    </w:p>
-    <w:p>
-      <w:pPr>
-        <w:pStyle w:val="LV3"/>
-      </w:pPr>
-      <w:bookmarkStart w:id="97" w:name="_Toc216518698"/>
-      <w:r>
-        <w:rPr>
-          <w:rStyle w:val="Strong"/>
-          <w:b/>
-          <w:bCs/>
-        </w:rPr>
-        <w:t>Bootstrap</w:t>
-      </w:r>
-      <w:bookmarkEnd w:id="97"/>
-    </w:p>
-    <w:p>
-      <w:pPr>
-        <w:ind w:left="567" w:firstLine="567"/>
-      </w:pPr>
-      <w:r>
-        <w:t>Bootstrap là framework CSS phổ biến, giúp xây dựng giao diện đẹp, hiện đại và tương thích trên nhiều thiết bị (responsive).</w:t>
-      </w:r>
-    </w:p>
-    <w:p>
-      <w:pPr>
-        <w:pStyle w:val="LV2"/>
-      </w:pPr>
-      <w:bookmarkStart w:id="98" w:name="_Toc216518699"/>
-      <w:r>
-        <w:rPr>
-          <w:rStyle w:val="Strong"/>
-          <w:b/>
-          <w:bCs/>
-        </w:rPr>
-        <w:t>Các giả thiết khoa học của đề tài</w:t>
-      </w:r>
-      <w:bookmarkEnd w:id="98"/>
-    </w:p>
-    <w:p>
-      <w:pPr>
-        <w:ind w:firstLine="567"/>
-      </w:pPr>
-      <w:r>
-        <w:t xml:space="preserve">Người dùng có nhu cầu tìm kiếm </w:t>
-      </w:r>
-      <w:r>
-        <w:t>bài hát</w:t>
-      </w:r>
-      <w:r>
-        <w:t xml:space="preserve"> </w:t>
-      </w:r>
-      <w:r>
-        <w:t>nhạc sĩ</w:t>
-      </w:r>
-      <w:r>
-        <w:t>.</w:t>
-      </w:r>
-    </w:p>
-    <w:p>
-      <w:pPr>
-        <w:ind w:firstLine="567"/>
-      </w:pPr>
-      <w:r>
-        <w:t xml:space="preserve">Việc quản lý sản phẩm, khách hàng và đơn hàng phải được thực hiện </w:t>
-      </w:r>
-      <w:proofErr w:type="gramStart"/>
-      <w:r>
-        <w:t>theo</w:t>
-      </w:r>
-      <w:proofErr w:type="gramEnd"/>
-      <w:r>
-        <w:t xml:space="preserve"> quy trình logic.</w:t>
-      </w:r>
-    </w:p>
-    <w:p>
-      <w:pPr>
-        <w:ind w:firstLine="567"/>
-      </w:pPr>
-      <w:r>
-        <w:t xml:space="preserve">Hệ thống cần bảo mật ở mức cơ bản, đảm bảo </w:t>
-      </w:r>
-      <w:proofErr w:type="gramStart"/>
-      <w:r>
-        <w:t>an</w:t>
-      </w:r>
-      <w:proofErr w:type="gramEnd"/>
-      <w:r>
-        <w:t xml:space="preserve"> toàn thông tin người dùng.</w:t>
-      </w:r>
-    </w:p>
-    <w:p>
-      <w:pPr>
-        <w:ind w:firstLine="567"/>
-      </w:pPr>
-      <w:r>
-        <w:t>Website phải có cấu trúc rõ ràng, dễ mở rộng và dễ nâng cấp về sau.</w:t>
-      </w:r>
-    </w:p>
-    <w:p>
-      <w:pPr>
-        <w:pStyle w:val="LV2"/>
-      </w:pPr>
-      <w:r>
-        <w:rPr>
-          <w:rStyle w:val="Strong"/>
-          <w:b/>
-          <w:bCs/>
-        </w:rPr>
-        <w:t xml:space="preserve"> </w:t>
-      </w:r>
-      <w:bookmarkStart w:id="99" w:name="_Toc216518700"/>
-      <w:r>
-        <w:rPr>
-          <w:rStyle w:val="Strong"/>
-          <w:b/>
-          <w:bCs/>
-        </w:rPr>
-        <w:t>Phương pháp nghiên cứu</w:t>
-      </w:r>
-      <w:bookmarkEnd w:id="99"/>
-    </w:p>
-    <w:p>
-      <w:pPr>
-        <w:pStyle w:val="LV3"/>
-      </w:pPr>
-      <w:bookmarkStart w:id="100" w:name="_Toc216518701"/>
-      <w:r>
-        <w:rPr>
-          <w:rStyle w:val="Strong"/>
-          <w:b/>
-          <w:bCs/>
-        </w:rPr>
-        <w:t>Phương pháp thu thập tài liệu</w:t>
-      </w:r>
-      <w:bookmarkEnd w:id="100"/>
-    </w:p>
-    <w:p>
-      <w:pPr>
-        <w:ind w:left="567" w:firstLine="567"/>
-      </w:pPr>
-      <w:r>
-        <w:t>Tìm hiểu từ sách, internet, tài liệu chuyên ngành, hướng dẫn lập trình ASP.NET MVC và SQL Server.</w:t>
-      </w:r>
-    </w:p>
-    <w:p>
-      <w:pPr>
-        <w:pStyle w:val="LV3"/>
-      </w:pPr>
-      <w:bookmarkStart w:id="101" w:name="_Toc216518702"/>
-      <w:r>
-        <w:rPr>
-          <w:rStyle w:val="Strong"/>
-          <w:b/>
-          <w:bCs/>
-        </w:rPr>
-        <w:t>Phương pháp phân tích – tổng hợp</w:t>
-      </w:r>
-      <w:bookmarkEnd w:id="101"/>
-    </w:p>
-    <w:p>
-      <w:pPr>
-        <w:ind w:left="567" w:firstLine="567"/>
-      </w:pPr>
-      <w:r>
-        <w:t>Phân tích yêu cầu, nghiên cứu mô hình website thương mại điện tử và tổng hợp giải pháp tối ưu nhất cho đề tài.</w:t>
-      </w:r>
-    </w:p>
-    <w:p>
-      <w:pPr>
-        <w:pStyle w:val="LV3"/>
-      </w:pPr>
-      <w:bookmarkStart w:id="102" w:name="_Toc216518703"/>
-      <w:r>
-        <w:rPr>
-          <w:rStyle w:val="Strong"/>
-          <w:b/>
-          <w:bCs/>
-        </w:rPr>
-        <w:t>Phương pháp mô hình hóa</w:t>
-      </w:r>
-      <w:bookmarkEnd w:id="102"/>
-    </w:p>
-    <w:p>
-      <w:pPr>
-        <w:ind w:left="567" w:firstLine="567"/>
-      </w:pPr>
-      <w:r>
-        <w:lastRenderedPageBreak/>
-        <w:t>Sử dụng các sơ đồ UML như Use Case, ERD để mô tả cấu trúc hệ thống, luồng dữ liệu và mối quan hệ giữa các bảng.</w:t>
-      </w:r>
-    </w:p>
-    <w:p>
-      <w:pPr>
-        <w:pStyle w:val="LV3"/>
-      </w:pPr>
-      <w:bookmarkStart w:id="103" w:name="_Toc216518704"/>
-      <w:r>
-        <w:rPr>
-          <w:rStyle w:val="Strong"/>
-          <w:b/>
-          <w:bCs/>
-        </w:rPr>
-        <w:t>Phương pháp thực nghiệm</w:t>
-      </w:r>
-      <w:bookmarkEnd w:id="103"/>
-    </w:p>
-    <w:p>
-      <w:pPr>
-        <w:ind w:left="567" w:firstLine="567"/>
-      </w:pPr>
-      <w:r>
-        <w:t>Triển khai ứng dụng bằng ASP.NET MVC, xây dựng từng module và thử nghiệm trực tiếp để đánh giá tính đúng đắn.</w:t>
-      </w:r>
-    </w:p>
-    <w:p>
-      <w:pPr>
-        <w:pStyle w:val="LV3"/>
-      </w:pPr>
-      <w:bookmarkStart w:id="104" w:name="_Toc216518705"/>
-      <w:r>
-        <w:rPr>
-          <w:rStyle w:val="Strong"/>
-          <w:b/>
-          <w:bCs/>
-        </w:rPr>
         <w:t>Phương pháp đánh giá</w:t>
       </w:r>
-      <w:bookmarkEnd w:id="104"/>
+      <w:bookmarkEnd w:id="105"/>
     </w:p>
     <w:p>
       <w:pPr>
@@ -8377,8 +8441,8 @@
       <w:pPr>
         <w:ind w:left="567" w:firstLine="567"/>
         <w:sectPr>
-          <w:footerReference w:type="even" r:id="rId15"/>
-          <w:footerReference w:type="default" r:id="rId16"/>
+          <w:footerReference w:type="even" r:id="rId14"/>
+          <w:footerReference w:type="default" r:id="rId15"/>
           <w:pgSz w:w="11907" w:h="16840" w:code="9"/>
           <w:pgMar w:top="1134" w:right="1134" w:bottom="1134" w:left="1701" w:header="284" w:footer="578" w:gutter="0"/>
           <w:cols w:space="720"/>
@@ -8389,25 +8453,25 @@
       <w:pPr>
         <w:pStyle w:val="LV1"/>
       </w:pPr>
-      <w:bookmarkStart w:id="105" w:name="_Toc216518706"/>
+      <w:bookmarkStart w:id="106" w:name="_Toc216518706"/>
       <w:r>
         <w:lastRenderedPageBreak/>
         <w:t>THỰC HIỆN NGHIÊN CỨU</w:t>
       </w:r>
-      <w:bookmarkEnd w:id="81"/>
-      <w:bookmarkEnd w:id="105"/>
+      <w:bookmarkEnd w:id="82"/>
+      <w:bookmarkEnd w:id="106"/>
     </w:p>
     <w:p>
       <w:pPr>
         <w:pStyle w:val="LV2"/>
       </w:pPr>
-      <w:bookmarkStart w:id="106" w:name="_Toc215586712"/>
-      <w:bookmarkStart w:id="107" w:name="_Toc216518707"/>
+      <w:bookmarkStart w:id="107" w:name="_Toc215586712"/>
+      <w:bookmarkStart w:id="108" w:name="_Toc216518707"/>
       <w:r>
         <w:t>Mô Tả bài Toán</w:t>
       </w:r>
-      <w:bookmarkEnd w:id="106"/>
       <w:bookmarkEnd w:id="107"/>
+      <w:bookmarkEnd w:id="108"/>
     </w:p>
     <w:p>
       <w:pPr>
@@ -8508,8 +8572,6 @@
       <w:r>
         <w:t>tên bài hát, ca sĩ</w:t>
       </w:r>
-      <w:bookmarkStart w:id="108" w:name="_GoBack"/>
-      <w:bookmarkEnd w:id="108"/>
       <w:r>
         <w:t>, v.v.</w:t>
       </w:r>
@@ -8811,7 +8873,7 @@
                     <pic:cNvPicPr/>
                   </pic:nvPicPr>
                   <pic:blipFill>
-                    <a:blip r:embed="rId17"/>
+                    <a:blip r:embed="rId16"/>
                     <a:stretch>
                       <a:fillRect/>
                     </a:stretch>
@@ -8972,7 +9034,7 @@
                     <pic:cNvPicPr/>
                   </pic:nvPicPr>
                   <pic:blipFill rotWithShape="1">
-                    <a:blip r:embed="rId18"/>
+                    <a:blip r:embed="rId17"/>
                     <a:srcRect l="10105" t="9406" r="7813" b="8432"/>
                     <a:stretch/>
                   </pic:blipFill>
@@ -9177,7 +9239,7 @@
                     <pic:cNvPicPr/>
                   </pic:nvPicPr>
                   <pic:blipFill rotWithShape="1">
-                    <a:blip r:embed="rId19"/>
+                    <a:blip r:embed="rId18"/>
                     <a:srcRect l="5920" t="6254" r="11918" b="10891"/>
                     <a:stretch/>
                   </pic:blipFill>
@@ -9355,7 +9417,7 @@
                     <pic:cNvPicPr/>
                   </pic:nvPicPr>
                   <pic:blipFill rotWithShape="1">
-                    <a:blip r:embed="rId20"/>
+                    <a:blip r:embed="rId19"/>
                     <a:srcRect l="9435" t="11325" r="5468" b="12102"/>
                     <a:stretch/>
                   </pic:blipFill>
@@ -9566,7 +9628,7 @@
                     <pic:cNvPicPr/>
                   </pic:nvPicPr>
                   <pic:blipFill rotWithShape="1">
-                    <a:blip r:embed="rId21"/>
+                    <a:blip r:embed="rId20"/>
                     <a:srcRect l="5157" t="7130" r="8328" b="3065"/>
                     <a:stretch/>
                   </pic:blipFill>
@@ -9742,7 +9804,7 @@
                     <pic:cNvPicPr/>
                   </pic:nvPicPr>
                   <pic:blipFill>
-                    <a:blip r:embed="rId22"/>
+                    <a:blip r:embed="rId21"/>
                     <a:stretch>
                       <a:fillRect/>
                     </a:stretch>
@@ -9927,7 +9989,7 @@
                     <pic:cNvPicPr/>
                   </pic:nvPicPr>
                   <pic:blipFill rotWithShape="1">
-                    <a:blip r:embed="rId23"/>
+                    <a:blip r:embed="rId22"/>
                     <a:srcRect l="12577" t="5416" r="10119" b="5763"/>
                     <a:stretch/>
                   </pic:blipFill>
@@ -10088,7 +10150,7 @@
                     <pic:cNvPicPr/>
                   </pic:nvPicPr>
                   <pic:blipFill>
-                    <a:blip r:embed="rId24"/>
+                    <a:blip r:embed="rId23"/>
                     <a:stretch>
                       <a:fillRect/>
                     </a:stretch>
@@ -10285,6 +10347,160 @@
             <wp:extent cx="4438650" cy="2447925"/>
             <wp:effectExtent l="0" t="0" r="0" b="9525"/>
             <wp:docPr id="12" name="Picture 12"/>
+            <wp:cNvGraphicFramePr>
+              <a:graphicFrameLocks xmlns:a="http://schemas.openxmlformats.org/drawingml/2006/main" noChangeAspect="1"/>
+            </wp:cNvGraphicFramePr>
+            <a:graphic xmlns:a="http://schemas.openxmlformats.org/drawingml/2006/main">
+              <a:graphicData uri="http://schemas.openxmlformats.org/drawingml/2006/picture">
+                <pic:pic xmlns:pic="http://schemas.openxmlformats.org/drawingml/2006/picture">
+                  <pic:nvPicPr>
+                    <pic:cNvPr id="1" name=""/>
+                    <pic:cNvPicPr/>
+                  </pic:nvPicPr>
+                  <pic:blipFill>
+                    <a:blip r:embed="rId24"/>
+                    <a:stretch>
+                      <a:fillRect/>
+                    </a:stretch>
+                  </pic:blipFill>
+                  <pic:spPr>
+                    <a:xfrm>
+                      <a:off x="0" y="0"/>
+                      <a:ext cx="4438650" cy="2447925"/>
+                    </a:xfrm>
+                    <a:prstGeom prst="rect">
+                      <a:avLst/>
+                    </a:prstGeom>
+                  </pic:spPr>
+                </pic:pic>
+              </a:graphicData>
+            </a:graphic>
+          </wp:inline>
+        </w:drawing>
+      </w:r>
+    </w:p>
+    <w:p>
+      <w:pPr>
+        <w:pStyle w:val="hnh"/>
+      </w:pPr>
+      <w:bookmarkStart w:id="137" w:name="_Toc216518743"/>
+      <w:proofErr w:type="gramStart"/>
+      <w:r>
+        <w:t xml:space="preserve">Hình  </w:t>
+      </w:r>
+      <w:proofErr w:type="gramEnd"/>
+      <w:r>
+        <w:fldChar w:fldCharType="begin"/>
+      </w:r>
+      <w:r>
+        <w:instrText xml:space="preserve"> SEQ Hình_ \* ARABIC </w:instrText>
+      </w:r>
+      <w:r>
+        <w:fldChar w:fldCharType="separate"/>
+      </w:r>
+      <w:r>
+        <w:rPr>
+          <w:noProof/>
+        </w:rPr>
+        <w:t>19</w:t>
+      </w:r>
+      <w:r>
+        <w:rPr>
+          <w:noProof/>
+        </w:rPr>
+        <w:fldChar w:fldCharType="end"/>
+      </w:r>
+      <w:r>
+        <w:t>:</w:t>
+      </w:r>
+      <w:bookmarkStart w:id="138" w:name="_Toc184048662"/>
+      <w:bookmarkStart w:id="139" w:name="_Toc184048759"/>
+      <w:r>
+        <w:rPr>
+          <w:noProof/>
+        </w:rPr>
+        <w:t xml:space="preserve"> </w:t>
+      </w:r>
+      <w:r>
+        <w:t xml:space="preserve">Class </w:t>
+      </w:r>
+      <w:bookmarkEnd w:id="138"/>
+      <w:bookmarkEnd w:id="139"/>
+      <w:r>
+        <w:rPr>
+          <w:rFonts w:eastAsia="宋体"/>
+          <w:bCs/>
+        </w:rPr>
+        <w:t>ListeningHistory</w:t>
+      </w:r>
+      <w:bookmarkEnd w:id="137"/>
+    </w:p>
+    <w:p>
+      <w:pPr>
+        <w:pStyle w:val="ListParagraph"/>
+        <w:numPr>
+          <w:ilvl w:val="0"/>
+          <w:numId w:val="4"/>
+        </w:numPr>
+        <w:ind w:left="851" w:hanging="284"/>
+        <w:rPr>
+          <w:rFonts w:eastAsia="宋体"/>
+        </w:rPr>
+      </w:pPr>
+      <w:r>
+        <w:rPr>
+          <w:rFonts w:eastAsia="宋体"/>
+        </w:rPr>
+        <w:t xml:space="preserve">Bảng </w:t>
+      </w:r>
+      <w:r>
+        <w:rPr>
+          <w:rFonts w:eastAsia="宋体"/>
+          <w:b/>
+          <w:bCs/>
+        </w:rPr>
+        <w:t>Comments</w:t>
+      </w:r>
+      <w:r>
+        <w:rPr>
+          <w:rFonts w:eastAsia="宋体"/>
+        </w:rPr>
+        <w:t xml:space="preserve">: </w:t>
+      </w:r>
+      <w:r>
+        <w:rPr>
+          <w:rFonts w:eastAsia="宋体"/>
+        </w:rPr>
+        <w:t xml:space="preserve">Quản lý </w:t>
+      </w:r>
+      <w:r>
+        <w:rPr>
+          <w:rFonts w:eastAsia="宋体"/>
+        </w:rPr>
+        <w:t>danh sách bình luận</w:t>
+      </w:r>
+      <w:r>
+        <w:rPr>
+          <w:rFonts w:eastAsia="宋体"/>
+        </w:rPr>
+        <w:t>.</w:t>
+      </w:r>
+    </w:p>
+    <w:p>
+      <w:pPr>
+        <w:keepNext/>
+        <w:jc w:val="center"/>
+      </w:pPr>
+      <w:r>
+        <w:rPr>
+          <w:noProof/>
+          <w:lang w:eastAsia="zh-CN"/>
+        </w:rPr>
+        <w:drawing>
+          <wp:inline distT="0" distB="0" distL="0" distR="0" wp14:anchorId="3088D09F" wp14:editId="0BB82DA5">
+            <wp:extent cx="4152900" cy="2619375"/>
+            <wp:effectExtent l="0" t="0" r="0" b="9525"/>
+            <wp:docPr id="13" name="Picture 13"/>
             <wp:cNvGraphicFramePr>
               <a:graphicFrameLocks xmlns:a="http://schemas.openxmlformats.org/drawingml/2006/main" noChangeAspect="1"/>
             </wp:cNvGraphicFramePr>
@@ -10304,160 +10520,6 @@
                   <pic:spPr>
                     <a:xfrm>
                       <a:off x="0" y="0"/>
-                      <a:ext cx="4438650" cy="2447925"/>
-                    </a:xfrm>
-                    <a:prstGeom prst="rect">
-                      <a:avLst/>
-                    </a:prstGeom>
-                  </pic:spPr>
-                </pic:pic>
-              </a:graphicData>
-            </a:graphic>
-          </wp:inline>
-        </w:drawing>
-      </w:r>
-    </w:p>
-    <w:p>
-      <w:pPr>
-        <w:pStyle w:val="hnh"/>
-      </w:pPr>
-      <w:bookmarkStart w:id="137" w:name="_Toc216518743"/>
-      <w:proofErr w:type="gramStart"/>
-      <w:r>
-        <w:t xml:space="preserve">Hình  </w:t>
-      </w:r>
-      <w:proofErr w:type="gramEnd"/>
-      <w:r>
-        <w:fldChar w:fldCharType="begin"/>
-      </w:r>
-      <w:r>
-        <w:instrText xml:space="preserve"> SEQ Hình_ \* ARABIC </w:instrText>
-      </w:r>
-      <w:r>
-        <w:fldChar w:fldCharType="separate"/>
-      </w:r>
-      <w:r>
-        <w:rPr>
-          <w:noProof/>
-        </w:rPr>
-        <w:t>19</w:t>
-      </w:r>
-      <w:r>
-        <w:rPr>
-          <w:noProof/>
-        </w:rPr>
-        <w:fldChar w:fldCharType="end"/>
-      </w:r>
-      <w:r>
-        <w:t>:</w:t>
-      </w:r>
-      <w:bookmarkStart w:id="138" w:name="_Toc184048662"/>
-      <w:bookmarkStart w:id="139" w:name="_Toc184048759"/>
-      <w:r>
-        <w:rPr>
-          <w:noProof/>
-        </w:rPr>
-        <w:t xml:space="preserve"> </w:t>
-      </w:r>
-      <w:r>
-        <w:t xml:space="preserve">Class </w:t>
-      </w:r>
-      <w:bookmarkEnd w:id="138"/>
-      <w:bookmarkEnd w:id="139"/>
-      <w:r>
-        <w:rPr>
-          <w:rFonts w:eastAsia="宋体"/>
-          <w:bCs/>
-        </w:rPr>
-        <w:t>ListeningHistory</w:t>
-      </w:r>
-      <w:bookmarkEnd w:id="137"/>
-    </w:p>
-    <w:p>
-      <w:pPr>
-        <w:pStyle w:val="ListParagraph"/>
-        <w:numPr>
-          <w:ilvl w:val="0"/>
-          <w:numId w:val="4"/>
-        </w:numPr>
-        <w:ind w:left="851" w:hanging="284"/>
-        <w:rPr>
-          <w:rFonts w:eastAsia="宋体"/>
-        </w:rPr>
-      </w:pPr>
-      <w:r>
-        <w:rPr>
-          <w:rFonts w:eastAsia="宋体"/>
-        </w:rPr>
-        <w:t xml:space="preserve">Bảng </w:t>
-      </w:r>
-      <w:r>
-        <w:rPr>
-          <w:rFonts w:eastAsia="宋体"/>
-          <w:b/>
-          <w:bCs/>
-        </w:rPr>
-        <w:t>Comments</w:t>
-      </w:r>
-      <w:r>
-        <w:rPr>
-          <w:rFonts w:eastAsia="宋体"/>
-        </w:rPr>
-        <w:t xml:space="preserve">: </w:t>
-      </w:r>
-      <w:r>
-        <w:rPr>
-          <w:rFonts w:eastAsia="宋体"/>
-        </w:rPr>
-        <w:t xml:space="preserve">Quản lý </w:t>
-      </w:r>
-      <w:r>
-        <w:rPr>
-          <w:rFonts w:eastAsia="宋体"/>
-        </w:rPr>
-        <w:t>danh sách bình luận</w:t>
-      </w:r>
-      <w:r>
-        <w:rPr>
-          <w:rFonts w:eastAsia="宋体"/>
-        </w:rPr>
-        <w:t>.</w:t>
-      </w:r>
-    </w:p>
-    <w:p>
-      <w:pPr>
-        <w:keepNext/>
-        <w:jc w:val="center"/>
-      </w:pPr>
-      <w:r>
-        <w:rPr>
-          <w:noProof/>
-          <w:lang w:eastAsia="zh-CN"/>
-        </w:rPr>
-        <w:drawing>
-          <wp:inline distT="0" distB="0" distL="0" distR="0" wp14:anchorId="3088D09F" wp14:editId="0BB82DA5">
-            <wp:extent cx="4152900" cy="2619375"/>
-            <wp:effectExtent l="0" t="0" r="0" b="9525"/>
-            <wp:docPr id="13" name="Picture 13"/>
-            <wp:cNvGraphicFramePr>
-              <a:graphicFrameLocks xmlns:a="http://schemas.openxmlformats.org/drawingml/2006/main" noChangeAspect="1"/>
-            </wp:cNvGraphicFramePr>
-            <a:graphic xmlns:a="http://schemas.openxmlformats.org/drawingml/2006/main">
-              <a:graphicData uri="http://schemas.openxmlformats.org/drawingml/2006/picture">
-                <pic:pic xmlns:pic="http://schemas.openxmlformats.org/drawingml/2006/picture">
-                  <pic:nvPicPr>
-                    <pic:cNvPr id="1" name=""/>
-                    <pic:cNvPicPr/>
-                  </pic:nvPicPr>
-                  <pic:blipFill>
-                    <a:blip r:embed="rId26"/>
-                    <a:stretch>
-                      <a:fillRect/>
-                    </a:stretch>
-                  </pic:blipFill>
-                  <pic:spPr>
-                    <a:xfrm>
-                      <a:off x="0" y="0"/>
                       <a:ext cx="4152900" cy="2619375"/>
                     </a:xfrm>
                     <a:prstGeom prst="rect">
@@ -10655,7 +10717,7 @@
                     <pic:cNvPicPr/>
                   </pic:nvPicPr>
                   <pic:blipFill>
-                    <a:blip r:embed="rId27"/>
+                    <a:blip r:embed="rId26"/>
                     <a:stretch>
                       <a:fillRect/>
                     </a:stretch>
@@ -11473,7 +11535,7 @@
                     </pic:cNvPicPr>
                   </pic:nvPicPr>
                   <pic:blipFill>
-                    <a:blip r:embed="rId28" cstate="print">
+                    <a:blip r:embed="rId27" cstate="print">
                       <a:extLst>
                         <a:ext uri="{28A0092B-C50C-407E-A947-70E740481C1C}">
                           <a14:useLocalDpi xmlns:a14="http://schemas.microsoft.com/office/drawing/2010/main" val="0"/>
@@ -11723,8 +11785,8 @@
             <v:path o:extrusionok="f" gradientshapeok="t" o:connecttype="rect"/>
             <o:lock v:ext="edit" aspectratio="t"/>
           </v:shapetype>
-          <v:shape id="_x0000_i1025" type="#_x0000_t75" style="width:453.05pt;height:481.15pt">
-            <v:imagedata r:id="rId29" o:title="123"/>
+          <v:shape id="_x0000_i1025" type="#_x0000_t75" style="width:453pt;height:480.75pt">
+            <v:imagedata r:id="rId28" o:title="123"/>
           </v:shape>
         </w:pict>
       </w:r>
@@ -12138,7 +12200,7 @@
                     </pic:cNvPicPr>
                   </pic:nvPicPr>
                   <pic:blipFill>
-                    <a:blip r:embed="rId30">
+                    <a:blip r:embed="rId29">
                       <a:extLst>
                         <a:ext uri="{28A0092B-C50C-407E-A947-70E740481C1C}">
                           <a14:useLocalDpi xmlns:a14="http://schemas.microsoft.com/office/drawing/2010/main" val="0"/>
@@ -12631,7 +12693,7 @@
                     </pic:cNvPicPr>
                   </pic:nvPicPr>
                   <pic:blipFill>
-                    <a:blip r:embed="rId31" cstate="print">
+                    <a:blip r:embed="rId30" cstate="print">
                       <a:extLst>
                         <a:ext uri="{28A0092B-C50C-407E-A947-70E740481C1C}">
                           <a14:useLocalDpi xmlns:a14="http://schemas.microsoft.com/office/drawing/2010/main" val="0"/>
@@ -13117,7 +13179,7 @@
                     <pic:cNvPicPr/>
                   </pic:nvPicPr>
                   <pic:blipFill>
-                    <a:blip r:embed="rId32"/>
+                    <a:blip r:embed="rId31"/>
                     <a:stretch>
                       <a:fillRect/>
                     </a:stretch>
@@ -13156,6 +13218,348 @@
             <wp:extent cx="5760720" cy="3245485"/>
             <wp:effectExtent l="0" t="0" r="0" b="0"/>
             <wp:docPr id="17" name="Picture 17"/>
+            <wp:cNvGraphicFramePr>
+              <a:graphicFrameLocks xmlns:a="http://schemas.openxmlformats.org/drawingml/2006/main" noChangeAspect="1"/>
+            </wp:cNvGraphicFramePr>
+            <a:graphic xmlns:a="http://schemas.openxmlformats.org/drawingml/2006/main">
+              <a:graphicData uri="http://schemas.openxmlformats.org/drawingml/2006/picture">
+                <pic:pic xmlns:pic="http://schemas.openxmlformats.org/drawingml/2006/picture">
+                  <pic:nvPicPr>
+                    <pic:cNvPr id="1" name=""/>
+                    <pic:cNvPicPr/>
+                  </pic:nvPicPr>
+                  <pic:blipFill>
+                    <a:blip r:embed="rId32"/>
+                    <a:stretch>
+                      <a:fillRect/>
+                    </a:stretch>
+                  </pic:blipFill>
+                  <pic:spPr>
+                    <a:xfrm>
+                      <a:off x="0" y="0"/>
+                      <a:ext cx="5760720" cy="3245485"/>
+                    </a:xfrm>
+                    <a:prstGeom prst="rect">
+                      <a:avLst/>
+                    </a:prstGeom>
+                  </pic:spPr>
+                </pic:pic>
+              </a:graphicData>
+            </a:graphic>
+          </wp:inline>
+        </w:drawing>
+      </w:r>
+    </w:p>
+    <w:p>
+      <w:pPr>
+        <w:ind w:left="284" w:firstLine="567"/>
+        <w:rPr>
+          <w:b/>
+          <w:bCs/>
+        </w:rPr>
+      </w:pPr>
+      <w:r>
+        <w:rPr>
+          <w:b/>
+          <w:bCs/>
+        </w:rPr>
+        <w:t>Mô tả giao diện chính của website</w:t>
+      </w:r>
+    </w:p>
+    <w:p>
+      <w:pPr>
+        <w:ind w:left="284" w:firstLine="567"/>
+      </w:pPr>
+      <w:r>
+        <w:t xml:space="preserve">Giao diện chính của website nghe nhạc online MusicStream được thiết kế </w:t>
+      </w:r>
+      <w:proofErr w:type="gramStart"/>
+      <w:r>
+        <w:t>theo</w:t>
+      </w:r>
+      <w:proofErr w:type="gramEnd"/>
+      <w:r>
+        <w:t xml:space="preserve"> phong cách hiện đại, tối giản và thân thiện với người dùng, giúp người dùng dễ dàng tiếp cận và sử dụng các chức năng chính.</w:t>
+      </w:r>
+    </w:p>
+    <w:p>
+      <w:pPr>
+        <w:ind w:left="284" w:firstLine="567"/>
+        <w:rPr>
+          <w:b/>
+          <w:bCs/>
+        </w:rPr>
+      </w:pPr>
+    </w:p>
+    <w:p>
+      <w:pPr>
+        <w:ind w:left="284" w:firstLine="567"/>
+        <w:rPr>
+          <w:b/>
+          <w:bCs/>
+        </w:rPr>
+      </w:pPr>
+      <w:r>
+        <w:rPr>
+          <w:b/>
+          <w:bCs/>
+        </w:rPr>
+        <w:t>Phần đầu trang (Header):</w:t>
+      </w:r>
+    </w:p>
+    <w:p>
+      <w:pPr>
+        <w:ind w:left="284" w:firstLine="567"/>
+      </w:pPr>
+      <w:r>
+        <w:t>Header hiển thị logo MusicStream ở góc trái, giúp người dùng dễ dàng nhận diện thương hiệu. Bên cạnh là thanh menu điều hướng gồm các mục như Trang chủ, Khám phá và ô tìm kiếm bài hát. Ở góc phải là các nút Đăng ký và Đăng nhập, cho phép người dùng truy cập và quản lý tài khoản cá nhân.</w:t>
+      </w:r>
+    </w:p>
+    <w:p>
+      <w:pPr>
+        <w:ind w:left="284" w:firstLine="567"/>
+        <w:rPr>
+          <w:b/>
+          <w:bCs/>
+        </w:rPr>
+      </w:pPr>
+      <w:r>
+        <w:rPr>
+          <w:b/>
+          <w:bCs/>
+        </w:rPr>
+        <w:t>Khu vực giới thiệu (Banner):</w:t>
+      </w:r>
+    </w:p>
+    <w:p>
+      <w:pPr>
+        <w:ind w:left="284" w:firstLine="567"/>
+      </w:pPr>
+      <w:r>
+        <w:t xml:space="preserve">Ngay dưới header là khu vực banner với thông điệp nổi bật “Âm nhạc cho mọi tâm trạng”, kèm </w:t>
+      </w:r>
+      <w:proofErr w:type="gramStart"/>
+      <w:r>
+        <w:t>theo</w:t>
+      </w:r>
+      <w:proofErr w:type="gramEnd"/>
+      <w:r>
+        <w:t xml:space="preserve"> mô tả ngắn gọn về dịch vụ nghe nhạc trực tuyến. Banner có các nút kêu gọi hành động như Khám phá ngay và Đăng ký miễn phí, giúp </w:t>
+      </w:r>
+      <w:proofErr w:type="gramStart"/>
+      <w:r>
+        <w:t>thu</w:t>
+      </w:r>
+      <w:proofErr w:type="gramEnd"/>
+      <w:r>
+        <w:t xml:space="preserve"> hút người dùng mới.</w:t>
+      </w:r>
+    </w:p>
+    <w:p>
+      <w:pPr>
+        <w:ind w:left="284" w:firstLine="567"/>
+        <w:rPr>
+          <w:b/>
+          <w:bCs/>
+        </w:rPr>
+      </w:pPr>
+      <w:r>
+        <w:rPr>
+          <w:b/>
+          <w:bCs/>
+        </w:rPr>
+        <w:t>Khu vực Playlist nổi bật:</w:t>
+      </w:r>
+    </w:p>
+    <w:p>
+      <w:pPr>
+        <w:ind w:left="284" w:firstLine="567"/>
+      </w:pPr>
+      <w:r>
+        <w:t>Phần này hiển thị các playlist được đề xuất, mỗi playlist có hình ảnh đại diện, tên playlist và số lượng bài hát. Thiết kế dạng thẻ (card) giúp người dùng dễ dàng lựa chọn và truy cập nhanh.</w:t>
+      </w:r>
+    </w:p>
+    <w:p>
+      <w:pPr>
+        <w:ind w:left="284" w:firstLine="567"/>
+        <w:rPr>
+          <w:b/>
+          <w:bCs/>
+        </w:rPr>
+      </w:pPr>
+      <w:r>
+        <w:rPr>
+          <w:b/>
+          <w:bCs/>
+        </w:rPr>
+        <w:t>Khu vực Mới phát hành:</w:t>
+      </w:r>
+    </w:p>
+    <w:p>
+      <w:pPr>
+        <w:ind w:left="284" w:firstLine="567"/>
+      </w:pPr>
+      <w:r>
+        <w:t xml:space="preserve">Hiển thị các bài hát mới nhất từ nghệ sĩ, kèm </w:t>
+      </w:r>
+      <w:proofErr w:type="gramStart"/>
+      <w:r>
+        <w:t>theo</w:t>
+      </w:r>
+      <w:proofErr w:type="gramEnd"/>
+      <w:r>
+        <w:t xml:space="preserve"> hình ảnh album, tên bài hát và tên ca sĩ. Người dùng có thể nhấn để nghe trực tiếp hoặc xem thêm danh sách đầy đủ.</w:t>
+      </w:r>
+    </w:p>
+    <w:p>
+      <w:pPr>
+        <w:ind w:left="284" w:firstLine="567"/>
+        <w:rPr>
+          <w:b/>
+          <w:bCs/>
+        </w:rPr>
+      </w:pPr>
+      <w:r>
+        <w:rPr>
+          <w:b/>
+          <w:bCs/>
+        </w:rPr>
+        <w:t xml:space="preserve">Khu vực </w:t>
+      </w:r>
+      <w:proofErr w:type="gramStart"/>
+      <w:r>
+        <w:rPr>
+          <w:b/>
+          <w:bCs/>
+        </w:rPr>
+        <w:t>Trending</w:t>
+      </w:r>
+      <w:proofErr w:type="gramEnd"/>
+      <w:r>
+        <w:rPr>
+          <w:b/>
+          <w:bCs/>
+        </w:rPr>
+        <w:t xml:space="preserve"> Now:</w:t>
+      </w:r>
+    </w:p>
+    <w:p>
+      <w:pPr>
+        <w:ind w:left="284" w:firstLine="567"/>
+      </w:pPr>
+      <w:r>
+        <w:t xml:space="preserve">Phần này thể hiện các bài hát đang thịnh hành, được xếp hạng </w:t>
+      </w:r>
+      <w:proofErr w:type="gramStart"/>
+      <w:r>
+        <w:t>theo</w:t>
+      </w:r>
+      <w:proofErr w:type="gramEnd"/>
+      <w:r>
+        <w:t xml:space="preserve"> thứ tự phổ biến. Mỗi bài hát hiển thị thứ hạng, tên bài hát, ca sĩ và nút phát nhạc nhanh, giúp người dùng nắm bắt xu hướng âm nhạc hiện tại.</w:t>
+      </w:r>
+    </w:p>
+    <w:p>
+      <w:pPr>
+        <w:ind w:left="284" w:firstLine="567"/>
+        <w:rPr>
+          <w:b/>
+          <w:bCs/>
+        </w:rPr>
+      </w:pPr>
+      <w:r>
+        <w:rPr>
+          <w:b/>
+          <w:bCs/>
+        </w:rPr>
+        <w:t>Khu vực Thể loại:</w:t>
+      </w:r>
+    </w:p>
+    <w:p>
+      <w:pPr>
+        <w:ind w:left="284" w:firstLine="567"/>
+      </w:pPr>
+      <w:r>
+        <w:t>Website cung cấp danh sách các thể loại nhạc phổ biến như Pop, Rock, Ballad, EDM, Hip Hop, Jazz, Acoustic, Vpop… giúp người dùng khám phá âm nhạc theo sở thích cá nhân.</w:t>
+      </w:r>
+    </w:p>
+    <w:p>
+      <w:pPr>
+        <w:ind w:left="284" w:firstLine="567"/>
+        <w:rPr>
+          <w:b/>
+          <w:bCs/>
+        </w:rPr>
+      </w:pPr>
+    </w:p>
+    <w:p>
+      <w:pPr>
+        <w:ind w:left="284" w:firstLine="567"/>
+        <w:rPr>
+          <w:b/>
+          <w:bCs/>
+        </w:rPr>
+      </w:pPr>
+      <w:r>
+        <w:rPr>
+          <w:b/>
+          <w:bCs/>
+        </w:rPr>
+        <w:lastRenderedPageBreak/>
+        <w:t>Phần chân trang (Footer):</w:t>
+      </w:r>
+    </w:p>
+    <w:p>
+      <w:pPr>
+        <w:ind w:left="284" w:firstLine="567"/>
+      </w:pPr>
+      <w:r>
+        <w:t>Footer chứa thông tin giới thiệu về website, các liên kết như Về chúng tôi, Chính sách bảo mật, Điều khoản sử dụng và liên kết mạng xã hội, tạo sự tin cậy và thuận tiện cho người dùng.</w:t>
+      </w:r>
+      <w:r>
+        <w:t xml:space="preserve"> </w:t>
+      </w:r>
+    </w:p>
+    <w:p>
+      <w:pPr>
+        <w:rPr>
+          <w:b/>
+          <w:bCs/>
+        </w:rPr>
+      </w:pPr>
+      <w:r>
+        <w:rPr>
+          <w:b/>
+          <w:bCs/>
+        </w:rPr>
+        <w:t>Trang</w:t>
+      </w:r>
+      <w:r>
+        <w:rPr>
+          <w:b/>
+          <w:bCs/>
+        </w:rPr>
+        <w:t xml:space="preserve"> đăng ký tài khoản</w:t>
+      </w:r>
+    </w:p>
+    <w:p>
+      <w:pPr>
+        <w:ind w:firstLine="567"/>
+        <w:rPr>
+          <w:b/>
+          <w:bCs/>
+        </w:rPr>
+      </w:pPr>
+      <w:r>
+        <w:rPr>
+          <w:noProof/>
+          <w:lang w:eastAsia="zh-CN"/>
+        </w:rPr>
+        <w:drawing>
+          <wp:inline distT="0" distB="0" distL="0" distR="0" wp14:anchorId="5CC90F13" wp14:editId="3C4A84C1">
+            <wp:extent cx="5760720" cy="3227070"/>
+            <wp:effectExtent l="0" t="0" r="0" b="0"/>
+            <wp:docPr id="19" name="Picture 19"/>
             <wp:cNvGraphicFramePr>
               <a:graphicFrameLocks xmlns:a="http://schemas.openxmlformats.org/drawingml/2006/main" noChangeAspect="1"/>
             </wp:cNvGraphicFramePr>
@@ -13175,7 +13579,7 @@
                   <pic:spPr>
                     <a:xfrm>
                       <a:off x="0" y="0"/>
-                      <a:ext cx="5760720" cy="3245485"/>
+                      <a:ext cx="5760720" cy="3227070"/>
                     </a:xfrm>
                     <a:prstGeom prst="rect">
                       <a:avLst/>
@@ -13190,273 +13594,126 @@
     </w:p>
     <w:p>
       <w:pPr>
-        <w:ind w:left="284" w:firstLine="567"/>
-        <w:rPr>
-          <w:b/>
-          <w:bCs/>
-        </w:rPr>
-      </w:pPr>
-      <w:r>
-        <w:rPr>
-          <w:b/>
-          <w:bCs/>
-        </w:rPr>
-        <w:t>Mô tả giao diện chính của website</w:t>
-      </w:r>
-    </w:p>
-    <w:p>
-      <w:pPr>
-        <w:ind w:left="284" w:firstLine="567"/>
-      </w:pPr>
-      <w:r>
-        <w:t xml:space="preserve">Giao diện chính của website nghe nhạc online MusicStream được thiết kế </w:t>
-      </w:r>
-      <w:proofErr w:type="gramStart"/>
-      <w:r>
-        <w:t>theo</w:t>
-      </w:r>
-      <w:proofErr w:type="gramEnd"/>
-      <w:r>
-        <w:t xml:space="preserve"> phong cách hiện đại, tối giản và thân thiện với người dùng, giúp người dùng dễ dàng tiếp cận và sử dụng các chức năng chính.</w:t>
-      </w:r>
-    </w:p>
-    <w:p>
-      <w:pPr>
-        <w:ind w:left="284" w:firstLine="567"/>
-        <w:rPr>
-          <w:b/>
-          <w:bCs/>
-        </w:rPr>
-      </w:pPr>
-    </w:p>
-    <w:p>
-      <w:pPr>
-        <w:ind w:left="284" w:firstLine="567"/>
-        <w:rPr>
-          <w:b/>
-          <w:bCs/>
-        </w:rPr>
-      </w:pPr>
-      <w:r>
-        <w:rPr>
-          <w:b/>
-          <w:bCs/>
-        </w:rPr>
-        <w:t>Phần đầu trang (Header):</w:t>
-      </w:r>
-    </w:p>
-    <w:p>
-      <w:pPr>
-        <w:ind w:left="284" w:firstLine="567"/>
-      </w:pPr>
-      <w:r>
-        <w:t>Header hiển thị logo MusicStream ở góc trái, giúp người dùng dễ dàng nhận diện thương hiệu. Bên cạnh là thanh menu điều hướng gồm các mục như Trang chủ, Khám phá và ô tìm kiếm bài hát. Ở góc phải là các nút Đăng ký và Đăng nhập, cho phép người dùng truy cập và quản lý tài khoản cá nhân.</w:t>
-      </w:r>
-    </w:p>
-    <w:p>
-      <w:pPr>
-        <w:ind w:left="284" w:firstLine="567"/>
-        <w:rPr>
-          <w:b/>
-          <w:bCs/>
-        </w:rPr>
-      </w:pPr>
-      <w:r>
-        <w:rPr>
-          <w:b/>
-          <w:bCs/>
-        </w:rPr>
-        <w:t>Khu vực giới thiệu (Banner):</w:t>
-      </w:r>
-    </w:p>
-    <w:p>
-      <w:pPr>
-        <w:ind w:left="284" w:firstLine="567"/>
-      </w:pPr>
-      <w:r>
-        <w:t xml:space="preserve">Ngay dưới header là khu vực banner với thông điệp nổi bật “Âm nhạc cho mọi tâm trạng”, kèm </w:t>
-      </w:r>
-      <w:proofErr w:type="gramStart"/>
-      <w:r>
-        <w:t>theo</w:t>
-      </w:r>
-      <w:proofErr w:type="gramEnd"/>
-      <w:r>
-        <w:t xml:space="preserve"> mô tả ngắn gọn về dịch vụ nghe nhạc trực tuyến. Banner có các nút kêu gọi hành động như Khám phá ngay và Đăng ký miễn phí, giúp </w:t>
-      </w:r>
-      <w:proofErr w:type="gramStart"/>
-      <w:r>
-        <w:t>thu</w:t>
-      </w:r>
-      <w:proofErr w:type="gramEnd"/>
-      <w:r>
-        <w:t xml:space="preserve"> hút người dùng mới.</w:t>
-      </w:r>
-    </w:p>
-    <w:p>
-      <w:pPr>
-        <w:ind w:left="284" w:firstLine="567"/>
-        <w:rPr>
-          <w:b/>
-          <w:bCs/>
-        </w:rPr>
-      </w:pPr>
-      <w:r>
-        <w:rPr>
-          <w:b/>
-          <w:bCs/>
-        </w:rPr>
-        <w:t>Khu vực Playlist nổi bật:</w:t>
-      </w:r>
-    </w:p>
-    <w:p>
-      <w:pPr>
-        <w:ind w:left="284" w:firstLine="567"/>
-      </w:pPr>
-      <w:r>
-        <w:t>Phần này hiển thị các playlist được đề xuất, mỗi playlist có hình ảnh đại diện, tên playlist và số lượng bài hát. Thiết kế dạng thẻ (card) giúp người dùng dễ dàng lựa chọn và truy cập nhanh.</w:t>
-      </w:r>
-    </w:p>
-    <w:p>
-      <w:pPr>
-        <w:ind w:left="284" w:firstLine="567"/>
-        <w:rPr>
-          <w:b/>
-          <w:bCs/>
-        </w:rPr>
-      </w:pPr>
-      <w:r>
-        <w:rPr>
-          <w:b/>
-          <w:bCs/>
-        </w:rPr>
-        <w:t>Khu vực Mới phát hành:</w:t>
-      </w:r>
-    </w:p>
-    <w:p>
-      <w:pPr>
-        <w:ind w:left="284" w:firstLine="567"/>
-      </w:pPr>
-      <w:r>
-        <w:t xml:space="preserve">Hiển thị các bài hát mới nhất từ nghệ sĩ, kèm </w:t>
-      </w:r>
-      <w:proofErr w:type="gramStart"/>
-      <w:r>
-        <w:t>theo</w:t>
-      </w:r>
-      <w:proofErr w:type="gramEnd"/>
-      <w:r>
-        <w:t xml:space="preserve"> hình ảnh album, tên bài hát và tên ca sĩ. Người dùng có thể nhấn để nghe trực tiếp hoặc xem thêm danh sách đầy đủ.</w:t>
-      </w:r>
-    </w:p>
-    <w:p>
-      <w:pPr>
-        <w:ind w:left="284" w:firstLine="567"/>
-        <w:rPr>
-          <w:b/>
-          <w:bCs/>
-        </w:rPr>
-      </w:pPr>
-      <w:r>
-        <w:rPr>
-          <w:b/>
-          <w:bCs/>
-        </w:rPr>
-        <w:t xml:space="preserve">Khu vực </w:t>
-      </w:r>
-      <w:proofErr w:type="gramStart"/>
-      <w:r>
-        <w:rPr>
-          <w:b/>
-          <w:bCs/>
-        </w:rPr>
-        <w:t>Trending</w:t>
-      </w:r>
-      <w:proofErr w:type="gramEnd"/>
-      <w:r>
-        <w:rPr>
-          <w:b/>
-          <w:bCs/>
-        </w:rPr>
-        <w:t xml:space="preserve"> Now:</w:t>
-      </w:r>
-    </w:p>
-    <w:p>
-      <w:pPr>
-        <w:ind w:left="284" w:firstLine="567"/>
-      </w:pPr>
-      <w:r>
-        <w:t xml:space="preserve">Phần này thể hiện các bài hát đang thịnh hành, được xếp hạng </w:t>
-      </w:r>
-      <w:proofErr w:type="gramStart"/>
-      <w:r>
-        <w:t>theo</w:t>
-      </w:r>
-      <w:proofErr w:type="gramEnd"/>
-      <w:r>
-        <w:t xml:space="preserve"> thứ tự phổ biến. Mỗi bài hát hiển thị thứ hạng, tên bài hát, ca sĩ và nút phát nhạc nhanh, giúp người dùng nắm bắt xu hướng âm nhạc hiện tại.</w:t>
-      </w:r>
-    </w:p>
-    <w:p>
-      <w:pPr>
-        <w:ind w:left="284" w:firstLine="567"/>
-        <w:rPr>
-          <w:b/>
-          <w:bCs/>
-        </w:rPr>
-      </w:pPr>
-      <w:r>
-        <w:rPr>
-          <w:b/>
-          <w:bCs/>
-        </w:rPr>
-        <w:t>Khu vực Thể loại:</w:t>
-      </w:r>
-    </w:p>
-    <w:p>
-      <w:pPr>
-        <w:ind w:left="284" w:firstLine="567"/>
-      </w:pPr>
-      <w:r>
-        <w:t>Website cung cấp danh sách các thể loại nhạc phổ biến như Pop, Rock, Ballad, EDM, Hip Hop, Jazz, Acoustic, Vpop… giúp người dùng khám phá âm nhạc theo sở thích cá nhân.</w:t>
-      </w:r>
-    </w:p>
-    <w:p>
-      <w:pPr>
-        <w:ind w:left="284" w:firstLine="567"/>
-        <w:rPr>
-          <w:b/>
-          <w:bCs/>
-        </w:rPr>
-      </w:pPr>
-    </w:p>
-    <w:p>
-      <w:pPr>
-        <w:ind w:left="284" w:firstLine="567"/>
-        <w:rPr>
-          <w:b/>
-          <w:bCs/>
-        </w:rPr>
-      </w:pPr>
-      <w:r>
-        <w:rPr>
-          <w:b/>
-          <w:bCs/>
-        </w:rPr>
-        <w:lastRenderedPageBreak/>
-        <w:t>Phần chân trang (Footer):</w:t>
-      </w:r>
-    </w:p>
-    <w:p>
-      <w:pPr>
-        <w:ind w:left="284" w:firstLine="567"/>
-      </w:pPr>
-      <w:r>
-        <w:t>Footer chứa thông tin giới thiệu về website, các liên kết như Về chúng tôi, Chính sách bảo mật, Điều khoản sử dụng và liên kết mạng xã hội, tạo sự tin cậy và thuận tiện cho người dùng.</w:t>
-      </w:r>
-      <w:r>
-        <w:t xml:space="preserve"> </w:t>
-      </w:r>
+        <w:pStyle w:val="hnh"/>
+        <w:rPr>
+          <w:rFonts w:ascii="TimesNewRomanPSMT" w:hAnsi="TimesNewRomanPSMT"/>
+          <w:color w:val="000000"/>
+          <w:szCs w:val="26"/>
+        </w:rPr>
+      </w:pPr>
+      <w:r>
+        <w:t>T</w:t>
+      </w:r>
+      <w:r>
+        <w:t>rang đăng ký tài khoản</w:t>
+      </w:r>
+    </w:p>
+    <w:p>
+      <w:pPr>
+        <w:pStyle w:val="ng-star-inserted"/>
+        <w:spacing w:before="120" w:beforeAutospacing="0" w:after="120" w:afterAutospacing="0"/>
+        <w:ind w:firstLine="567"/>
+        <w:rPr>
+          <w:color w:val="000000" w:themeColor="text1"/>
+          <w:szCs w:val="26"/>
+        </w:rPr>
+      </w:pPr>
+      <w:r>
+        <w:rPr>
+          <w:rStyle w:val="ng-star-inserted1"/>
+          <w:color w:val="000000" w:themeColor="text1"/>
+          <w:szCs w:val="26"/>
+        </w:rPr>
+        <w:t>Để sử dụng toàn tính năng trên hệ thống website các bạn cần phải đăng ký tài khoản gồm:</w:t>
+      </w:r>
+    </w:p>
+    <w:p>
+      <w:pPr>
+        <w:pStyle w:val="ListParagraph"/>
+        <w:numPr>
+          <w:ilvl w:val="0"/>
+          <w:numId w:val="10"/>
+        </w:numPr>
+        <w:ind w:left="851" w:hanging="284"/>
+      </w:pPr>
+      <w:r>
+        <w:t>Email: dùng làm thông tin đăng nhập và nhận thông báo.</w:t>
+      </w:r>
+    </w:p>
+    <w:p>
+      <w:pPr>
+        <w:pStyle w:val="ListParagraph"/>
+        <w:numPr>
+          <w:ilvl w:val="0"/>
+          <w:numId w:val="10"/>
+        </w:numPr>
+        <w:ind w:left="851" w:hanging="284"/>
+      </w:pPr>
+      <w:r>
+        <w:t>Tên Đăng nhập: Tên đăng nhập duy nhất dùng để đăng nhập.</w:t>
+      </w:r>
+    </w:p>
+    <w:p>
+      <w:pPr>
+        <w:pStyle w:val="ListParagraph"/>
+        <w:numPr>
+          <w:ilvl w:val="0"/>
+          <w:numId w:val="10"/>
+        </w:numPr>
+        <w:ind w:left="851" w:hanging="284"/>
+      </w:pPr>
+      <w:r>
+        <w:t>Họ và Tên: Thông tin họ tên người dùng.</w:t>
+      </w:r>
+    </w:p>
+    <w:p>
+      <w:pPr>
+        <w:pStyle w:val="ListParagraph"/>
+        <w:numPr>
+          <w:ilvl w:val="0"/>
+          <w:numId w:val="10"/>
+        </w:numPr>
+        <w:ind w:left="851" w:hanging="284"/>
+      </w:pPr>
+      <w:r>
+        <w:t>Mật khẩu: mật khẩu đăng nhập của người dùng.</w:t>
+      </w:r>
+    </w:p>
+    <w:p>
+      <w:pPr>
+        <w:pStyle w:val="ListParagraph"/>
+        <w:numPr>
+          <w:ilvl w:val="0"/>
+          <w:numId w:val="10"/>
+        </w:numPr>
+        <w:ind w:left="851" w:hanging="284"/>
+      </w:pPr>
+      <w:r>
+        <w:t>Xác nhận mật khẩu: đảm bảo người dùng nhập đúng mật khẩu.</w:t>
+      </w:r>
+    </w:p>
+    <w:p>
+      <w:pPr>
+        <w:ind w:firstLine="567"/>
+      </w:pPr>
+      <w:r>
+        <w:t>Khi người dùng nhấn nút “Đăng Ký”, hệ thống kiểm tra tính hợp lệ của thông tin, Nếu hợp lệ, hệ thống tiến hành tạo tài khoản, hiển thị thông báo lỗi khi nhập sai, và điều hướng về trang đăng nhập.</w:t>
+      </w:r>
+    </w:p>
+    <w:p>
+      <w:pPr>
+        <w:ind w:firstLine="567"/>
+      </w:pPr>
+    </w:p>
+    <w:p>
+      <w:pPr>
+        <w:ind w:firstLine="567"/>
+      </w:pPr>
+    </w:p>
+    <w:p>
+      <w:pPr>
+        <w:ind w:firstLine="567"/>
+      </w:pPr>
     </w:p>
     <w:p>
       <w:pPr>
@@ -13477,12 +13734,11 @@
           <w:b/>
           <w:bCs/>
         </w:rPr>
-        <w:t xml:space="preserve"> đăng ký tài khoản</w:t>
-      </w:r>
-    </w:p>
-    <w:p>
-      <w:pPr>
-        <w:ind w:firstLine="567"/>
+        <w:t xml:space="preserve"> đăng nhập</w:t>
+      </w:r>
+    </w:p>
+    <w:p>
+      <w:pPr>
         <w:rPr>
           <w:b/>
           <w:bCs/>
@@ -13494,10 +13750,10 @@
           <w:lang w:eastAsia="zh-CN"/>
         </w:rPr>
         <w:drawing>
-          <wp:inline distT="0" distB="0" distL="0" distR="0" wp14:anchorId="5CC90F13" wp14:editId="3C4A84C1">
-            <wp:extent cx="5760720" cy="3227070"/>
-            <wp:effectExtent l="0" t="0" r="0" b="0"/>
-            <wp:docPr id="19" name="Picture 19"/>
+          <wp:inline distT="0" distB="0" distL="0" distR="0" wp14:anchorId="225400E2" wp14:editId="48BB9CAB">
+            <wp:extent cx="5760720" cy="2847975"/>
+            <wp:effectExtent l="0" t="0" r="0" b="9525"/>
+            <wp:docPr id="20" name="Picture 20"/>
             <wp:cNvGraphicFramePr>
               <a:graphicFrameLocks xmlns:a="http://schemas.openxmlformats.org/drawingml/2006/main" noChangeAspect="1"/>
             </wp:cNvGraphicFramePr>
@@ -13517,7 +13773,7 @@
                   <pic:spPr>
                     <a:xfrm>
                       <a:off x="0" y="0"/>
-                      <a:ext cx="5760720" cy="3227070"/>
+                      <a:ext cx="5760720" cy="2847975"/>
                     </a:xfrm>
                     <a:prstGeom prst="rect">
                       <a:avLst/>
@@ -13534,100 +13790,24 @@
       <w:pPr>
         <w:pStyle w:val="hnh"/>
         <w:rPr>
-          <w:rFonts w:ascii="TimesNewRomanPSMT" w:hAnsi="TimesNewRomanPSMT"/>
-          <w:color w:val="000000"/>
-          <w:szCs w:val="26"/>
-        </w:rPr>
-      </w:pPr>
-      <w:r>
-        <w:t>T</w:t>
-      </w:r>
-      <w:r>
-        <w:t>rang đăng ký tài khoản</w:t>
-      </w:r>
-    </w:p>
-    <w:p>
-      <w:pPr>
-        <w:pStyle w:val="ng-star-inserted"/>
-        <w:spacing w:before="120" w:beforeAutospacing="0" w:after="120" w:afterAutospacing="0"/>
+          <w:bCs/>
+        </w:rPr>
+      </w:pPr>
+      <w:proofErr w:type="gramStart"/>
+      <w:r>
+        <w:t>hình</w:t>
+      </w:r>
+      <w:proofErr w:type="gramEnd"/>
+      <w:r>
+        <w:t xml:space="preserve"> trang đăng nhập</w:t>
+      </w:r>
+    </w:p>
+    <w:p>
+      <w:pPr>
         <w:ind w:firstLine="567"/>
-        <w:rPr>
-          <w:color w:val="000000" w:themeColor="text1"/>
-          <w:szCs w:val="26"/>
-        </w:rPr>
-      </w:pPr>
-      <w:r>
-        <w:rPr>
-          <w:rStyle w:val="ng-star-inserted1"/>
-          <w:color w:val="000000" w:themeColor="text1"/>
-          <w:szCs w:val="26"/>
-        </w:rPr>
-        <w:t>Để sử dụng toàn tính năng trên hệ thống website các bạn cần phải đăng ký tài khoản gồm:</w:t>
-      </w:r>
-    </w:p>
-    <w:p>
-      <w:pPr>
-        <w:pStyle w:val="ListParagraph"/>
-        <w:numPr>
-          <w:ilvl w:val="0"/>
-          <w:numId w:val="10"/>
-        </w:numPr>
-        <w:ind w:left="851" w:hanging="284"/>
-      </w:pPr>
-      <w:r>
-        <w:t>Email: dùng làm thông tin đăng nhập và nhận thông báo.</w:t>
-      </w:r>
-    </w:p>
-    <w:p>
-      <w:pPr>
-        <w:pStyle w:val="ListParagraph"/>
-        <w:numPr>
-          <w:ilvl w:val="0"/>
-          <w:numId w:val="10"/>
-        </w:numPr>
-        <w:ind w:left="851" w:hanging="284"/>
-      </w:pPr>
-      <w:r>
-        <w:t>Tên Đăng nhập: Tên đăng nhập duy nhất dùng để đăng nhập.</w:t>
-      </w:r>
-    </w:p>
-    <w:p>
-      <w:pPr>
-        <w:pStyle w:val="ListParagraph"/>
-        <w:numPr>
-          <w:ilvl w:val="0"/>
-          <w:numId w:val="10"/>
-        </w:numPr>
-        <w:ind w:left="851" w:hanging="284"/>
-      </w:pPr>
-      <w:r>
-        <w:t>Họ và Tên: Thông tin họ tên người dùng.</w:t>
-      </w:r>
-    </w:p>
-    <w:p>
-      <w:pPr>
-        <w:pStyle w:val="ListParagraph"/>
-        <w:numPr>
-          <w:ilvl w:val="0"/>
-          <w:numId w:val="10"/>
-        </w:numPr>
-        <w:ind w:left="851" w:hanging="284"/>
-      </w:pPr>
-      <w:r>
-        <w:t>Mật khẩu: mật khẩu đăng nhập của người dùng.</w:t>
-      </w:r>
-    </w:p>
-    <w:p>
-      <w:pPr>
-        <w:pStyle w:val="ListParagraph"/>
-        <w:numPr>
-          <w:ilvl w:val="0"/>
-          <w:numId w:val="10"/>
-        </w:numPr>
-        <w:ind w:left="851" w:hanging="284"/>
-      </w:pPr>
-      <w:r>
-        <w:t>Xác nhận mật khẩu: đảm bảo người dùng nhập đúng mật khẩu.</w:t>
+      </w:pPr>
+      <w:r>
+        <w:t xml:space="preserve">Người dùng có thể đăng nhập bằng cách nhập: nhập Email và mật khẩu đã đăng ký trước đó, nếu người dùng quên mật khẩu thì sẽ gửi xác nhận vào địa chỉ Email để reset password. </w:t>
       </w:r>
     </w:p>
     <w:p>
@@ -13635,44 +13815,29 @@
         <w:ind w:firstLine="567"/>
       </w:pPr>
       <w:r>
-        <w:t>Khi người dùng nhấn nút “Đăng Ký”, hệ thống kiểm tra tính hợp lệ của thông tin, Nếu hợp lệ, hệ thống tiến hành tạo tài khoản, hiển thị thông báo lỗi khi nhập sai, và điều hướng về trang đăng nhập.</w:t>
-      </w:r>
-    </w:p>
-    <w:p>
-      <w:pPr>
-        <w:ind w:firstLine="567"/>
-      </w:pPr>
-    </w:p>
-    <w:p>
-      <w:pPr>
-        <w:ind w:firstLine="567"/>
-      </w:pPr>
-    </w:p>
-    <w:p>
-      <w:pPr>
-        <w:ind w:firstLine="567"/>
-      </w:pPr>
-    </w:p>
-    <w:p>
-      <w:pPr>
-        <w:rPr>
-          <w:b/>
-          <w:bCs/>
-        </w:rPr>
-      </w:pPr>
-      <w:r>
-        <w:rPr>
-          <w:b/>
-          <w:bCs/>
-        </w:rPr>
-        <w:t>Trang</w:t>
-      </w:r>
-      <w:r>
-        <w:rPr>
-          <w:b/>
-          <w:bCs/>
-        </w:rPr>
-        <w:t xml:space="preserve"> đăng nhập</w:t>
+        <w:t>Trang sẽ điều hướng đến “Trang đăng ký” nếu người dùng chưa có tài khoản.</w:t>
+      </w:r>
+    </w:p>
+    <w:p>
+      <w:pPr>
+        <w:rPr>
+          <w:b/>
+          <w:bCs/>
+        </w:rPr>
+      </w:pPr>
+      <w:r>
+        <w:rPr>
+          <w:b/>
+          <w:bCs/>
+        </w:rPr>
+        <w:t>G</w:t>
+      </w:r>
+      <w:r>
+        <w:rPr>
+          <w:b/>
+          <w:bCs/>
+        </w:rPr>
+        <w:t>iao diện trang Danh sách bài hát (Khám phá)</w:t>
       </w:r>
     </w:p>
     <w:p>
@@ -13688,10 +13853,10 @@
           <w:lang w:eastAsia="zh-CN"/>
         </w:rPr>
         <w:drawing>
-          <wp:inline distT="0" distB="0" distL="0" distR="0" wp14:anchorId="225400E2" wp14:editId="48BB9CAB">
-            <wp:extent cx="5760720" cy="2847975"/>
-            <wp:effectExtent l="0" t="0" r="0" b="9525"/>
-            <wp:docPr id="20" name="Picture 20"/>
+          <wp:inline distT="0" distB="0" distL="0" distR="0" wp14:anchorId="0A534502" wp14:editId="688C481D">
+            <wp:extent cx="5760720" cy="2914650"/>
+            <wp:effectExtent l="0" t="0" r="0" b="0"/>
+            <wp:docPr id="21" name="Picture 21"/>
             <wp:cNvGraphicFramePr>
               <a:graphicFrameLocks xmlns:a="http://schemas.openxmlformats.org/drawingml/2006/main" noChangeAspect="1"/>
             </wp:cNvGraphicFramePr>
@@ -13711,7 +13876,7 @@
                   <pic:spPr>
                     <a:xfrm>
                       <a:off x="0" y="0"/>
-                      <a:ext cx="5760720" cy="2847975"/>
+                      <a:ext cx="5760720" cy="2914650"/>
                     </a:xfrm>
                     <a:prstGeom prst="rect">
                       <a:avLst/>
@@ -13726,64 +13891,430 @@
     </w:p>
     <w:p>
       <w:pPr>
-        <w:pStyle w:val="hnh"/>
-        <w:rPr>
-          <w:bCs/>
-        </w:rPr>
-      </w:pPr>
+        <w:ind w:left="851"/>
+        <w:jc w:val="center"/>
+        <w:rPr>
+          <w:b/>
+          <w:bCs/>
+        </w:rPr>
+      </w:pPr>
+      <w:r>
+        <w:rPr>
+          <w:b/>
+          <w:bCs/>
+        </w:rPr>
+        <w:t>Mô tả giao diện trang Danh sách bài hát</w:t>
+      </w:r>
+    </w:p>
+    <w:p>
+      <w:pPr>
+        <w:jc w:val="left"/>
+      </w:pPr>
+    </w:p>
+    <w:p>
+      <w:pPr>
+        <w:pStyle w:val="ListParagraph"/>
+        <w:numPr>
+          <w:ilvl w:val="0"/>
+          <w:numId w:val="5"/>
+        </w:numPr>
+        <w:ind w:left="1134" w:hanging="283"/>
+        <w:jc w:val="left"/>
+      </w:pPr>
+      <w:r>
+        <w:t xml:space="preserve">Trang </w:t>
+      </w:r>
+      <w:r>
+        <w:rPr>
+          <w:b/>
+          <w:bCs/>
+        </w:rPr>
+        <w:t>Danh sách bài hát</w:t>
+      </w:r>
+      <w:r>
+        <w:t xml:space="preserve"> là giao diện giúp người dùng khám phá và tìm kiếm các bài hát có trên hệ thống. Giao diện được thiết kế rõ ràng, trực quan, thuận tiện cho việc tra cứu và nghe nhạc.</w:t>
+      </w:r>
+    </w:p>
+    <w:p>
+      <w:pPr>
+        <w:pStyle w:val="ListParagraph"/>
+        <w:numPr>
+          <w:ilvl w:val="0"/>
+          <w:numId w:val="5"/>
+        </w:numPr>
+        <w:ind w:left="1134" w:hanging="283"/>
+        <w:jc w:val="left"/>
+      </w:pPr>
+      <w:r>
+        <w:rPr>
+          <w:b/>
+          <w:bCs/>
+        </w:rPr>
+        <w:t>Phần đầu trang (Header)</w:t>
+      </w:r>
       <w:proofErr w:type="gramStart"/>
       <w:r>
-        <w:t>hình</w:t>
+        <w:rPr>
+          <w:b/>
+          <w:bCs/>
+        </w:rPr>
+        <w:t>:</w:t>
       </w:r>
       <w:proofErr w:type="gramEnd"/>
       <w:r>
-        <w:t xml:space="preserve"> trang đăng nhập</w:t>
-      </w:r>
+        <w:br/>
+        <w:t xml:space="preserve">Thanh header hiển thị logo </w:t>
+      </w:r>
+      <w:r>
+        <w:rPr>
+          <w:i/>
+          <w:iCs/>
+        </w:rPr>
+        <w:t>MusicStream</w:t>
+      </w:r>
+      <w:r>
+        <w:t xml:space="preserve"> ở góc trái cùng menu điều hướng gồm các mục </w:t>
+      </w:r>
+      <w:r>
+        <w:rPr>
+          <w:i/>
+          <w:iCs/>
+        </w:rPr>
+        <w:t>Trang chủ</w:t>
+      </w:r>
+      <w:r>
+        <w:t xml:space="preserve">, </w:t>
+      </w:r>
+      <w:r>
+        <w:rPr>
+          <w:i/>
+          <w:iCs/>
+        </w:rPr>
+        <w:t>Khám phá</w:t>
+      </w:r>
+      <w:r>
+        <w:t xml:space="preserve">, </w:t>
+      </w:r>
+      <w:r>
+        <w:rPr>
+          <w:i/>
+          <w:iCs/>
+        </w:rPr>
+        <w:t>Thư viện</w:t>
+      </w:r>
+      <w:r>
+        <w:t xml:space="preserve"> và </w:t>
+      </w:r>
+      <w:r>
+        <w:rPr>
+          <w:i/>
+          <w:iCs/>
+        </w:rPr>
+        <w:t>Quản trị</w:t>
+      </w:r>
+      <w:r>
+        <w:t>. Bên phải là thanh tìm kiếm nhanh và thông tin tài khoản người dùng, giúp người dùng dễ dàng truy cập các chức năng chính.</w:t>
+      </w:r>
+    </w:p>
+    <w:p>
+      <w:pPr>
+        <w:pStyle w:val="ListParagraph"/>
+        <w:numPr>
+          <w:ilvl w:val="0"/>
+          <w:numId w:val="5"/>
+        </w:numPr>
+        <w:ind w:left="1134" w:hanging="283"/>
+        <w:jc w:val="left"/>
+      </w:pPr>
+      <w:r>
+        <w:rPr>
+          <w:b/>
+          <w:bCs/>
+        </w:rPr>
+        <w:t>Tiêu đề và mô tả</w:t>
+      </w:r>
+      <w:proofErr w:type="gramStart"/>
+      <w:r>
+        <w:rPr>
+          <w:b/>
+          <w:bCs/>
+        </w:rPr>
+        <w:t>:</w:t>
+      </w:r>
+      <w:proofErr w:type="gramEnd"/>
+      <w:r>
+        <w:br/>
+        <w:t xml:space="preserve">Ngay dưới header là tiêu đề </w:t>
+      </w:r>
+      <w:r>
+        <w:rPr>
+          <w:b/>
+          <w:bCs/>
+        </w:rPr>
+        <w:t>“Danh sách bài hát”</w:t>
+      </w:r>
+      <w:r>
+        <w:t>, kèm theo mô tả ngắn giới thiệu chức năng khám phá kho nhạc đa dạng từ nhiều nghệ sĩ.</w:t>
+      </w:r>
+    </w:p>
+    <w:p>
+      <w:pPr>
+        <w:pStyle w:val="ListParagraph"/>
+        <w:numPr>
+          <w:ilvl w:val="0"/>
+          <w:numId w:val="5"/>
+        </w:numPr>
+        <w:ind w:left="1134" w:hanging="283"/>
+        <w:jc w:val="left"/>
+      </w:pPr>
+      <w:r>
+        <w:rPr>
+          <w:b/>
+          <w:bCs/>
+        </w:rPr>
+        <w:t>Khu vực tìm kiếm và lọc</w:t>
+      </w:r>
+      <w:proofErr w:type="gramStart"/>
+      <w:r>
+        <w:rPr>
+          <w:b/>
+          <w:bCs/>
+        </w:rPr>
+        <w:t>:</w:t>
+      </w:r>
+      <w:proofErr w:type="gramEnd"/>
+      <w:r>
+        <w:br/>
+        <w:t xml:space="preserve">Trang cung cấp ô nhập từ khóa cho phép tìm kiếm bài hát hoặc nghệ sĩ. Bên cạnh là nút </w:t>
+      </w:r>
+      <w:r>
+        <w:rPr>
+          <w:i/>
+          <w:iCs/>
+        </w:rPr>
+        <w:t>Tìm kiếm</w:t>
+      </w:r>
+      <w:r>
+        <w:t xml:space="preserve"> và hộp chọn thể loại (ví dụ: tất cả thể loại, Pop, </w:t>
+      </w:r>
+      <w:proofErr w:type="gramStart"/>
+      <w:r>
+        <w:t>Ballad, …)</w:t>
+      </w:r>
+      <w:proofErr w:type="gramEnd"/>
+      <w:r>
+        <w:t>, giúp người dùng lọc kết quả nhanh chóng và chính xác.</w:t>
+      </w:r>
+    </w:p>
+    <w:p>
+      <w:pPr>
+        <w:pStyle w:val="ListParagraph"/>
+        <w:numPr>
+          <w:ilvl w:val="0"/>
+          <w:numId w:val="5"/>
+        </w:numPr>
+        <w:ind w:left="1134" w:hanging="283"/>
+        <w:jc w:val="left"/>
+      </w:pPr>
+      <w:r>
+        <w:rPr>
+          <w:b/>
+          <w:bCs/>
+        </w:rPr>
+        <w:t>Danh sách bài hát:</w:t>
+      </w:r>
+      <w:r>
+        <w:br/>
+        <w:t>Các bài hát được hiển thị dưới dạng các thẻ (card), mỗi thẻ bao gồm:</w:t>
+      </w:r>
+    </w:p>
+    <w:p>
+      <w:pPr>
+        <w:pStyle w:val="ListParagraph"/>
+        <w:numPr>
+          <w:ilvl w:val="0"/>
+          <w:numId w:val="5"/>
+        </w:numPr>
+        <w:ind w:left="1134" w:hanging="283"/>
+        <w:jc w:val="left"/>
+      </w:pPr>
+      <w:r>
+        <w:t>Hình ảnh đại diện (album hoặc bài hát)</w:t>
+      </w:r>
+    </w:p>
+    <w:p>
+      <w:pPr>
+        <w:pStyle w:val="ListParagraph"/>
+        <w:numPr>
+          <w:ilvl w:val="0"/>
+          <w:numId w:val="5"/>
+        </w:numPr>
+        <w:ind w:left="1134" w:hanging="283"/>
+        <w:jc w:val="left"/>
+      </w:pPr>
+      <w:r>
+        <w:t>Tên bài hát</w:t>
+      </w:r>
+    </w:p>
+    <w:p>
+      <w:pPr>
+        <w:pStyle w:val="ListParagraph"/>
+        <w:numPr>
+          <w:ilvl w:val="0"/>
+          <w:numId w:val="5"/>
+        </w:numPr>
+        <w:ind w:left="1134" w:hanging="283"/>
+        <w:jc w:val="left"/>
+      </w:pPr>
+      <w:r>
+        <w:t>Tên ca sĩ</w:t>
+      </w:r>
+    </w:p>
+    <w:p>
+      <w:pPr>
+        <w:pStyle w:val="ListParagraph"/>
+        <w:numPr>
+          <w:ilvl w:val="0"/>
+          <w:numId w:val="5"/>
+        </w:numPr>
+        <w:ind w:left="1134" w:hanging="283"/>
+        <w:jc w:val="left"/>
+      </w:pPr>
+      <w:r>
+        <w:t>Thể loại nhạc</w:t>
+      </w:r>
+    </w:p>
+    <w:p>
+      <w:pPr>
+        <w:pStyle w:val="ListParagraph"/>
+        <w:numPr>
+          <w:ilvl w:val="0"/>
+          <w:numId w:val="5"/>
+        </w:numPr>
+        <w:ind w:left="1134" w:hanging="283"/>
+        <w:jc w:val="left"/>
+      </w:pPr>
+      <w:r>
+        <w:t>Số lượt nghe</w:t>
+      </w:r>
+    </w:p>
+    <w:p>
+      <w:pPr>
+        <w:pStyle w:val="ListParagraph"/>
+        <w:numPr>
+          <w:ilvl w:val="0"/>
+          <w:numId w:val="5"/>
+        </w:numPr>
+        <w:ind w:left="1134" w:hanging="283"/>
+        <w:jc w:val="left"/>
+      </w:pPr>
+      <w:r>
+        <w:t xml:space="preserve">Nút </w:t>
+      </w:r>
+      <w:r>
+        <w:rPr>
+          <w:b/>
+          <w:bCs/>
+        </w:rPr>
+        <w:t>Phát</w:t>
+      </w:r>
+      <w:r>
+        <w:t xml:space="preserve"> để nghe nhạc trực tiếp</w:t>
+      </w:r>
+    </w:p>
+    <w:p>
+      <w:pPr>
+        <w:pStyle w:val="ListParagraph"/>
+        <w:numPr>
+          <w:ilvl w:val="0"/>
+          <w:numId w:val="5"/>
+        </w:numPr>
+        <w:ind w:left="1134" w:hanging="283"/>
+        <w:jc w:val="left"/>
+      </w:pPr>
+      <w:r>
+        <w:t>Biểu tượng xem chi tiết thông tin bài hát</w:t>
+      </w:r>
+    </w:p>
+    <w:p>
+      <w:pPr>
+        <w:pStyle w:val="ListParagraph"/>
+        <w:numPr>
+          <w:ilvl w:val="0"/>
+          <w:numId w:val="5"/>
+        </w:numPr>
+        <w:ind w:left="1134" w:hanging="283"/>
+        <w:jc w:val="left"/>
+      </w:pPr>
+      <w:r>
+        <w:t>Cách trình bày dạng lưới giúp giao diện gọn gàng, dễ quan sát và thao tác.</w:t>
+      </w:r>
+    </w:p>
+    <w:p>
+      <w:pPr>
+        <w:jc w:val="left"/>
+      </w:pPr>
+    </w:p>
+    <w:p>
+      <w:pPr>
+        <w:jc w:val="left"/>
+      </w:pPr>
+    </w:p>
+    <w:p>
+      <w:pPr>
+        <w:jc w:val="left"/>
+      </w:pPr>
+    </w:p>
+    <w:p>
+      <w:pPr>
+        <w:jc w:val="left"/>
+      </w:pPr>
+    </w:p>
+    <w:p>
+      <w:pPr>
+        <w:jc w:val="left"/>
+      </w:pPr>
+    </w:p>
+    <w:p>
+      <w:pPr>
+        <w:jc w:val="left"/>
+      </w:pPr>
     </w:p>
     <w:p>
       <w:pPr>
         <w:ind w:firstLine="567"/>
-      </w:pPr>
-      <w:r>
-        <w:t xml:space="preserve">Người dùng có thể đăng nhập bằng cách nhập: nhập Email và mật khẩu đã đăng ký trước đó, nếu người dùng quên mật khẩu thì sẽ gửi xác nhận vào địa chỉ Email để reset password. </w:t>
-      </w:r>
-    </w:p>
-    <w:p>
-      <w:pPr>
+        <w:rPr>
+          <w:b/>
+          <w:bCs/>
+        </w:rPr>
+      </w:pPr>
+      <w:r>
+        <w:rPr>
+          <w:b/>
+          <w:bCs/>
+        </w:rPr>
+        <w:t xml:space="preserve">Trang </w:t>
+      </w:r>
+      <w:r>
+        <w:rPr>
+          <w:b/>
+          <w:bCs/>
+        </w:rPr>
+        <w:t xml:space="preserve">chi tiết </w:t>
+      </w:r>
+      <w:r>
+        <w:rPr>
+          <w:b/>
+          <w:bCs/>
+        </w:rPr>
+        <w:t>bài hát</w:t>
+      </w:r>
+    </w:p>
+    <w:p>
+      <w:pPr>
+        <w:keepNext/>
         <w:ind w:firstLine="567"/>
-      </w:pPr>
-      <w:r>
-        <w:t>Trang sẽ điều hướng đến “Trang đăng ký” nếu người dùng chưa có tài khoản.</w:t>
-      </w:r>
-    </w:p>
-    <w:p>
-      <w:pPr>
-        <w:rPr>
-          <w:b/>
-          <w:bCs/>
-        </w:rPr>
-      </w:pPr>
-      <w:r>
-        <w:rPr>
-          <w:b/>
-          <w:bCs/>
-        </w:rPr>
-        <w:t>G</w:t>
-      </w:r>
-      <w:r>
-        <w:rPr>
-          <w:b/>
-          <w:bCs/>
-        </w:rPr>
-        <w:t>iao diện trang Danh sách bài hát (Khám phá)</w:t>
-      </w:r>
-    </w:p>
-    <w:p>
-      <w:pPr>
-        <w:rPr>
-          <w:b/>
-          <w:bCs/>
-        </w:rPr>
+        <w:jc w:val="center"/>
       </w:pPr>
       <w:r>
         <w:rPr>
@@ -13791,10 +14322,10 @@
           <w:lang w:eastAsia="zh-CN"/>
         </w:rPr>
         <w:drawing>
-          <wp:inline distT="0" distB="0" distL="0" distR="0" wp14:anchorId="0A534502" wp14:editId="688C481D">
-            <wp:extent cx="5760720" cy="2914650"/>
-            <wp:effectExtent l="0" t="0" r="0" b="0"/>
-            <wp:docPr id="21" name="Picture 21"/>
+          <wp:inline distT="0" distB="0" distL="0" distR="0" wp14:anchorId="7221BEBB" wp14:editId="358E5391">
+            <wp:extent cx="5295900" cy="3231515"/>
+            <wp:effectExtent l="0" t="0" r="0" b="6985"/>
+            <wp:docPr id="22" name="Picture 22"/>
             <wp:cNvGraphicFramePr>
               <a:graphicFrameLocks xmlns:a="http://schemas.openxmlformats.org/drawingml/2006/main" noChangeAspect="1"/>
             </wp:cNvGraphicFramePr>
@@ -13814,7 +14345,7 @@
                   <pic:spPr>
                     <a:xfrm>
                       <a:off x="0" y="0"/>
-                      <a:ext cx="5760720" cy="2914650"/>
+                      <a:ext cx="5295900" cy="3231515"/>
                     </a:xfrm>
                     <a:prstGeom prst="rect">
                       <a:avLst/>
@@ -13829,48 +14360,163 @@
     </w:p>
     <w:p>
       <w:pPr>
-        <w:ind w:left="851"/>
+        <w:ind w:left="720"/>
         <w:jc w:val="center"/>
         <w:rPr>
           <w:b/>
-          <w:bCs/>
-        </w:rPr>
-      </w:pPr>
-      <w:r>
-        <w:rPr>
-          <w:b/>
-          <w:bCs/>
-        </w:rPr>
-        <w:t>Mô tả giao diện trang Danh sách bài hát</w:t>
-      </w:r>
-    </w:p>
-    <w:p>
-      <w:pPr>
-        <w:jc w:val="left"/>
-      </w:pPr>
+          <w:color w:val="000000" w:themeColor="text1"/>
+          <w:szCs w:val="26"/>
+        </w:rPr>
+      </w:pPr>
+      <w:r>
+        <w:rPr>
+          <w:b/>
+          <w:color w:val="000000" w:themeColor="text1"/>
+          <w:szCs w:val="26"/>
+        </w:rPr>
+        <w:t>Mô tả giao diện trang c</w:t>
+      </w:r>
+      <w:r>
+        <w:rPr>
+          <w:b/>
+          <w:color w:val="000000" w:themeColor="text1"/>
+          <w:szCs w:val="26"/>
+        </w:rPr>
+        <w:t>hi tiết bài hát</w:t>
+      </w:r>
+    </w:p>
+    <w:p>
+      <w:pPr>
+        <w:rPr>
+          <w:color w:val="000000" w:themeColor="text1"/>
+          <w:szCs w:val="26"/>
+        </w:rPr>
+      </w:pPr>
+      <w:r>
+        <w:rPr>
+          <w:color w:val="000000" w:themeColor="text1"/>
+          <w:szCs w:val="26"/>
+        </w:rPr>
+        <w:t>Trang chi tiết bài hát là nơi cung cấp đầy đủ thông tin và các chức năng tương tác liên quan đến một bài hát cụ thể, giúp người dùng vừa nghe nhạc vừa tìm hiểu nội dung bài hát.</w:t>
+      </w:r>
+    </w:p>
+    <w:p>
+      <w:pPr>
+        <w:rPr>
+          <w:b/>
+          <w:bCs/>
+          <w:color w:val="000000" w:themeColor="text1"/>
+          <w:szCs w:val="26"/>
+        </w:rPr>
+      </w:pPr>
+      <w:r>
+        <w:rPr>
+          <w:b/>
+          <w:bCs/>
+          <w:color w:val="000000" w:themeColor="text1"/>
+          <w:szCs w:val="26"/>
+        </w:rPr>
+        <w:t>Phần đầu trang (Header):</w:t>
+      </w:r>
+    </w:p>
+    <w:p>
+      <w:pPr>
+        <w:rPr>
+          <w:color w:val="000000" w:themeColor="text1"/>
+          <w:szCs w:val="26"/>
+        </w:rPr>
+      </w:pPr>
+      <w:r>
+        <w:rPr>
+          <w:color w:val="000000" w:themeColor="text1"/>
+          <w:szCs w:val="26"/>
+        </w:rPr>
+        <w:t xml:space="preserve">Header giữ nguyên cấu trúc </w:t>
+      </w:r>
+      <w:proofErr w:type="gramStart"/>
+      <w:r>
+        <w:rPr>
+          <w:color w:val="000000" w:themeColor="text1"/>
+          <w:szCs w:val="26"/>
+        </w:rPr>
+        <w:t>chung</w:t>
+      </w:r>
+      <w:proofErr w:type="gramEnd"/>
+      <w:r>
+        <w:rPr>
+          <w:color w:val="000000" w:themeColor="text1"/>
+          <w:szCs w:val="26"/>
+        </w:rPr>
+        <w:t xml:space="preserve"> của website với logo MusicStream, menu điều hướng (Trang chủ, Khám phá, Thư viện, Quản trị), ô tìm kiếm nhanh và thông tin tài khoản người dùng, đảm bảo tính nhất quán và thuận tiện khi di chuyển giữa các trang.</w:t>
+      </w:r>
+    </w:p>
+    <w:p>
+      <w:pPr>
+        <w:rPr>
+          <w:color w:val="000000" w:themeColor="text1"/>
+          <w:szCs w:val="26"/>
+        </w:rPr>
+      </w:pPr>
+      <w:r>
+        <w:rPr>
+          <w:color w:val="000000" w:themeColor="text1"/>
+          <w:szCs w:val="26"/>
+        </w:rPr>
+        <w:t>Khu vực thông tin bài hát:</w:t>
+      </w:r>
+    </w:p>
+    <w:p>
+      <w:pPr>
+        <w:rPr>
+          <w:b/>
+          <w:bCs/>
+          <w:color w:val="000000" w:themeColor="text1"/>
+          <w:szCs w:val="26"/>
+        </w:rPr>
+      </w:pPr>
+      <w:r>
+        <w:rPr>
+          <w:b/>
+          <w:bCs/>
+          <w:color w:val="000000" w:themeColor="text1"/>
+          <w:szCs w:val="26"/>
+        </w:rPr>
+        <w:t>Phần trung tâm của trang hiển thị thông tin chi tiết của bài hát bao gồm:</w:t>
+      </w:r>
+    </w:p>
+    <w:p>
+      <w:pPr>
+        <w:rPr>
+          <w:color w:val="000000" w:themeColor="text1"/>
+          <w:szCs w:val="26"/>
+        </w:rPr>
+      </w:pPr>
+      <w:r>
+        <w:rPr>
+          <w:color w:val="000000" w:themeColor="text1"/>
+          <w:szCs w:val="26"/>
+        </w:rPr>
+        <w:t>Hình ảnh đại diện (ảnh bìa bài hát/album)</w:t>
+      </w:r>
     </w:p>
     <w:p>
       <w:pPr>
         <w:pStyle w:val="ListParagraph"/>
         <w:numPr>
           <w:ilvl w:val="0"/>
-          <w:numId w:val="5"/>
+          <w:numId w:val="18"/>
         </w:numPr>
-        <w:ind w:left="1134" w:hanging="283"/>
-        <w:jc w:val="left"/>
-      </w:pPr>
-      <w:r>
-        <w:t xml:space="preserve">Trang </w:t>
-      </w:r>
-      <w:r>
-        <w:rPr>
-          <w:b/>
-          <w:bCs/>
-        </w:rPr>
-        <w:t>Danh sách bài hát</w:t>
-      </w:r>
-      <w:r>
-        <w:t xml:space="preserve"> là giao diện giúp người dùng khám phá và tìm kiếm các bài hát có trên hệ thống. Giao diện được thiết kế rõ ràng, trực quan, thuận tiện cho việc tra cứu và nghe nhạc.</w:t>
+        <w:rPr>
+          <w:color w:val="000000" w:themeColor="text1"/>
+          <w:szCs w:val="26"/>
+        </w:rPr>
+      </w:pPr>
+      <w:r>
+        <w:rPr>
+          <w:color w:val="000000" w:themeColor="text1"/>
+          <w:szCs w:val="26"/>
+        </w:rPr>
+        <w:t>Tên bài hát</w:t>
       </w:r>
     </w:p>
     <w:p>
@@ -13878,80 +14524,19 @@
         <w:pStyle w:val="ListParagraph"/>
         <w:numPr>
           <w:ilvl w:val="0"/>
-          <w:numId w:val="5"/>
+          <w:numId w:val="18"/>
         </w:numPr>
-        <w:ind w:left="1134" w:hanging="283"/>
-        <w:jc w:val="left"/>
-      </w:pPr>
-      <w:r>
-        <w:rPr>
-          <w:b/>
-          <w:bCs/>
-        </w:rPr>
-        <w:t>Phần đầu trang (Header)</w:t>
-      </w:r>
-      <w:proofErr w:type="gramStart"/>
-      <w:r>
-        <w:rPr>
-          <w:b/>
-          <w:bCs/>
-        </w:rPr>
-        <w:t>:</w:t>
-      </w:r>
-      <w:proofErr w:type="gramEnd"/>
-      <w:r>
-        <w:br/>
-        <w:t xml:space="preserve">Thanh header hiển thị logo </w:t>
-      </w:r>
-      <w:r>
-        <w:rPr>
-          <w:i/>
-          <w:iCs/>
-        </w:rPr>
-        <w:t>MusicStream</w:t>
-      </w:r>
-      <w:r>
-        <w:t xml:space="preserve"> ở góc trái cùng menu điều hướng gồm các mục </w:t>
-      </w:r>
-      <w:r>
-        <w:rPr>
-          <w:i/>
-          <w:iCs/>
-        </w:rPr>
-        <w:t>Trang chủ</w:t>
-      </w:r>
-      <w:r>
-        <w:t xml:space="preserve">, </w:t>
-      </w:r>
-      <w:r>
-        <w:rPr>
-          <w:i/>
-          <w:iCs/>
-        </w:rPr>
-        <w:t>Khám phá</w:t>
-      </w:r>
-      <w:r>
-        <w:t xml:space="preserve">, </w:t>
-      </w:r>
-      <w:r>
-        <w:rPr>
-          <w:i/>
-          <w:iCs/>
-        </w:rPr>
-        <w:t>Thư viện</w:t>
-      </w:r>
-      <w:r>
-        <w:t xml:space="preserve"> và </w:t>
-      </w:r>
-      <w:r>
-        <w:rPr>
-          <w:i/>
-          <w:iCs/>
-        </w:rPr>
-        <w:t>Quản trị</w:t>
-      </w:r>
-      <w:r>
-        <w:t>. Bên phải là thanh tìm kiếm nhanh và thông tin tài khoản người dùng, giúp người dùng dễ dàng truy cập các chức năng chính.</w:t>
+        <w:rPr>
+          <w:color w:val="000000" w:themeColor="text1"/>
+          <w:szCs w:val="26"/>
+        </w:rPr>
+      </w:pPr>
+      <w:r>
+        <w:rPr>
+          <w:color w:val="000000" w:themeColor="text1"/>
+          <w:szCs w:val="26"/>
+        </w:rPr>
+        <w:t>Tên nghệ sĩ</w:t>
       </w:r>
     </w:p>
     <w:p>
@@ -13959,40 +14544,19 @@
         <w:pStyle w:val="ListParagraph"/>
         <w:numPr>
           <w:ilvl w:val="0"/>
-          <w:numId w:val="5"/>
+          <w:numId w:val="18"/>
         </w:numPr>
-        <w:ind w:left="1134" w:hanging="283"/>
-        <w:jc w:val="left"/>
-      </w:pPr>
-      <w:r>
-        <w:rPr>
-          <w:b/>
-          <w:bCs/>
-        </w:rPr>
-        <w:t>Tiêu đề và mô tả</w:t>
-      </w:r>
-      <w:proofErr w:type="gramStart"/>
-      <w:r>
-        <w:rPr>
-          <w:b/>
-          <w:bCs/>
-        </w:rPr>
-        <w:t>:</w:t>
-      </w:r>
-      <w:proofErr w:type="gramEnd"/>
-      <w:r>
-        <w:br/>
-        <w:t xml:space="preserve">Ngay dưới header là tiêu đề </w:t>
-      </w:r>
-      <w:r>
-        <w:rPr>
-          <w:b/>
-          <w:bCs/>
-        </w:rPr>
-        <w:t>“Danh sách bài hát”</w:t>
-      </w:r>
-      <w:r>
-        <w:t>, kèm theo mô tả ngắn giới thiệu chức năng khám phá kho nhạc đa dạng từ nhiều nghệ sĩ.</w:t>
+        <w:rPr>
+          <w:color w:val="000000" w:themeColor="text1"/>
+          <w:szCs w:val="26"/>
+        </w:rPr>
+      </w:pPr>
+      <w:r>
+        <w:rPr>
+          <w:color w:val="000000" w:themeColor="text1"/>
+          <w:szCs w:val="26"/>
+        </w:rPr>
+        <w:t>Thể loại nhạc</w:t>
       </w:r>
     </w:p>
     <w:p>
@@ -14000,48 +14564,20 @@
         <w:pStyle w:val="ListParagraph"/>
         <w:numPr>
           <w:ilvl w:val="0"/>
-          <w:numId w:val="5"/>
+          <w:numId w:val="18"/>
         </w:numPr>
-        <w:ind w:left="1134" w:hanging="283"/>
-        <w:jc w:val="left"/>
-      </w:pPr>
-      <w:r>
-        <w:rPr>
-          <w:b/>
-          <w:bCs/>
-        </w:rPr>
-        <w:t>Khu vực tìm kiếm và lọc</w:t>
-      </w:r>
-      <w:proofErr w:type="gramStart"/>
-      <w:r>
-        <w:rPr>
-          <w:b/>
-          <w:bCs/>
-        </w:rPr>
-        <w:t>:</w:t>
-      </w:r>
-      <w:proofErr w:type="gramEnd"/>
-      <w:r>
-        <w:br/>
-        <w:t xml:space="preserve">Trang cung cấp ô nhập từ khóa cho phép tìm kiếm bài hát hoặc nghệ sĩ. Bên cạnh là nút </w:t>
-      </w:r>
-      <w:r>
-        <w:rPr>
-          <w:i/>
-          <w:iCs/>
-        </w:rPr>
-        <w:t>Tìm kiếm</w:t>
-      </w:r>
-      <w:r>
-        <w:t xml:space="preserve"> và hộp chọn thể loại (ví dụ: tất cả thể loại, Pop, </w:t>
-      </w:r>
-      <w:proofErr w:type="gramStart"/>
-      <w:r>
-        <w:t>Ballad, …)</w:t>
-      </w:r>
-      <w:proofErr w:type="gramEnd"/>
-      <w:r>
-        <w:t>, giúp người dùng lọc kết quả nhanh chóng và chính xác.</w:t>
+        <w:rPr>
+          <w:color w:val="000000" w:themeColor="text1"/>
+          <w:szCs w:val="26"/>
+        </w:rPr>
+      </w:pPr>
+      <w:r>
+        <w:rPr>
+          <w:color w:val="000000" w:themeColor="text1"/>
+          <w:szCs w:val="26"/>
+        </w:rPr>
+        <w:lastRenderedPageBreak/>
+        <w:t>Thời lượng bài hát</w:t>
       </w:r>
     </w:p>
     <w:p>
@@ -14049,21 +14585,19 @@
         <w:pStyle w:val="ListParagraph"/>
         <w:numPr>
           <w:ilvl w:val="0"/>
-          <w:numId w:val="5"/>
+          <w:numId w:val="18"/>
         </w:numPr>
-        <w:ind w:left="1134" w:hanging="283"/>
-        <w:jc w:val="left"/>
-      </w:pPr>
-      <w:r>
-        <w:rPr>
-          <w:b/>
-          <w:bCs/>
-        </w:rPr>
-        <w:t>Danh sách bài hát:</w:t>
-      </w:r>
-      <w:r>
-        <w:br/>
-        <w:t>Các bài hát được hiển thị dưới dạng các thẻ (card), mỗi thẻ bao gồm:</w:t>
+        <w:rPr>
+          <w:color w:val="000000" w:themeColor="text1"/>
+          <w:szCs w:val="26"/>
+        </w:rPr>
+      </w:pPr>
+      <w:r>
+        <w:rPr>
+          <w:color w:val="000000" w:themeColor="text1"/>
+          <w:szCs w:val="26"/>
+        </w:rPr>
+        <w:t>Số lượt nghe</w:t>
       </w:r>
     </w:p>
     <w:p>
@@ -14071,188 +14605,337 @@
         <w:pStyle w:val="ListParagraph"/>
         <w:numPr>
           <w:ilvl w:val="0"/>
-          <w:numId w:val="5"/>
+          <w:numId w:val="18"/>
         </w:numPr>
-        <w:ind w:left="1134" w:hanging="283"/>
-        <w:jc w:val="left"/>
-      </w:pPr>
-      <w:r>
-        <w:t>Hình ảnh đại diện (album hoặc bài hát)</w:t>
-      </w:r>
-    </w:p>
-    <w:p>
-      <w:pPr>
-        <w:pStyle w:val="ListParagraph"/>
-        <w:numPr>
-          <w:ilvl w:val="0"/>
-          <w:numId w:val="5"/>
-        </w:numPr>
-        <w:ind w:left="1134" w:hanging="283"/>
-        <w:jc w:val="left"/>
-      </w:pPr>
-      <w:r>
-        <w:t>Tên bài hát</w:t>
-      </w:r>
-    </w:p>
-    <w:p>
-      <w:pPr>
-        <w:pStyle w:val="ListParagraph"/>
-        <w:numPr>
-          <w:ilvl w:val="0"/>
-          <w:numId w:val="5"/>
-        </w:numPr>
-        <w:ind w:left="1134" w:hanging="283"/>
-        <w:jc w:val="left"/>
-      </w:pPr>
-      <w:r>
-        <w:t>Tên ca sĩ</w:t>
-      </w:r>
-    </w:p>
-    <w:p>
-      <w:pPr>
-        <w:pStyle w:val="ListParagraph"/>
-        <w:numPr>
-          <w:ilvl w:val="0"/>
-          <w:numId w:val="5"/>
-        </w:numPr>
-        <w:ind w:left="1134" w:hanging="283"/>
-        <w:jc w:val="left"/>
-      </w:pPr>
-      <w:r>
-        <w:t>Thể loại nhạc</w:t>
-      </w:r>
-    </w:p>
-    <w:p>
-      <w:pPr>
-        <w:pStyle w:val="ListParagraph"/>
-        <w:numPr>
-          <w:ilvl w:val="0"/>
-          <w:numId w:val="5"/>
-        </w:numPr>
-        <w:ind w:left="1134" w:hanging="283"/>
-        <w:jc w:val="left"/>
-      </w:pPr>
-      <w:r>
-        <w:t>Số lượt nghe</w:t>
-      </w:r>
-    </w:p>
-    <w:p>
-      <w:pPr>
-        <w:pStyle w:val="ListParagraph"/>
-        <w:numPr>
-          <w:ilvl w:val="0"/>
-          <w:numId w:val="5"/>
-        </w:numPr>
-        <w:ind w:left="1134" w:hanging="283"/>
-        <w:jc w:val="left"/>
-      </w:pPr>
-      <w:r>
-        <w:t xml:space="preserve">Nút </w:t>
-      </w:r>
-      <w:r>
-        <w:rPr>
-          <w:b/>
-          <w:bCs/>
-        </w:rPr>
-        <w:t>Phát</w:t>
-      </w:r>
-      <w:r>
-        <w:t xml:space="preserve"> để nghe nhạc trực tiếp</w:t>
-      </w:r>
-    </w:p>
-    <w:p>
-      <w:pPr>
-        <w:pStyle w:val="ListParagraph"/>
-        <w:numPr>
-          <w:ilvl w:val="0"/>
-          <w:numId w:val="5"/>
-        </w:numPr>
-        <w:ind w:left="1134" w:hanging="283"/>
-        <w:jc w:val="left"/>
-      </w:pPr>
-      <w:r>
-        <w:t>Biểu tượng xem chi tiết thông tin bài hát</w:t>
-      </w:r>
-    </w:p>
-    <w:p>
-      <w:pPr>
-        <w:pStyle w:val="ListParagraph"/>
-        <w:numPr>
-          <w:ilvl w:val="0"/>
-          <w:numId w:val="5"/>
-        </w:numPr>
-        <w:ind w:left="1134" w:hanging="283"/>
-        <w:jc w:val="left"/>
-      </w:pPr>
-      <w:r>
-        <w:t>Cách trình bày dạng lưới giúp giao diện gọn gàng, dễ quan sát và thao tác.</w:t>
-      </w:r>
-    </w:p>
-    <w:p>
-      <w:pPr>
-        <w:jc w:val="left"/>
-      </w:pPr>
-    </w:p>
-    <w:p>
-      <w:pPr>
-        <w:jc w:val="left"/>
-      </w:pPr>
-    </w:p>
-    <w:p>
-      <w:pPr>
-        <w:jc w:val="left"/>
-      </w:pPr>
-    </w:p>
-    <w:p>
-      <w:pPr>
-        <w:jc w:val="left"/>
-      </w:pPr>
-    </w:p>
-    <w:p>
-      <w:pPr>
-        <w:jc w:val="left"/>
-      </w:pPr>
-    </w:p>
-    <w:p>
-      <w:pPr>
-        <w:jc w:val="left"/>
-      </w:pPr>
-    </w:p>
-    <w:p>
-      <w:pPr>
-        <w:ind w:firstLine="567"/>
-        <w:rPr>
-          <w:b/>
-          <w:bCs/>
-        </w:rPr>
-      </w:pPr>
-      <w:r>
-        <w:rPr>
-          <w:b/>
-          <w:bCs/>
-        </w:rPr>
-        <w:t xml:space="preserve">Trang </w:t>
-      </w:r>
-      <w:r>
-        <w:rPr>
-          <w:b/>
-          <w:bCs/>
-        </w:rPr>
-        <w:t xml:space="preserve">chi tiết </w:t>
-      </w:r>
-      <w:r>
-        <w:rPr>
-          <w:b/>
-          <w:bCs/>
-        </w:rPr>
-        <w:t>bài hát</w:t>
-      </w:r>
-    </w:p>
-    <w:p>
-      <w:pPr>
-        <w:keepNext/>
-        <w:ind w:firstLine="567"/>
-        <w:jc w:val="center"/>
+        <w:rPr>
+          <w:color w:val="000000" w:themeColor="text1"/>
+          <w:szCs w:val="26"/>
+        </w:rPr>
+      </w:pPr>
+      <w:r>
+        <w:rPr>
+          <w:color w:val="000000" w:themeColor="text1"/>
+          <w:szCs w:val="26"/>
+        </w:rPr>
+        <w:t>Ngày phát hành</w:t>
+      </w:r>
+    </w:p>
+    <w:p>
+      <w:pPr>
+        <w:rPr>
+          <w:color w:val="000000" w:themeColor="text1"/>
+          <w:szCs w:val="26"/>
+        </w:rPr>
+      </w:pPr>
+      <w:r>
+        <w:rPr>
+          <w:color w:val="000000" w:themeColor="text1"/>
+          <w:szCs w:val="26"/>
+        </w:rPr>
+        <w:t>Bên dưới là hệ thống đánh giá sao, cho phép người dùng xem và đánh giá mức độ yêu thích đối với bài hát.</w:t>
+      </w:r>
+    </w:p>
+    <w:p>
+      <w:pPr>
+        <w:rPr>
+          <w:b/>
+          <w:bCs/>
+          <w:color w:val="000000" w:themeColor="text1"/>
+          <w:szCs w:val="26"/>
+        </w:rPr>
+      </w:pPr>
+      <w:r>
+        <w:rPr>
+          <w:b/>
+          <w:bCs/>
+          <w:color w:val="000000" w:themeColor="text1"/>
+          <w:szCs w:val="26"/>
+        </w:rPr>
+        <w:t>Khu vực chức năng:</w:t>
+      </w:r>
+    </w:p>
+    <w:p>
+      <w:pPr>
+        <w:rPr>
+          <w:color w:val="000000" w:themeColor="text1"/>
+          <w:szCs w:val="26"/>
+        </w:rPr>
+      </w:pPr>
+      <w:r>
+        <w:rPr>
+          <w:color w:val="000000" w:themeColor="text1"/>
+          <w:szCs w:val="26"/>
+        </w:rPr>
+        <w:t>Trang cung cấp các nút chức năng chính như:</w:t>
+      </w:r>
+    </w:p>
+    <w:p>
+      <w:pPr>
+        <w:rPr>
+          <w:color w:val="000000" w:themeColor="text1"/>
+          <w:szCs w:val="26"/>
+        </w:rPr>
+      </w:pPr>
+      <w:r>
+        <w:rPr>
+          <w:color w:val="000000" w:themeColor="text1"/>
+          <w:szCs w:val="26"/>
+        </w:rPr>
+        <w:t>Phát nhạc: nghe bài hát trực tuyến</w:t>
+      </w:r>
+    </w:p>
+    <w:p>
+      <w:pPr>
+        <w:rPr>
+          <w:color w:val="000000" w:themeColor="text1"/>
+          <w:szCs w:val="26"/>
+        </w:rPr>
+      </w:pPr>
+      <w:r>
+        <w:rPr>
+          <w:color w:val="000000" w:themeColor="text1"/>
+          <w:szCs w:val="26"/>
+        </w:rPr>
+        <w:t>Yêu thích: lưu bài hát vào danh sách yêu thích</w:t>
+      </w:r>
+    </w:p>
+    <w:p>
+      <w:pPr>
+        <w:rPr>
+          <w:color w:val="000000" w:themeColor="text1"/>
+          <w:szCs w:val="26"/>
+        </w:rPr>
+      </w:pPr>
+      <w:r>
+        <w:rPr>
+          <w:color w:val="000000" w:themeColor="text1"/>
+          <w:szCs w:val="26"/>
+        </w:rPr>
+        <w:t>Thêm vào Playlist: cho phép người dùng quản lý danh sách phát cá nhân</w:t>
+      </w:r>
+    </w:p>
+    <w:p>
+      <w:pPr>
+        <w:rPr>
+          <w:color w:val="000000" w:themeColor="text1"/>
+          <w:szCs w:val="26"/>
+        </w:rPr>
+      </w:pPr>
+      <w:r>
+        <w:rPr>
+          <w:color w:val="000000" w:themeColor="text1"/>
+          <w:szCs w:val="26"/>
+        </w:rPr>
+        <w:t>Các chức năng này giúp tăng tính tương tác và cá nhân hóa trải nghiệm người dùng.</w:t>
+      </w:r>
+    </w:p>
+    <w:p>
+      <w:pPr>
+        <w:rPr>
+          <w:color w:val="000000" w:themeColor="text1"/>
+          <w:szCs w:val="26"/>
+        </w:rPr>
+      </w:pPr>
+      <w:r>
+        <w:rPr>
+          <w:color w:val="000000" w:themeColor="text1"/>
+          <w:szCs w:val="26"/>
+        </w:rPr>
+        <w:t>Khu vực bài hát liên quan:</w:t>
+      </w:r>
+    </w:p>
+    <w:p>
+      <w:pPr>
+        <w:rPr>
+          <w:color w:val="000000" w:themeColor="text1"/>
+          <w:szCs w:val="26"/>
+        </w:rPr>
+      </w:pPr>
+      <w:r>
+        <w:rPr>
+          <w:color w:val="000000" w:themeColor="text1"/>
+          <w:szCs w:val="26"/>
+        </w:rPr>
+        <w:t>Bên phải trang hiển thị danh sách bài hát liên quan, gợi ý các bài hát cùng thể loại hoặc cùng nghệ sĩ, giúp người dùng dễ dàng khám phá thêm nội dung âm nhạc phù hợp.</w:t>
+      </w:r>
+    </w:p>
+    <w:p>
+      <w:pPr>
+        <w:rPr>
+          <w:b/>
+          <w:bCs/>
+          <w:color w:val="000000" w:themeColor="text1"/>
+          <w:szCs w:val="26"/>
+        </w:rPr>
+      </w:pPr>
+      <w:r>
+        <w:rPr>
+          <w:b/>
+          <w:bCs/>
+          <w:color w:val="000000" w:themeColor="text1"/>
+          <w:szCs w:val="26"/>
+        </w:rPr>
+        <w:t>Khu vực lời bài hát:</w:t>
+      </w:r>
+    </w:p>
+    <w:p>
+      <w:pPr>
+        <w:rPr>
+          <w:color w:val="000000" w:themeColor="text1"/>
+          <w:szCs w:val="26"/>
+        </w:rPr>
+      </w:pPr>
+      <w:r>
+        <w:rPr>
+          <w:color w:val="000000" w:themeColor="text1"/>
+          <w:szCs w:val="26"/>
+        </w:rPr>
+        <w:t xml:space="preserve">Phần Lời bài hát hiển thị nội dung ca từ của bài hát, hỗ trợ người dùng </w:t>
+      </w:r>
+      <w:proofErr w:type="gramStart"/>
+      <w:r>
+        <w:rPr>
+          <w:color w:val="000000" w:themeColor="text1"/>
+          <w:szCs w:val="26"/>
+        </w:rPr>
+        <w:t>theo</w:t>
+      </w:r>
+      <w:proofErr w:type="gramEnd"/>
+      <w:r>
+        <w:rPr>
+          <w:color w:val="000000" w:themeColor="text1"/>
+          <w:szCs w:val="26"/>
+        </w:rPr>
+        <w:t xml:space="preserve"> dõi và cảm nhận bài hát tốt hơn trong quá trình nghe.</w:t>
+      </w:r>
+    </w:p>
+    <w:p>
+      <w:pPr>
+        <w:rPr>
+          <w:b/>
+          <w:bCs/>
+          <w:color w:val="000000" w:themeColor="text1"/>
+          <w:szCs w:val="26"/>
+        </w:rPr>
+      </w:pPr>
+      <w:r>
+        <w:rPr>
+          <w:b/>
+          <w:bCs/>
+          <w:color w:val="000000" w:themeColor="text1"/>
+          <w:szCs w:val="26"/>
+        </w:rPr>
+        <w:t>Khu vực bình luận:</w:t>
+      </w:r>
+    </w:p>
+    <w:p>
+      <w:pPr>
+        <w:rPr>
+          <w:color w:val="000000" w:themeColor="text1"/>
+          <w:szCs w:val="26"/>
+        </w:rPr>
+      </w:pPr>
+      <w:r>
+        <w:rPr>
+          <w:color w:val="000000" w:themeColor="text1"/>
+          <w:szCs w:val="26"/>
+        </w:rPr>
+        <w:t>Trang cho phép người dùng viết và gửi bình luận về bài hát. Các bình luận được hiển thị công khai, tạo môi trường tương tác và chia sẻ cảm nhận giữa những người nghe nhạc.</w:t>
+      </w:r>
+    </w:p>
+    <w:p>
+      <w:pPr>
+        <w:rPr>
+          <w:color w:val="000000" w:themeColor="text1"/>
+          <w:szCs w:val="26"/>
+        </w:rPr>
+      </w:pPr>
+    </w:p>
+    <w:p>
+      <w:pPr>
+        <w:rPr>
+          <w:color w:val="000000" w:themeColor="text1"/>
+          <w:szCs w:val="26"/>
+        </w:rPr>
+      </w:pPr>
+    </w:p>
+    <w:p>
+      <w:pPr>
+        <w:rPr>
+          <w:color w:val="000000" w:themeColor="text1"/>
+          <w:szCs w:val="26"/>
+        </w:rPr>
+      </w:pPr>
+    </w:p>
+    <w:p>
+      <w:pPr>
+        <w:rPr>
+          <w:color w:val="000000" w:themeColor="text1"/>
+          <w:szCs w:val="26"/>
+        </w:rPr>
+      </w:pPr>
+    </w:p>
+    <w:p>
+      <w:pPr>
+        <w:rPr>
+          <w:color w:val="000000" w:themeColor="text1"/>
+          <w:szCs w:val="26"/>
+        </w:rPr>
+      </w:pPr>
+    </w:p>
+    <w:p>
+      <w:pPr>
+        <w:rPr>
+          <w:color w:val="000000" w:themeColor="text1"/>
+          <w:szCs w:val="26"/>
+        </w:rPr>
+      </w:pPr>
+    </w:p>
+    <w:p>
+      <w:pPr>
+        <w:rPr>
+          <w:color w:val="000000" w:themeColor="text1"/>
+          <w:szCs w:val="26"/>
+        </w:rPr>
+      </w:pPr>
+    </w:p>
+    <w:p>
+      <w:pPr>
+        <w:rPr>
+          <w:b/>
+          <w:bCs/>
+        </w:rPr>
+      </w:pPr>
+      <w:r>
+        <w:rPr>
+          <w:b/>
+          <w:bCs/>
+        </w:rPr>
+        <w:t xml:space="preserve">Giao diện trang </w:t>
+      </w:r>
+      <w:proofErr w:type="gramStart"/>
+      <w:r>
+        <w:rPr>
+          <w:b/>
+          <w:bCs/>
+        </w:rPr>
+        <w:t>thư</w:t>
+      </w:r>
+      <w:proofErr w:type="gramEnd"/>
+      <w:r>
+        <w:rPr>
+          <w:b/>
+          <w:bCs/>
+        </w:rPr>
+        <w:t xml:space="preserve"> viện</w:t>
+      </w:r>
+    </w:p>
+    <w:p>
+      <w:pPr>
+        <w:rPr>
+          <w:b/>
+          <w:bCs/>
+        </w:rPr>
       </w:pPr>
       <w:r>
         <w:rPr>
@@ -14260,10 +14943,10 @@
           <w:lang w:eastAsia="zh-CN"/>
         </w:rPr>
         <w:drawing>
-          <wp:inline distT="0" distB="0" distL="0" distR="0" wp14:anchorId="7221BEBB" wp14:editId="358E5391">
-            <wp:extent cx="5295900" cy="3231515"/>
-            <wp:effectExtent l="0" t="0" r="0" b="6985"/>
-            <wp:docPr id="22" name="Picture 22"/>
+          <wp:inline distT="0" distB="0" distL="0" distR="0" wp14:anchorId="4D120F92" wp14:editId="00D95728">
+            <wp:extent cx="5760720" cy="3221355"/>
+            <wp:effectExtent l="0" t="0" r="0" b="0"/>
+            <wp:docPr id="24" name="Picture 24"/>
             <wp:cNvGraphicFramePr>
               <a:graphicFrameLocks xmlns:a="http://schemas.openxmlformats.org/drawingml/2006/main" noChangeAspect="1"/>
             </wp:cNvGraphicFramePr>
@@ -14283,7 +14966,7 @@
                   <pic:spPr>
                     <a:xfrm>
                       <a:off x="0" y="0"/>
-                      <a:ext cx="5295900" cy="3231515"/>
+                      <a:ext cx="5760720" cy="3221355"/>
                     </a:xfrm>
                     <a:prstGeom prst="rect">
                       <a:avLst/>
@@ -14298,143 +14981,101 @@
     </w:p>
     <w:p>
       <w:pPr>
-        <w:ind w:left="720"/>
-        <w:jc w:val="center"/>
-        <w:rPr>
-          <w:b/>
-          <w:color w:val="000000" w:themeColor="text1"/>
-          <w:szCs w:val="26"/>
-        </w:rPr>
-      </w:pPr>
-      <w:r>
-        <w:rPr>
-          <w:b/>
-          <w:color w:val="000000" w:themeColor="text1"/>
-          <w:szCs w:val="26"/>
-        </w:rPr>
-        <w:t>Mô tả giao diện trang c</w:t>
-      </w:r>
-      <w:r>
-        <w:rPr>
-          <w:b/>
-          <w:color w:val="000000" w:themeColor="text1"/>
-          <w:szCs w:val="26"/>
-        </w:rPr>
-        <w:t>hi tiết bài hát</w:t>
-      </w:r>
-    </w:p>
-    <w:p>
-      <w:pPr>
-        <w:rPr>
-          <w:color w:val="000000" w:themeColor="text1"/>
-          <w:szCs w:val="26"/>
-        </w:rPr>
-      </w:pPr>
-      <w:r>
-        <w:rPr>
-          <w:color w:val="000000" w:themeColor="text1"/>
-          <w:szCs w:val="26"/>
-        </w:rPr>
-        <w:t>Trang chi tiết bài hát là nơi cung cấp đầy đủ thông tin và các chức năng tương tác liên quan đến một bài hát cụ thể, giúp người dùng vừa nghe nhạc vừa tìm hiểu nội dung bài hát.</w:t>
-      </w:r>
-    </w:p>
-    <w:p>
-      <w:pPr>
-        <w:rPr>
-          <w:b/>
-          <w:bCs/>
-          <w:color w:val="000000" w:themeColor="text1"/>
-          <w:szCs w:val="26"/>
-        </w:rPr>
-      </w:pPr>
-      <w:r>
-        <w:rPr>
-          <w:b/>
-          <w:bCs/>
-          <w:color w:val="000000" w:themeColor="text1"/>
-          <w:szCs w:val="26"/>
+        <w:ind w:firstLine="567"/>
+        <w:rPr>
+          <w:b/>
+          <w:bCs/>
+        </w:rPr>
+      </w:pPr>
+      <w:r>
+        <w:rPr>
+          <w:b/>
+          <w:bCs/>
+        </w:rPr>
+        <w:t>Mô tả giao diện trang Thư viện</w:t>
+      </w:r>
+    </w:p>
+    <w:p>
+      <w:pPr>
+        <w:ind w:firstLine="567"/>
+      </w:pPr>
+      <w:r>
+        <w:t xml:space="preserve">Trang Thư viện của tôi là nơi quản lý các playlist cá nhân do người dùng tạo ra, giúp người dùng lưu trữ và tổ chức danh sách bài hát </w:t>
+      </w:r>
+      <w:proofErr w:type="gramStart"/>
+      <w:r>
+        <w:t>theo</w:t>
+      </w:r>
+      <w:proofErr w:type="gramEnd"/>
+      <w:r>
+        <w:t xml:space="preserve"> sở thích riêng.</w:t>
+      </w:r>
+    </w:p>
+    <w:p>
+      <w:pPr>
+        <w:ind w:firstLine="567"/>
+        <w:rPr>
+          <w:b/>
+          <w:bCs/>
+        </w:rPr>
+      </w:pPr>
+      <w:r>
+        <w:rPr>
+          <w:b/>
+          <w:bCs/>
         </w:rPr>
         <w:t>Phần đầu trang (Header):</w:t>
       </w:r>
     </w:p>
     <w:p>
       <w:pPr>
-        <w:rPr>
-          <w:color w:val="000000" w:themeColor="text1"/>
-          <w:szCs w:val="26"/>
-        </w:rPr>
-      </w:pPr>
-      <w:r>
-        <w:rPr>
-          <w:color w:val="000000" w:themeColor="text1"/>
-          <w:szCs w:val="26"/>
-        </w:rPr>
-        <w:t xml:space="preserve">Header giữ nguyên cấu trúc </w:t>
-      </w:r>
-      <w:proofErr w:type="gramStart"/>
-      <w:r>
-        <w:rPr>
-          <w:color w:val="000000" w:themeColor="text1"/>
-          <w:szCs w:val="26"/>
-        </w:rPr>
-        <w:t>chung</w:t>
-      </w:r>
-      <w:proofErr w:type="gramEnd"/>
-      <w:r>
-        <w:rPr>
-          <w:color w:val="000000" w:themeColor="text1"/>
-          <w:szCs w:val="26"/>
-        </w:rPr>
-        <w:t xml:space="preserve"> của website với logo MusicStream, menu điều hướng (Trang chủ, Khám phá, Thư viện, Quản trị), ô tìm kiếm nhanh và thông tin tài khoản người dùng, đảm bảo tính nhất quán và thuận tiện khi di chuyển giữa các trang.</w:t>
-      </w:r>
-    </w:p>
-    <w:p>
-      <w:pPr>
-        <w:rPr>
-          <w:color w:val="000000" w:themeColor="text1"/>
-          <w:szCs w:val="26"/>
-        </w:rPr>
-      </w:pPr>
-      <w:r>
-        <w:rPr>
-          <w:color w:val="000000" w:themeColor="text1"/>
-          <w:szCs w:val="26"/>
-        </w:rPr>
-        <w:t>Khu vực thông tin bài hát:</w:t>
-      </w:r>
-    </w:p>
-    <w:p>
-      <w:pPr>
-        <w:rPr>
-          <w:b/>
-          <w:bCs/>
-          <w:color w:val="000000" w:themeColor="text1"/>
-          <w:szCs w:val="26"/>
-        </w:rPr>
-      </w:pPr>
-      <w:r>
-        <w:rPr>
-          <w:b/>
-          <w:bCs/>
-          <w:color w:val="000000" w:themeColor="text1"/>
-          <w:szCs w:val="26"/>
-        </w:rPr>
-        <w:t>Phần trung tâm của trang hiển thị thông tin chi tiết của bài hát bao gồm:</w:t>
-      </w:r>
-    </w:p>
-    <w:p>
-      <w:pPr>
-        <w:rPr>
-          <w:color w:val="000000" w:themeColor="text1"/>
-          <w:szCs w:val="26"/>
-        </w:rPr>
-      </w:pPr>
-      <w:r>
-        <w:rPr>
-          <w:color w:val="000000" w:themeColor="text1"/>
-          <w:szCs w:val="26"/>
-        </w:rPr>
-        <w:t>Hình ảnh đại diện (ảnh bìa bài hát/album)</w:t>
+        <w:ind w:firstLine="567"/>
+      </w:pPr>
+      <w:r>
+        <w:t>Thanh header giữ nguyên thiết kế thống nhất của website với logo MusicStream, các mục điều hướng gồm Trang chủ, Khám phá, Thư viện và Quản trị. Ô tìm kiếm nhanh và thông tin tài khoản người dùng được bố trí bên phải, giúp th</w:t>
+      </w:r>
+      <w:r>
+        <w:t>ao tác thuận tiện và nhất quán.</w:t>
+      </w:r>
+    </w:p>
+    <w:p>
+      <w:pPr>
+        <w:ind w:firstLine="567"/>
+      </w:pPr>
+      <w:r>
+        <w:t>Tiêu đề trang:</w:t>
+      </w:r>
+    </w:p>
+    <w:p>
+      <w:pPr>
+        <w:ind w:firstLine="567"/>
+      </w:pPr>
+      <w:r>
+        <w:t>Phần nội dung chính bắt đầu với tiêu đề “Thư viện của tôi”, kèm mô tả ngắn “Các danh sách phát bạn đã tạo”, giúp người dùng hiểu rõ chức năng của trang.</w:t>
+      </w:r>
+    </w:p>
+    <w:p>
+      <w:pPr>
+        <w:ind w:firstLine="567"/>
+        <w:rPr>
+          <w:b/>
+          <w:bCs/>
+        </w:rPr>
+      </w:pPr>
+      <w:r>
+        <w:rPr>
+          <w:b/>
+          <w:bCs/>
+        </w:rPr>
+        <w:t>Khu vực quản lý playlist:</w:t>
+      </w:r>
+    </w:p>
+    <w:p>
+      <w:pPr>
+        <w:ind w:firstLine="567"/>
+      </w:pPr>
+      <w:r>
+        <w:t>Trang hiển thị các playlist dưới dạng các thẻ (card), mỗi playlist bao gồm:</w:t>
       </w:r>
     </w:p>
     <w:p>
@@ -14442,19 +15083,11 @@
         <w:pStyle w:val="ListParagraph"/>
         <w:numPr>
           <w:ilvl w:val="0"/>
-          <w:numId w:val="18"/>
+          <w:numId w:val="19"/>
         </w:numPr>
-        <w:rPr>
-          <w:color w:val="000000" w:themeColor="text1"/>
-          <w:szCs w:val="26"/>
-        </w:rPr>
-      </w:pPr>
-      <w:r>
-        <w:rPr>
-          <w:color w:val="000000" w:themeColor="text1"/>
-          <w:szCs w:val="26"/>
-        </w:rPr>
-        <w:t>Tên bài hát</w:t>
+      </w:pPr>
+      <w:r>
+        <w:t>Hình ảnh đại diện playlist</w:t>
       </w:r>
     </w:p>
     <w:p>
@@ -14462,19 +15095,11 @@
         <w:pStyle w:val="ListParagraph"/>
         <w:numPr>
           <w:ilvl w:val="0"/>
-          <w:numId w:val="18"/>
+          <w:numId w:val="19"/>
         </w:numPr>
-        <w:rPr>
-          <w:color w:val="000000" w:themeColor="text1"/>
-          <w:szCs w:val="26"/>
-        </w:rPr>
-      </w:pPr>
-      <w:r>
-        <w:rPr>
-          <w:color w:val="000000" w:themeColor="text1"/>
-          <w:szCs w:val="26"/>
-        </w:rPr>
-        <w:t>Tên nghệ sĩ</w:t>
+      </w:pPr>
+      <w:r>
+        <w:t>Tên playlist</w:t>
       </w:r>
     </w:p>
     <w:p>
@@ -14482,19 +15107,12 @@
         <w:pStyle w:val="ListParagraph"/>
         <w:numPr>
           <w:ilvl w:val="0"/>
-          <w:numId w:val="18"/>
+          <w:numId w:val="19"/>
         </w:numPr>
-        <w:rPr>
-          <w:color w:val="000000" w:themeColor="text1"/>
-          <w:szCs w:val="26"/>
-        </w:rPr>
-      </w:pPr>
-      <w:r>
-        <w:rPr>
-          <w:color w:val="000000" w:themeColor="text1"/>
-          <w:szCs w:val="26"/>
-        </w:rPr>
-        <w:t>Thể loại nhạc</w:t>
+      </w:pPr>
+      <w:r>
+        <w:lastRenderedPageBreak/>
+        <w:t>Số lượng bài hát trong playlist</w:t>
       </w:r>
     </w:p>
     <w:p>
@@ -14502,20 +15120,11 @@
         <w:pStyle w:val="ListParagraph"/>
         <w:numPr>
           <w:ilvl w:val="0"/>
-          <w:numId w:val="18"/>
+          <w:numId w:val="19"/>
         </w:numPr>
-        <w:rPr>
-          <w:color w:val="000000" w:themeColor="text1"/>
-          <w:szCs w:val="26"/>
-        </w:rPr>
-      </w:pPr>
-      <w:r>
-        <w:rPr>
-          <w:color w:val="000000" w:themeColor="text1"/>
-          <w:szCs w:val="26"/>
-        </w:rPr>
-        <w:lastRenderedPageBreak/>
-        <w:t>Thời lượng bài hát</w:t>
+      </w:pPr>
+      <w:r>
+        <w:t>Mô tả ngắn về nội dung playlist</w:t>
       </w:r>
     </w:p>
     <w:p>
@@ -14523,19 +15132,11 @@
         <w:pStyle w:val="ListParagraph"/>
         <w:numPr>
           <w:ilvl w:val="0"/>
-          <w:numId w:val="18"/>
+          <w:numId w:val="19"/>
         </w:numPr>
-        <w:rPr>
-          <w:color w:val="000000" w:themeColor="text1"/>
-          <w:szCs w:val="26"/>
-        </w:rPr>
-      </w:pPr>
-      <w:r>
-        <w:rPr>
-          <w:color w:val="000000" w:themeColor="text1"/>
-          <w:szCs w:val="26"/>
-        </w:rPr>
-        <w:t>Số lượt nghe</w:t>
+      </w:pPr>
+      <w:r>
+        <w:t>Trạng thái hiển thị (công khai)</w:t>
       </w:r>
     </w:p>
     <w:p>
@@ -14543,329 +15144,71 @@
         <w:pStyle w:val="ListParagraph"/>
         <w:numPr>
           <w:ilvl w:val="0"/>
-          <w:numId w:val="18"/>
+          <w:numId w:val="19"/>
         </w:numPr>
-        <w:rPr>
-          <w:color w:val="000000" w:themeColor="text1"/>
-          <w:szCs w:val="26"/>
-        </w:rPr>
-      </w:pPr>
-      <w:r>
-        <w:rPr>
-          <w:color w:val="000000" w:themeColor="text1"/>
-          <w:szCs w:val="26"/>
-        </w:rPr>
-        <w:t>Ngày phát hành</w:t>
-      </w:r>
-    </w:p>
-    <w:p>
-      <w:pPr>
-        <w:rPr>
-          <w:color w:val="000000" w:themeColor="text1"/>
-          <w:szCs w:val="26"/>
-        </w:rPr>
-      </w:pPr>
-      <w:r>
-        <w:rPr>
-          <w:color w:val="000000" w:themeColor="text1"/>
-          <w:szCs w:val="26"/>
-        </w:rPr>
-        <w:t>Bên dưới là hệ thống đánh giá sao, cho phép người dùng xem và đánh giá mức độ yêu thích đối với bài hát.</w:t>
-      </w:r>
-    </w:p>
-    <w:p>
-      <w:pPr>
-        <w:rPr>
-          <w:b/>
-          <w:bCs/>
-          <w:color w:val="000000" w:themeColor="text1"/>
-          <w:szCs w:val="26"/>
-        </w:rPr>
-      </w:pPr>
-      <w:r>
-        <w:rPr>
-          <w:b/>
-          <w:bCs/>
-          <w:color w:val="000000" w:themeColor="text1"/>
-          <w:szCs w:val="26"/>
-        </w:rPr>
-        <w:t>Khu vực chức năng:</w:t>
-      </w:r>
-    </w:p>
-    <w:p>
-      <w:pPr>
-        <w:rPr>
-          <w:color w:val="000000" w:themeColor="text1"/>
-          <w:szCs w:val="26"/>
-        </w:rPr>
-      </w:pPr>
-      <w:r>
-        <w:rPr>
-          <w:color w:val="000000" w:themeColor="text1"/>
-          <w:szCs w:val="26"/>
-        </w:rPr>
-        <w:t>Trang cung cấp các nút chức năng chính như:</w:t>
-      </w:r>
-    </w:p>
-    <w:p>
-      <w:pPr>
-        <w:rPr>
-          <w:color w:val="000000" w:themeColor="text1"/>
-          <w:szCs w:val="26"/>
-        </w:rPr>
-      </w:pPr>
-      <w:r>
-        <w:rPr>
-          <w:color w:val="000000" w:themeColor="text1"/>
-          <w:szCs w:val="26"/>
-        </w:rPr>
-        <w:t>Phát nhạc: nghe bài hát trực tuyến</w:t>
-      </w:r>
-    </w:p>
-    <w:p>
-      <w:pPr>
-        <w:rPr>
-          <w:color w:val="000000" w:themeColor="text1"/>
-          <w:szCs w:val="26"/>
-        </w:rPr>
-      </w:pPr>
-      <w:r>
-        <w:rPr>
-          <w:color w:val="000000" w:themeColor="text1"/>
-          <w:szCs w:val="26"/>
-        </w:rPr>
-        <w:t>Yêu thích: lưu bài hát vào danh sách yêu thích</w:t>
-      </w:r>
-    </w:p>
-    <w:p>
-      <w:pPr>
-        <w:rPr>
-          <w:color w:val="000000" w:themeColor="text1"/>
-          <w:szCs w:val="26"/>
-        </w:rPr>
-      </w:pPr>
-      <w:r>
-        <w:rPr>
-          <w:color w:val="000000" w:themeColor="text1"/>
-          <w:szCs w:val="26"/>
-        </w:rPr>
-        <w:t>Thêm vào Playlist: cho phép người dùng quản lý danh sách phát cá nhân</w:t>
-      </w:r>
-    </w:p>
-    <w:p>
-      <w:pPr>
-        <w:rPr>
-          <w:color w:val="000000" w:themeColor="text1"/>
-          <w:szCs w:val="26"/>
-        </w:rPr>
-      </w:pPr>
-      <w:r>
-        <w:rPr>
-          <w:color w:val="000000" w:themeColor="text1"/>
-          <w:szCs w:val="26"/>
-        </w:rPr>
-        <w:t>Các chức năng này giúp tăng tính tương tác và cá nhân hóa trải nghiệm người dùng.</w:t>
-      </w:r>
-    </w:p>
-    <w:p>
-      <w:pPr>
-        <w:rPr>
-          <w:color w:val="000000" w:themeColor="text1"/>
-          <w:szCs w:val="26"/>
-        </w:rPr>
-      </w:pPr>
-      <w:r>
-        <w:rPr>
-          <w:color w:val="000000" w:themeColor="text1"/>
-          <w:szCs w:val="26"/>
-        </w:rPr>
-        <w:t>Khu vực bài hát liên quan:</w:t>
-      </w:r>
-    </w:p>
-    <w:p>
-      <w:pPr>
-        <w:rPr>
-          <w:color w:val="000000" w:themeColor="text1"/>
-          <w:szCs w:val="26"/>
-        </w:rPr>
-      </w:pPr>
-      <w:r>
-        <w:rPr>
-          <w:color w:val="000000" w:themeColor="text1"/>
-          <w:szCs w:val="26"/>
-        </w:rPr>
-        <w:t>Bên phải trang hiển thị danh sách bài hát liên quan, gợi ý các bài hát cùng thể loại hoặc cùng nghệ sĩ, giúp người dùng dễ dàng khám phá thêm nội dung âm nhạc phù hợp.</w:t>
-      </w:r>
-    </w:p>
-    <w:p>
-      <w:pPr>
-        <w:rPr>
-          <w:b/>
-          <w:bCs/>
-          <w:color w:val="000000" w:themeColor="text1"/>
-          <w:szCs w:val="26"/>
-        </w:rPr>
-      </w:pPr>
-      <w:r>
-        <w:rPr>
-          <w:b/>
-          <w:bCs/>
-          <w:color w:val="000000" w:themeColor="text1"/>
-          <w:szCs w:val="26"/>
-        </w:rPr>
-        <w:t>Khu vực lời bài hát:</w:t>
-      </w:r>
-    </w:p>
-    <w:p>
-      <w:pPr>
-        <w:rPr>
-          <w:color w:val="000000" w:themeColor="text1"/>
-          <w:szCs w:val="26"/>
-        </w:rPr>
-      </w:pPr>
-      <w:r>
-        <w:rPr>
-          <w:color w:val="000000" w:themeColor="text1"/>
-          <w:szCs w:val="26"/>
-        </w:rPr>
-        <w:t xml:space="preserve">Phần Lời bài hát hiển thị nội dung ca từ của bài hát, hỗ trợ người dùng </w:t>
+      </w:pPr>
+      <w:r>
+        <w:t>Biểu tượng xóa playlist</w:t>
+      </w:r>
+    </w:p>
+    <w:p>
+      <w:pPr>
+        <w:pStyle w:val="ListParagraph"/>
+        <w:numPr>
+          <w:ilvl w:val="0"/>
+          <w:numId w:val="19"/>
+        </w:numPr>
+      </w:pPr>
+      <w:r>
+        <w:t xml:space="preserve">Thiết kế dạng lưới giúp người dùng dễ dàng </w:t>
       </w:r>
       <w:proofErr w:type="gramStart"/>
       <w:r>
-        <w:rPr>
-          <w:color w:val="000000" w:themeColor="text1"/>
-          <w:szCs w:val="26"/>
-        </w:rPr>
         <w:t>theo</w:t>
       </w:r>
       <w:proofErr w:type="gramEnd"/>
       <w:r>
-        <w:rPr>
-          <w:color w:val="000000" w:themeColor="text1"/>
-          <w:szCs w:val="26"/>
-        </w:rPr>
-        <w:t xml:space="preserve"> dõi và cảm nhận bài hát tốt hơn trong quá trình nghe.</w:t>
-      </w:r>
-    </w:p>
-    <w:p>
-      <w:pPr>
-        <w:rPr>
-          <w:b/>
-          <w:bCs/>
-          <w:color w:val="000000" w:themeColor="text1"/>
-          <w:szCs w:val="26"/>
-        </w:rPr>
-      </w:pPr>
-      <w:r>
-        <w:rPr>
-          <w:b/>
-          <w:bCs/>
-          <w:color w:val="000000" w:themeColor="text1"/>
-          <w:szCs w:val="26"/>
-        </w:rPr>
-        <w:t>Khu vực bình luận:</w:t>
-      </w:r>
-    </w:p>
-    <w:p>
-      <w:pPr>
-        <w:rPr>
-          <w:color w:val="000000" w:themeColor="text1"/>
-          <w:szCs w:val="26"/>
-        </w:rPr>
-      </w:pPr>
-      <w:r>
-        <w:rPr>
-          <w:color w:val="000000" w:themeColor="text1"/>
-          <w:szCs w:val="26"/>
-        </w:rPr>
-        <w:t>Trang cho phép người dùng viết và gửi bình luận về bài hát. Các bình luận được hiển thị công khai, tạo môi trường tương tác và chia sẻ cảm nhận giữa những người nghe nhạc.</w:t>
-      </w:r>
-    </w:p>
-    <w:p>
-      <w:pPr>
-        <w:rPr>
-          <w:color w:val="000000" w:themeColor="text1"/>
-          <w:szCs w:val="26"/>
-        </w:rPr>
-      </w:pPr>
-    </w:p>
-    <w:p>
-      <w:pPr>
-        <w:rPr>
-          <w:color w:val="000000" w:themeColor="text1"/>
-          <w:szCs w:val="26"/>
-        </w:rPr>
-      </w:pPr>
-    </w:p>
-    <w:p>
-      <w:pPr>
-        <w:rPr>
-          <w:color w:val="000000" w:themeColor="text1"/>
-          <w:szCs w:val="26"/>
-        </w:rPr>
-      </w:pPr>
-    </w:p>
-    <w:p>
-      <w:pPr>
-        <w:rPr>
-          <w:color w:val="000000" w:themeColor="text1"/>
-          <w:szCs w:val="26"/>
-        </w:rPr>
-      </w:pPr>
-    </w:p>
-    <w:p>
-      <w:pPr>
-        <w:rPr>
-          <w:color w:val="000000" w:themeColor="text1"/>
-          <w:szCs w:val="26"/>
-        </w:rPr>
-      </w:pPr>
-    </w:p>
-    <w:p>
-      <w:pPr>
-        <w:rPr>
-          <w:color w:val="000000" w:themeColor="text1"/>
-          <w:szCs w:val="26"/>
-        </w:rPr>
-      </w:pPr>
-    </w:p>
-    <w:p>
-      <w:pPr>
-        <w:rPr>
-          <w:color w:val="000000" w:themeColor="text1"/>
-          <w:szCs w:val="26"/>
-        </w:rPr>
-      </w:pPr>
-    </w:p>
-    <w:p>
-      <w:pPr>
-        <w:rPr>
-          <w:b/>
-          <w:bCs/>
-        </w:rPr>
-      </w:pPr>
-      <w:r>
-        <w:rPr>
-          <w:b/>
-          <w:bCs/>
-        </w:rPr>
-        <w:t xml:space="preserve">Giao diện trang </w:t>
-      </w:r>
-      <w:proofErr w:type="gramStart"/>
-      <w:r>
-        <w:rPr>
-          <w:b/>
-          <w:bCs/>
-        </w:rPr>
-        <w:t>thư</w:t>
-      </w:r>
-      <w:proofErr w:type="gramEnd"/>
-      <w:r>
-        <w:rPr>
-          <w:b/>
-          <w:bCs/>
-        </w:rPr>
-        <w:t xml:space="preserve"> viện</w:t>
+        <w:t xml:space="preserve"> dõi và quản lý nhiều playlist cùng lúc.</w:t>
+      </w:r>
+    </w:p>
+    <w:p>
+      <w:pPr>
+        <w:ind w:firstLine="567"/>
+        <w:rPr>
+          <w:b/>
+          <w:bCs/>
+        </w:rPr>
+      </w:pPr>
+      <w:r>
+        <w:rPr>
+          <w:b/>
+          <w:bCs/>
+        </w:rPr>
+        <w:t>Chức năng tạo playlist mới:</w:t>
+      </w:r>
+    </w:p>
+    <w:p>
+      <w:pPr>
+        <w:ind w:firstLine="567"/>
+      </w:pPr>
+      <w:r>
+        <w:t>Ở góc phải phía trên có nút “Tạo Playlist mới”, cho phép người dùng nhanh chóng tạo thêm danh sách phát mới, nâng cao khả năng cá nhân hóa trải nghiệm nghe nhạc.</w:t>
+      </w:r>
+    </w:p>
+    <w:p>
+      <w:pPr>
+        <w:ind w:firstLine="567"/>
+        <w:rPr>
+          <w:b/>
+          <w:bCs/>
+        </w:rPr>
+      </w:pPr>
+      <w:r>
+        <w:rPr>
+          <w:b/>
+          <w:bCs/>
+        </w:rPr>
+        <w:t>Trang quản trị viên</w:t>
       </w:r>
     </w:p>
     <w:p>
@@ -14881,10 +15224,10 @@
           <w:lang w:eastAsia="zh-CN"/>
         </w:rPr>
         <w:drawing>
-          <wp:inline distT="0" distB="0" distL="0" distR="0" wp14:anchorId="4D120F92" wp14:editId="00D95728">
-            <wp:extent cx="5760720" cy="3221355"/>
+          <wp:inline distT="0" distB="0" distL="0" distR="0" wp14:anchorId="3864F502" wp14:editId="0AB6CA61">
+            <wp:extent cx="5760720" cy="3228340"/>
             <wp:effectExtent l="0" t="0" r="0" b="0"/>
-            <wp:docPr id="24" name="Picture 24"/>
+            <wp:docPr id="25" name="Picture 25"/>
             <wp:cNvGraphicFramePr>
               <a:graphicFrameLocks xmlns:a="http://schemas.openxmlformats.org/drawingml/2006/main" noChangeAspect="1"/>
             </wp:cNvGraphicFramePr>
@@ -14904,7 +15247,7 @@
                   <pic:spPr>
                     <a:xfrm>
                       <a:off x="0" y="0"/>
-                      <a:ext cx="5760720" cy="3221355"/>
+                      <a:ext cx="5760720" cy="3228340"/>
                     </a:xfrm>
                     <a:prstGeom prst="rect">
                       <a:avLst/>
@@ -14919,26 +15262,38 @@
     </w:p>
     <w:p>
       <w:pPr>
-        <w:ind w:firstLine="567"/>
-        <w:rPr>
-          <w:b/>
-          <w:bCs/>
-        </w:rPr>
-      </w:pPr>
-      <w:r>
-        <w:rPr>
-          <w:b/>
-          <w:bCs/>
-        </w:rPr>
-        <w:t>Mô tả giao diện trang Thư viện</w:t>
-      </w:r>
-    </w:p>
-    <w:p>
-      <w:pPr>
-        <w:ind w:firstLine="567"/>
-      </w:pPr>
-      <w:r>
-        <w:t xml:space="preserve">Trang Thư viện của tôi là nơi quản lý các playlist cá nhân do người dùng tạo ra, giúp người dùng lưu trữ và tổ chức danh sách bài hát </w:t>
+        <w:keepNext/>
+        <w:jc w:val="center"/>
+        <w:rPr>
+          <w:b/>
+          <w:bCs/>
+        </w:rPr>
+      </w:pPr>
+      <w:r>
+        <w:rPr>
+          <w:b/>
+          <w:bCs/>
+        </w:rPr>
+        <w:t>Mô tả giao diện trang Quản trị hệ thống</w:t>
+      </w:r>
+    </w:p>
+    <w:p>
+      <w:pPr>
+        <w:keepNext/>
+        <w:jc w:val="left"/>
+      </w:pPr>
+      <w:r>
+        <w:t xml:space="preserve">Trang </w:t>
+      </w:r>
+      <w:r>
+        <w:rPr>
+          <w:b/>
+          <w:bCs/>
+        </w:rPr>
+        <w:t>Quản trị hệ thống</w:t>
+      </w:r>
+      <w:r>
+        <w:t xml:space="preserve"> là giao diện dành cho quản trị viên, cho phép </w:t>
       </w:r>
       <w:proofErr w:type="gramStart"/>
       <w:r>
@@ -14946,16 +15301,13 @@
       </w:r>
       <w:proofErr w:type="gramEnd"/>
       <w:r>
-        <w:t xml:space="preserve"> sở thích riêng.</w:t>
-      </w:r>
-    </w:p>
-    <w:p>
-      <w:pPr>
-        <w:ind w:firstLine="567"/>
-        <w:rPr>
-          <w:b/>
-          <w:bCs/>
-        </w:rPr>
+        <w:t xml:space="preserve"> dõi tổng quan và quản lý toàn bộ dữ liệu của website nghe nhạc online MusicStream.</w:t>
+      </w:r>
+    </w:p>
+    <w:p>
+      <w:pPr>
+        <w:keepNext/>
+        <w:jc w:val="left"/>
       </w:pPr>
       <w:r>
         <w:rPr>
@@ -14964,193 +15316,511 @@
         </w:rPr>
         <w:t>Phần đầu trang (Header):</w:t>
       </w:r>
-    </w:p>
-    <w:p>
-      <w:pPr>
-        <w:ind w:firstLine="567"/>
-      </w:pPr>
-      <w:r>
-        <w:t>Thanh header giữ nguyên thiết kế thống nhất của website với logo MusicStream, các mục điều hướng gồm Trang chủ, Khám phá, Thư viện và Quản trị. Ô tìm kiếm nhanh và thông tin tài khoản người dùng được bố trí bên phải, giúp th</w:t>
-      </w:r>
-      <w:r>
-        <w:t>ao tác thuận tiện và nhất quán.</w:t>
-      </w:r>
-    </w:p>
-    <w:p>
-      <w:pPr>
-        <w:ind w:firstLine="567"/>
-      </w:pPr>
-      <w:r>
-        <w:t>Tiêu đề trang:</w:t>
-      </w:r>
-    </w:p>
-    <w:p>
-      <w:pPr>
-        <w:ind w:firstLine="567"/>
-      </w:pPr>
-      <w:r>
-        <w:t>Phần nội dung chính bắt đầu với tiêu đề “Thư viện của tôi”, kèm mô tả ngắn “Các danh sách phát bạn đã tạo”, giúp người dùng hiểu rõ chức năng của trang.</w:t>
-      </w:r>
-    </w:p>
-    <w:p>
-      <w:pPr>
-        <w:ind w:firstLine="567"/>
-        <w:rPr>
-          <w:b/>
-          <w:bCs/>
-        </w:rPr>
-      </w:pPr>
-      <w:r>
-        <w:rPr>
-          <w:b/>
-          <w:bCs/>
-        </w:rPr>
-        <w:t>Khu vực quản lý playlist:</w:t>
-      </w:r>
-    </w:p>
-    <w:p>
-      <w:pPr>
-        <w:ind w:firstLine="567"/>
-      </w:pPr>
-      <w:r>
-        <w:t>Trang hiển thị các playlist dưới dạng các thẻ (card), mỗi playlist bao gồm:</w:t>
-      </w:r>
-    </w:p>
-    <w:p>
-      <w:pPr>
-        <w:pStyle w:val="ListParagraph"/>
+      <w:r>
+        <w:br/>
+        <w:t xml:space="preserve">Giao diện header được thiết kế thống nhất với các trang khác, bao gồm logo </w:t>
+      </w:r>
+      <w:r>
+        <w:rPr>
+          <w:i/>
+          <w:iCs/>
+        </w:rPr>
+        <w:t>MusicStream</w:t>
+      </w:r>
+      <w:r>
+        <w:t>, menu điều hướng (</w:t>
+      </w:r>
+      <w:r>
+        <w:rPr>
+          <w:i/>
+          <w:iCs/>
+        </w:rPr>
+        <w:t>Trang chủ</w:t>
+      </w:r>
+      <w:r>
+        <w:t xml:space="preserve">, </w:t>
+      </w:r>
+      <w:r>
+        <w:rPr>
+          <w:i/>
+          <w:iCs/>
+        </w:rPr>
+        <w:t>Khám phá</w:t>
+      </w:r>
+      <w:r>
+        <w:t xml:space="preserve">, </w:t>
+      </w:r>
+      <w:r>
+        <w:rPr>
+          <w:i/>
+          <w:iCs/>
+        </w:rPr>
+        <w:t>Thư viện</w:t>
+      </w:r>
+      <w:r>
+        <w:t xml:space="preserve">, </w:t>
+      </w:r>
+      <w:r>
+        <w:rPr>
+          <w:i/>
+          <w:iCs/>
+        </w:rPr>
+        <w:t>Quản trị</w:t>
+      </w:r>
+      <w:r>
+        <w:t xml:space="preserve">), ô tìm </w:t>
+      </w:r>
+      <w:r>
+        <w:lastRenderedPageBreak/>
+        <w:t xml:space="preserve">kiếm nhanh và thông tin tài khoản </w:t>
+      </w:r>
+      <w:r>
+        <w:rPr>
+          <w:b/>
+          <w:bCs/>
+        </w:rPr>
+        <w:t>Quản trị viên</w:t>
+      </w:r>
+      <w:r>
+        <w:t>, đảm bảo thuận tiện trong quá trình quản lý và điều hướng.</w:t>
+      </w:r>
+    </w:p>
+    <w:p>
+      <w:pPr>
+        <w:keepNext/>
+        <w:jc w:val="left"/>
+      </w:pPr>
+      <w:r>
+        <w:rPr>
+          <w:b/>
+          <w:bCs/>
+        </w:rPr>
+        <w:t>Tiêu đề và thông tin chào mừng</w:t>
+      </w:r>
+      <w:proofErr w:type="gramStart"/>
+      <w:r>
+        <w:rPr>
+          <w:b/>
+          <w:bCs/>
+        </w:rPr>
+        <w:t>:</w:t>
+      </w:r>
+      <w:proofErr w:type="gramEnd"/>
+      <w:r>
+        <w:br/>
+        <w:t xml:space="preserve">Phần nội dung chính hiển thị tiêu đề </w:t>
+      </w:r>
+      <w:r>
+        <w:rPr>
+          <w:b/>
+          <w:bCs/>
+        </w:rPr>
+        <w:t>“Quản trị hệ thống”</w:t>
+      </w:r>
+      <w:r>
+        <w:t xml:space="preserve"> cùng thông báo chào mừng quản trị viên, giúp xác định rõ vai trò và chức năng của trang.</w:t>
+      </w:r>
+    </w:p>
+    <w:p>
+      <w:pPr>
+        <w:keepNext/>
+        <w:jc w:val="left"/>
+      </w:pPr>
+      <w:r>
+        <w:rPr>
+          <w:b/>
+          <w:bCs/>
+        </w:rPr>
+        <w:t>Khu vực thống kê tổng quan</w:t>
+      </w:r>
+      <w:proofErr w:type="gramStart"/>
+      <w:r>
+        <w:rPr>
+          <w:b/>
+          <w:bCs/>
+        </w:rPr>
+        <w:t>:</w:t>
+      </w:r>
+      <w:proofErr w:type="gramEnd"/>
+      <w:r>
+        <w:br/>
+        <w:t>Trang hiển thị các thẻ thống kê (dashboard cards) cung cấp thông tin tổng quan về hệ thống, bao gồm:</w:t>
+      </w:r>
+    </w:p>
+    <w:p>
+      <w:pPr>
+        <w:keepNext/>
         <w:numPr>
           <w:ilvl w:val="0"/>
-          <w:numId w:val="19"/>
+          <w:numId w:val="20"/>
         </w:numPr>
-      </w:pPr>
-      <w:r>
-        <w:t>Hình ảnh đại diện playlist</w:t>
-      </w:r>
-    </w:p>
-    <w:p>
-      <w:pPr>
-        <w:pStyle w:val="ListParagraph"/>
+        <w:jc w:val="left"/>
+      </w:pPr>
+      <w:r>
+        <w:t>Tổng số bài hát</w:t>
+      </w:r>
+    </w:p>
+    <w:p>
+      <w:pPr>
+        <w:keepNext/>
         <w:numPr>
           <w:ilvl w:val="0"/>
-          <w:numId w:val="19"/>
+          <w:numId w:val="20"/>
         </w:numPr>
-      </w:pPr>
-      <w:r>
-        <w:t>Tên playlist</w:t>
-      </w:r>
-    </w:p>
-    <w:p>
-      <w:pPr>
-        <w:pStyle w:val="ListParagraph"/>
+        <w:jc w:val="left"/>
+      </w:pPr>
+      <w:r>
+        <w:t>Tổng số người dùng</w:t>
+      </w:r>
+    </w:p>
+    <w:p>
+      <w:pPr>
+        <w:keepNext/>
         <w:numPr>
           <w:ilvl w:val="0"/>
-          <w:numId w:val="19"/>
+          <w:numId w:val="20"/>
         </w:numPr>
-      </w:pPr>
-      <w:r>
-        <w:lastRenderedPageBreak/>
-        <w:t>Số lượng bài hát trong playlist</w:t>
-      </w:r>
-    </w:p>
-    <w:p>
-      <w:pPr>
-        <w:pStyle w:val="ListParagraph"/>
+        <w:jc w:val="left"/>
+      </w:pPr>
+      <w:r>
+        <w:t>Tổng số playlist</w:t>
+      </w:r>
+    </w:p>
+    <w:p>
+      <w:pPr>
+        <w:keepNext/>
         <w:numPr>
           <w:ilvl w:val="0"/>
-          <w:numId w:val="19"/>
+          <w:numId w:val="20"/>
         </w:numPr>
-      </w:pPr>
-      <w:r>
-        <w:t>Mô tả ngắn về nội dung playlist</w:t>
-      </w:r>
-    </w:p>
-    <w:p>
-      <w:pPr>
-        <w:pStyle w:val="ListParagraph"/>
+        <w:jc w:val="left"/>
+      </w:pPr>
+      <w:r>
+        <w:t>Tổng số nghệ sĩ</w:t>
+      </w:r>
+    </w:p>
+    <w:p>
+      <w:pPr>
+        <w:keepNext/>
+        <w:jc w:val="left"/>
+      </w:pPr>
+      <w:r>
+        <w:t>Các chỉ số này giúp quản trị viên nhanh chóng nắm bắt tình trạng hoạt động của website.</w:t>
+      </w:r>
+    </w:p>
+    <w:p>
+      <w:pPr>
+        <w:keepNext/>
+        <w:jc w:val="left"/>
+      </w:pPr>
+      <w:r>
+        <w:rPr>
+          <w:b/>
+          <w:bCs/>
+        </w:rPr>
+        <w:t>Khu vực chức năng nhanh</w:t>
+      </w:r>
+      <w:proofErr w:type="gramStart"/>
+      <w:r>
+        <w:rPr>
+          <w:b/>
+          <w:bCs/>
+        </w:rPr>
+        <w:t>:</w:t>
+      </w:r>
+      <w:proofErr w:type="gramEnd"/>
+      <w:r>
+        <w:br/>
+        <w:t>Bên dưới là các khối chức năng cho phép thao tác nhanh:</w:t>
+      </w:r>
+    </w:p>
+    <w:p>
+      <w:pPr>
+        <w:keepNext/>
         <w:numPr>
           <w:ilvl w:val="0"/>
-          <w:numId w:val="19"/>
+          <w:numId w:val="21"/>
         </w:numPr>
-      </w:pPr>
-      <w:r>
-        <w:t>Trạng thái hiển thị (công khai)</w:t>
-      </w:r>
-    </w:p>
-    <w:p>
-      <w:pPr>
-        <w:pStyle w:val="ListParagraph"/>
+        <w:jc w:val="left"/>
+      </w:pPr>
+      <w:r>
+        <w:rPr>
+          <w:b/>
+          <w:bCs/>
+        </w:rPr>
+        <w:t>Thêm bài hát mới</w:t>
+      </w:r>
+      <w:r>
+        <w:t>: tải lên bài hát và ảnh bìa</w:t>
+      </w:r>
+    </w:p>
+    <w:p>
+      <w:pPr>
+        <w:keepNext/>
         <w:numPr>
           <w:ilvl w:val="0"/>
-          <w:numId w:val="19"/>
+          <w:numId w:val="21"/>
         </w:numPr>
-      </w:pPr>
-      <w:r>
-        <w:t>Biểu tượng xóa playlist</w:t>
-      </w:r>
-    </w:p>
-    <w:p>
-      <w:pPr>
-        <w:pStyle w:val="ListParagraph"/>
+        <w:jc w:val="left"/>
+      </w:pPr>
+      <w:r>
+        <w:rPr>
+          <w:b/>
+          <w:bCs/>
+        </w:rPr>
+        <w:t>Thêm nghệ sĩ mới</w:t>
+      </w:r>
+      <w:r>
+        <w:t>: quản lý thông tin nghệ sĩ</w:t>
+      </w:r>
+    </w:p>
+    <w:p>
+      <w:pPr>
+        <w:keepNext/>
         <w:numPr>
           <w:ilvl w:val="0"/>
-          <w:numId w:val="19"/>
+          <w:numId w:val="21"/>
         </w:numPr>
-      </w:pPr>
-      <w:r>
-        <w:t xml:space="preserve">Thiết kế dạng lưới giúp người dùng dễ dàng </w:t>
+        <w:jc w:val="left"/>
+      </w:pPr>
+      <w:r>
+        <w:rPr>
+          <w:b/>
+          <w:bCs/>
+        </w:rPr>
+        <w:t>Quản lý người dùng</w:t>
+      </w:r>
+      <w:r>
+        <w:t>: xem và quản lý tài khoản người dùng</w:t>
+      </w:r>
+    </w:p>
+    <w:p>
+      <w:pPr>
+        <w:keepNext/>
+        <w:jc w:val="left"/>
+      </w:pPr>
+      <w:r>
+        <w:t>Những chức năng này giúp rút ngắn thời gian thao tác và nâng cao hiệu quả quản trị.</w:t>
+      </w:r>
+    </w:p>
+    <w:p>
+      <w:pPr>
+        <w:keepNext/>
+        <w:jc w:val="left"/>
+      </w:pPr>
+      <w:r>
+        <w:rPr>
+          <w:b/>
+          <w:bCs/>
+        </w:rPr>
+        <w:t>Khu vực quản lý nội dung</w:t>
       </w:r>
       <w:proofErr w:type="gramStart"/>
       <w:r>
-        <w:t>theo</w:t>
+        <w:rPr>
+          <w:b/>
+          <w:bCs/>
+        </w:rPr>
+        <w:t>:</w:t>
       </w:r>
       <w:proofErr w:type="gramEnd"/>
       <w:r>
-        <w:t xml:space="preserve"> dõi và quản lý nhiều playlist cùng lúc.</w:t>
-      </w:r>
-    </w:p>
-    <w:p>
-      <w:pPr>
-        <w:ind w:firstLine="567"/>
-        <w:rPr>
-          <w:b/>
-          <w:bCs/>
-        </w:rPr>
-      </w:pPr>
-      <w:r>
-        <w:rPr>
-          <w:b/>
-          <w:bCs/>
-        </w:rPr>
-        <w:t>Chức năng tạo playlist mới:</w:t>
-      </w:r>
-    </w:p>
-    <w:p>
-      <w:pPr>
-        <w:ind w:firstLine="567"/>
-      </w:pPr>
-      <w:r>
-        <w:t>Ở góc phải phía trên có nút “Tạo Playlist mới”, cho phép người dùng nhanh chóng tạo thêm danh sách phát mới, nâng cao khả năng cá nhân hóa trải nghiệm nghe nhạc.</w:t>
-      </w:r>
-    </w:p>
-    <w:p>
-      <w:pPr>
-        <w:ind w:firstLine="567"/>
-        <w:rPr>
-          <w:b/>
-          <w:bCs/>
-        </w:rPr>
-      </w:pPr>
-      <w:r>
-        <w:rPr>
-          <w:b/>
-          <w:bCs/>
-        </w:rPr>
-        <w:t>Trang quản trị viên</w:t>
-      </w:r>
-    </w:p>
-    <w:p>
-      <w:pPr>
+        <w:br/>
+        <w:t>Trang cung cấp các chức năng quản lý chi tiết như:</w:t>
+      </w:r>
+    </w:p>
+    <w:p>
+      <w:pPr>
+        <w:keepNext/>
+        <w:numPr>
+          <w:ilvl w:val="0"/>
+          <w:numId w:val="22"/>
+        </w:numPr>
+        <w:jc w:val="left"/>
+      </w:pPr>
+      <w:r>
+        <w:t>Quản lý bài hát</w:t>
+      </w:r>
+    </w:p>
+    <w:p>
+      <w:pPr>
+        <w:keepNext/>
+        <w:numPr>
+          <w:ilvl w:val="0"/>
+          <w:numId w:val="22"/>
+        </w:numPr>
+        <w:jc w:val="left"/>
+      </w:pPr>
+      <w:r>
+        <w:t>Quản lý nghệ sĩ</w:t>
+      </w:r>
+    </w:p>
+    <w:p>
+      <w:pPr>
+        <w:keepNext/>
+        <w:numPr>
+          <w:ilvl w:val="0"/>
+          <w:numId w:val="22"/>
+        </w:numPr>
+        <w:jc w:val="left"/>
+      </w:pPr>
+      <w:r>
+        <w:t>Quản lý album</w:t>
+      </w:r>
+    </w:p>
+    <w:p>
+      <w:pPr>
+        <w:keepNext/>
+        <w:numPr>
+          <w:ilvl w:val="0"/>
+          <w:numId w:val="22"/>
+        </w:numPr>
+        <w:jc w:val="left"/>
+      </w:pPr>
+      <w:r>
+        <w:t>Quản lý thể loại</w:t>
+      </w:r>
+    </w:p>
+    <w:p>
+      <w:pPr>
+        <w:keepNext/>
+        <w:jc w:val="left"/>
+      </w:pPr>
+      <w:r>
+        <w:lastRenderedPageBreak/>
+        <w:t>Các chức năng này cho phép quản trị viên kiểm soát toàn bộ nội dung âm nhạc trên hệ thống.</w:t>
+      </w:r>
+    </w:p>
+    <w:p>
+      <w:pPr>
+        <w:keepNext/>
+        <w:jc w:val="left"/>
+      </w:pPr>
+      <w:r>
+        <w:rPr>
+          <w:b/>
+          <w:bCs/>
+        </w:rPr>
+        <w:t>Khu vực báo cáo và thống kê</w:t>
+      </w:r>
+      <w:proofErr w:type="gramStart"/>
+      <w:r>
+        <w:rPr>
+          <w:b/>
+          <w:bCs/>
+        </w:rPr>
+        <w:t>:</w:t>
+      </w:r>
+      <w:proofErr w:type="gramEnd"/>
+      <w:r>
+        <w:br/>
+        <w:t xml:space="preserve">Phần </w:t>
+      </w:r>
+      <w:r>
+        <w:rPr>
+          <w:b/>
+          <w:bCs/>
+        </w:rPr>
+        <w:t>Báo cáo &amp; Thống kê</w:t>
+      </w:r>
+      <w:r>
+        <w:t xml:space="preserve"> hỗ trợ theo dõi:</w:t>
+      </w:r>
+    </w:p>
+    <w:p>
+      <w:pPr>
+        <w:keepNext/>
+        <w:numPr>
+          <w:ilvl w:val="0"/>
+          <w:numId w:val="23"/>
+        </w:numPr>
+        <w:jc w:val="left"/>
+      </w:pPr>
+      <w:r>
+        <w:t>Thống kê lượt nghe</w:t>
+      </w:r>
+    </w:p>
+    <w:p>
+      <w:pPr>
+        <w:keepNext/>
+        <w:numPr>
+          <w:ilvl w:val="0"/>
+          <w:numId w:val="23"/>
+        </w:numPr>
+        <w:jc w:val="left"/>
+      </w:pPr>
+      <w:r>
+        <w:t>Top bài hát</w:t>
+      </w:r>
+    </w:p>
+    <w:p>
+      <w:pPr>
+        <w:keepNext/>
+        <w:numPr>
+          <w:ilvl w:val="0"/>
+          <w:numId w:val="23"/>
+        </w:numPr>
+        <w:jc w:val="left"/>
+      </w:pPr>
+      <w:r>
+        <w:t>Quản lý bình luận</w:t>
+      </w:r>
+    </w:p>
+    <w:p>
+      <w:pPr>
+        <w:keepNext/>
+        <w:numPr>
+          <w:ilvl w:val="0"/>
+          <w:numId w:val="23"/>
+        </w:numPr>
+        <w:jc w:val="left"/>
+      </w:pPr>
+      <w:r>
+        <w:t>Quản lý người dùng</w:t>
+      </w:r>
+    </w:p>
+    <w:p>
+      <w:pPr>
+        <w:keepNext/>
+        <w:jc w:val="left"/>
+      </w:pPr>
+      <w:r>
+        <w:t>Giúp đánh giá hiệu quả hoạt động và mức độ tương tác của người dùng với website.</w:t>
+      </w:r>
+    </w:p>
+    <w:p>
+      <w:pPr>
+        <w:ind w:left="284" w:firstLine="567"/>
+        <w:rPr>
+          <w:b/>
+          <w:bCs/>
+        </w:rPr>
+      </w:pPr>
+      <w:r>
+        <w:rPr>
+          <w:b/>
+          <w:bCs/>
+        </w:rPr>
+        <w:t xml:space="preserve">Trang chủ </w:t>
+      </w:r>
+      <w:r>
+        <w:rPr>
+          <w:b/>
+          <w:bCs/>
+        </w:rPr>
+        <w:t xml:space="preserve">quản lý </w:t>
+      </w:r>
+      <w:r>
+        <w:rPr>
+          <w:b/>
+          <w:bCs/>
+        </w:rPr>
+        <w:t>bài hát</w:t>
+      </w:r>
+    </w:p>
+    <w:p>
+      <w:pPr>
+        <w:jc w:val="center"/>
         <w:rPr>
           <w:b/>
           <w:bCs/>
@@ -15162,10 +15832,10 @@
           <w:lang w:eastAsia="zh-CN"/>
         </w:rPr>
         <w:drawing>
-          <wp:inline distT="0" distB="0" distL="0" distR="0" wp14:anchorId="3864F502" wp14:editId="0AB6CA61">
-            <wp:extent cx="5760720" cy="3228340"/>
+          <wp:inline distT="0" distB="0" distL="0" distR="0" wp14:anchorId="5C31A97D" wp14:editId="4A7204E3">
+            <wp:extent cx="5760720" cy="3240405"/>
             <wp:effectExtent l="0" t="0" r="0" b="0"/>
-            <wp:docPr id="25" name="Picture 25"/>
+            <wp:docPr id="26" name="Picture 26"/>
             <wp:cNvGraphicFramePr>
               <a:graphicFrameLocks xmlns:a="http://schemas.openxmlformats.org/drawingml/2006/main" noChangeAspect="1"/>
             </wp:cNvGraphicFramePr>
@@ -15185,7 +15855,7 @@
                   <pic:spPr>
                     <a:xfrm>
                       <a:off x="0" y="0"/>
-                      <a:ext cx="5760720" cy="3228340"/>
+                      <a:ext cx="5760720" cy="3240405"/>
                     </a:xfrm>
                     <a:prstGeom prst="rect">
                       <a:avLst/>
@@ -15200,560 +15870,88 @@
     </w:p>
     <w:p>
       <w:pPr>
-        <w:keepNext/>
-        <w:jc w:val="center"/>
-        <w:rPr>
-          <w:b/>
-          <w:bCs/>
-        </w:rPr>
-      </w:pPr>
-      <w:r>
-        <w:rPr>
-          <w:b/>
-          <w:bCs/>
-        </w:rPr>
-        <w:t>Mô tả giao diện trang Quản trị hệ thống</w:t>
-      </w:r>
-    </w:p>
-    <w:p>
-      <w:pPr>
-        <w:keepNext/>
-        <w:jc w:val="left"/>
-      </w:pPr>
-      <w:r>
-        <w:t xml:space="preserve">Trang </w:t>
-      </w:r>
-      <w:r>
-        <w:rPr>
-          <w:b/>
-          <w:bCs/>
-        </w:rPr>
-        <w:t>Quản trị hệ thống</w:t>
-      </w:r>
-      <w:r>
-        <w:t xml:space="preserve"> là giao diện dành cho quản trị viên, cho phép </w:t>
-      </w:r>
-      <w:proofErr w:type="gramStart"/>
-      <w:r>
-        <w:t>theo</w:t>
-      </w:r>
-      <w:proofErr w:type="gramEnd"/>
-      <w:r>
-        <w:t xml:space="preserve"> dõi tổng quan và quản lý toàn bộ dữ liệu của website nghe nhạc online MusicStream.</w:t>
-      </w:r>
-    </w:p>
-    <w:p>
-      <w:pPr>
-        <w:keepNext/>
-        <w:jc w:val="left"/>
-      </w:pPr>
-      <w:r>
-        <w:rPr>
-          <w:b/>
-          <w:bCs/>
-        </w:rPr>
-        <w:t>Phần đầu trang (Header):</w:t>
-      </w:r>
-      <w:r>
-        <w:br/>
-        <w:t xml:space="preserve">Giao diện header được thiết kế thống nhất với các trang khác, bao gồm logo </w:t>
-      </w:r>
-      <w:r>
-        <w:rPr>
-          <w:i/>
-          <w:iCs/>
-        </w:rPr>
-        <w:t>MusicStream</w:t>
-      </w:r>
-      <w:r>
-        <w:t>, menu điều hướng (</w:t>
-      </w:r>
-      <w:r>
-        <w:rPr>
-          <w:i/>
-          <w:iCs/>
-        </w:rPr>
-        <w:t>Trang chủ</w:t>
-      </w:r>
-      <w:r>
-        <w:t xml:space="preserve">, </w:t>
-      </w:r>
-      <w:r>
-        <w:rPr>
-          <w:i/>
-          <w:iCs/>
-        </w:rPr>
-        <w:t>Khám phá</w:t>
-      </w:r>
-      <w:r>
-        <w:t xml:space="preserve">, </w:t>
-      </w:r>
-      <w:r>
-        <w:rPr>
-          <w:i/>
-          <w:iCs/>
-        </w:rPr>
-        <w:t>Thư viện</w:t>
-      </w:r>
-      <w:r>
-        <w:t xml:space="preserve">, </w:t>
-      </w:r>
-      <w:r>
-        <w:rPr>
-          <w:i/>
-          <w:iCs/>
-        </w:rPr>
-        <w:t>Quản trị</w:t>
-      </w:r>
-      <w:r>
-        <w:t xml:space="preserve">), ô tìm </w:t>
-      </w:r>
-      <w:r>
-        <w:lastRenderedPageBreak/>
-        <w:t xml:space="preserve">kiếm nhanh và thông tin tài khoản </w:t>
-      </w:r>
-      <w:r>
-        <w:rPr>
-          <w:b/>
-          <w:bCs/>
-        </w:rPr>
-        <w:t>Quản trị viên</w:t>
-      </w:r>
-      <w:r>
-        <w:t>, đảm bảo thuận tiện trong quá trình quản lý và điều hướng.</w:t>
-      </w:r>
-    </w:p>
-    <w:p>
-      <w:pPr>
-        <w:keepNext/>
-        <w:jc w:val="left"/>
-      </w:pPr>
-      <w:r>
-        <w:rPr>
-          <w:b/>
-          <w:bCs/>
-        </w:rPr>
-        <w:t>Tiêu đề và thông tin chào mừng</w:t>
-      </w:r>
-      <w:proofErr w:type="gramStart"/>
-      <w:r>
-        <w:rPr>
-          <w:b/>
-          <w:bCs/>
-        </w:rPr>
-        <w:t>:</w:t>
-      </w:r>
-      <w:proofErr w:type="gramEnd"/>
-      <w:r>
-        <w:br/>
-        <w:t xml:space="preserve">Phần nội dung chính hiển thị tiêu đề </w:t>
-      </w:r>
-      <w:r>
-        <w:rPr>
-          <w:b/>
-          <w:bCs/>
-        </w:rPr>
-        <w:t>“Quản trị hệ thống”</w:t>
-      </w:r>
-      <w:r>
-        <w:t xml:space="preserve"> cùng thông báo chào mừng quản trị viên, giúp xác định rõ vai trò và chức năng của trang.</w:t>
-      </w:r>
-    </w:p>
-    <w:p>
-      <w:pPr>
-        <w:keepNext/>
-        <w:jc w:val="left"/>
-      </w:pPr>
-      <w:r>
-        <w:rPr>
-          <w:b/>
-          <w:bCs/>
-        </w:rPr>
-        <w:t>Khu vực thống kê tổng quan</w:t>
-      </w:r>
-      <w:proofErr w:type="gramStart"/>
-      <w:r>
-        <w:rPr>
-          <w:b/>
-          <w:bCs/>
-        </w:rPr>
-        <w:t>:</w:t>
-      </w:r>
-      <w:proofErr w:type="gramEnd"/>
-      <w:r>
-        <w:br/>
-        <w:t>Trang hiển thị các thẻ thống kê (dashboard cards) cung cấp thông tin tổng quan về hệ thống, bao gồm:</w:t>
-      </w:r>
-    </w:p>
-    <w:p>
-      <w:pPr>
-        <w:keepNext/>
-        <w:numPr>
-          <w:ilvl w:val="0"/>
-          <w:numId w:val="20"/>
-        </w:numPr>
-        <w:jc w:val="left"/>
-      </w:pPr>
-      <w:r>
-        <w:t>Tổng số bài hát</w:t>
-      </w:r>
-    </w:p>
-    <w:p>
-      <w:pPr>
-        <w:keepNext/>
-        <w:numPr>
-          <w:ilvl w:val="0"/>
-          <w:numId w:val="20"/>
-        </w:numPr>
-        <w:jc w:val="left"/>
-      </w:pPr>
-      <w:r>
-        <w:t>Tổng số người dùng</w:t>
-      </w:r>
-    </w:p>
-    <w:p>
-      <w:pPr>
-        <w:keepNext/>
-        <w:numPr>
-          <w:ilvl w:val="0"/>
-          <w:numId w:val="20"/>
-        </w:numPr>
-        <w:jc w:val="left"/>
-      </w:pPr>
-      <w:r>
-        <w:t>Tổng số playlist</w:t>
-      </w:r>
-    </w:p>
-    <w:p>
-      <w:pPr>
-        <w:keepNext/>
-        <w:numPr>
-          <w:ilvl w:val="0"/>
-          <w:numId w:val="20"/>
-        </w:numPr>
-        <w:jc w:val="left"/>
-      </w:pPr>
-      <w:r>
-        <w:t>Tổng số nghệ sĩ</w:t>
-      </w:r>
-    </w:p>
-    <w:p>
-      <w:pPr>
-        <w:keepNext/>
-        <w:jc w:val="left"/>
-      </w:pPr>
-      <w:r>
-        <w:t>Các chỉ số này giúp quản trị viên nhanh chóng nắm bắt tình trạng hoạt động của website.</w:t>
-      </w:r>
-    </w:p>
-    <w:p>
-      <w:pPr>
-        <w:keepNext/>
-        <w:jc w:val="left"/>
-      </w:pPr>
-      <w:r>
-        <w:rPr>
-          <w:b/>
-          <w:bCs/>
-        </w:rPr>
-        <w:t>Khu vực chức năng nhanh</w:t>
-      </w:r>
-      <w:proofErr w:type="gramStart"/>
-      <w:r>
-        <w:rPr>
-          <w:b/>
-          <w:bCs/>
-        </w:rPr>
-        <w:t>:</w:t>
-      </w:r>
-      <w:proofErr w:type="gramEnd"/>
-      <w:r>
-        <w:br/>
-        <w:t>Bên dưới là các khối chức năng cho phép thao tác nhanh:</w:t>
-      </w:r>
-    </w:p>
-    <w:p>
-      <w:pPr>
-        <w:keepNext/>
-        <w:numPr>
-          <w:ilvl w:val="0"/>
-          <w:numId w:val="21"/>
-        </w:numPr>
-        <w:jc w:val="left"/>
-      </w:pPr>
-      <w:r>
-        <w:rPr>
-          <w:b/>
-          <w:bCs/>
-        </w:rPr>
-        <w:t>Thêm bài hát mới</w:t>
-      </w:r>
-      <w:r>
-        <w:t>: tải lên bài hát và ảnh bìa</w:t>
-      </w:r>
-    </w:p>
-    <w:p>
-      <w:pPr>
-        <w:keepNext/>
-        <w:numPr>
-          <w:ilvl w:val="0"/>
-          <w:numId w:val="21"/>
-        </w:numPr>
-        <w:jc w:val="left"/>
-      </w:pPr>
-      <w:r>
-        <w:rPr>
-          <w:b/>
-          <w:bCs/>
-        </w:rPr>
-        <w:t>Thêm nghệ sĩ mới</w:t>
-      </w:r>
-      <w:r>
-        <w:t>: quản lý thông tin nghệ sĩ</w:t>
-      </w:r>
-    </w:p>
-    <w:p>
-      <w:pPr>
-        <w:keepNext/>
-        <w:numPr>
-          <w:ilvl w:val="0"/>
-          <w:numId w:val="21"/>
-        </w:numPr>
-        <w:jc w:val="left"/>
-      </w:pPr>
-      <w:r>
-        <w:rPr>
-          <w:b/>
-          <w:bCs/>
-        </w:rPr>
-        <w:t>Quản lý người dùng</w:t>
-      </w:r>
-      <w:r>
-        <w:t>: xem và quản lý tài khoản người dùng</w:t>
-      </w:r>
-    </w:p>
-    <w:p>
-      <w:pPr>
-        <w:keepNext/>
-        <w:jc w:val="left"/>
-      </w:pPr>
-      <w:r>
-        <w:t>Những chức năng này giúp rút ngắn thời gian thao tác và nâng cao hiệu quả quản trị.</w:t>
-      </w:r>
-    </w:p>
-    <w:p>
-      <w:pPr>
-        <w:keepNext/>
-        <w:jc w:val="left"/>
-      </w:pPr>
-      <w:r>
-        <w:rPr>
-          <w:b/>
-          <w:bCs/>
-        </w:rPr>
-        <w:t>Khu vực quản lý nội dung</w:t>
-      </w:r>
-      <w:proofErr w:type="gramStart"/>
-      <w:r>
-        <w:rPr>
-          <w:b/>
-          <w:bCs/>
-        </w:rPr>
-        <w:t>:</w:t>
-      </w:r>
-      <w:proofErr w:type="gramEnd"/>
-      <w:r>
-        <w:br/>
-        <w:t>Trang cung cấp các chức năng quản lý chi tiết như:</w:t>
-      </w:r>
-    </w:p>
-    <w:p>
-      <w:pPr>
-        <w:keepNext/>
-        <w:numPr>
-          <w:ilvl w:val="0"/>
-          <w:numId w:val="22"/>
-        </w:numPr>
-        <w:jc w:val="left"/>
-      </w:pPr>
-      <w:r>
-        <w:t>Quản lý bài hát</w:t>
-      </w:r>
-    </w:p>
-    <w:p>
-      <w:pPr>
-        <w:keepNext/>
-        <w:numPr>
-          <w:ilvl w:val="0"/>
-          <w:numId w:val="22"/>
-        </w:numPr>
-        <w:jc w:val="left"/>
-      </w:pPr>
-      <w:r>
-        <w:t>Quản lý nghệ sĩ</w:t>
-      </w:r>
-    </w:p>
-    <w:p>
-      <w:pPr>
-        <w:keepNext/>
-        <w:numPr>
-          <w:ilvl w:val="0"/>
-          <w:numId w:val="22"/>
-        </w:numPr>
-        <w:jc w:val="left"/>
-      </w:pPr>
-      <w:r>
-        <w:t>Quản lý album</w:t>
-      </w:r>
-    </w:p>
-    <w:p>
-      <w:pPr>
-        <w:keepNext/>
-        <w:numPr>
-          <w:ilvl w:val="0"/>
-          <w:numId w:val="22"/>
-        </w:numPr>
-        <w:jc w:val="left"/>
-      </w:pPr>
-      <w:r>
-        <w:t>Quản lý thể loại</w:t>
-      </w:r>
-    </w:p>
-    <w:p>
-      <w:pPr>
-        <w:keepNext/>
-        <w:jc w:val="left"/>
-      </w:pPr>
-      <w:r>
-        <w:lastRenderedPageBreak/>
-        <w:t>Các chức năng này cho phép quản trị viên kiểm soát toàn bộ nội dung âm nhạc trên hệ thống.</w:t>
-      </w:r>
-    </w:p>
-    <w:p>
-      <w:pPr>
-        <w:keepNext/>
-        <w:jc w:val="left"/>
-      </w:pPr>
-      <w:r>
-        <w:rPr>
-          <w:b/>
-          <w:bCs/>
-        </w:rPr>
-        <w:t>Khu vực báo cáo và thống kê</w:t>
-      </w:r>
-      <w:proofErr w:type="gramStart"/>
-      <w:r>
-        <w:rPr>
-          <w:b/>
-          <w:bCs/>
-        </w:rPr>
-        <w:t>:</w:t>
-      </w:r>
-      <w:proofErr w:type="gramEnd"/>
-      <w:r>
-        <w:br/>
-        <w:t xml:space="preserve">Phần </w:t>
-      </w:r>
-      <w:r>
-        <w:rPr>
-          <w:b/>
-          <w:bCs/>
-        </w:rPr>
-        <w:t>Báo cáo &amp; Thống kê</w:t>
-      </w:r>
-      <w:r>
-        <w:t xml:space="preserve"> hỗ trợ theo dõi:</w:t>
-      </w:r>
-    </w:p>
-    <w:p>
-      <w:pPr>
-        <w:keepNext/>
-        <w:numPr>
-          <w:ilvl w:val="0"/>
-          <w:numId w:val="23"/>
-        </w:numPr>
-        <w:jc w:val="left"/>
-      </w:pPr>
-      <w:r>
-        <w:t>Thống kê lượt nghe</w:t>
-      </w:r>
-    </w:p>
-    <w:p>
-      <w:pPr>
-        <w:keepNext/>
-        <w:numPr>
-          <w:ilvl w:val="0"/>
-          <w:numId w:val="23"/>
-        </w:numPr>
-        <w:jc w:val="left"/>
-      </w:pPr>
-      <w:r>
-        <w:t>Top bài hát</w:t>
-      </w:r>
-    </w:p>
-    <w:p>
-      <w:pPr>
-        <w:keepNext/>
-        <w:numPr>
-          <w:ilvl w:val="0"/>
-          <w:numId w:val="23"/>
-        </w:numPr>
-        <w:jc w:val="left"/>
-      </w:pPr>
-      <w:r>
-        <w:t>Quản lý bình luận</w:t>
-      </w:r>
-    </w:p>
-    <w:p>
-      <w:pPr>
-        <w:keepNext/>
-        <w:numPr>
-          <w:ilvl w:val="0"/>
-          <w:numId w:val="23"/>
-        </w:numPr>
-        <w:jc w:val="left"/>
-      </w:pPr>
-      <w:r>
-        <w:t>Quản lý người dùng</w:t>
-      </w:r>
-    </w:p>
-    <w:p>
-      <w:pPr>
-        <w:keepNext/>
-        <w:jc w:val="left"/>
-      </w:pPr>
-      <w:r>
-        <w:t>Giúp đánh giá hiệu quả hoạt động và mức độ tương tác của người dùng với website.</w:t>
-      </w:r>
-    </w:p>
-    <w:p>
-      <w:pPr>
         <w:ind w:left="284" w:firstLine="567"/>
         <w:rPr>
           <w:b/>
           <w:bCs/>
         </w:rPr>
       </w:pPr>
-      <w:r>
-        <w:rPr>
-          <w:b/>
-          <w:bCs/>
-        </w:rPr>
-        <w:t xml:space="preserve">Trang chủ </w:t>
-      </w:r>
-      <w:r>
-        <w:rPr>
-          <w:b/>
-          <w:bCs/>
-        </w:rPr>
-        <w:t xml:space="preserve">quản lý </w:t>
-      </w:r>
-      <w:r>
-        <w:rPr>
-          <w:b/>
-          <w:bCs/>
-        </w:rPr>
-        <w:t>bài hát</w:t>
+    </w:p>
+    <w:p>
+      <w:pPr>
+        <w:ind w:left="284" w:firstLine="567"/>
+        <w:rPr>
+          <w:b/>
+          <w:bCs/>
+        </w:rPr>
+      </w:pPr>
+    </w:p>
+    <w:p>
+      <w:pPr>
+        <w:ind w:left="284" w:firstLine="567"/>
+        <w:rPr>
+          <w:b/>
+          <w:bCs/>
+        </w:rPr>
+      </w:pPr>
+    </w:p>
+    <w:p>
+      <w:pPr>
+        <w:ind w:left="284" w:firstLine="567"/>
+        <w:rPr>
+          <w:b/>
+          <w:bCs/>
+        </w:rPr>
+      </w:pPr>
+    </w:p>
+    <w:p>
+      <w:pPr>
+        <w:ind w:left="284" w:firstLine="567"/>
+        <w:rPr>
+          <w:b/>
+          <w:bCs/>
+        </w:rPr>
+      </w:pPr>
+    </w:p>
+    <w:p>
+      <w:pPr>
+        <w:ind w:left="284" w:firstLine="567"/>
+        <w:rPr>
+          <w:b/>
+          <w:bCs/>
+        </w:rPr>
+      </w:pPr>
+    </w:p>
+    <w:p>
+      <w:pPr>
+        <w:ind w:left="284" w:firstLine="567"/>
+        <w:rPr>
+          <w:b/>
+          <w:bCs/>
+        </w:rPr>
+      </w:pPr>
+    </w:p>
+    <w:p>
+      <w:pPr>
+        <w:ind w:left="284" w:firstLine="567"/>
+        <w:rPr>
+          <w:b/>
+          <w:bCs/>
+        </w:rPr>
+      </w:pPr>
+      <w:r>
+        <w:rPr>
+          <w:b/>
+          <w:bCs/>
+        </w:rPr>
+        <w:t xml:space="preserve">Trang quản lý </w:t>
+      </w:r>
+      <w:r>
+        <w:rPr>
+          <w:b/>
+          <w:bCs/>
+        </w:rPr>
+        <w:t>nghệ sĩ</w:t>
       </w:r>
     </w:p>
     <w:p>
@@ -15770,10 +15968,10 @@
           <w:lang w:eastAsia="zh-CN"/>
         </w:rPr>
         <w:drawing>
-          <wp:inline distT="0" distB="0" distL="0" distR="0" wp14:anchorId="5C31A97D" wp14:editId="4A7204E3">
-            <wp:extent cx="5760720" cy="3240405"/>
+          <wp:inline distT="0" distB="0" distL="0" distR="0" wp14:anchorId="4EE08A53" wp14:editId="6AD505F5">
+            <wp:extent cx="5760720" cy="3221990"/>
             <wp:effectExtent l="0" t="0" r="0" b="0"/>
-            <wp:docPr id="26" name="Picture 26"/>
+            <wp:docPr id="27" name="Picture 27"/>
             <wp:cNvGraphicFramePr>
               <a:graphicFrameLocks xmlns:a="http://schemas.openxmlformats.org/drawingml/2006/main" noChangeAspect="1"/>
             </wp:cNvGraphicFramePr>
@@ -15793,7 +15991,7 @@
                   <pic:spPr>
                     <a:xfrm>
                       <a:off x="0" y="0"/>
-                      <a:ext cx="5760720" cy="3240405"/>
+                      <a:ext cx="5760720" cy="3221990"/>
                     </a:xfrm>
                     <a:prstGeom prst="rect">
                       <a:avLst/>
@@ -15808,75 +16006,18 @@
     </w:p>
     <w:p>
       <w:pPr>
+        <w:keepNext/>
+        <w:jc w:val="center"/>
+      </w:pPr>
+    </w:p>
+    <w:p>
+      <w:pPr>
         <w:ind w:left="284" w:firstLine="567"/>
         <w:rPr>
           <w:b/>
           <w:bCs/>
         </w:rPr>
       </w:pPr>
-    </w:p>
-    <w:p>
-      <w:pPr>
-        <w:ind w:left="284" w:firstLine="567"/>
-        <w:rPr>
-          <w:b/>
-          <w:bCs/>
-        </w:rPr>
-      </w:pPr>
-    </w:p>
-    <w:p>
-      <w:pPr>
-        <w:ind w:left="284" w:firstLine="567"/>
-        <w:rPr>
-          <w:b/>
-          <w:bCs/>
-        </w:rPr>
-      </w:pPr>
-    </w:p>
-    <w:p>
-      <w:pPr>
-        <w:ind w:left="284" w:firstLine="567"/>
-        <w:rPr>
-          <w:b/>
-          <w:bCs/>
-        </w:rPr>
-      </w:pPr>
-    </w:p>
-    <w:p>
-      <w:pPr>
-        <w:ind w:left="284" w:firstLine="567"/>
-        <w:rPr>
-          <w:b/>
-          <w:bCs/>
-        </w:rPr>
-      </w:pPr>
-    </w:p>
-    <w:p>
-      <w:pPr>
-        <w:ind w:left="284" w:firstLine="567"/>
-        <w:rPr>
-          <w:b/>
-          <w:bCs/>
-        </w:rPr>
-      </w:pPr>
-    </w:p>
-    <w:p>
-      <w:pPr>
-        <w:ind w:left="284" w:firstLine="567"/>
-        <w:rPr>
-          <w:b/>
-          <w:bCs/>
-        </w:rPr>
-      </w:pPr>
-    </w:p>
-    <w:p>
-      <w:pPr>
-        <w:ind w:left="284" w:firstLine="567"/>
-        <w:rPr>
-          <w:b/>
-          <w:bCs/>
-        </w:rPr>
-      </w:pPr>
       <w:r>
         <w:rPr>
           <w:b/>
@@ -15889,16 +16030,13 @@
           <w:b/>
           <w:bCs/>
         </w:rPr>
-        <w:t>nghệ sĩ</w:t>
-      </w:r>
-    </w:p>
-    <w:p>
-      <w:pPr>
+        <w:t>Album</w:t>
+      </w:r>
+    </w:p>
+    <w:p>
+      <w:pPr>
+        <w:keepNext/>
         <w:jc w:val="center"/>
-        <w:rPr>
-          <w:b/>
-          <w:bCs/>
-        </w:rPr>
       </w:pPr>
       <w:r>
         <w:rPr>
@@ -15906,10 +16044,10 @@
           <w:lang w:eastAsia="zh-CN"/>
         </w:rPr>
         <w:drawing>
-          <wp:inline distT="0" distB="0" distL="0" distR="0" wp14:anchorId="4EE08A53" wp14:editId="6AD505F5">
-            <wp:extent cx="5760720" cy="3221990"/>
-            <wp:effectExtent l="0" t="0" r="0" b="0"/>
-            <wp:docPr id="27" name="Picture 27"/>
+          <wp:inline distT="0" distB="0" distL="0" distR="0" wp14:anchorId="42131978" wp14:editId="264B7560">
+            <wp:extent cx="5760720" cy="3237230"/>
+            <wp:effectExtent l="0" t="0" r="0" b="1270"/>
+            <wp:docPr id="28" name="Picture 28"/>
             <wp:cNvGraphicFramePr>
               <a:graphicFrameLocks xmlns:a="http://schemas.openxmlformats.org/drawingml/2006/main" noChangeAspect="1"/>
             </wp:cNvGraphicFramePr>
@@ -15929,7 +16067,7 @@
                   <pic:spPr>
                     <a:xfrm>
                       <a:off x="0" y="0"/>
-                      <a:ext cx="5760720" cy="3221990"/>
+                      <a:ext cx="5760720" cy="3237230"/>
                     </a:xfrm>
                     <a:prstGeom prst="rect">
                       <a:avLst/>
@@ -15944,37 +16082,53 @@
     </w:p>
     <w:p>
       <w:pPr>
-        <w:keepNext/>
+        <w:ind w:firstLine="567"/>
+        <w:rPr>
+          <w:b/>
+          <w:bCs/>
+        </w:rPr>
+      </w:pPr>
+    </w:p>
+    <w:p>
+      <w:pPr>
+        <w:ind w:firstLine="567"/>
+        <w:rPr>
+          <w:b/>
+          <w:bCs/>
+        </w:rPr>
+      </w:pPr>
+    </w:p>
+    <w:p>
+      <w:pPr>
+        <w:ind w:firstLine="567"/>
+        <w:rPr>
+          <w:b/>
+          <w:bCs/>
+        </w:rPr>
+      </w:pPr>
+      <w:r>
+        <w:rPr>
+          <w:b/>
+          <w:bCs/>
+        </w:rPr>
+        <w:lastRenderedPageBreak/>
+        <w:t xml:space="preserve">Trang quản lý </w:t>
+      </w:r>
+      <w:r>
+        <w:rPr>
+          <w:b/>
+          <w:bCs/>
+        </w:rPr>
+        <w:t>người dùng</w:t>
+      </w:r>
+    </w:p>
+    <w:p>
+      <w:pPr>
         <w:jc w:val="center"/>
-      </w:pPr>
-    </w:p>
-    <w:p>
-      <w:pPr>
-        <w:ind w:left="284" w:firstLine="567"/>
-        <w:rPr>
-          <w:b/>
-          <w:bCs/>
-        </w:rPr>
-      </w:pPr>
-      <w:r>
-        <w:rPr>
-          <w:b/>
-          <w:bCs/>
-        </w:rPr>
-        <w:t xml:space="preserve">Trang quản lý </w:t>
-      </w:r>
-      <w:r>
-        <w:rPr>
-          <w:b/>
-          <w:bCs/>
-        </w:rPr>
-        <w:t>Album</w:t>
-      </w:r>
-    </w:p>
-    <w:p>
-      <w:pPr>
-        <w:keepNext/>
-        <w:jc w:val="center"/>
+        <w:rPr>
+          <w:b/>
+          <w:bCs/>
+        </w:rPr>
       </w:pPr>
       <w:r>
         <w:rPr>
@@ -15982,10 +16136,10 @@
           <w:lang w:eastAsia="zh-CN"/>
         </w:rPr>
         <w:drawing>
-          <wp:inline distT="0" distB="0" distL="0" distR="0" wp14:anchorId="42131978" wp14:editId="264B7560">
-            <wp:extent cx="5760720" cy="3237230"/>
-            <wp:effectExtent l="0" t="0" r="0" b="1270"/>
-            <wp:docPr id="28" name="Picture 28"/>
+          <wp:inline distT="0" distB="0" distL="0" distR="0" wp14:anchorId="63C24588" wp14:editId="6D1AD089">
+            <wp:extent cx="5760720" cy="3240405"/>
+            <wp:effectExtent l="0" t="0" r="0" b="0"/>
+            <wp:docPr id="29" name="Picture 29"/>
             <wp:cNvGraphicFramePr>
               <a:graphicFrameLocks xmlns:a="http://schemas.openxmlformats.org/drawingml/2006/main" noChangeAspect="1"/>
             </wp:cNvGraphicFramePr>
@@ -16005,7 +16159,7 @@
                   <pic:spPr>
                     <a:xfrm>
                       <a:off x="0" y="0"/>
-                      <a:ext cx="5760720" cy="3237230"/>
+                      <a:ext cx="5760720" cy="3240405"/>
                     </a:xfrm>
                     <a:prstGeom prst="rect">
                       <a:avLst/>
@@ -16035,29 +16189,12 @@
           <w:bCs/>
         </w:rPr>
       </w:pPr>
-    </w:p>
-    <w:p>
-      <w:pPr>
-        <w:ind w:firstLine="567"/>
-        <w:rPr>
-          <w:b/>
-          <w:bCs/>
-        </w:rPr>
-      </w:pPr>
-      <w:r>
-        <w:rPr>
-          <w:b/>
-          <w:bCs/>
-        </w:rPr>
-        <w:lastRenderedPageBreak/>
-        <w:t xml:space="preserve">Trang quản lý </w:t>
-      </w:r>
-      <w:r>
-        <w:rPr>
-          <w:b/>
-          <w:bCs/>
-        </w:rPr>
-        <w:t>người dùng</w:t>
+      <w:r>
+        <w:rPr>
+          <w:b/>
+          <w:bCs/>
+        </w:rPr>
+        <w:t>Trang quản lý thể loại</w:t>
       </w:r>
     </w:p>
     <w:p>
@@ -16074,10 +16211,10 @@
           <w:lang w:eastAsia="zh-CN"/>
         </w:rPr>
         <w:drawing>
-          <wp:inline distT="0" distB="0" distL="0" distR="0" wp14:anchorId="63C24588" wp14:editId="6D1AD089">
-            <wp:extent cx="5760720" cy="3240405"/>
+          <wp:inline distT="0" distB="0" distL="0" distR="0" wp14:anchorId="03EE18AA" wp14:editId="7A58A116">
+            <wp:extent cx="5760720" cy="3242310"/>
             <wp:effectExtent l="0" t="0" r="0" b="0"/>
-            <wp:docPr id="29" name="Picture 29"/>
+            <wp:docPr id="30" name="Picture 30"/>
             <wp:cNvGraphicFramePr>
               <a:graphicFrameLocks xmlns:a="http://schemas.openxmlformats.org/drawingml/2006/main" noChangeAspect="1"/>
             </wp:cNvGraphicFramePr>
@@ -16097,7 +16234,7 @@
                   <pic:spPr>
                     <a:xfrm>
                       <a:off x="0" y="0"/>
-                      <a:ext cx="5760720" cy="3240405"/>
+                      <a:ext cx="5760720" cy="3242310"/>
                     </a:xfrm>
                     <a:prstGeom prst="rect">
                       <a:avLst/>
@@ -16127,12 +16264,39 @@
           <w:bCs/>
         </w:rPr>
       </w:pPr>
-      <w:r>
-        <w:rPr>
-          <w:b/>
-          <w:bCs/>
-        </w:rPr>
-        <w:t>Trang quản lý thể loại</w:t>
+    </w:p>
+    <w:p>
+      <w:pPr>
+        <w:ind w:firstLine="567"/>
+        <w:rPr>
+          <w:b/>
+          <w:bCs/>
+        </w:rPr>
+      </w:pPr>
+    </w:p>
+    <w:p>
+      <w:pPr>
+        <w:ind w:firstLine="567"/>
+        <w:rPr>
+          <w:b/>
+          <w:bCs/>
+        </w:rPr>
+      </w:pPr>
+    </w:p>
+    <w:p>
+      <w:pPr>
+        <w:ind w:firstLine="567"/>
+        <w:rPr>
+          <w:b/>
+          <w:bCs/>
+        </w:rPr>
+      </w:pPr>
+      <w:r>
+        <w:rPr>
+          <w:b/>
+          <w:bCs/>
+        </w:rPr>
+        <w:t>Trang quản lý bình luận</w:t>
       </w:r>
     </w:p>
     <w:p>
@@ -16149,10 +16313,10 @@
           <w:lang w:eastAsia="zh-CN"/>
         </w:rPr>
         <w:drawing>
-          <wp:inline distT="0" distB="0" distL="0" distR="0" wp14:anchorId="03EE18AA" wp14:editId="7A58A116">
-            <wp:extent cx="5760720" cy="3242310"/>
+          <wp:inline distT="0" distB="0" distL="0" distR="0" wp14:anchorId="1024B5E9" wp14:editId="1572993C">
+            <wp:extent cx="5760720" cy="3240405"/>
             <wp:effectExtent l="0" t="0" r="0" b="0"/>
-            <wp:docPr id="30" name="Picture 30"/>
+            <wp:docPr id="31" name="Picture 31"/>
             <wp:cNvGraphicFramePr>
               <a:graphicFrameLocks xmlns:a="http://schemas.openxmlformats.org/drawingml/2006/main" noChangeAspect="1"/>
             </wp:cNvGraphicFramePr>
@@ -16172,108 +16336,6 @@
                   <pic:spPr>
                     <a:xfrm>
                       <a:off x="0" y="0"/>
-                      <a:ext cx="5760720" cy="3242310"/>
-                    </a:xfrm>
-                    <a:prstGeom prst="rect">
-                      <a:avLst/>
-                    </a:prstGeom>
-                  </pic:spPr>
-                </pic:pic>
-              </a:graphicData>
-            </a:graphic>
-          </wp:inline>
-        </w:drawing>
-      </w:r>
-    </w:p>
-    <w:p>
-      <w:pPr>
-        <w:ind w:firstLine="567"/>
-        <w:rPr>
-          <w:b/>
-          <w:bCs/>
-        </w:rPr>
-      </w:pPr>
-    </w:p>
-    <w:p>
-      <w:pPr>
-        <w:ind w:firstLine="567"/>
-        <w:rPr>
-          <w:b/>
-          <w:bCs/>
-        </w:rPr>
-      </w:pPr>
-    </w:p>
-    <w:p>
-      <w:pPr>
-        <w:ind w:firstLine="567"/>
-        <w:rPr>
-          <w:b/>
-          <w:bCs/>
-        </w:rPr>
-      </w:pPr>
-    </w:p>
-    <w:p>
-      <w:pPr>
-        <w:ind w:firstLine="567"/>
-        <w:rPr>
-          <w:b/>
-          <w:bCs/>
-        </w:rPr>
-      </w:pPr>
-    </w:p>
-    <w:p>
-      <w:pPr>
-        <w:ind w:firstLine="567"/>
-        <w:rPr>
-          <w:b/>
-          <w:bCs/>
-        </w:rPr>
-      </w:pPr>
-      <w:r>
-        <w:rPr>
-          <w:b/>
-          <w:bCs/>
-        </w:rPr>
-        <w:t>Trang quản lý bình luận</w:t>
-      </w:r>
-    </w:p>
-    <w:p>
-      <w:pPr>
-        <w:jc w:val="center"/>
-        <w:rPr>
-          <w:b/>
-          <w:bCs/>
-        </w:rPr>
-      </w:pPr>
-      <w:r>
-        <w:rPr>
-          <w:noProof/>
-          <w:lang w:eastAsia="zh-CN"/>
-        </w:rPr>
-        <w:drawing>
-          <wp:inline distT="0" distB="0" distL="0" distR="0" wp14:anchorId="1024B5E9" wp14:editId="1572993C">
-            <wp:extent cx="5760720" cy="3240405"/>
-            <wp:effectExtent l="0" t="0" r="0" b="0"/>
-            <wp:docPr id="31" name="Picture 31"/>
-            <wp:cNvGraphicFramePr>
-              <a:graphicFrameLocks xmlns:a="http://schemas.openxmlformats.org/drawingml/2006/main" noChangeAspect="1"/>
-            </wp:cNvGraphicFramePr>
-            <a:graphic xmlns:a="http://schemas.openxmlformats.org/drawingml/2006/main">
-              <a:graphicData uri="http://schemas.openxmlformats.org/drawingml/2006/picture">
-                <pic:pic xmlns:pic="http://schemas.openxmlformats.org/drawingml/2006/picture">
-                  <pic:nvPicPr>
-                    <pic:cNvPr id="1" name=""/>
-                    <pic:cNvPicPr/>
-                  </pic:nvPicPr>
-                  <pic:blipFill>
-                    <a:blip r:embed="rId45"/>
-                    <a:stretch>
-                      <a:fillRect/>
-                    </a:stretch>
-                  </pic:blipFill>
-                  <pic:spPr>
-                    <a:xfrm>
-                      <a:off x="0" y="0"/>
                       <a:ext cx="5760720" cy="3240405"/>
                     </a:xfrm>
                     <a:prstGeom prst="rect">
@@ -16576,7 +16638,7 @@
         <w:spacing w:after="200" w:line="276" w:lineRule="auto"/>
         <w:jc w:val="left"/>
       </w:pPr>
-      <w:hyperlink r:id="rId46" w:history="1">
+      <w:hyperlink r:id="rId45" w:history="1">
         <w:r>
           <w:rPr>
             <w:rStyle w:val="Hyperlink"/>
@@ -16590,7 +16652,7 @@
         <w:spacing w:after="200" w:line="276" w:lineRule="auto"/>
         <w:jc w:val="left"/>
       </w:pPr>
-      <w:hyperlink r:id="rId47" w:history="1">
+      <w:hyperlink r:id="rId46" w:history="1">
         <w:r>
           <w:rPr>
             <w:rStyle w:val="Hyperlink"/>
@@ -16620,7 +16682,7 @@
       <w:r>
         <w:t xml:space="preserve"> </w:t>
       </w:r>
-      <w:hyperlink r:id="rId48" w:history="1">
+      <w:hyperlink r:id="rId47" w:history="1">
         <w:r>
           <w:rPr>
             <w:rStyle w:val="Hyperlink"/>
@@ -16655,7 +16717,7 @@
           <w:rStyle w:val="Hyperlink"/>
         </w:rPr>
       </w:pPr>
-      <w:hyperlink r:id="rId49" w:history="1">
+      <w:hyperlink r:id="rId48" w:history="1">
         <w:r>
           <w:rPr>
             <w:rStyle w:val="Hyperlink"/>
@@ -16669,7 +16731,7 @@
         <w:spacing w:after="200" w:line="276" w:lineRule="auto"/>
         <w:jc w:val="left"/>
       </w:pPr>
-      <w:hyperlink r:id="rId50" w:history="1">
+      <w:hyperlink r:id="rId49" w:history="1">
         <w:r>
           <w:rPr>
             <w:rStyle w:val="Hyperlink"/>
@@ -16692,7 +16754,7 @@
         <w:spacing w:after="200" w:line="276" w:lineRule="auto"/>
         <w:jc w:val="left"/>
       </w:pPr>
-      <w:hyperlink r:id="rId51" w:history="1">
+      <w:hyperlink r:id="rId50" w:history="1">
         <w:r>
           <w:rPr>
             <w:rStyle w:val="Hyperlink"/>
@@ -16706,7 +16768,7 @@
         <w:spacing w:after="200" w:line="276" w:lineRule="auto"/>
         <w:jc w:val="left"/>
       </w:pPr>
-      <w:hyperlink r:id="rId52" w:history="1">
+      <w:hyperlink r:id="rId51" w:history="1">
         <w:r>
           <w:rPr>
             <w:rStyle w:val="Hyperlink"/>
@@ -16728,7 +16790,7 @@
       <w:pPr>
         <w:spacing w:after="200" w:line="276" w:lineRule="auto"/>
       </w:pPr>
-      <w:hyperlink r:id="rId53" w:history="1">
+      <w:hyperlink r:id="rId52" w:history="1">
         <w:r>
           <w:rPr>
             <w:rStyle w:val="Hyperlink"/>
@@ -16746,7 +16808,7 @@
           <w:szCs w:val="26"/>
         </w:rPr>
       </w:pPr>
-      <w:hyperlink r:id="rId54" w:history="1">
+      <w:hyperlink r:id="rId53" w:history="1">
         <w:r>
           <w:rPr>
             <w:rStyle w:val="Hyperlink"/>
@@ -16786,7 +16848,7 @@
         <w:spacing w:after="200" w:line="276" w:lineRule="auto"/>
         <w:jc w:val="left"/>
       </w:pPr>
-      <w:hyperlink r:id="rId55" w:history="1">
+      <w:hyperlink r:id="rId54" w:history="1">
         <w:r>
           <w:rPr>
             <w:rStyle w:val="Hyperlink"/>
@@ -16804,7 +16866,7 @@
           <w:szCs w:val="26"/>
         </w:rPr>
       </w:pPr>
-      <w:hyperlink r:id="rId56" w:history="1">
+      <w:hyperlink r:id="rId55" w:history="1">
         <w:r>
           <w:rPr>
             <w:rStyle w:val="Hyperlink"/>
@@ -16933,7 +16995,7 @@
             <w:bCs/>
             <w:noProof/>
           </w:rPr>
-          <w:t>6</w:t>
+          <w:t>5</w:t>
         </w:r>
         <w:r>
           <w:rPr>
@@ -17182,7 +17244,7 @@
             <w:b/>
             <w:noProof/>
           </w:rPr>
-          <w:t>19</w:t>
+          <w:t>21</w:t>
         </w:r>
         <w:r>
           <w:rPr>
@@ -21322,7 +21384,6 @@
   <w:style w:type="character" w:default="1" w:styleId="DefaultParagraphFont">
     <w:name w:val="Default Paragraph Font"/>
     <w:uiPriority w:val="1"/>
-    <w:semiHidden/>
     <w:unhideWhenUsed/>
   </w:style>
   <w:style w:type="table" w:default="1" w:styleId="TableNormal">
@@ -22701,7 +22762,7 @@
 </file>
 
 <file path=customXml/itemProps1.xml><?xml version="1.0" encoding="utf-8"?>
-<ds:datastoreItem xmlns:ds="http://schemas.openxmlformats.org/officeDocument/2006/customXml" ds:itemID="{0032FB69-BA05-47D1-88A7-5CCF0BB33084}">
+<ds:datastoreItem xmlns:ds="http://schemas.openxmlformats.org/officeDocument/2006/customXml" ds:itemID="{23D1AB6B-CF34-414E-AE77-B43EC28CA3B2}">
   <ds:schemaRefs>
     <ds:schemaRef ds:uri="http://schemas.openxmlformats.org/officeDocument/2006/bibliography"/>
   </ds:schemaRefs>

--- a/thesis/doc/DK24TTG2-NgoHoaiThanh-170124251.docx
+++ b/thesis/doc/DK24TTG2-NgoHoaiThanh-170124251.docx
@@ -5300,61 +5300,71 @@
           <w:b w:val="0"/>
           <w:bCs/>
           <w:webHidden/>
+          <w:color w:val="000000" w:themeColor="text1"/>
           <w:szCs w:val="26"/>
         </w:rPr>
       </w:pPr>
-      <w:proofErr w:type="gramStart"/>
-      <w:r>
-        <w:rPr>
-          <w:b w:val="0"/>
-          <w:bCs/>
-          <w:szCs w:val="26"/>
-        </w:rPr>
-        <w:t xml:space="preserve">Hình  </w:t>
-      </w:r>
-      <w:r>
-        <w:rPr>
-          <w:b w:val="0"/>
-          <w:bCs/>
-          <w:szCs w:val="26"/>
-        </w:rPr>
-        <w:t>1</w:t>
-      </w:r>
-      <w:proofErr w:type="gramEnd"/>
-      <w:r>
-        <w:rPr>
-          <w:b w:val="0"/>
-          <w:bCs/>
-          <w:szCs w:val="26"/>
-        </w:rPr>
-        <w:t xml:space="preserve">: </w:t>
-      </w:r>
-      <w:r>
-        <w:rPr>
-          <w:b w:val="0"/>
-          <w:bCs/>
-          <w:szCs w:val="26"/>
-        </w:rPr>
-        <w:t>Kiến Trúc MVC</w:t>
-      </w:r>
-      <w:r>
-        <w:rPr>
-          <w:b w:val="0"/>
-          <w:bCs/>
-          <w:webHidden/>
-          <w:szCs w:val="26"/>
-        </w:rPr>
-        <w:tab/>
-      </w:r>
-      <w:r>
-        <w:rPr>
-          <w:b w:val="0"/>
-          <w:bCs/>
-          <w:webHidden/>
-          <w:szCs w:val="26"/>
-        </w:rPr>
-        <w:t>12</w:t>
-      </w:r>
+      <w:hyperlink w:anchor="MVC" w:history="1">
+        <w:proofErr w:type="gramStart"/>
+        <w:r>
+          <w:rPr>
+            <w:rStyle w:val="Hyperlink"/>
+            <w:b w:val="0"/>
+            <w:bCs/>
+            <w:color w:val="000000" w:themeColor="text1"/>
+            <w:szCs w:val="26"/>
+            <w:u w:val="none"/>
+          </w:rPr>
+          <w:t>Hình  1</w:t>
+        </w:r>
+        <w:proofErr w:type="gramEnd"/>
+        <w:r>
+          <w:rPr>
+            <w:rStyle w:val="Hyperlink"/>
+            <w:b w:val="0"/>
+            <w:bCs/>
+            <w:color w:val="000000" w:themeColor="text1"/>
+            <w:szCs w:val="26"/>
+            <w:u w:val="none"/>
+          </w:rPr>
+          <w:t xml:space="preserve">: </w:t>
+        </w:r>
+        <w:r>
+          <w:rPr>
+            <w:rStyle w:val="Hyperlink"/>
+            <w:b w:val="0"/>
+            <w:bCs/>
+            <w:color w:val="000000" w:themeColor="text1"/>
+            <w:szCs w:val="26"/>
+            <w:u w:val="none"/>
+          </w:rPr>
+          <w:t>Kiến Trúc MVC</w:t>
+        </w:r>
+        <w:r>
+          <w:rPr>
+            <w:rStyle w:val="Hyperlink"/>
+            <w:b w:val="0"/>
+            <w:bCs/>
+            <w:webHidden/>
+            <w:color w:val="000000" w:themeColor="text1"/>
+            <w:szCs w:val="26"/>
+            <w:u w:val="none"/>
+          </w:rPr>
+          <w:tab/>
+        </w:r>
+        <w:r>
+          <w:rPr>
+            <w:rStyle w:val="Hyperlink"/>
+            <w:b w:val="0"/>
+            <w:bCs/>
+            <w:webHidden/>
+            <w:color w:val="000000" w:themeColor="text1"/>
+            <w:szCs w:val="26"/>
+            <w:u w:val="none"/>
+          </w:rPr>
+          <w:t>12</w:t>
+        </w:r>
+      </w:hyperlink>
     </w:p>
     <w:p>
       <w:pPr>
@@ -5362,65 +5372,76 @@
         <w:tabs>
           <w:tab w:val="right" w:leader="dot" w:pos="9062"/>
         </w:tabs>
+        <w:jc w:val="left"/>
         <w:rPr>
           <w:b w:val="0"/>
           <w:bCs/>
           <w:webHidden/>
+          <w:color w:val="000000" w:themeColor="text1"/>
           <w:szCs w:val="26"/>
         </w:rPr>
       </w:pPr>
-      <w:proofErr w:type="gramStart"/>
-      <w:r>
-        <w:rPr>
-          <w:b w:val="0"/>
-          <w:bCs/>
-          <w:szCs w:val="26"/>
-        </w:rPr>
-        <w:t xml:space="preserve">Hình  </w:t>
-      </w:r>
-      <w:r>
-        <w:rPr>
-          <w:b w:val="0"/>
-          <w:bCs/>
-          <w:szCs w:val="26"/>
-        </w:rPr>
-        <w:t>2</w:t>
-      </w:r>
-      <w:proofErr w:type="gramEnd"/>
-      <w:r>
-        <w:rPr>
-          <w:b w:val="0"/>
-          <w:bCs/>
-          <w:szCs w:val="26"/>
-        </w:rPr>
-        <w:t xml:space="preserve">: </w:t>
-      </w:r>
-      <w:r>
-        <w:rPr>
-          <w:b w:val="0"/>
-          <w:bCs/>
-          <w:szCs w:val="26"/>
-        </w:rPr>
-        <w:t>Giao Diện SQL</w:t>
-      </w:r>
-      <w:r>
-        <w:rPr>
-          <w:b w:val="0"/>
-          <w:bCs/>
-          <w:webHidden/>
-          <w:szCs w:val="26"/>
-        </w:rPr>
-        <w:tab/>
-      </w:r>
-      <w:r>
-        <w:rPr>
-          <w:b w:val="0"/>
-          <w:bCs/>
-          <w:webHidden/>
-          <w:szCs w:val="26"/>
-        </w:rPr>
-        <w:t>13</w:t>
-      </w:r>
+      <w:hyperlink w:anchor="SQL" w:history="1">
+        <w:proofErr w:type="gramStart"/>
+        <w:r>
+          <w:rPr>
+            <w:rStyle w:val="Hyperlink"/>
+            <w:b w:val="0"/>
+            <w:bCs/>
+            <w:color w:val="000000" w:themeColor="text1"/>
+            <w:szCs w:val="26"/>
+            <w:u w:val="none"/>
+          </w:rPr>
+          <w:t>Hình  2</w:t>
+        </w:r>
+        <w:proofErr w:type="gramEnd"/>
+        <w:r>
+          <w:rPr>
+            <w:rStyle w:val="Hyperlink"/>
+            <w:b w:val="0"/>
+            <w:bCs/>
+            <w:color w:val="000000" w:themeColor="text1"/>
+            <w:szCs w:val="26"/>
+            <w:u w:val="none"/>
+          </w:rPr>
+          <w:t xml:space="preserve">: </w:t>
+        </w:r>
+        <w:r>
+          <w:rPr>
+            <w:rStyle w:val="Hyperlink"/>
+            <w:b w:val="0"/>
+            <w:bCs/>
+            <w:color w:val="000000" w:themeColor="text1"/>
+            <w:szCs w:val="26"/>
+            <w:u w:val="none"/>
+          </w:rPr>
+          <w:t>Giao Diện SQL</w:t>
+        </w:r>
+        <w:r>
+          <w:rPr>
+            <w:rStyle w:val="Hyperlink"/>
+            <w:b w:val="0"/>
+            <w:bCs/>
+            <w:webHidden/>
+            <w:color w:val="000000" w:themeColor="text1"/>
+            <w:szCs w:val="26"/>
+            <w:u w:val="none"/>
+          </w:rPr>
+          <w:tab/>
+        </w:r>
+        <w:r>
+          <w:rPr>
+            <w:rStyle w:val="Hyperlink"/>
+            <w:b w:val="0"/>
+            <w:bCs/>
+            <w:webHidden/>
+            <w:color w:val="000000" w:themeColor="text1"/>
+            <w:szCs w:val="26"/>
+            <w:u w:val="none"/>
+          </w:rPr>
+          <w:t>13</w:t>
+        </w:r>
+      </w:hyperlink>
     </w:p>
     <w:p>
       <w:pPr>
@@ -5429,6 +5450,7 @@
           <w:tab w:val="right" w:leader="dot" w:pos="9062"/>
         </w:tabs>
         <w:rPr>
+          <w:rStyle w:val="Hyperlink"/>
           <w:rFonts w:asciiTheme="minorHAnsi" w:eastAsiaTheme="minorEastAsia" w:hAnsiTheme="minorHAnsi" w:cstheme="minorBidi"/>
           <w:b w:val="0"/>
           <w:noProof/>
@@ -5461,81 +5483,108 @@
         </w:rPr>
         <w:fldChar w:fldCharType="separate"/>
       </w:r>
-      <w:hyperlink w:anchor="_Toc216518735" w:history="1">
-        <w:r>
-          <w:rPr>
-            <w:rStyle w:val="Hyperlink"/>
-            <w:b w:val="0"/>
-            <w:noProof/>
-          </w:rPr>
-          <w:t>Hình  3</w:t>
-        </w:r>
-        <w:r>
-          <w:rPr>
-            <w:rStyle w:val="Hyperlink"/>
-            <w:b w:val="0"/>
-            <w:noProof/>
-          </w:rPr>
-          <w:t>: Sơ Đồ Class Tổng Quan</w:t>
-        </w:r>
-        <w:r>
-          <w:rPr>
-            <w:b w:val="0"/>
-            <w:noProof/>
-            <w:webHidden/>
-          </w:rPr>
-          <w:tab/>
-        </w:r>
-        <w:r>
-          <w:rPr>
-            <w:b w:val="0"/>
-            <w:noProof/>
-            <w:webHidden/>
-          </w:rPr>
-          <w:fldChar w:fldCharType="begin"/>
-        </w:r>
-        <w:r>
-          <w:rPr>
-            <w:b w:val="0"/>
-            <w:noProof/>
-            <w:webHidden/>
-          </w:rPr>
-          <w:instrText xml:space="preserve"> PAGEREF _Toc216518735 \h </w:instrText>
-        </w:r>
-        <w:r>
-          <w:rPr>
-            <w:b w:val="0"/>
-            <w:noProof/>
-            <w:webHidden/>
-          </w:rPr>
-        </w:r>
-        <w:r>
-          <w:rPr>
-            <w:b w:val="0"/>
-            <w:noProof/>
-            <w:webHidden/>
-          </w:rPr>
-          <w:fldChar w:fldCharType="separate"/>
-        </w:r>
-        <w:r>
-          <w:rPr>
-            <w:b w:val="0"/>
-            <w:noProof/>
-            <w:webHidden/>
-          </w:rPr>
-          <w:t>1</w:t>
-        </w:r>
-        <w:r>
-          <w:rPr>
-            <w:b w:val="0"/>
-            <w:noProof/>
-            <w:webHidden/>
-          </w:rPr>
-          <w:fldChar w:fldCharType="end"/>
-        </w:r>
-      </w:hyperlink>
-      <w:r>
-        <w:rPr>
+      <w:r>
+        <w:rPr>
+          <w:b w:val="0"/>
+          <w:noProof/>
+        </w:rPr>
+        <w:fldChar w:fldCharType="begin"/>
+      </w:r>
+      <w:r>
+        <w:rPr>
+          <w:b w:val="0"/>
+          <w:noProof/>
+        </w:rPr>
+        <w:instrText xml:space="preserve"> HYPERLINK  \l "SoDo" </w:instrText>
+      </w:r>
+      <w:r>
+        <w:rPr>
+          <w:b w:val="0"/>
+          <w:noProof/>
+        </w:rPr>
+        <w:fldChar w:fldCharType="separate"/>
+      </w:r>
+      <w:r>
+        <w:rPr>
+          <w:rStyle w:val="Hyperlink"/>
+          <w:b w:val="0"/>
+          <w:noProof/>
+        </w:rPr>
+        <w:t>Hình  3</w:t>
+      </w:r>
+      <w:r>
+        <w:rPr>
+          <w:rStyle w:val="Hyperlink"/>
+          <w:b w:val="0"/>
+          <w:noProof/>
+        </w:rPr>
+        <w:t>: Sơ Đồ Class Tổng Quan</w:t>
+      </w:r>
+      <w:r>
+        <w:rPr>
+          <w:rStyle w:val="Hyperlink"/>
+          <w:b w:val="0"/>
+          <w:noProof/>
+          <w:webHidden/>
+        </w:rPr>
+        <w:tab/>
+      </w:r>
+      <w:r>
+        <w:rPr>
+          <w:rStyle w:val="Hyperlink"/>
+          <w:b w:val="0"/>
+          <w:noProof/>
+          <w:webHidden/>
+        </w:rPr>
+        <w:fldChar w:fldCharType="begin"/>
+      </w:r>
+      <w:r>
+        <w:rPr>
+          <w:rStyle w:val="Hyperlink"/>
+          <w:b w:val="0"/>
+          <w:noProof/>
+          <w:webHidden/>
+        </w:rPr>
+        <w:instrText xml:space="preserve"> PAGEREF _Toc216518735 \h </w:instrText>
+      </w:r>
+      <w:r>
+        <w:rPr>
+          <w:rStyle w:val="Hyperlink"/>
+          <w:b w:val="0"/>
+          <w:noProof/>
+          <w:webHidden/>
+        </w:rPr>
+      </w:r>
+      <w:r>
+        <w:rPr>
+          <w:rStyle w:val="Hyperlink"/>
+          <w:b w:val="0"/>
+          <w:noProof/>
+          <w:webHidden/>
+        </w:rPr>
+        <w:fldChar w:fldCharType="separate"/>
+      </w:r>
+      <w:r>
+        <w:rPr>
+          <w:rStyle w:val="Hyperlink"/>
+          <w:b w:val="0"/>
+          <w:noProof/>
+          <w:webHidden/>
+        </w:rPr>
+        <w:t>1</w:t>
+      </w:r>
+      <w:r>
+        <w:rPr>
+          <w:rStyle w:val="Hyperlink"/>
+          <w:b w:val="0"/>
+          <w:noProof/>
+          <w:webHidden/>
+        </w:rPr>
+        <w:fldChar w:fldCharType="end"/>
+      </w:r>
+      <w:r>
+        <w:rPr>
+          <w:rStyle w:val="Hyperlink"/>
           <w:b w:val="0"/>
           <w:noProof/>
         </w:rPr>
@@ -5549,6 +5598,7 @@
           <w:tab w:val="right" w:leader="dot" w:pos="9062"/>
         </w:tabs>
         <w:rPr>
+          <w:rStyle w:val="Hyperlink"/>
           <w:rFonts w:asciiTheme="minorHAnsi" w:eastAsiaTheme="minorEastAsia" w:hAnsiTheme="minorHAnsi" w:cstheme="minorBidi"/>
           <w:b w:val="0"/>
           <w:noProof/>
@@ -5557,81 +5607,115 @@
           <w14:ligatures w14:val="standardContextual"/>
         </w:rPr>
       </w:pPr>
-      <w:hyperlink w:anchor="_Toc216518736" w:history="1">
-        <w:r>
-          <w:rPr>
-            <w:rStyle w:val="Hyperlink"/>
-            <w:b w:val="0"/>
-            <w:noProof/>
-          </w:rPr>
-          <w:t>Hình  4</w:t>
-        </w:r>
-        <w:r>
-          <w:rPr>
-            <w:rStyle w:val="Hyperlink"/>
-            <w:b w:val="0"/>
-            <w:noProof/>
-          </w:rPr>
-          <w:t>: Bảng Genres</w:t>
-        </w:r>
-        <w:r>
-          <w:rPr>
-            <w:b w:val="0"/>
-            <w:noProof/>
-            <w:webHidden/>
-          </w:rPr>
-          <w:tab/>
-        </w:r>
-        <w:r>
-          <w:rPr>
-            <w:b w:val="0"/>
-            <w:noProof/>
-            <w:webHidden/>
-          </w:rPr>
-          <w:fldChar w:fldCharType="begin"/>
-        </w:r>
-        <w:r>
-          <w:rPr>
-            <w:b w:val="0"/>
-            <w:noProof/>
-            <w:webHidden/>
-          </w:rPr>
-          <w:instrText xml:space="preserve"> PAGEREF _Toc216518736 \h </w:instrText>
-        </w:r>
-        <w:r>
-          <w:rPr>
-            <w:b w:val="0"/>
-            <w:noProof/>
-            <w:webHidden/>
-          </w:rPr>
-        </w:r>
-        <w:r>
-          <w:rPr>
-            <w:b w:val="0"/>
-            <w:noProof/>
-            <w:webHidden/>
-          </w:rPr>
-          <w:fldChar w:fldCharType="separate"/>
-        </w:r>
-        <w:r>
-          <w:rPr>
-            <w:b w:val="0"/>
-            <w:noProof/>
-            <w:webHidden/>
-          </w:rPr>
-          <w:t>1</w:t>
-        </w:r>
-        <w:r>
-          <w:rPr>
-            <w:b w:val="0"/>
-            <w:noProof/>
-            <w:webHidden/>
-          </w:rPr>
-          <w:fldChar w:fldCharType="end"/>
-        </w:r>
-      </w:hyperlink>
-      <w:r>
-        <w:rPr>
+      <w:r>
+        <w:rPr>
+          <w:b w:val="0"/>
+          <w:noProof/>
+        </w:rPr>
+        <w:fldChar w:fldCharType="end"/>
+      </w:r>
+      <w:r>
+        <w:rPr>
+          <w:b w:val="0"/>
+          <w:noProof/>
+        </w:rPr>
+        <w:fldChar w:fldCharType="begin"/>
+      </w:r>
+      <w:r>
+        <w:rPr>
+          <w:b w:val="0"/>
+          <w:noProof/>
+        </w:rPr>
+        <w:instrText xml:space="preserve"> HYPERLINK  \l "Genres" </w:instrText>
+      </w:r>
+      <w:r>
+        <w:rPr>
+          <w:b w:val="0"/>
+          <w:noProof/>
+        </w:rPr>
+        <w:fldChar w:fldCharType="separate"/>
+      </w:r>
+      <w:r>
+        <w:rPr>
+          <w:rStyle w:val="Hyperlink"/>
+          <w:b w:val="0"/>
+          <w:noProof/>
+        </w:rPr>
+        <w:t>Hình  4</w:t>
+      </w:r>
+      <w:r>
+        <w:rPr>
+          <w:rStyle w:val="Hyperlink"/>
+          <w:b w:val="0"/>
+          <w:noProof/>
+        </w:rPr>
+        <w:t>: Bảng Genres</w:t>
+      </w:r>
+      <w:r>
+        <w:rPr>
+          <w:rStyle w:val="Hyperlink"/>
+          <w:b w:val="0"/>
+          <w:noProof/>
+          <w:webHidden/>
+        </w:rPr>
+        <w:tab/>
+      </w:r>
+      <w:r>
+        <w:rPr>
+          <w:rStyle w:val="Hyperlink"/>
+          <w:b w:val="0"/>
+          <w:noProof/>
+          <w:webHidden/>
+        </w:rPr>
+        <w:fldChar w:fldCharType="begin"/>
+      </w:r>
+      <w:r>
+        <w:rPr>
+          <w:rStyle w:val="Hyperlink"/>
+          <w:b w:val="0"/>
+          <w:noProof/>
+          <w:webHidden/>
+        </w:rPr>
+        <w:instrText xml:space="preserve"> PAGEREF _Toc216518736 \h </w:instrText>
+      </w:r>
+      <w:r>
+        <w:rPr>
+          <w:rStyle w:val="Hyperlink"/>
+          <w:b w:val="0"/>
+          <w:noProof/>
+          <w:webHidden/>
+        </w:rPr>
+      </w:r>
+      <w:r>
+        <w:rPr>
+          <w:rStyle w:val="Hyperlink"/>
+          <w:b w:val="0"/>
+          <w:noProof/>
+          <w:webHidden/>
+        </w:rPr>
+        <w:fldChar w:fldCharType="separate"/>
+      </w:r>
+      <w:r>
+        <w:rPr>
+          <w:rStyle w:val="Hyperlink"/>
+          <w:b w:val="0"/>
+          <w:noProof/>
+          <w:webHidden/>
+        </w:rPr>
+        <w:t>1</w:t>
+      </w:r>
+      <w:r>
+        <w:rPr>
+          <w:rStyle w:val="Hyperlink"/>
+          <w:b w:val="0"/>
+          <w:noProof/>
+          <w:webHidden/>
+        </w:rPr>
+        <w:fldChar w:fldCharType="end"/>
+      </w:r>
+      <w:r>
+        <w:rPr>
+          <w:rStyle w:val="Hyperlink"/>
           <w:b w:val="0"/>
           <w:noProof/>
         </w:rPr>
@@ -5645,6 +5729,7 @@
           <w:tab w:val="right" w:leader="dot" w:pos="9062"/>
         </w:tabs>
         <w:rPr>
+          <w:rStyle w:val="Hyperlink"/>
           <w:rFonts w:asciiTheme="minorHAnsi" w:eastAsiaTheme="minorEastAsia" w:hAnsiTheme="minorHAnsi" w:cstheme="minorBidi"/>
           <w:b w:val="0"/>
           <w:noProof/>
@@ -5653,99 +5738,133 @@
           <w14:ligatures w14:val="standardContextual"/>
         </w:rPr>
       </w:pPr>
-      <w:hyperlink w:anchor="_Toc216518737" w:history="1">
-        <w:r>
-          <w:rPr>
-            <w:rStyle w:val="Hyperlink"/>
-            <w:b w:val="0"/>
-            <w:noProof/>
-          </w:rPr>
-          <w:t xml:space="preserve">Hình  </w:t>
-        </w:r>
-        <w:r>
-          <w:rPr>
-            <w:rStyle w:val="Hyperlink"/>
-            <w:b w:val="0"/>
-            <w:noProof/>
-          </w:rPr>
-          <w:t>5</w:t>
-        </w:r>
-        <w:r>
-          <w:rPr>
-            <w:rStyle w:val="Hyperlink"/>
-            <w:b w:val="0"/>
-            <w:noProof/>
-          </w:rPr>
-          <w:t xml:space="preserve">: Class </w:t>
-        </w:r>
-        <w:r>
-          <w:rPr>
-            <w:rStyle w:val="Hyperlink"/>
-            <w:rFonts w:ascii="Cambria" w:eastAsia="宋体" w:hAnsi="Cambria"/>
-            <w:b w:val="0"/>
-            <w:bCs/>
-            <w:noProof/>
-          </w:rPr>
-          <w:t>Artists</w:t>
-        </w:r>
-        <w:r>
-          <w:rPr>
-            <w:b w:val="0"/>
-            <w:noProof/>
-            <w:webHidden/>
-          </w:rPr>
-          <w:tab/>
-        </w:r>
-        <w:r>
-          <w:rPr>
-            <w:b w:val="0"/>
-            <w:noProof/>
-            <w:webHidden/>
-          </w:rPr>
-          <w:fldChar w:fldCharType="begin"/>
-        </w:r>
-        <w:r>
-          <w:rPr>
-            <w:b w:val="0"/>
-            <w:noProof/>
-            <w:webHidden/>
-          </w:rPr>
-          <w:instrText xml:space="preserve"> PAGEREF _Toc216518737 \h </w:instrText>
-        </w:r>
-        <w:r>
-          <w:rPr>
-            <w:b w:val="0"/>
-            <w:noProof/>
-            <w:webHidden/>
-          </w:rPr>
-        </w:r>
-        <w:r>
-          <w:rPr>
-            <w:b w:val="0"/>
-            <w:noProof/>
-            <w:webHidden/>
-          </w:rPr>
-          <w:fldChar w:fldCharType="separate"/>
-        </w:r>
-        <w:r>
-          <w:rPr>
-            <w:b w:val="0"/>
-            <w:noProof/>
-            <w:webHidden/>
-          </w:rPr>
-          <w:t>1</w:t>
-        </w:r>
-        <w:r>
-          <w:rPr>
-            <w:b w:val="0"/>
-            <w:noProof/>
-            <w:webHidden/>
-          </w:rPr>
-          <w:fldChar w:fldCharType="end"/>
-        </w:r>
-      </w:hyperlink>
-      <w:r>
-        <w:rPr>
+      <w:r>
+        <w:rPr>
+          <w:b w:val="0"/>
+          <w:noProof/>
+        </w:rPr>
+        <w:fldChar w:fldCharType="end"/>
+      </w:r>
+      <w:r>
+        <w:rPr>
+          <w:b w:val="0"/>
+          <w:noProof/>
+        </w:rPr>
+        <w:fldChar w:fldCharType="begin"/>
+      </w:r>
+      <w:r>
+        <w:rPr>
+          <w:b w:val="0"/>
+          <w:noProof/>
+        </w:rPr>
+        <w:instrText xml:space="preserve"> HYPERLINK  \l "Artists" </w:instrText>
+      </w:r>
+      <w:r>
+        <w:rPr>
+          <w:b w:val="0"/>
+          <w:noProof/>
+        </w:rPr>
+        <w:fldChar w:fldCharType="separate"/>
+      </w:r>
+      <w:r>
+        <w:rPr>
+          <w:rStyle w:val="Hyperlink"/>
+          <w:b w:val="0"/>
+          <w:noProof/>
+        </w:rPr>
+        <w:t xml:space="preserve">Hình  </w:t>
+      </w:r>
+      <w:r>
+        <w:rPr>
+          <w:rStyle w:val="Hyperlink"/>
+          <w:b w:val="0"/>
+          <w:noProof/>
+        </w:rPr>
+        <w:t>5</w:t>
+      </w:r>
+      <w:r>
+        <w:rPr>
+          <w:rStyle w:val="Hyperlink"/>
+          <w:b w:val="0"/>
+          <w:noProof/>
+        </w:rPr>
+        <w:t xml:space="preserve">: Class </w:t>
+      </w:r>
+      <w:r>
+        <w:rPr>
+          <w:rStyle w:val="Hyperlink"/>
+          <w:rFonts w:ascii="Cambria" w:eastAsia="宋体" w:hAnsi="Cambria"/>
+          <w:b w:val="0"/>
+          <w:bCs/>
+          <w:noProof/>
+        </w:rPr>
+        <w:t>Artists</w:t>
+      </w:r>
+      <w:r>
+        <w:rPr>
+          <w:rStyle w:val="Hyperlink"/>
+          <w:b w:val="0"/>
+          <w:noProof/>
+          <w:webHidden/>
+        </w:rPr>
+        <w:tab/>
+      </w:r>
+      <w:r>
+        <w:rPr>
+          <w:rStyle w:val="Hyperlink"/>
+          <w:b w:val="0"/>
+          <w:noProof/>
+          <w:webHidden/>
+        </w:rPr>
+        <w:fldChar w:fldCharType="begin"/>
+      </w:r>
+      <w:r>
+        <w:rPr>
+          <w:rStyle w:val="Hyperlink"/>
+          <w:b w:val="0"/>
+          <w:noProof/>
+          <w:webHidden/>
+        </w:rPr>
+        <w:instrText xml:space="preserve"> PAGEREF _Toc216518737 \h </w:instrText>
+      </w:r>
+      <w:r>
+        <w:rPr>
+          <w:rStyle w:val="Hyperlink"/>
+          <w:b w:val="0"/>
+          <w:noProof/>
+          <w:webHidden/>
+        </w:rPr>
+      </w:r>
+      <w:r>
+        <w:rPr>
+          <w:rStyle w:val="Hyperlink"/>
+          <w:b w:val="0"/>
+          <w:noProof/>
+          <w:webHidden/>
+        </w:rPr>
+        <w:fldChar w:fldCharType="separate"/>
+      </w:r>
+      <w:r>
+        <w:rPr>
+          <w:rStyle w:val="Hyperlink"/>
+          <w:b w:val="0"/>
+          <w:noProof/>
+          <w:webHidden/>
+        </w:rPr>
+        <w:t>1</w:t>
+      </w:r>
+      <w:r>
+        <w:rPr>
+          <w:rStyle w:val="Hyperlink"/>
+          <w:b w:val="0"/>
+          <w:noProof/>
+          <w:webHidden/>
+        </w:rPr>
+        <w:fldChar w:fldCharType="end"/>
+      </w:r>
+      <w:r>
+        <w:rPr>
+          <w:rStyle w:val="Hyperlink"/>
           <w:b w:val="0"/>
           <w:noProof/>
         </w:rPr>
@@ -5759,6 +5878,7 @@
           <w:tab w:val="right" w:leader="dot" w:pos="9062"/>
         </w:tabs>
         <w:rPr>
+          <w:rStyle w:val="Hyperlink"/>
           <w:rFonts w:asciiTheme="minorHAnsi" w:eastAsiaTheme="minorEastAsia" w:hAnsiTheme="minorHAnsi" w:cstheme="minorBidi"/>
           <w:b w:val="0"/>
           <w:noProof/>
@@ -5767,90 +5887,142 @@
           <w14:ligatures w14:val="standardContextual"/>
         </w:rPr>
       </w:pPr>
-      <w:hyperlink w:anchor="_Toc216518738" w:history="1">
-        <w:r>
-          <w:rPr>
-            <w:rStyle w:val="Hyperlink"/>
-            <w:b w:val="0"/>
-            <w:noProof/>
-          </w:rPr>
-          <w:t>Hình  6</w:t>
-        </w:r>
-        <w:r>
-          <w:rPr>
-            <w:rStyle w:val="Hyperlink"/>
-            <w:b w:val="0"/>
-            <w:noProof/>
-          </w:rPr>
-          <w:t xml:space="preserve">: Class </w:t>
-        </w:r>
-        <w:r>
-          <w:rPr>
-            <w:rStyle w:val="Hyperlink"/>
-            <w:rFonts w:ascii="Cambria" w:eastAsia="宋体" w:hAnsi="Cambria"/>
-            <w:b w:val="0"/>
-            <w:noProof/>
-          </w:rPr>
-          <w:t>Albums</w:t>
-        </w:r>
-        <w:r>
-          <w:rPr>
-            <w:b w:val="0"/>
-            <w:noProof/>
-            <w:webHidden/>
-          </w:rPr>
-          <w:tab/>
-        </w:r>
-        <w:r>
-          <w:rPr>
-            <w:b w:val="0"/>
-            <w:noProof/>
-            <w:webHidden/>
-          </w:rPr>
-          <w:fldChar w:fldCharType="begin"/>
-        </w:r>
-        <w:r>
-          <w:rPr>
-            <w:b w:val="0"/>
-            <w:noProof/>
-            <w:webHidden/>
-          </w:rPr>
-          <w:instrText xml:space="preserve"> PAGEREF _Toc216518738 \h </w:instrText>
-        </w:r>
-        <w:r>
-          <w:rPr>
-            <w:b w:val="0"/>
-            <w:noProof/>
-            <w:webHidden/>
-          </w:rPr>
-        </w:r>
-        <w:r>
-          <w:rPr>
-            <w:b w:val="0"/>
-            <w:noProof/>
-            <w:webHidden/>
-          </w:rPr>
-          <w:fldChar w:fldCharType="separate"/>
-        </w:r>
-        <w:r>
-          <w:rPr>
-            <w:b w:val="0"/>
-            <w:noProof/>
-            <w:webHidden/>
-          </w:rPr>
-          <w:t>1</w:t>
-        </w:r>
-        <w:r>
-          <w:rPr>
-            <w:b w:val="0"/>
-            <w:noProof/>
-            <w:webHidden/>
-          </w:rPr>
-          <w:fldChar w:fldCharType="end"/>
-        </w:r>
-      </w:hyperlink>
-      <w:r>
-        <w:rPr>
+      <w:r>
+        <w:rPr>
+          <w:b w:val="0"/>
+          <w:noProof/>
+        </w:rPr>
+        <w:fldChar w:fldCharType="end"/>
+      </w:r>
+      <w:r>
+        <w:rPr>
+          <w:b w:val="0"/>
+          <w:noProof/>
+        </w:rPr>
+        <w:fldChar w:fldCharType="begin"/>
+      </w:r>
+      <w:r>
+        <w:rPr>
+          <w:b w:val="0"/>
+          <w:noProof/>
+        </w:rPr>
+        <w:instrText xml:space="preserve"> HYPERLINK  \l "Albums" </w:instrText>
+      </w:r>
+      <w:r>
+        <w:rPr>
+          <w:b w:val="0"/>
+          <w:noProof/>
+        </w:rPr>
+        <w:fldChar w:fldCharType="separate"/>
+      </w:r>
+      <w:r>
+        <w:rPr>
+          <w:rStyle w:val="Hyperlink"/>
+          <w:b w:val="0"/>
+          <w:noProof/>
+        </w:rPr>
+        <w:t>Hình  6</w:t>
+      </w:r>
+      <w:r>
+        <w:rPr>
+          <w:rStyle w:val="Hyperlink"/>
+          <w:b w:val="0"/>
+          <w:noProof/>
+        </w:rPr>
+        <w:t xml:space="preserve">: Class </w:t>
+      </w:r>
+      <w:r>
+        <w:rPr>
+          <w:rStyle w:val="Hyperlink"/>
+          <w:rFonts w:ascii="Cambria" w:eastAsia="宋体" w:hAnsi="Cambria"/>
+          <w:b w:val="0"/>
+          <w:noProof/>
+        </w:rPr>
+        <w:t>Al</w:t>
+      </w:r>
+      <w:r>
+        <w:rPr>
+          <w:rStyle w:val="Hyperlink"/>
+          <w:rFonts w:ascii="Cambria" w:eastAsia="宋体" w:hAnsi="Cambria"/>
+          <w:b w:val="0"/>
+          <w:noProof/>
+        </w:rPr>
+        <w:t>b</w:t>
+      </w:r>
+      <w:r>
+        <w:rPr>
+          <w:rStyle w:val="Hyperlink"/>
+          <w:rFonts w:ascii="Cambria" w:eastAsia="宋体" w:hAnsi="Cambria"/>
+          <w:b w:val="0"/>
+          <w:noProof/>
+        </w:rPr>
+        <w:t>ums</w:t>
+      </w:r>
+      <w:r>
+        <w:rPr>
+          <w:rStyle w:val="Hyperlink"/>
+          <w:b w:val="0"/>
+          <w:noProof/>
+          <w:webHidden/>
+        </w:rPr>
+        <w:tab/>
+      </w:r>
+      <w:r>
+        <w:rPr>
+          <w:rStyle w:val="Hyperlink"/>
+          <w:b w:val="0"/>
+          <w:noProof/>
+          <w:webHidden/>
+        </w:rPr>
+        <w:fldChar w:fldCharType="begin"/>
+      </w:r>
+      <w:r>
+        <w:rPr>
+          <w:rStyle w:val="Hyperlink"/>
+          <w:b w:val="0"/>
+          <w:noProof/>
+          <w:webHidden/>
+        </w:rPr>
+        <w:instrText xml:space="preserve"> PAGEREF _Toc216518738 \h </w:instrText>
+      </w:r>
+      <w:r>
+        <w:rPr>
+          <w:rStyle w:val="Hyperlink"/>
+          <w:b w:val="0"/>
+          <w:noProof/>
+          <w:webHidden/>
+        </w:rPr>
+      </w:r>
+      <w:r>
+        <w:rPr>
+          <w:rStyle w:val="Hyperlink"/>
+          <w:b w:val="0"/>
+          <w:noProof/>
+          <w:webHidden/>
+        </w:rPr>
+        <w:fldChar w:fldCharType="separate"/>
+      </w:r>
+      <w:r>
+        <w:rPr>
+          <w:rStyle w:val="Hyperlink"/>
+          <w:b w:val="0"/>
+          <w:noProof/>
+          <w:webHidden/>
+        </w:rPr>
+        <w:t>1</w:t>
+      </w:r>
+      <w:r>
+        <w:rPr>
+          <w:rStyle w:val="Hyperlink"/>
+          <w:b w:val="0"/>
+          <w:noProof/>
+          <w:webHidden/>
+        </w:rPr>
+        <w:fldChar w:fldCharType="end"/>
+      </w:r>
+      <w:r>
+        <w:rPr>
+          <w:rStyle w:val="Hyperlink"/>
           <w:b w:val="0"/>
           <w:noProof/>
         </w:rPr>
@@ -5864,6 +6036,7 @@
           <w:tab w:val="right" w:leader="dot" w:pos="9062"/>
         </w:tabs>
         <w:rPr>
+          <w:rStyle w:val="Hyperlink"/>
           <w:rFonts w:asciiTheme="minorHAnsi" w:eastAsiaTheme="minorEastAsia" w:hAnsiTheme="minorHAnsi" w:cstheme="minorBidi"/>
           <w:b w:val="0"/>
           <w:noProof/>
@@ -5872,98 +6045,132 @@
           <w14:ligatures w14:val="standardContextual"/>
         </w:rPr>
       </w:pPr>
-      <w:hyperlink w:anchor="_Toc216518739" w:history="1">
-        <w:r>
-          <w:rPr>
-            <w:rStyle w:val="Hyperlink"/>
-            <w:b w:val="0"/>
-            <w:noProof/>
-          </w:rPr>
-          <w:t xml:space="preserve">Hình  </w:t>
-        </w:r>
-        <w:r>
-          <w:rPr>
-            <w:rStyle w:val="Hyperlink"/>
-            <w:b w:val="0"/>
-            <w:noProof/>
-          </w:rPr>
-          <w:t>7</w:t>
-        </w:r>
-        <w:r>
-          <w:rPr>
-            <w:rStyle w:val="Hyperlink"/>
-            <w:b w:val="0"/>
-            <w:noProof/>
-          </w:rPr>
-          <w:t xml:space="preserve">: Class </w:t>
-        </w:r>
-        <w:r>
-          <w:rPr>
-            <w:rStyle w:val="Hyperlink"/>
-            <w:b w:val="0"/>
-            <w:bCs/>
-            <w:noProof/>
-          </w:rPr>
-          <w:t>Songs</w:t>
-        </w:r>
-        <w:r>
-          <w:rPr>
-            <w:b w:val="0"/>
-            <w:noProof/>
-            <w:webHidden/>
-          </w:rPr>
-          <w:tab/>
-        </w:r>
-        <w:r>
-          <w:rPr>
-            <w:b w:val="0"/>
-            <w:noProof/>
-            <w:webHidden/>
-          </w:rPr>
-          <w:fldChar w:fldCharType="begin"/>
-        </w:r>
-        <w:r>
-          <w:rPr>
-            <w:b w:val="0"/>
-            <w:noProof/>
-            <w:webHidden/>
-          </w:rPr>
-          <w:instrText xml:space="preserve"> PAGEREF _Toc216518739 \h </w:instrText>
-        </w:r>
-        <w:r>
-          <w:rPr>
-            <w:b w:val="0"/>
-            <w:noProof/>
-            <w:webHidden/>
-          </w:rPr>
-        </w:r>
-        <w:r>
-          <w:rPr>
-            <w:b w:val="0"/>
-            <w:noProof/>
-            <w:webHidden/>
-          </w:rPr>
-          <w:fldChar w:fldCharType="separate"/>
-        </w:r>
-        <w:r>
-          <w:rPr>
-            <w:b w:val="0"/>
-            <w:noProof/>
-            <w:webHidden/>
-          </w:rPr>
-          <w:t>1</w:t>
-        </w:r>
-        <w:r>
-          <w:rPr>
-            <w:b w:val="0"/>
-            <w:noProof/>
-            <w:webHidden/>
-          </w:rPr>
-          <w:fldChar w:fldCharType="end"/>
-        </w:r>
-      </w:hyperlink>
-      <w:r>
-        <w:rPr>
+      <w:r>
+        <w:rPr>
+          <w:b w:val="0"/>
+          <w:noProof/>
+        </w:rPr>
+        <w:fldChar w:fldCharType="end"/>
+      </w:r>
+      <w:r>
+        <w:rPr>
+          <w:b w:val="0"/>
+          <w:noProof/>
+        </w:rPr>
+        <w:fldChar w:fldCharType="begin"/>
+      </w:r>
+      <w:r>
+        <w:rPr>
+          <w:b w:val="0"/>
+          <w:noProof/>
+        </w:rPr>
+        <w:instrText xml:space="preserve"> HYPERLINK  \l "Songs" </w:instrText>
+      </w:r>
+      <w:r>
+        <w:rPr>
+          <w:b w:val="0"/>
+          <w:noProof/>
+        </w:rPr>
+        <w:fldChar w:fldCharType="separate"/>
+      </w:r>
+      <w:r>
+        <w:rPr>
+          <w:rStyle w:val="Hyperlink"/>
+          <w:b w:val="0"/>
+          <w:noProof/>
+        </w:rPr>
+        <w:t xml:space="preserve">Hình  </w:t>
+      </w:r>
+      <w:r>
+        <w:rPr>
+          <w:rStyle w:val="Hyperlink"/>
+          <w:b w:val="0"/>
+          <w:noProof/>
+        </w:rPr>
+        <w:t>7</w:t>
+      </w:r>
+      <w:r>
+        <w:rPr>
+          <w:rStyle w:val="Hyperlink"/>
+          <w:b w:val="0"/>
+          <w:noProof/>
+        </w:rPr>
+        <w:t xml:space="preserve">: Class </w:t>
+      </w:r>
+      <w:r>
+        <w:rPr>
+          <w:rStyle w:val="Hyperlink"/>
+          <w:b w:val="0"/>
+          <w:bCs/>
+          <w:noProof/>
+        </w:rPr>
+        <w:t>Songs</w:t>
+      </w:r>
+      <w:r>
+        <w:rPr>
+          <w:rStyle w:val="Hyperlink"/>
+          <w:b w:val="0"/>
+          <w:noProof/>
+          <w:webHidden/>
+        </w:rPr>
+        <w:tab/>
+      </w:r>
+      <w:r>
+        <w:rPr>
+          <w:rStyle w:val="Hyperlink"/>
+          <w:b w:val="0"/>
+          <w:noProof/>
+          <w:webHidden/>
+        </w:rPr>
+        <w:fldChar w:fldCharType="begin"/>
+      </w:r>
+      <w:r>
+        <w:rPr>
+          <w:rStyle w:val="Hyperlink"/>
+          <w:b w:val="0"/>
+          <w:noProof/>
+          <w:webHidden/>
+        </w:rPr>
+        <w:instrText xml:space="preserve"> PAGEREF _Toc216518739 \h </w:instrText>
+      </w:r>
+      <w:r>
+        <w:rPr>
+          <w:rStyle w:val="Hyperlink"/>
+          <w:b w:val="0"/>
+          <w:noProof/>
+          <w:webHidden/>
+        </w:rPr>
+      </w:r>
+      <w:r>
+        <w:rPr>
+          <w:rStyle w:val="Hyperlink"/>
+          <w:b w:val="0"/>
+          <w:noProof/>
+          <w:webHidden/>
+        </w:rPr>
+        <w:fldChar w:fldCharType="separate"/>
+      </w:r>
+      <w:r>
+        <w:rPr>
+          <w:rStyle w:val="Hyperlink"/>
+          <w:b w:val="0"/>
+          <w:noProof/>
+          <w:webHidden/>
+        </w:rPr>
+        <w:t>1</w:t>
+      </w:r>
+      <w:r>
+        <w:rPr>
+          <w:rStyle w:val="Hyperlink"/>
+          <w:b w:val="0"/>
+          <w:noProof/>
+          <w:webHidden/>
+        </w:rPr>
+        <w:fldChar w:fldCharType="end"/>
+      </w:r>
+      <w:r>
+        <w:rPr>
+          <w:rStyle w:val="Hyperlink"/>
           <w:b w:val="0"/>
           <w:noProof/>
         </w:rPr>
@@ -5977,6 +6184,7 @@
           <w:tab w:val="right" w:leader="dot" w:pos="9062"/>
         </w:tabs>
         <w:rPr>
+          <w:rStyle w:val="Hyperlink"/>
           <w:rFonts w:asciiTheme="minorHAnsi" w:eastAsiaTheme="minorEastAsia" w:hAnsiTheme="minorHAnsi" w:cstheme="minorBidi"/>
           <w:b w:val="0"/>
           <w:noProof/>
@@ -5985,90 +6193,124 @@
           <w14:ligatures w14:val="standardContextual"/>
         </w:rPr>
       </w:pPr>
-      <w:hyperlink w:anchor="_Toc216518740" w:history="1">
-        <w:r>
-          <w:rPr>
-            <w:rStyle w:val="Hyperlink"/>
-            <w:b w:val="0"/>
-            <w:noProof/>
-          </w:rPr>
-          <w:t>Hình  8</w:t>
-        </w:r>
-        <w:r>
-          <w:rPr>
-            <w:rStyle w:val="Hyperlink"/>
-            <w:b w:val="0"/>
-            <w:noProof/>
-          </w:rPr>
-          <w:t xml:space="preserve">: Class </w:t>
-        </w:r>
-        <w:r>
-          <w:rPr>
-            <w:rStyle w:val="Hyperlink"/>
-            <w:rFonts w:ascii="Cambria" w:eastAsia="宋体" w:hAnsi="Cambria"/>
-            <w:b w:val="0"/>
-            <w:noProof/>
-          </w:rPr>
-          <w:t>Users</w:t>
-        </w:r>
-        <w:r>
-          <w:rPr>
-            <w:b w:val="0"/>
-            <w:noProof/>
-            <w:webHidden/>
-          </w:rPr>
-          <w:tab/>
-        </w:r>
-        <w:r>
-          <w:rPr>
-            <w:b w:val="0"/>
-            <w:noProof/>
-            <w:webHidden/>
-          </w:rPr>
-          <w:fldChar w:fldCharType="begin"/>
-        </w:r>
-        <w:r>
-          <w:rPr>
-            <w:b w:val="0"/>
-            <w:noProof/>
-            <w:webHidden/>
-          </w:rPr>
-          <w:instrText xml:space="preserve"> PAGEREF _Toc216518740 \h </w:instrText>
-        </w:r>
-        <w:r>
-          <w:rPr>
-            <w:b w:val="0"/>
-            <w:noProof/>
-            <w:webHidden/>
-          </w:rPr>
-        </w:r>
-        <w:r>
-          <w:rPr>
-            <w:b w:val="0"/>
-            <w:noProof/>
-            <w:webHidden/>
-          </w:rPr>
-          <w:fldChar w:fldCharType="separate"/>
-        </w:r>
-        <w:r>
-          <w:rPr>
-            <w:b w:val="0"/>
-            <w:noProof/>
-            <w:webHidden/>
-          </w:rPr>
-          <w:t>1</w:t>
-        </w:r>
-        <w:r>
-          <w:rPr>
-            <w:b w:val="0"/>
-            <w:noProof/>
-            <w:webHidden/>
-          </w:rPr>
-          <w:fldChar w:fldCharType="end"/>
-        </w:r>
-      </w:hyperlink>
-      <w:r>
-        <w:rPr>
+      <w:r>
+        <w:rPr>
+          <w:b w:val="0"/>
+          <w:noProof/>
+        </w:rPr>
+        <w:fldChar w:fldCharType="end"/>
+      </w:r>
+      <w:r>
+        <w:rPr>
+          <w:b w:val="0"/>
+          <w:noProof/>
+        </w:rPr>
+        <w:fldChar w:fldCharType="begin"/>
+      </w:r>
+      <w:r>
+        <w:rPr>
+          <w:b w:val="0"/>
+          <w:noProof/>
+        </w:rPr>
+        <w:instrText xml:space="preserve"> HYPERLINK  \l "User" </w:instrText>
+      </w:r>
+      <w:r>
+        <w:rPr>
+          <w:b w:val="0"/>
+          <w:noProof/>
+        </w:rPr>
+        <w:fldChar w:fldCharType="separate"/>
+      </w:r>
+      <w:r>
+        <w:rPr>
+          <w:rStyle w:val="Hyperlink"/>
+          <w:b w:val="0"/>
+          <w:noProof/>
+        </w:rPr>
+        <w:t>Hình  8</w:t>
+      </w:r>
+      <w:r>
+        <w:rPr>
+          <w:rStyle w:val="Hyperlink"/>
+          <w:b w:val="0"/>
+          <w:noProof/>
+        </w:rPr>
+        <w:t xml:space="preserve">: Class </w:t>
+      </w:r>
+      <w:r>
+        <w:rPr>
+          <w:rStyle w:val="Hyperlink"/>
+          <w:rFonts w:ascii="Cambria" w:eastAsia="宋体" w:hAnsi="Cambria"/>
+          <w:b w:val="0"/>
+          <w:noProof/>
+        </w:rPr>
+        <w:t>Users</w:t>
+      </w:r>
+      <w:r>
+        <w:rPr>
+          <w:rStyle w:val="Hyperlink"/>
+          <w:b w:val="0"/>
+          <w:noProof/>
+          <w:webHidden/>
+        </w:rPr>
+        <w:tab/>
+      </w:r>
+      <w:r>
+        <w:rPr>
+          <w:rStyle w:val="Hyperlink"/>
+          <w:b w:val="0"/>
+          <w:noProof/>
+          <w:webHidden/>
+        </w:rPr>
+        <w:fldChar w:fldCharType="begin"/>
+      </w:r>
+      <w:r>
+        <w:rPr>
+          <w:rStyle w:val="Hyperlink"/>
+          <w:b w:val="0"/>
+          <w:noProof/>
+          <w:webHidden/>
+        </w:rPr>
+        <w:instrText xml:space="preserve"> PAGEREF _Toc216518740 \h </w:instrText>
+      </w:r>
+      <w:r>
+        <w:rPr>
+          <w:rStyle w:val="Hyperlink"/>
+          <w:b w:val="0"/>
+          <w:noProof/>
+          <w:webHidden/>
+        </w:rPr>
+      </w:r>
+      <w:r>
+        <w:rPr>
+          <w:rStyle w:val="Hyperlink"/>
+          <w:b w:val="0"/>
+          <w:noProof/>
+          <w:webHidden/>
+        </w:rPr>
+        <w:fldChar w:fldCharType="separate"/>
+      </w:r>
+      <w:r>
+        <w:rPr>
+          <w:rStyle w:val="Hyperlink"/>
+          <w:b w:val="0"/>
+          <w:noProof/>
+          <w:webHidden/>
+        </w:rPr>
+        <w:t>1</w:t>
+      </w:r>
+      <w:r>
+        <w:rPr>
+          <w:rStyle w:val="Hyperlink"/>
+          <w:b w:val="0"/>
+          <w:noProof/>
+          <w:webHidden/>
+        </w:rPr>
+        <w:fldChar w:fldCharType="end"/>
+      </w:r>
+      <w:r>
+        <w:rPr>
+          <w:rStyle w:val="Hyperlink"/>
           <w:b w:val="0"/>
           <w:noProof/>
         </w:rPr>
@@ -6082,6 +6324,7 @@
           <w:tab w:val="right" w:leader="dot" w:pos="9062"/>
         </w:tabs>
         <w:rPr>
+          <w:rStyle w:val="Hyperlink"/>
           <w:rFonts w:asciiTheme="minorHAnsi" w:eastAsiaTheme="minorEastAsia" w:hAnsiTheme="minorHAnsi" w:cstheme="minorBidi"/>
           <w:b w:val="0"/>
           <w:noProof/>
@@ -6090,43 +6333,71 @@
           <w14:ligatures w14:val="standardContextual"/>
         </w:rPr>
       </w:pPr>
-      <w:hyperlink w:anchor="_Toc216518741" w:history="1">
-        <w:r>
-          <w:rPr>
-            <w:rStyle w:val="Hyperlink"/>
-            <w:b w:val="0"/>
-            <w:noProof/>
-          </w:rPr>
-          <w:t>Hình  9</w:t>
-        </w:r>
-        <w:r>
-          <w:rPr>
-            <w:rStyle w:val="Hyperlink"/>
-            <w:b w:val="0"/>
-            <w:noProof/>
-          </w:rPr>
-          <w:t xml:space="preserve">: Class </w:t>
-        </w:r>
-        <w:r>
-          <w:rPr>
-            <w:rStyle w:val="Hyperlink"/>
-            <w:rFonts w:ascii="Cambria" w:eastAsia="宋体" w:hAnsi="Cambria"/>
-            <w:b w:val="0"/>
-            <w:noProof/>
-          </w:rPr>
-          <w:t>Playlists</w:t>
-        </w:r>
-        <w:r>
-          <w:rPr>
-            <w:b w:val="0"/>
-            <w:noProof/>
-            <w:webHidden/>
-          </w:rPr>
-          <w:tab/>
-        </w:r>
-      </w:hyperlink>
-      <w:r>
-        <w:rPr>
+      <w:r>
+        <w:rPr>
+          <w:b w:val="0"/>
+          <w:noProof/>
+        </w:rPr>
+        <w:fldChar w:fldCharType="end"/>
+      </w:r>
+      <w:r>
+        <w:rPr>
+          <w:b w:val="0"/>
+          <w:noProof/>
+        </w:rPr>
+        <w:fldChar w:fldCharType="begin"/>
+      </w:r>
+      <w:r>
+        <w:rPr>
+          <w:b w:val="0"/>
+          <w:noProof/>
+        </w:rPr>
+        <w:instrText xml:space="preserve"> HYPERLINK  \l "Playlist" </w:instrText>
+      </w:r>
+      <w:r>
+        <w:rPr>
+          <w:b w:val="0"/>
+          <w:noProof/>
+        </w:rPr>
+        <w:fldChar w:fldCharType="separate"/>
+      </w:r>
+      <w:r>
+        <w:rPr>
+          <w:rStyle w:val="Hyperlink"/>
+          <w:b w:val="0"/>
+          <w:noProof/>
+        </w:rPr>
+        <w:t>Hình  9</w:t>
+      </w:r>
+      <w:r>
+        <w:rPr>
+          <w:rStyle w:val="Hyperlink"/>
+          <w:b w:val="0"/>
+          <w:noProof/>
+        </w:rPr>
+        <w:t xml:space="preserve">: Class </w:t>
+      </w:r>
+      <w:r>
+        <w:rPr>
+          <w:rStyle w:val="Hyperlink"/>
+          <w:rFonts w:ascii="Cambria" w:eastAsia="宋体" w:hAnsi="Cambria"/>
+          <w:b w:val="0"/>
+          <w:noProof/>
+        </w:rPr>
+        <w:t>Playlists</w:t>
+      </w:r>
+      <w:r>
+        <w:rPr>
+          <w:rStyle w:val="Hyperlink"/>
+          <w:b w:val="0"/>
+          <w:noProof/>
+          <w:webHidden/>
+        </w:rPr>
+        <w:tab/>
+      </w:r>
+      <w:r>
+        <w:rPr>
+          <w:rStyle w:val="Hyperlink"/>
           <w:b w:val="0"/>
           <w:noProof/>
         </w:rPr>
@@ -6140,6 +6411,7 @@
           <w:tab w:val="right" w:leader="dot" w:pos="9062"/>
         </w:tabs>
         <w:rPr>
+          <w:rStyle w:val="Hyperlink"/>
           <w:rFonts w:asciiTheme="minorHAnsi" w:eastAsiaTheme="minorEastAsia" w:hAnsiTheme="minorHAnsi" w:cstheme="minorBidi"/>
           <w:b w:val="0"/>
           <w:noProof/>
@@ -6148,44 +6420,72 @@
           <w14:ligatures w14:val="standardContextual"/>
         </w:rPr>
       </w:pPr>
-      <w:hyperlink w:anchor="_Toc216518742" w:history="1">
-        <w:r>
-          <w:rPr>
-            <w:rStyle w:val="Hyperlink"/>
-            <w:b w:val="0"/>
-            <w:noProof/>
-          </w:rPr>
-          <w:t>Hình  10</w:t>
-        </w:r>
-        <w:r>
-          <w:rPr>
-            <w:rStyle w:val="Hyperlink"/>
-            <w:b w:val="0"/>
-            <w:noProof/>
-          </w:rPr>
-          <w:t xml:space="preserve">: Class </w:t>
-        </w:r>
-        <w:r>
-          <w:rPr>
-            <w:rStyle w:val="Hyperlink"/>
-            <w:rFonts w:eastAsia="宋体"/>
-            <w:b w:val="0"/>
-            <w:bCs/>
-            <w:noProof/>
-          </w:rPr>
-          <w:t>Favorites</w:t>
-        </w:r>
-        <w:r>
-          <w:rPr>
-            <w:b w:val="0"/>
-            <w:noProof/>
-            <w:webHidden/>
-          </w:rPr>
-          <w:tab/>
-        </w:r>
-      </w:hyperlink>
-      <w:r>
-        <w:rPr>
+      <w:r>
+        <w:rPr>
+          <w:b w:val="0"/>
+          <w:noProof/>
+        </w:rPr>
+        <w:fldChar w:fldCharType="end"/>
+      </w:r>
+      <w:r>
+        <w:rPr>
+          <w:b w:val="0"/>
+          <w:noProof/>
+        </w:rPr>
+        <w:fldChar w:fldCharType="begin"/>
+      </w:r>
+      <w:r>
+        <w:rPr>
+          <w:b w:val="0"/>
+          <w:noProof/>
+        </w:rPr>
+        <w:instrText xml:space="preserve"> HYPERLINK  \l "Favorites" </w:instrText>
+      </w:r>
+      <w:r>
+        <w:rPr>
+          <w:b w:val="0"/>
+          <w:noProof/>
+        </w:rPr>
+        <w:fldChar w:fldCharType="separate"/>
+      </w:r>
+      <w:r>
+        <w:rPr>
+          <w:rStyle w:val="Hyperlink"/>
+          <w:b w:val="0"/>
+          <w:noProof/>
+        </w:rPr>
+        <w:t>Hình  10</w:t>
+      </w:r>
+      <w:r>
+        <w:rPr>
+          <w:rStyle w:val="Hyperlink"/>
+          <w:b w:val="0"/>
+          <w:noProof/>
+        </w:rPr>
+        <w:t xml:space="preserve">: Class </w:t>
+      </w:r>
+      <w:r>
+        <w:rPr>
+          <w:rStyle w:val="Hyperlink"/>
+          <w:rFonts w:eastAsia="宋体"/>
+          <w:b w:val="0"/>
+          <w:bCs/>
+          <w:noProof/>
+        </w:rPr>
+        <w:t>Favorites</w:t>
+      </w:r>
+      <w:r>
+        <w:rPr>
+          <w:rStyle w:val="Hyperlink"/>
+          <w:b w:val="0"/>
+          <w:noProof/>
+          <w:webHidden/>
+        </w:rPr>
+        <w:tab/>
+      </w:r>
+      <w:r>
+        <w:rPr>
+          <w:rStyle w:val="Hyperlink"/>
           <w:b w:val="0"/>
           <w:noProof/>
         </w:rPr>
@@ -6199,6 +6499,7 @@
           <w:tab w:val="right" w:leader="dot" w:pos="9062"/>
         </w:tabs>
         <w:rPr>
+          <w:rStyle w:val="Hyperlink"/>
           <w:rFonts w:asciiTheme="minorHAnsi" w:eastAsiaTheme="minorEastAsia" w:hAnsiTheme="minorHAnsi" w:cstheme="minorBidi"/>
           <w:b w:val="0"/>
           <w:noProof/>
@@ -6207,52 +6508,80 @@
           <w14:ligatures w14:val="standardContextual"/>
         </w:rPr>
       </w:pPr>
-      <w:hyperlink w:anchor="_Toc216518743" w:history="1">
-        <w:r>
-          <w:rPr>
-            <w:rStyle w:val="Hyperlink"/>
-            <w:b w:val="0"/>
-            <w:noProof/>
-          </w:rPr>
-          <w:t>Hì</w:t>
-        </w:r>
-        <w:r>
-          <w:rPr>
-            <w:rStyle w:val="Hyperlink"/>
-            <w:b w:val="0"/>
-            <w:noProof/>
-          </w:rPr>
-          <w:t>nh  11</w:t>
-        </w:r>
-        <w:r>
-          <w:rPr>
-            <w:rStyle w:val="Hyperlink"/>
-            <w:b w:val="0"/>
-            <w:noProof/>
-          </w:rPr>
-          <w:t xml:space="preserve">: Class </w:t>
-        </w:r>
-        <w:r>
-          <w:rPr>
-            <w:rStyle w:val="Hyperlink"/>
-            <w:rFonts w:eastAsia="宋体"/>
-            <w:b w:val="0"/>
-            <w:bCs/>
-            <w:noProof/>
-          </w:rPr>
-          <w:t>ListeningHistory</w:t>
-        </w:r>
-        <w:r>
-          <w:rPr>
-            <w:b w:val="0"/>
-            <w:noProof/>
-            <w:webHidden/>
-          </w:rPr>
-          <w:tab/>
-        </w:r>
-      </w:hyperlink>
-      <w:r>
-        <w:rPr>
+      <w:r>
+        <w:rPr>
+          <w:b w:val="0"/>
+          <w:noProof/>
+        </w:rPr>
+        <w:fldChar w:fldCharType="end"/>
+      </w:r>
+      <w:r>
+        <w:rPr>
+          <w:b w:val="0"/>
+          <w:noProof/>
+        </w:rPr>
+        <w:fldChar w:fldCharType="begin"/>
+      </w:r>
+      <w:r>
+        <w:rPr>
+          <w:b w:val="0"/>
+          <w:noProof/>
+        </w:rPr>
+        <w:instrText xml:space="preserve"> HYPERLINK  \l "History" </w:instrText>
+      </w:r>
+      <w:r>
+        <w:rPr>
+          <w:b w:val="0"/>
+          <w:noProof/>
+        </w:rPr>
+        <w:fldChar w:fldCharType="separate"/>
+      </w:r>
+      <w:r>
+        <w:rPr>
+          <w:rStyle w:val="Hyperlink"/>
+          <w:b w:val="0"/>
+          <w:noProof/>
+        </w:rPr>
+        <w:t>Hì</w:t>
+      </w:r>
+      <w:r>
+        <w:rPr>
+          <w:rStyle w:val="Hyperlink"/>
+          <w:b w:val="0"/>
+          <w:noProof/>
+        </w:rPr>
+        <w:t>nh  11</w:t>
+      </w:r>
+      <w:r>
+        <w:rPr>
+          <w:rStyle w:val="Hyperlink"/>
+          <w:b w:val="0"/>
+          <w:noProof/>
+        </w:rPr>
+        <w:t xml:space="preserve">: Class </w:t>
+      </w:r>
+      <w:r>
+        <w:rPr>
+          <w:rStyle w:val="Hyperlink"/>
+          <w:rFonts w:eastAsia="宋体"/>
+          <w:b w:val="0"/>
+          <w:bCs/>
+          <w:noProof/>
+        </w:rPr>
+        <w:t>ListeningHistory</w:t>
+      </w:r>
+      <w:r>
+        <w:rPr>
+          <w:rStyle w:val="Hyperlink"/>
+          <w:b w:val="0"/>
+          <w:noProof/>
+          <w:webHidden/>
+        </w:rPr>
+        <w:tab/>
+      </w:r>
+      <w:r>
+        <w:rPr>
+          <w:rStyle w:val="Hyperlink"/>
           <w:b w:val="0"/>
           <w:noProof/>
         </w:rPr>
@@ -6266,48 +6595,77 @@
           <w:tab w:val="right" w:leader="dot" w:pos="9062"/>
         </w:tabs>
         <w:rPr>
-          <w:b w:val="0"/>
-          <w:noProof/>
-        </w:rPr>
-      </w:pPr>
-      <w:hyperlink w:anchor="_Toc216518744" w:history="1">
-        <w:r>
-          <w:rPr>
-            <w:rStyle w:val="Hyperlink"/>
-            <w:b w:val="0"/>
-            <w:noProof/>
-          </w:rPr>
-          <w:t>Hình  12</w:t>
-        </w:r>
-        <w:r>
-          <w:rPr>
-            <w:rStyle w:val="Hyperlink"/>
-            <w:b w:val="0"/>
-            <w:noProof/>
-          </w:rPr>
-          <w:t xml:space="preserve">: Class </w:t>
-        </w:r>
-        <w:r>
-          <w:rPr>
-            <w:rStyle w:val="Hyperlink"/>
-            <w:rFonts w:eastAsia="宋体"/>
-            <w:b w:val="0"/>
-            <w:bCs/>
-            <w:noProof/>
-          </w:rPr>
-          <w:t>Comments</w:t>
-        </w:r>
-        <w:r>
-          <w:rPr>
-            <w:b w:val="0"/>
-            <w:noProof/>
-            <w:webHidden/>
-          </w:rPr>
-          <w:tab/>
-        </w:r>
-      </w:hyperlink>
-      <w:r>
-        <w:rPr>
+          <w:rStyle w:val="Hyperlink"/>
+          <w:b w:val="0"/>
+          <w:noProof/>
+        </w:rPr>
+      </w:pPr>
+      <w:r>
+        <w:rPr>
+          <w:b w:val="0"/>
+          <w:noProof/>
+        </w:rPr>
+        <w:fldChar w:fldCharType="end"/>
+      </w:r>
+      <w:r>
+        <w:rPr>
+          <w:b w:val="0"/>
+          <w:noProof/>
+        </w:rPr>
+        <w:fldChar w:fldCharType="begin"/>
+      </w:r>
+      <w:r>
+        <w:rPr>
+          <w:b w:val="0"/>
+          <w:noProof/>
+        </w:rPr>
+        <w:instrText xml:space="preserve"> HYPERLINK  \l "Comments" </w:instrText>
+      </w:r>
+      <w:r>
+        <w:rPr>
+          <w:b w:val="0"/>
+          <w:noProof/>
+        </w:rPr>
+        <w:fldChar w:fldCharType="separate"/>
+      </w:r>
+      <w:r>
+        <w:rPr>
+          <w:rStyle w:val="Hyperlink"/>
+          <w:b w:val="0"/>
+          <w:noProof/>
+        </w:rPr>
+        <w:t>Hình  12</w:t>
+      </w:r>
+      <w:r>
+        <w:rPr>
+          <w:rStyle w:val="Hyperlink"/>
+          <w:b w:val="0"/>
+          <w:noProof/>
+        </w:rPr>
+        <w:t xml:space="preserve">: Class </w:t>
+      </w:r>
+      <w:r>
+        <w:rPr>
+          <w:rStyle w:val="Hyperlink"/>
+          <w:rFonts w:eastAsia="宋体"/>
+          <w:b w:val="0"/>
+          <w:bCs/>
+          <w:noProof/>
+        </w:rPr>
+        <w:t>Comments</w:t>
+      </w:r>
+      <w:r>
+        <w:rPr>
+          <w:rStyle w:val="Hyperlink"/>
+          <w:b w:val="0"/>
+          <w:noProof/>
+          <w:webHidden/>
+        </w:rPr>
+        <w:tab/>
+      </w:r>
+      <w:r>
+        <w:rPr>
+          <w:rStyle w:val="Hyperlink"/>
           <w:b w:val="0"/>
           <w:noProof/>
         </w:rPr>
@@ -6321,6 +6679,7 @@
           <w:tab w:val="right" w:leader="dot" w:pos="9062"/>
         </w:tabs>
         <w:rPr>
+          <w:rStyle w:val="Hyperlink"/>
           <w:rFonts w:asciiTheme="minorHAnsi" w:eastAsiaTheme="minorEastAsia" w:hAnsiTheme="minorHAnsi" w:cstheme="minorBidi"/>
           <w:b w:val="0"/>
           <w:noProof/>
@@ -6329,63 +6688,68 @@
           <w14:ligatures w14:val="standardContextual"/>
         </w:rPr>
       </w:pPr>
-      <w:hyperlink w:anchor="_Toc216518744" w:history="1">
-        <w:r>
-          <w:rPr>
-            <w:rStyle w:val="Hyperlink"/>
-            <w:b w:val="0"/>
-            <w:noProof/>
-          </w:rPr>
-          <w:t>Hình  1</w:t>
-        </w:r>
-        <w:r>
-          <w:rPr>
-            <w:rStyle w:val="Hyperlink"/>
-            <w:b w:val="0"/>
-            <w:noProof/>
-          </w:rPr>
-          <w:t>3</w:t>
-        </w:r>
-        <w:r>
-          <w:rPr>
-            <w:rStyle w:val="Hyperlink"/>
-            <w:b w:val="0"/>
-            <w:noProof/>
-          </w:rPr>
-          <w:t xml:space="preserve">: Class </w:t>
-        </w:r>
-        <w:r>
-          <w:rPr>
-            <w:rStyle w:val="Hyperlink"/>
-            <w:rFonts w:eastAsia="宋体"/>
-            <w:b w:val="0"/>
-            <w:bCs/>
-            <w:noProof/>
-          </w:rPr>
-          <w:t>Comments</w:t>
-        </w:r>
-        <w:r>
-          <w:rPr>
-            <w:b w:val="0"/>
-            <w:noProof/>
-            <w:webHidden/>
-          </w:rPr>
-          <w:tab/>
-        </w:r>
-      </w:hyperlink>
-      <w:r>
-        <w:rPr>
-          <w:b w:val="0"/>
-          <w:noProof/>
-        </w:rPr>
-        <w:t>2</w:t>
-      </w:r>
-      <w:r>
-        <w:rPr>
-          <w:b w:val="0"/>
-          <w:noProof/>
-        </w:rPr>
-        <w:t>2</w:t>
+      <w:r>
+        <w:rPr>
+          <w:b w:val="0"/>
+          <w:noProof/>
+        </w:rPr>
+        <w:fldChar w:fldCharType="end"/>
+      </w:r>
+      <w:r>
+        <w:rPr>
+          <w:b w:val="0"/>
+          <w:noProof/>
+        </w:rPr>
+        <w:fldChar w:fldCharType="begin"/>
+      </w:r>
+      <w:r>
+        <w:rPr>
+          <w:b w:val="0"/>
+          <w:noProof/>
+        </w:rPr>
+        <w:instrText xml:space="preserve"> HYPERLINK  \l "Ratings" </w:instrText>
+      </w:r>
+      <w:r>
+        <w:rPr>
+          <w:b w:val="0"/>
+          <w:noProof/>
+        </w:rPr>
+        <w:fldChar w:fldCharType="separate"/>
+      </w:r>
+      <w:r>
+        <w:rPr>
+          <w:rStyle w:val="Hyperlink"/>
+          <w:b w:val="0"/>
+          <w:noProof/>
+        </w:rPr>
+        <w:t xml:space="preserve">Hình  13: Class </w:t>
+      </w:r>
+      <w:r>
+        <w:rPr>
+          <w:rStyle w:val="Hyperlink"/>
+          <w:rFonts w:eastAsia="宋体"/>
+          <w:b w:val="0"/>
+          <w:bCs/>
+          <w:noProof/>
+        </w:rPr>
+        <w:t>Ratings</w:t>
+      </w:r>
+      <w:r>
+        <w:rPr>
+          <w:rStyle w:val="Hyperlink"/>
+          <w:b w:val="0"/>
+          <w:noProof/>
+          <w:webHidden/>
+        </w:rPr>
+        <w:tab/>
+      </w:r>
+      <w:r>
+        <w:rPr>
+          <w:rStyle w:val="Hyperlink"/>
+          <w:b w:val="0"/>
+          <w:noProof/>
+        </w:rPr>
+        <w:t>22</w:t>
       </w:r>
     </w:p>
     <w:p>
@@ -6395,6 +6759,7 @@
           <w:tab w:val="right" w:leader="dot" w:pos="9062"/>
         </w:tabs>
         <w:rPr>
+          <w:rStyle w:val="Hyperlink"/>
           <w:rFonts w:asciiTheme="minorHAnsi" w:eastAsiaTheme="minorEastAsia" w:hAnsiTheme="minorHAnsi" w:cstheme="minorBidi"/>
           <w:b w:val="0"/>
           <w:noProof/>
@@ -6403,79 +6768,68 @@
           <w14:ligatures w14:val="standardContextual"/>
         </w:rPr>
       </w:pPr>
-      <w:hyperlink w:anchor="_Toc216518745" w:history="1">
-        <w:r>
-          <w:rPr>
-            <w:rStyle w:val="Hyperlink"/>
-            <w:b w:val="0"/>
-            <w:noProof/>
-          </w:rPr>
-          <w:t>Hình  14</w:t>
-        </w:r>
-        <w:r>
-          <w:rPr>
-            <w:rStyle w:val="Hyperlink"/>
-            <w:b w:val="0"/>
-            <w:noProof/>
-          </w:rPr>
-          <w:t>: Mô Hình UseCase Tổng Quát</w:t>
-        </w:r>
-        <w:r>
-          <w:rPr>
-            <w:b w:val="0"/>
-            <w:noProof/>
-            <w:webHidden/>
-          </w:rPr>
-          <w:tab/>
-        </w:r>
-        <w:r>
-          <w:rPr>
-            <w:b w:val="0"/>
-            <w:noProof/>
-            <w:webHidden/>
-          </w:rPr>
-          <w:fldChar w:fldCharType="begin"/>
-        </w:r>
-        <w:r>
-          <w:rPr>
-            <w:b w:val="0"/>
-            <w:noProof/>
-            <w:webHidden/>
-          </w:rPr>
-          <w:instrText xml:space="preserve"> PAGEREF _Toc216518745 \h </w:instrText>
-        </w:r>
-        <w:r>
-          <w:rPr>
-            <w:b w:val="0"/>
-            <w:noProof/>
-            <w:webHidden/>
-          </w:rPr>
-        </w:r>
-        <w:r>
-          <w:rPr>
-            <w:b w:val="0"/>
-            <w:noProof/>
-            <w:webHidden/>
-          </w:rPr>
-          <w:fldChar w:fldCharType="separate"/>
-        </w:r>
-        <w:r>
-          <w:rPr>
-            <w:b w:val="0"/>
-            <w:noProof/>
-            <w:webHidden/>
-          </w:rPr>
-          <w:t>17</w:t>
-        </w:r>
-        <w:r>
-          <w:rPr>
-            <w:b w:val="0"/>
-            <w:noProof/>
-            <w:webHidden/>
-          </w:rPr>
-          <w:fldChar w:fldCharType="end"/>
-        </w:r>
-      </w:hyperlink>
+      <w:r>
+        <w:rPr>
+          <w:b w:val="0"/>
+          <w:noProof/>
+        </w:rPr>
+        <w:fldChar w:fldCharType="end"/>
+      </w:r>
+      <w:r>
+        <w:rPr>
+          <w:b w:val="0"/>
+          <w:noProof/>
+        </w:rPr>
+        <w:fldChar w:fldCharType="begin"/>
+      </w:r>
+      <w:r>
+        <w:rPr>
+          <w:b w:val="0"/>
+          <w:noProof/>
+        </w:rPr>
+        <w:instrText xml:space="preserve"> HYPERLINK  \l "usecase" </w:instrText>
+      </w:r>
+      <w:r>
+        <w:rPr>
+          <w:b w:val="0"/>
+          <w:noProof/>
+        </w:rPr>
+        <w:fldChar w:fldCharType="separate"/>
+      </w:r>
+      <w:r>
+        <w:rPr>
+          <w:rStyle w:val="Hyperlink"/>
+          <w:b w:val="0"/>
+          <w:noProof/>
+        </w:rPr>
+        <w:t>Hình  14</w:t>
+      </w:r>
+      <w:r>
+        <w:rPr>
+          <w:rStyle w:val="Hyperlink"/>
+          <w:b w:val="0"/>
+          <w:noProof/>
+        </w:rPr>
+        <w:t>: Mô Hình UseCase Tổng Quát</w:t>
+      </w:r>
+      <w:r>
+        <w:rPr>
+          <w:rStyle w:val="Hyperlink"/>
+          <w:b w:val="0"/>
+          <w:noProof/>
+          <w:webHidden/>
+        </w:rPr>
+        <w:tab/>
+      </w:r>
+      <w:r>
+        <w:rPr>
+          <w:rStyle w:val="Hyperlink"/>
+          <w:b w:val="0"/>
+          <w:noProof/>
+          <w:webHidden/>
+        </w:rPr>
+        <w:t>24</w:t>
+      </w:r>
     </w:p>
     <w:p>
       <w:pPr>
@@ -6484,6 +6838,7 @@
           <w:tab w:val="right" w:leader="dot" w:pos="9062"/>
         </w:tabs>
         <w:rPr>
+          <w:rStyle w:val="Hyperlink"/>
           <w:rFonts w:asciiTheme="minorHAnsi" w:eastAsiaTheme="minorEastAsia" w:hAnsiTheme="minorHAnsi" w:cstheme="minorBidi"/>
           <w:b w:val="0"/>
           <w:noProof/>
@@ -6492,79 +6847,68 @@
           <w14:ligatures w14:val="standardContextual"/>
         </w:rPr>
       </w:pPr>
-      <w:hyperlink w:anchor="_Toc216518746" w:history="1">
-        <w:r>
-          <w:rPr>
-            <w:rStyle w:val="Hyperlink"/>
-            <w:b w:val="0"/>
-            <w:noProof/>
-          </w:rPr>
-          <w:t>Hình  15</w:t>
-        </w:r>
-        <w:r>
-          <w:rPr>
-            <w:rStyle w:val="Hyperlink"/>
-            <w:b w:val="0"/>
-            <w:noProof/>
-          </w:rPr>
-          <w:t>: Use-case chức năng Admin</w:t>
-        </w:r>
-        <w:r>
-          <w:rPr>
-            <w:b w:val="0"/>
-            <w:noProof/>
-            <w:webHidden/>
-          </w:rPr>
-          <w:tab/>
-        </w:r>
-        <w:r>
-          <w:rPr>
-            <w:b w:val="0"/>
-            <w:noProof/>
-            <w:webHidden/>
-          </w:rPr>
-          <w:fldChar w:fldCharType="begin"/>
-        </w:r>
-        <w:r>
-          <w:rPr>
-            <w:b w:val="0"/>
-            <w:noProof/>
-            <w:webHidden/>
-          </w:rPr>
-          <w:instrText xml:space="preserve"> PAGEREF _Toc216518746 \h </w:instrText>
-        </w:r>
-        <w:r>
-          <w:rPr>
-            <w:b w:val="0"/>
-            <w:noProof/>
-            <w:webHidden/>
-          </w:rPr>
-        </w:r>
-        <w:r>
-          <w:rPr>
-            <w:b w:val="0"/>
-            <w:noProof/>
-            <w:webHidden/>
-          </w:rPr>
-          <w:fldChar w:fldCharType="separate"/>
-        </w:r>
-        <w:r>
-          <w:rPr>
-            <w:b w:val="0"/>
-            <w:noProof/>
-            <w:webHidden/>
-          </w:rPr>
-          <w:t>18</w:t>
-        </w:r>
-        <w:r>
-          <w:rPr>
-            <w:b w:val="0"/>
-            <w:noProof/>
-            <w:webHidden/>
-          </w:rPr>
-          <w:fldChar w:fldCharType="end"/>
-        </w:r>
-      </w:hyperlink>
+      <w:r>
+        <w:rPr>
+          <w:b w:val="0"/>
+          <w:noProof/>
+        </w:rPr>
+        <w:fldChar w:fldCharType="end"/>
+      </w:r>
+      <w:r>
+        <w:rPr>
+          <w:b w:val="0"/>
+          <w:noProof/>
+        </w:rPr>
+        <w:fldChar w:fldCharType="begin"/>
+      </w:r>
+      <w:r>
+        <w:rPr>
+          <w:b w:val="0"/>
+          <w:noProof/>
+        </w:rPr>
+        <w:instrText xml:space="preserve"> HYPERLINK  \l "admin" </w:instrText>
+      </w:r>
+      <w:r>
+        <w:rPr>
+          <w:b w:val="0"/>
+          <w:noProof/>
+        </w:rPr>
+        <w:fldChar w:fldCharType="separate"/>
+      </w:r>
+      <w:r>
+        <w:rPr>
+          <w:rStyle w:val="Hyperlink"/>
+          <w:b w:val="0"/>
+          <w:noProof/>
+        </w:rPr>
+        <w:t>Hình  15</w:t>
+      </w:r>
+      <w:r>
+        <w:rPr>
+          <w:rStyle w:val="Hyperlink"/>
+          <w:b w:val="0"/>
+          <w:noProof/>
+        </w:rPr>
+        <w:t>: Use-case chức năng Admin</w:t>
+      </w:r>
+      <w:r>
+        <w:rPr>
+          <w:rStyle w:val="Hyperlink"/>
+          <w:b w:val="0"/>
+          <w:noProof/>
+          <w:webHidden/>
+        </w:rPr>
+        <w:tab/>
+      </w:r>
+      <w:r>
+        <w:rPr>
+          <w:rStyle w:val="Hyperlink"/>
+          <w:b w:val="0"/>
+          <w:noProof/>
+          <w:webHidden/>
+        </w:rPr>
+        <w:t>25</w:t>
+      </w:r>
     </w:p>
     <w:p>
       <w:pPr>
@@ -6573,6 +6917,7 @@
           <w:tab w:val="right" w:leader="dot" w:pos="9062"/>
         </w:tabs>
         <w:rPr>
+          <w:rStyle w:val="Hyperlink"/>
           <w:rFonts w:asciiTheme="minorHAnsi" w:eastAsiaTheme="minorEastAsia" w:hAnsiTheme="minorHAnsi" w:cstheme="minorBidi"/>
           <w:b w:val="0"/>
           <w:noProof/>
@@ -6581,79 +6926,68 @@
           <w14:ligatures w14:val="standardContextual"/>
         </w:rPr>
       </w:pPr>
-      <w:hyperlink w:anchor="_Toc216518747" w:history="1">
-        <w:r>
-          <w:rPr>
-            <w:rStyle w:val="Hyperlink"/>
-            <w:b w:val="0"/>
-            <w:noProof/>
-          </w:rPr>
-          <w:t>Hình  16</w:t>
-        </w:r>
-        <w:r>
-          <w:rPr>
-            <w:rStyle w:val="Hyperlink"/>
-            <w:b w:val="0"/>
-            <w:noProof/>
-          </w:rPr>
-          <w:t>: Use-case Khách Hàng vãng lai</w:t>
-        </w:r>
-        <w:r>
-          <w:rPr>
-            <w:b w:val="0"/>
-            <w:noProof/>
-            <w:webHidden/>
-          </w:rPr>
-          <w:tab/>
-        </w:r>
-        <w:r>
-          <w:rPr>
-            <w:b w:val="0"/>
-            <w:noProof/>
-            <w:webHidden/>
-          </w:rPr>
-          <w:fldChar w:fldCharType="begin"/>
-        </w:r>
-        <w:r>
-          <w:rPr>
-            <w:b w:val="0"/>
-            <w:noProof/>
-            <w:webHidden/>
-          </w:rPr>
-          <w:instrText xml:space="preserve"> PAGEREF _Toc216518747 \h </w:instrText>
-        </w:r>
-        <w:r>
-          <w:rPr>
-            <w:b w:val="0"/>
-            <w:noProof/>
-            <w:webHidden/>
-          </w:rPr>
-        </w:r>
-        <w:r>
-          <w:rPr>
-            <w:b w:val="0"/>
-            <w:noProof/>
-            <w:webHidden/>
-          </w:rPr>
-          <w:fldChar w:fldCharType="separate"/>
-        </w:r>
-        <w:r>
-          <w:rPr>
-            <w:b w:val="0"/>
-            <w:noProof/>
-            <w:webHidden/>
-          </w:rPr>
-          <w:t>19</w:t>
-        </w:r>
-        <w:r>
-          <w:rPr>
-            <w:b w:val="0"/>
-            <w:noProof/>
-            <w:webHidden/>
-          </w:rPr>
-          <w:fldChar w:fldCharType="end"/>
-        </w:r>
-      </w:hyperlink>
+      <w:r>
+        <w:rPr>
+          <w:b w:val="0"/>
+          <w:noProof/>
+        </w:rPr>
+        <w:fldChar w:fldCharType="end"/>
+      </w:r>
+      <w:r>
+        <w:rPr>
+          <w:b w:val="0"/>
+          <w:noProof/>
+        </w:rPr>
+        <w:fldChar w:fldCharType="begin"/>
+      </w:r>
+      <w:r>
+        <w:rPr>
+          <w:b w:val="0"/>
+          <w:noProof/>
+        </w:rPr>
+        <w:instrText xml:space="preserve"> HYPERLINK  \l "guest" </w:instrText>
+      </w:r>
+      <w:r>
+        <w:rPr>
+          <w:b w:val="0"/>
+          <w:noProof/>
+        </w:rPr>
+        <w:fldChar w:fldCharType="separate"/>
+      </w:r>
+      <w:r>
+        <w:rPr>
+          <w:rStyle w:val="Hyperlink"/>
+          <w:b w:val="0"/>
+          <w:noProof/>
+        </w:rPr>
+        <w:t>Hình  16</w:t>
+      </w:r>
+      <w:r>
+        <w:rPr>
+          <w:rStyle w:val="Hyperlink"/>
+          <w:b w:val="0"/>
+          <w:noProof/>
+        </w:rPr>
+        <w:t>: Use-case Khách Hàng vãng lai</w:t>
+      </w:r>
+      <w:r>
+        <w:rPr>
+          <w:rStyle w:val="Hyperlink"/>
+          <w:b w:val="0"/>
+          <w:noProof/>
+          <w:webHidden/>
+        </w:rPr>
+        <w:tab/>
+      </w:r>
+      <w:r>
+        <w:rPr>
+          <w:rStyle w:val="Hyperlink"/>
+          <w:b w:val="0"/>
+          <w:noProof/>
+          <w:webHidden/>
+        </w:rPr>
+        <w:t>26</w:t>
+      </w:r>
     </w:p>
     <w:p>
       <w:pPr>
@@ -6662,6 +6996,7 @@
           <w:tab w:val="right" w:leader="dot" w:pos="9062"/>
         </w:tabs>
         <w:rPr>
+          <w:rStyle w:val="Hyperlink"/>
           <w:rFonts w:asciiTheme="minorHAnsi" w:eastAsiaTheme="minorEastAsia" w:hAnsiTheme="minorHAnsi" w:cstheme="minorBidi"/>
           <w:b w:val="0"/>
           <w:noProof/>
@@ -6670,81 +7005,68 @@
           <w14:ligatures w14:val="standardContextual"/>
         </w:rPr>
       </w:pPr>
-      <w:hyperlink w:anchor="_Toc216518748" w:history="1">
-        <w:r>
-          <w:rPr>
-            <w:rStyle w:val="Hyperlink"/>
-            <w:b w:val="0"/>
-            <w:noProof/>
-          </w:rPr>
-          <w:t>Hình  17</w:t>
-        </w:r>
-        <w:bookmarkStart w:id="70" w:name="_GoBack"/>
-        <w:bookmarkEnd w:id="70"/>
-        <w:r>
-          <w:rPr>
-            <w:rStyle w:val="Hyperlink"/>
-            <w:b w:val="0"/>
-            <w:noProof/>
-          </w:rPr>
-          <w:t>:Use-case Khách hàng</w:t>
-        </w:r>
-        <w:r>
-          <w:rPr>
-            <w:b w:val="0"/>
-            <w:noProof/>
-            <w:webHidden/>
-          </w:rPr>
-          <w:tab/>
-        </w:r>
-        <w:r>
-          <w:rPr>
-            <w:b w:val="0"/>
-            <w:noProof/>
-            <w:webHidden/>
-          </w:rPr>
-          <w:fldChar w:fldCharType="begin"/>
-        </w:r>
-        <w:r>
-          <w:rPr>
-            <w:b w:val="0"/>
-            <w:noProof/>
-            <w:webHidden/>
-          </w:rPr>
-          <w:instrText xml:space="preserve"> PAGEREF _Toc216518748 \h </w:instrText>
-        </w:r>
-        <w:r>
-          <w:rPr>
-            <w:b w:val="0"/>
-            <w:noProof/>
-            <w:webHidden/>
-          </w:rPr>
-        </w:r>
-        <w:r>
-          <w:rPr>
-            <w:b w:val="0"/>
-            <w:noProof/>
-            <w:webHidden/>
-          </w:rPr>
-          <w:fldChar w:fldCharType="separate"/>
-        </w:r>
-        <w:r>
-          <w:rPr>
-            <w:b w:val="0"/>
-            <w:noProof/>
-            <w:webHidden/>
-          </w:rPr>
-          <w:t>21</w:t>
-        </w:r>
-        <w:r>
-          <w:rPr>
-            <w:b w:val="0"/>
-            <w:noProof/>
-            <w:webHidden/>
-          </w:rPr>
-          <w:fldChar w:fldCharType="end"/>
-        </w:r>
-      </w:hyperlink>
+      <w:r>
+        <w:rPr>
+          <w:b w:val="0"/>
+          <w:noProof/>
+        </w:rPr>
+        <w:fldChar w:fldCharType="end"/>
+      </w:r>
+      <w:r>
+        <w:rPr>
+          <w:b w:val="0"/>
+          <w:noProof/>
+        </w:rPr>
+        <w:fldChar w:fldCharType="begin"/>
+      </w:r>
+      <w:r>
+        <w:rPr>
+          <w:b w:val="0"/>
+          <w:noProof/>
+        </w:rPr>
+        <w:instrText xml:space="preserve"> HYPERLINK  \l "customer" </w:instrText>
+      </w:r>
+      <w:r>
+        <w:rPr>
+          <w:b w:val="0"/>
+          <w:noProof/>
+        </w:rPr>
+        <w:fldChar w:fldCharType="separate"/>
+      </w:r>
+      <w:r>
+        <w:rPr>
+          <w:rStyle w:val="Hyperlink"/>
+          <w:b w:val="0"/>
+          <w:noProof/>
+        </w:rPr>
+        <w:t>Hình  17</w:t>
+      </w:r>
+      <w:r>
+        <w:rPr>
+          <w:rStyle w:val="Hyperlink"/>
+          <w:b w:val="0"/>
+          <w:noProof/>
+        </w:rPr>
+        <w:t>:Use-case Khách hàng</w:t>
+      </w:r>
+      <w:r>
+        <w:rPr>
+          <w:rStyle w:val="Hyperlink"/>
+          <w:b w:val="0"/>
+          <w:noProof/>
+          <w:webHidden/>
+        </w:rPr>
+        <w:tab/>
+      </w:r>
+      <w:r>
+        <w:rPr>
+          <w:rStyle w:val="Hyperlink"/>
+          <w:b w:val="0"/>
+          <w:noProof/>
+          <w:webHidden/>
+        </w:rPr>
+        <w:t>28</w:t>
+      </w:r>
     </w:p>
     <w:p>
       <w:pPr>
@@ -6763,6 +7085,12 @@
       </w:pPr>
       <w:r>
         <w:rPr>
+          <w:noProof/>
+        </w:rPr>
+        <w:fldChar w:fldCharType="end"/>
+      </w:r>
+      <w:r>
+        <w:rPr>
           <w:b/>
           <w:bCs/>
           <w:szCs w:val="26"/>
@@ -6774,83 +7102,83 @@
       <w:pPr>
         <w:pStyle w:val="LV1"/>
       </w:pPr>
-      <w:bookmarkStart w:id="71" w:name="_Toc216518674"/>
+      <w:bookmarkStart w:id="70" w:name="_Toc216518674"/>
       <w:r>
         <w:lastRenderedPageBreak/>
         <w:t>MỞ ĐẦU</w:t>
       </w:r>
+      <w:bookmarkEnd w:id="70"/>
+    </w:p>
+    <w:p>
+      <w:pPr>
+        <w:pStyle w:val="LV2"/>
+      </w:pPr>
+      <w:bookmarkStart w:id="71" w:name="_Toc216518675"/>
+      <w:bookmarkStart w:id="72" w:name="_Toc215586689"/>
+      <w:r>
+        <w:rPr>
+          <w:rStyle w:val="Strong"/>
+          <w:b/>
+          <w:bCs/>
+        </w:rPr>
+        <w:t>Lý do chọn đề tài</w:t>
+      </w:r>
       <w:bookmarkEnd w:id="71"/>
     </w:p>
     <w:p>
       <w:pPr>
+        <w:ind w:firstLine="567"/>
+      </w:pPr>
+      <w:r>
+        <w:t>Trong thời đại công nghệ số phát triển mạnh mẽ, Internet đã trở thành một phần không thể thiếu trong đời sống hằng ngày của con người. Nhu cầu giải trí, đặc biệt là nghe nhạc trực tuyến, ngày càng gia tăng do tính tiện lợi, nhanh chóng và khả năng truy cập mọi lúc, mọi nơi. Các website và nền tảng nghe nhạc online không chỉ giúp người dùng thưởng thức âm nhạc mà còn góp phần quảng bá văn hóa, nghệ sĩ và các sản phẩm âm nhạc một cách rộng rãi.</w:t>
+      </w:r>
+    </w:p>
+    <w:p>
+      <w:pPr>
+        <w:ind w:firstLine="567"/>
+      </w:pPr>
+      <w:r>
+        <w:t>Bên cạnh đó, việc xây dựng một website nghe nhạc online là cơ hội để vận dụng kiến thức đã học như lập trình web, cơ sở dữ liệu, thiết kế giao diện người dùng, xử lý đa phương tiện và bảo mật hệ thống. Thông qua đề tài này, người thực hiện có thể hiểu rõ hơn về quy trình phát triển một hệ thống web hoàn chỉnh, từ phân tích yêu cầu, thiết kế, xây dựng đến triển khai và vận hành.</w:t>
+      </w:r>
+    </w:p>
+    <w:p>
+      <w:pPr>
+        <w:ind w:firstLine="567"/>
+      </w:pPr>
+      <w:r>
+        <w:t>Ngoài ra, mặc dù hiện nay đã có nhiều nền tảng nghe nhạc lớn, nhưng việc xây dựng một website nghe nhạc riêng với các tính năng phù hợp cho từng nhóm người dùng (ví dụ: nghe nhạc miễn phí, tạo playlist cá nhân, tìm kiếm thông minh, gợi ý bài hát) vẫn mang tính thực tiễn cao. Điều này giúp nâng cao khả năng sáng tạo, tư duy hệ thống và giải quyết vấn đề trong quá trình phát triển phần mềm.</w:t>
+      </w:r>
+    </w:p>
+    <w:p>
+      <w:pPr>
+        <w:ind w:firstLine="567"/>
+      </w:pPr>
+      <w:r>
+        <w:t>Chính vì những lý do trên, đề tài “Xây dựng website nghe nhạc online” được lựa chọn nhằm đáp ứng nhu cầu thực tế của người dùng, đồng thời giúp người học nâng cao kỹ năng chuyên môn và kinh nghiệm thực hành trong lĩnh vực công nghệ thông tin</w:t>
+      </w:r>
+      <w:proofErr w:type="gramStart"/>
+      <w:r>
+        <w:t>.</w:t>
+      </w:r>
+      <w:r>
+        <w:t>.</w:t>
+      </w:r>
+      <w:proofErr w:type="gramEnd"/>
+    </w:p>
+    <w:p>
+      <w:pPr>
         <w:pStyle w:val="LV2"/>
       </w:pPr>
-      <w:bookmarkStart w:id="72" w:name="_Toc216518675"/>
-      <w:bookmarkStart w:id="73" w:name="_Toc215586689"/>
+      <w:bookmarkStart w:id="73" w:name="_Toc216518676"/>
       <w:r>
         <w:rPr>
           <w:rStyle w:val="Strong"/>
           <w:b/>
           <w:bCs/>
         </w:rPr>
-        <w:t>Lý do chọn đề tài</w:t>
-      </w:r>
-      <w:bookmarkEnd w:id="72"/>
-    </w:p>
-    <w:p>
-      <w:pPr>
-        <w:ind w:firstLine="567"/>
-      </w:pPr>
-      <w:r>
-        <w:t>Trong thời đại công nghệ số phát triển mạnh mẽ, Internet đã trở thành một phần không thể thiếu trong đời sống hằng ngày của con người. Nhu cầu giải trí, đặc biệt là nghe nhạc trực tuyến, ngày càng gia tăng do tính tiện lợi, nhanh chóng và khả năng truy cập mọi lúc, mọi nơi. Các website và nền tảng nghe nhạc online không chỉ giúp người dùng thưởng thức âm nhạc mà còn góp phần quảng bá văn hóa, nghệ sĩ và các sản phẩm âm nhạc một cách rộng rãi.</w:t>
-      </w:r>
-    </w:p>
-    <w:p>
-      <w:pPr>
-        <w:ind w:firstLine="567"/>
-      </w:pPr>
-      <w:r>
-        <w:t>Bên cạnh đó, việc xây dựng một website nghe nhạc online là cơ hội để vận dụng kiến thức đã học như lập trình web, cơ sở dữ liệu, thiết kế giao diện người dùng, xử lý đa phương tiện và bảo mật hệ thống. Thông qua đề tài này, người thực hiện có thể hiểu rõ hơn về quy trình phát triển một hệ thống web hoàn chỉnh, từ phân tích yêu cầu, thiết kế, xây dựng đến triển khai và vận hành.</w:t>
-      </w:r>
-    </w:p>
-    <w:p>
-      <w:pPr>
-        <w:ind w:firstLine="567"/>
-      </w:pPr>
-      <w:r>
-        <w:t>Ngoài ra, mặc dù hiện nay đã có nhiều nền tảng nghe nhạc lớn, nhưng việc xây dựng một website nghe nhạc riêng với các tính năng phù hợp cho từng nhóm người dùng (ví dụ: nghe nhạc miễn phí, tạo playlist cá nhân, tìm kiếm thông minh, gợi ý bài hát) vẫn mang tính thực tiễn cao. Điều này giúp nâng cao khả năng sáng tạo, tư duy hệ thống và giải quyết vấn đề trong quá trình phát triển phần mềm.</w:t>
-      </w:r>
-    </w:p>
-    <w:p>
-      <w:pPr>
-        <w:ind w:firstLine="567"/>
-      </w:pPr>
-      <w:r>
-        <w:t>Chính vì những lý do trên, đề tài “Xây dựng website nghe nhạc online” được lựa chọn nhằm đáp ứng nhu cầu thực tế của người dùng, đồng thời giúp người học nâng cao kỹ năng chuyên môn và kinh nghiệm thực hành trong lĩnh vực công nghệ thông tin</w:t>
-      </w:r>
-      <w:proofErr w:type="gramStart"/>
-      <w:r>
-        <w:t>.</w:t>
-      </w:r>
-      <w:r>
-        <w:t>.</w:t>
-      </w:r>
-      <w:proofErr w:type="gramEnd"/>
-    </w:p>
-    <w:p>
-      <w:pPr>
-        <w:pStyle w:val="LV2"/>
-      </w:pPr>
-      <w:bookmarkStart w:id="74" w:name="_Toc216518676"/>
-      <w:r>
-        <w:rPr>
-          <w:rStyle w:val="Strong"/>
-          <w:b/>
-          <w:bCs/>
-        </w:rPr>
         <w:t>Mục tiêu nghiên cứu</w:t>
       </w:r>
-      <w:bookmarkEnd w:id="74"/>
+      <w:bookmarkEnd w:id="73"/>
     </w:p>
     <w:p>
       <w:r>
@@ -6911,7 +7239,7 @@
       <w:pPr>
         <w:pStyle w:val="LV2"/>
       </w:pPr>
-      <w:bookmarkStart w:id="75" w:name="_Toc216518677"/>
+      <w:bookmarkStart w:id="74" w:name="_Toc216518677"/>
       <w:r>
         <w:rPr>
           <w:rStyle w:val="Strong"/>
@@ -6920,22 +7248,22 @@
         </w:rPr>
         <w:t>Đối tượng và phạm vi nghiên cứu</w:t>
       </w:r>
+      <w:bookmarkEnd w:id="74"/>
+    </w:p>
+    <w:p>
+      <w:pPr>
+        <w:pStyle w:val="LV3"/>
+      </w:pPr>
+      <w:bookmarkStart w:id="75" w:name="_Toc216518678"/>
+      <w:r>
+        <w:rPr>
+          <w:rStyle w:val="Strong"/>
+          <w:b/>
+          <w:bCs/>
+        </w:rPr>
+        <w:t>Đối tượng nghiên cứu</w:t>
+      </w:r>
       <w:bookmarkEnd w:id="75"/>
-    </w:p>
-    <w:p>
-      <w:pPr>
-        <w:pStyle w:val="LV3"/>
-      </w:pPr>
-      <w:bookmarkStart w:id="76" w:name="_Toc216518678"/>
-      <w:r>
-        <w:rPr>
-          <w:rStyle w:val="Strong"/>
-          <w:b/>
-          <w:bCs/>
-        </w:rPr>
-        <w:t>Đối tượng nghiên cứu</w:t>
-      </w:r>
-      <w:bookmarkEnd w:id="76"/>
     </w:p>
     <w:p>
       <w:pPr>
@@ -7033,7 +7361,7 @@
       <w:pPr>
         <w:pStyle w:val="LV3"/>
       </w:pPr>
-      <w:bookmarkStart w:id="77" w:name="_Toc216518679"/>
+      <w:bookmarkStart w:id="76" w:name="_Toc216518679"/>
       <w:r>
         <w:rPr>
           <w:rStyle w:val="Strong"/>
@@ -7042,7 +7370,7 @@
         </w:rPr>
         <w:t>Phạm vi nghiên cứu</w:t>
       </w:r>
-      <w:bookmarkEnd w:id="77"/>
+      <w:bookmarkEnd w:id="76"/>
     </w:p>
     <w:p>
       <w:pPr>
@@ -7139,7 +7467,7 @@
       <w:pPr>
         <w:pStyle w:val="LV2"/>
       </w:pPr>
-      <w:bookmarkStart w:id="78" w:name="_Toc216518680"/>
+      <w:bookmarkStart w:id="77" w:name="_Toc216518680"/>
       <w:r>
         <w:rPr>
           <w:rStyle w:val="Strong"/>
@@ -7148,7 +7476,7 @@
         </w:rPr>
         <w:t>Phương pháp nghiên cứu</w:t>
       </w:r>
-      <w:bookmarkEnd w:id="78"/>
+      <w:bookmarkEnd w:id="77"/>
     </w:p>
     <w:p>
       <w:pPr>
@@ -7316,14 +7644,14 @@
       <w:r>
         <w:t>.</w:t>
       </w:r>
-      <w:bookmarkStart w:id="79" w:name="_Toc215586690"/>
-      <w:bookmarkEnd w:id="73"/>
+      <w:bookmarkStart w:id="78" w:name="_Toc215586690"/>
+      <w:bookmarkEnd w:id="72"/>
     </w:p>
     <w:p>
       <w:pPr>
         <w:pStyle w:val="LV1"/>
       </w:pPr>
-      <w:bookmarkStart w:id="80" w:name="_Toc216518681"/>
+      <w:bookmarkStart w:id="79" w:name="_Toc216518681"/>
       <w:r>
         <w:lastRenderedPageBreak/>
         <w:t>NG</w:t>
@@ -7331,205 +7659,205 @@
       <w:r>
         <w:t>HIÊN CỨU LÝ THUYẾT</w:t>
       </w:r>
+      <w:bookmarkEnd w:id="78"/>
       <w:bookmarkEnd w:id="79"/>
+    </w:p>
+    <w:p>
+      <w:pPr>
+        <w:pStyle w:val="LV2"/>
+      </w:pPr>
+      <w:bookmarkStart w:id="80" w:name="_Toc216518682"/>
+      <w:bookmarkStart w:id="81" w:name="_Toc215586711"/>
+      <w:r>
+        <w:t>Tổng quan về thương mại điện tử</w:t>
+      </w:r>
       <w:bookmarkEnd w:id="80"/>
     </w:p>
     <w:p>
       <w:pPr>
+        <w:pStyle w:val="LV3"/>
+      </w:pPr>
+      <w:bookmarkStart w:id="82" w:name="_Toc216518683"/>
+      <w:r>
+        <w:t xml:space="preserve">Khái niệm </w:t>
+      </w:r>
+      <w:r>
+        <w:t>website nghe nhạc online</w:t>
+      </w:r>
+      <w:bookmarkEnd w:id="82"/>
+    </w:p>
+    <w:p>
+      <w:pPr>
+        <w:ind w:left="567" w:firstLine="567"/>
+      </w:pPr>
+      <w:r>
+        <w:t xml:space="preserve">Website nghe nhạc online là hệ thống cung cấp dịch vụ </w:t>
+      </w:r>
+      <w:r>
+        <w:rPr>
+          <w:b/>
+          <w:bCs/>
+        </w:rPr>
+        <w:t>nghe nhạc trực tuyến thông qua Internet</w:t>
+      </w:r>
+      <w:r>
+        <w:t>, cho phép người dùng truy cập, tìm kiếm và thưởng thức các bài hát mọi lúc, mọi nơi bằng các thiết bị có kết nối mạng. Các hoạt động như phát nhạc, tìm kiếm bài hát, quản lý playlist và tương tác với người dùng đều được thực hiện trên nền tảng web, góp phần nâng cao trải nghiệm giải trí và khả năng tiếp cận âm nhạc</w:t>
+      </w:r>
+      <w:r>
+        <w:t>.</w:t>
+      </w:r>
+    </w:p>
+    <w:p>
+      <w:pPr>
+        <w:pStyle w:val="LV3"/>
+      </w:pPr>
+      <w:r>
+        <w:rPr>
+          <w:rStyle w:val="Strong"/>
+          <w:b/>
+          <w:bCs/>
+        </w:rPr>
+        <w:t xml:space="preserve"> </w:t>
+      </w:r>
+      <w:bookmarkStart w:id="83" w:name="_Toc216518684"/>
+      <w:r>
+        <w:rPr>
+          <w:rStyle w:val="Strong"/>
+          <w:b/>
+          <w:bCs/>
+        </w:rPr>
+        <w:t xml:space="preserve">Lợi ích của </w:t>
+      </w:r>
+      <w:r>
+        <w:t>website nghe nhạc online</w:t>
+      </w:r>
+      <w:bookmarkEnd w:id="83"/>
+    </w:p>
+    <w:p>
+      <w:pPr>
+        <w:ind w:left="567" w:firstLine="567"/>
+      </w:pPr>
+      <w:r>
+        <w:t>Giúp người dùng tiết kiệm thời gian, có thể nghe nhạc mọi lúc, mọi nơi mà không cần tải về thiết bị.</w:t>
+      </w:r>
+    </w:p>
+    <w:p>
+      <w:pPr>
+        <w:ind w:left="567" w:firstLine="567"/>
+      </w:pPr>
+      <w:r>
+        <w:t>Mang lại trải nghiệm giải trí tiện lợi với giao diện thân thiện và dễ sử dụng.</w:t>
+      </w:r>
+    </w:p>
+    <w:p>
+      <w:pPr>
+        <w:ind w:left="567" w:firstLine="567"/>
+      </w:pPr>
+      <w:r>
+        <w:t>Cung cấp kho nhạc đa dạng, cho phép tìm kiếm và lựa chọn bài hát nhanh chóng.</w:t>
+      </w:r>
+    </w:p>
+    <w:p>
+      <w:pPr>
+        <w:ind w:left="567" w:firstLine="567"/>
+      </w:pPr>
+      <w:r>
+        <w:t>Hỗ trợ cá nhân hóa trải nghiệm người dùng thông qua playlist và lịch sử nghe nhạc</w:t>
+      </w:r>
+      <w:r>
+        <w:t>.</w:t>
+      </w:r>
+    </w:p>
+    <w:p>
+      <w:pPr>
+        <w:pStyle w:val="LV3"/>
+      </w:pPr>
+      <w:bookmarkStart w:id="84" w:name="_Toc216518685"/>
+      <w:r>
+        <w:t>Ứng dụng website nghe nhạc online trong lĩnh vực giải trí</w:t>
+      </w:r>
+      <w:bookmarkEnd w:id="84"/>
+    </w:p>
+    <w:p>
+      <w:pPr>
+        <w:ind w:left="567" w:firstLine="567"/>
+      </w:pPr>
+      <w:r>
+        <w:t>Dễ dàng cập nhật và quản lý thông tin bài hát, ca sĩ và thể loại nhạc.</w:t>
+      </w:r>
+    </w:p>
+    <w:p>
+      <w:pPr>
+        <w:ind w:left="567" w:firstLine="567"/>
+      </w:pPr>
+      <w:r>
+        <w:t xml:space="preserve">Hỗ trợ chức năng tìm kiếm và phân loại bài hát </w:t>
+      </w:r>
+      <w:proofErr w:type="gramStart"/>
+      <w:r>
+        <w:t>theo</w:t>
+      </w:r>
+      <w:proofErr w:type="gramEnd"/>
+      <w:r>
+        <w:t xml:space="preserve"> nhiều tiêu chí khác nhau.</w:t>
+      </w:r>
+    </w:p>
+    <w:p>
+      <w:pPr>
+        <w:ind w:left="567" w:firstLine="567"/>
+      </w:pPr>
+      <w:r>
+        <w:t xml:space="preserve">Giúp người quản trị </w:t>
+      </w:r>
+      <w:proofErr w:type="gramStart"/>
+      <w:r>
+        <w:t>theo</w:t>
+      </w:r>
+      <w:proofErr w:type="gramEnd"/>
+      <w:r>
+        <w:t xml:space="preserve"> dõi lượt nghe, xu hướng âm nhạc và hành vi người dùng.</w:t>
+      </w:r>
+    </w:p>
+    <w:p>
+      <w:pPr>
+        <w:ind w:left="567" w:firstLine="567"/>
+      </w:pPr>
+      <w:r>
+        <w:t>Góp phần quảng bá âm nhạc và nghệ sĩ đến với đông đảo người nghe thông qua môi trường Internet</w:t>
+      </w:r>
+      <w:r>
+        <w:t>.</w:t>
+      </w:r>
+    </w:p>
+    <w:p>
+      <w:pPr>
         <w:pStyle w:val="LV2"/>
       </w:pPr>
-      <w:bookmarkStart w:id="81" w:name="_Toc216518682"/>
-      <w:bookmarkStart w:id="82" w:name="_Toc215586711"/>
-      <w:r>
-        <w:t>Tổng quan về thương mại điện tử</w:t>
-      </w:r>
-      <w:bookmarkEnd w:id="81"/>
+      <w:bookmarkStart w:id="85" w:name="_Toc216518686"/>
+      <w:r>
+        <w:rPr>
+          <w:rStyle w:val="Strong"/>
+          <w:b/>
+          <w:bCs/>
+        </w:rPr>
+        <w:t>Cơ sở lý thuyết về ASP.NET MVC</w:t>
+      </w:r>
+      <w:bookmarkEnd w:id="85"/>
     </w:p>
     <w:p>
       <w:pPr>
         <w:pStyle w:val="LV3"/>
       </w:pPr>
-      <w:bookmarkStart w:id="83" w:name="_Toc216518683"/>
-      <w:r>
-        <w:t xml:space="preserve">Khái niệm </w:t>
-      </w:r>
-      <w:r>
-        <w:t>website nghe nhạc online</w:t>
-      </w:r>
-      <w:bookmarkEnd w:id="83"/>
-    </w:p>
-    <w:p>
-      <w:pPr>
-        <w:ind w:left="567" w:firstLine="567"/>
-      </w:pPr>
-      <w:r>
-        <w:t xml:space="preserve">Website nghe nhạc online là hệ thống cung cấp dịch vụ </w:t>
-      </w:r>
-      <w:r>
-        <w:rPr>
-          <w:b/>
-          <w:bCs/>
-        </w:rPr>
-        <w:t>nghe nhạc trực tuyến thông qua Internet</w:t>
-      </w:r>
-      <w:r>
-        <w:t>, cho phép người dùng truy cập, tìm kiếm và thưởng thức các bài hát mọi lúc, mọi nơi bằng các thiết bị có kết nối mạng. Các hoạt động như phát nhạc, tìm kiếm bài hát, quản lý playlist và tương tác với người dùng đều được thực hiện trên nền tảng web, góp phần nâng cao trải nghiệm giải trí và khả năng tiếp cận âm nhạc</w:t>
-      </w:r>
-      <w:r>
-        <w:t>.</w:t>
-      </w:r>
-    </w:p>
-    <w:p>
-      <w:pPr>
-        <w:pStyle w:val="LV3"/>
-      </w:pPr>
+      <w:bookmarkStart w:id="86" w:name="_Toc216518687"/>
       <w:r>
         <w:rPr>
           <w:rStyle w:val="Strong"/>
           <w:b/>
           <w:bCs/>
         </w:rPr>
-        <w:t xml:space="preserve"> </w:t>
-      </w:r>
-      <w:bookmarkStart w:id="84" w:name="_Toc216518684"/>
-      <w:r>
-        <w:rPr>
-          <w:rStyle w:val="Strong"/>
-          <w:b/>
-          <w:bCs/>
-        </w:rPr>
-        <w:t xml:space="preserve">Lợi ích của </w:t>
-      </w:r>
-      <w:r>
-        <w:t>website nghe nhạc online</w:t>
-      </w:r>
-      <w:bookmarkEnd w:id="84"/>
-    </w:p>
-    <w:p>
-      <w:pPr>
-        <w:ind w:left="567" w:firstLine="567"/>
-      </w:pPr>
-      <w:r>
-        <w:t>Giúp người dùng tiết kiệm thời gian, có thể nghe nhạc mọi lúc, mọi nơi mà không cần tải về thiết bị.</w:t>
-      </w:r>
-    </w:p>
-    <w:p>
-      <w:pPr>
-        <w:ind w:left="567" w:firstLine="567"/>
-      </w:pPr>
-      <w:r>
-        <w:t>Mang lại trải nghiệm giải trí tiện lợi với giao diện thân thiện và dễ sử dụng.</w:t>
-      </w:r>
-    </w:p>
-    <w:p>
-      <w:pPr>
-        <w:ind w:left="567" w:firstLine="567"/>
-      </w:pPr>
-      <w:r>
-        <w:t>Cung cấp kho nhạc đa dạng, cho phép tìm kiếm và lựa chọn bài hát nhanh chóng.</w:t>
-      </w:r>
-    </w:p>
-    <w:p>
-      <w:pPr>
-        <w:ind w:left="567" w:firstLine="567"/>
-      </w:pPr>
-      <w:r>
-        <w:t>Hỗ trợ cá nhân hóa trải nghiệm người dùng thông qua playlist và lịch sử nghe nhạc</w:t>
-      </w:r>
-      <w:r>
-        <w:t>.</w:t>
-      </w:r>
-    </w:p>
-    <w:p>
-      <w:pPr>
-        <w:pStyle w:val="LV3"/>
-      </w:pPr>
-      <w:bookmarkStart w:id="85" w:name="_Toc216518685"/>
-      <w:r>
-        <w:t>Ứng dụng website nghe nhạc online trong lĩnh vực giải trí</w:t>
-      </w:r>
-      <w:bookmarkEnd w:id="85"/>
-    </w:p>
-    <w:p>
-      <w:pPr>
-        <w:ind w:left="567" w:firstLine="567"/>
-      </w:pPr>
-      <w:r>
-        <w:t>Dễ dàng cập nhật và quản lý thông tin bài hát, ca sĩ và thể loại nhạc.</w:t>
-      </w:r>
-    </w:p>
-    <w:p>
-      <w:pPr>
-        <w:ind w:left="567" w:firstLine="567"/>
-      </w:pPr>
-      <w:r>
-        <w:t xml:space="preserve">Hỗ trợ chức năng tìm kiếm và phân loại bài hát </w:t>
-      </w:r>
-      <w:proofErr w:type="gramStart"/>
-      <w:r>
-        <w:t>theo</w:t>
-      </w:r>
-      <w:proofErr w:type="gramEnd"/>
-      <w:r>
-        <w:t xml:space="preserve"> nhiều tiêu chí khác nhau.</w:t>
-      </w:r>
-    </w:p>
-    <w:p>
-      <w:pPr>
-        <w:ind w:left="567" w:firstLine="567"/>
-      </w:pPr>
-      <w:r>
-        <w:t xml:space="preserve">Giúp người quản trị </w:t>
-      </w:r>
-      <w:proofErr w:type="gramStart"/>
-      <w:r>
-        <w:t>theo</w:t>
-      </w:r>
-      <w:proofErr w:type="gramEnd"/>
-      <w:r>
-        <w:t xml:space="preserve"> dõi lượt nghe, xu hướng âm nhạc và hành vi người dùng.</w:t>
-      </w:r>
-    </w:p>
-    <w:p>
-      <w:pPr>
-        <w:ind w:left="567" w:firstLine="567"/>
-      </w:pPr>
-      <w:r>
-        <w:t>Góp phần quảng bá âm nhạc và nghệ sĩ đến với đông đảo người nghe thông qua môi trường Internet</w:t>
-      </w:r>
-      <w:r>
-        <w:t>.</w:t>
-      </w:r>
-    </w:p>
-    <w:p>
-      <w:pPr>
-        <w:pStyle w:val="LV2"/>
-      </w:pPr>
-      <w:bookmarkStart w:id="86" w:name="_Toc216518686"/>
-      <w:r>
-        <w:rPr>
-          <w:rStyle w:val="Strong"/>
-          <w:b/>
-          <w:bCs/>
-        </w:rPr>
-        <w:t>Cơ sở lý thuyết về ASP.NET MVC</w:t>
+        <w:t>Tổng quan về ASP.NET</w:t>
       </w:r>
       <w:bookmarkEnd w:id="86"/>
-    </w:p>
-    <w:p>
-      <w:pPr>
-        <w:pStyle w:val="LV3"/>
-      </w:pPr>
-      <w:bookmarkStart w:id="87" w:name="_Toc216518687"/>
-      <w:r>
-        <w:rPr>
-          <w:rStyle w:val="Strong"/>
-          <w:b/>
-          <w:bCs/>
-        </w:rPr>
-        <w:t>Tổng quan về ASP.NET</w:t>
-      </w:r>
-      <w:bookmarkEnd w:id="87"/>
     </w:p>
     <w:p>
       <w:pPr>
@@ -7544,7 +7872,7 @@
       <w:pPr>
         <w:pStyle w:val="LV3"/>
       </w:pPr>
-      <w:bookmarkStart w:id="88" w:name="_Toc216518688"/>
+      <w:bookmarkStart w:id="87" w:name="_Toc216518688"/>
       <w:r>
         <w:rPr>
           <w:rStyle w:val="Strong"/>
@@ -7553,7 +7881,7 @@
         </w:rPr>
         <w:t>Kiến trúc MVC (Model – View – Controller)</w:t>
       </w:r>
-      <w:bookmarkEnd w:id="88"/>
+      <w:bookmarkEnd w:id="87"/>
     </w:p>
     <w:p>
       <w:pPr>
@@ -7617,6 +7945,7 @@
       <w:pPr>
         <w:jc w:val="center"/>
       </w:pPr>
+      <w:bookmarkStart w:id="88" w:name="MVC"/>
       <w:r>
         <w:rPr>
           <w:noProof/>
@@ -7674,6 +8003,7 @@
           </wp:inline>
         </w:drawing>
       </w:r>
+      <w:bookmarkEnd w:id="88"/>
     </w:p>
     <w:p>
       <w:pPr>
@@ -7870,6 +8200,7 @@
         </w:rPr>
         <w:t xml:space="preserve"> </w:t>
       </w:r>
+      <w:bookmarkStart w:id="93" w:name="SQL"/>
       <w:r>
         <w:rPr>
           <w:noProof/>
@@ -7911,6 +8242,7 @@
           </wp:inline>
         </w:drawing>
       </w:r>
+      <w:bookmarkEnd w:id="93"/>
     </w:p>
     <w:p>
       <w:pPr>
@@ -7933,7 +8265,7 @@
       <w:pPr>
         <w:pStyle w:val="LV3"/>
       </w:pPr>
-      <w:bookmarkStart w:id="93" w:name="_Toc216518693"/>
+      <w:bookmarkStart w:id="94" w:name="_Toc216518693"/>
       <w:r>
         <w:rPr>
           <w:rStyle w:val="Strong"/>
@@ -7951,7 +8283,7 @@
         </w:rPr>
         <w:t>nghe nhạc online</w:t>
       </w:r>
-      <w:bookmarkEnd w:id="93"/>
+      <w:bookmarkEnd w:id="94"/>
     </w:p>
     <w:p>
       <w:pPr>
@@ -8102,11 +8434,11 @@
       <w:pPr>
         <w:pStyle w:val="LV2"/>
       </w:pPr>
-      <w:bookmarkStart w:id="94" w:name="_Toc216518694"/>
+      <w:bookmarkStart w:id="95" w:name="_Toc216518694"/>
       <w:r>
         <w:t>Front-end: HTML, CSS, JavaScript và Bootstrap</w:t>
       </w:r>
-      <w:bookmarkEnd w:id="94"/>
+      <w:bookmarkEnd w:id="95"/>
     </w:p>
     <w:p>
       <w:pPr>
@@ -8125,7 +8457,7 @@
         </w:rPr>
         <w:t xml:space="preserve"> </w:t>
       </w:r>
-      <w:bookmarkStart w:id="95" w:name="_Toc216518695"/>
+      <w:bookmarkStart w:id="96" w:name="_Toc216518695"/>
       <w:r>
         <w:rPr>
           <w:rStyle w:val="Strong"/>
@@ -8134,7 +8466,7 @@
         </w:rPr>
         <w:t>HTML</w:t>
       </w:r>
-      <w:bookmarkEnd w:id="95"/>
+      <w:bookmarkEnd w:id="96"/>
     </w:p>
     <w:p>
       <w:pPr>
@@ -8153,7 +8485,7 @@
       <w:pPr>
         <w:pStyle w:val="LV3"/>
       </w:pPr>
-      <w:bookmarkStart w:id="96" w:name="_Toc216518696"/>
+      <w:bookmarkStart w:id="97" w:name="_Toc216518696"/>
       <w:r>
         <w:rPr>
           <w:rStyle w:val="Strong"/>
@@ -8162,7 +8494,7 @@
         </w:rPr>
         <w:t>CSS</w:t>
       </w:r>
-      <w:bookmarkEnd w:id="96"/>
+      <w:bookmarkEnd w:id="97"/>
     </w:p>
     <w:p>
       <w:pPr>
@@ -8176,7 +8508,7 @@
       <w:pPr>
         <w:pStyle w:val="LV3"/>
       </w:pPr>
-      <w:bookmarkStart w:id="97" w:name="_Toc216518697"/>
+      <w:bookmarkStart w:id="98" w:name="_Toc216518697"/>
       <w:r>
         <w:rPr>
           <w:rStyle w:val="Strong"/>
@@ -8185,7 +8517,7 @@
         </w:rPr>
         <w:t>JavaScript</w:t>
       </w:r>
-      <w:bookmarkEnd w:id="97"/>
+      <w:bookmarkEnd w:id="98"/>
     </w:p>
     <w:p>
       <w:pPr>
@@ -8204,7 +8536,7 @@
       <w:pPr>
         <w:pStyle w:val="LV3"/>
       </w:pPr>
-      <w:bookmarkStart w:id="98" w:name="_Toc216518698"/>
+      <w:bookmarkStart w:id="99" w:name="_Toc216518698"/>
       <w:r>
         <w:rPr>
           <w:rStyle w:val="Strong"/>
@@ -8213,7 +8545,7 @@
         </w:rPr>
         <w:t>Bootstrap</w:t>
       </w:r>
-      <w:bookmarkEnd w:id="98"/>
+      <w:bookmarkEnd w:id="99"/>
     </w:p>
     <w:p>
       <w:pPr>
@@ -8227,7 +8559,7 @@
       <w:pPr>
         <w:pStyle w:val="LV2"/>
       </w:pPr>
-      <w:bookmarkStart w:id="99" w:name="_Toc216518699"/>
+      <w:bookmarkStart w:id="100" w:name="_Toc216518699"/>
       <w:r>
         <w:rPr>
           <w:rStyle w:val="Strong"/>
@@ -8236,7 +8568,7 @@
         </w:rPr>
         <w:t>Các giả thiết khoa học của đề tài</w:t>
       </w:r>
-      <w:bookmarkEnd w:id="99"/>
+      <w:bookmarkEnd w:id="100"/>
     </w:p>
     <w:p>
       <w:pPr>
@@ -8311,7 +8643,7 @@
         </w:rPr>
         <w:t xml:space="preserve"> </w:t>
       </w:r>
-      <w:bookmarkStart w:id="100" w:name="_Toc216518700"/>
+      <w:bookmarkStart w:id="101" w:name="_Toc216518700"/>
       <w:r>
         <w:rPr>
           <w:rStyle w:val="Strong"/>
@@ -8320,13 +8652,13 @@
         </w:rPr>
         <w:t>Phương pháp nghiên cứu</w:t>
       </w:r>
-      <w:bookmarkEnd w:id="100"/>
+      <w:bookmarkEnd w:id="101"/>
     </w:p>
     <w:p>
       <w:pPr>
         <w:pStyle w:val="LV3"/>
       </w:pPr>
-      <w:bookmarkStart w:id="101" w:name="_Toc216518701"/>
+      <w:bookmarkStart w:id="102" w:name="_Toc216518701"/>
       <w:r>
         <w:rPr>
           <w:rStyle w:val="Strong"/>
@@ -8335,7 +8667,7 @@
         </w:rPr>
         <w:t>Phương pháp thu thập tài liệu</w:t>
       </w:r>
-      <w:bookmarkEnd w:id="101"/>
+      <w:bookmarkEnd w:id="102"/>
     </w:p>
     <w:p>
       <w:pPr>
@@ -8349,7 +8681,7 @@
       <w:pPr>
         <w:pStyle w:val="LV3"/>
       </w:pPr>
-      <w:bookmarkStart w:id="102" w:name="_Toc216518702"/>
+      <w:bookmarkStart w:id="103" w:name="_Toc216518702"/>
       <w:r>
         <w:rPr>
           <w:rStyle w:val="Strong"/>
@@ -8358,7 +8690,7 @@
         </w:rPr>
         <w:t>Phương pháp phân tích – tổng hợp</w:t>
       </w:r>
-      <w:bookmarkEnd w:id="102"/>
+      <w:bookmarkEnd w:id="103"/>
     </w:p>
     <w:p>
       <w:pPr>
@@ -8372,7 +8704,7 @@
       <w:pPr>
         <w:pStyle w:val="LV3"/>
       </w:pPr>
-      <w:bookmarkStart w:id="103" w:name="_Toc216518703"/>
+      <w:bookmarkStart w:id="104" w:name="_Toc216518703"/>
       <w:r>
         <w:rPr>
           <w:rStyle w:val="Strong"/>
@@ -8381,7 +8713,7 @@
         </w:rPr>
         <w:t>Phương pháp mô hình hóa</w:t>
       </w:r>
-      <w:bookmarkEnd w:id="103"/>
+      <w:bookmarkEnd w:id="104"/>
     </w:p>
     <w:p>
       <w:pPr>
@@ -8395,7 +8727,7 @@
       <w:pPr>
         <w:pStyle w:val="LV3"/>
       </w:pPr>
-      <w:bookmarkStart w:id="104" w:name="_Toc216518704"/>
+      <w:bookmarkStart w:id="105" w:name="_Toc216518704"/>
       <w:r>
         <w:rPr>
           <w:rStyle w:val="Strong"/>
@@ -8404,7 +8736,7 @@
         </w:rPr>
         <w:t>Phương pháp thực nghiệm</w:t>
       </w:r>
-      <w:bookmarkEnd w:id="104"/>
+      <w:bookmarkEnd w:id="105"/>
     </w:p>
     <w:p>
       <w:pPr>
@@ -8418,7 +8750,7 @@
       <w:pPr>
         <w:pStyle w:val="LV3"/>
       </w:pPr>
-      <w:bookmarkStart w:id="105" w:name="_Toc216518705"/>
+      <w:bookmarkStart w:id="106" w:name="_Toc216518705"/>
       <w:r>
         <w:rPr>
           <w:rStyle w:val="Strong"/>
@@ -8427,7 +8759,7 @@
         </w:rPr>
         <w:t>Phương pháp đánh giá</w:t>
       </w:r>
-      <w:bookmarkEnd w:id="105"/>
+      <w:bookmarkEnd w:id="106"/>
     </w:p>
     <w:p>
       <w:pPr>
@@ -8453,25 +8785,25 @@
       <w:pPr>
         <w:pStyle w:val="LV1"/>
       </w:pPr>
-      <w:bookmarkStart w:id="106" w:name="_Toc216518706"/>
+      <w:bookmarkStart w:id="107" w:name="_Toc216518706"/>
       <w:r>
         <w:lastRenderedPageBreak/>
         <w:t>THỰC HIỆN NGHIÊN CỨU</w:t>
       </w:r>
-      <w:bookmarkEnd w:id="82"/>
-      <w:bookmarkEnd w:id="106"/>
+      <w:bookmarkEnd w:id="81"/>
+      <w:bookmarkEnd w:id="107"/>
     </w:p>
     <w:p>
       <w:pPr>
         <w:pStyle w:val="LV2"/>
       </w:pPr>
-      <w:bookmarkStart w:id="107" w:name="_Toc215586712"/>
-      <w:bookmarkStart w:id="108" w:name="_Toc216518707"/>
+      <w:bookmarkStart w:id="108" w:name="_Toc215586712"/>
+      <w:bookmarkStart w:id="109" w:name="_Toc216518707"/>
       <w:r>
         <w:t>Mô Tả bài Toán</w:t>
       </w:r>
-      <w:bookmarkEnd w:id="107"/>
       <w:bookmarkEnd w:id="108"/>
+      <w:bookmarkEnd w:id="109"/>
     </w:p>
     <w:p>
       <w:pPr>
@@ -8630,16 +8962,16 @@
       <w:pPr>
         <w:pStyle w:val="LV2"/>
       </w:pPr>
-      <w:bookmarkStart w:id="109" w:name="_Toc215586713"/>
-      <w:bookmarkStart w:id="110" w:name="_Toc216518708"/>
+      <w:bookmarkStart w:id="110" w:name="_Toc215586713"/>
+      <w:bookmarkStart w:id="111" w:name="_Toc216518708"/>
       <w:r>
         <w:t>Mô</w:t>
       </w:r>
       <w:r>
         <w:t>i Trường</w:t>
       </w:r>
-      <w:bookmarkEnd w:id="109"/>
       <w:bookmarkEnd w:id="110"/>
+      <w:bookmarkEnd w:id="111"/>
     </w:p>
     <w:p>
       <w:pPr>
@@ -8717,28 +9049,28 @@
       <w:r>
         <w:t xml:space="preserve"> </w:t>
       </w:r>
-      <w:bookmarkStart w:id="111" w:name="_Toc215586714"/>
-      <w:bookmarkStart w:id="112" w:name="_Toc216518709"/>
+      <w:bookmarkStart w:id="112" w:name="_Toc215586714"/>
+      <w:bookmarkStart w:id="113" w:name="_Toc216518709"/>
       <w:r>
         <w:t>Thiết</w:t>
       </w:r>
       <w:r>
         <w:t xml:space="preserve"> Kế CSDL</w:t>
       </w:r>
-      <w:bookmarkStart w:id="113" w:name="_Toc215586715"/>
-      <w:bookmarkEnd w:id="111"/>
+      <w:bookmarkStart w:id="114" w:name="_Toc215586715"/>
       <w:bookmarkEnd w:id="112"/>
+      <w:bookmarkEnd w:id="113"/>
     </w:p>
     <w:p>
       <w:pPr>
         <w:pStyle w:val="LV3"/>
       </w:pPr>
-      <w:bookmarkStart w:id="114" w:name="_Toc216518710"/>
+      <w:bookmarkStart w:id="115" w:name="_Toc216518710"/>
       <w:r>
         <w:t>Biểu đồ Class</w:t>
       </w:r>
-      <w:bookmarkEnd w:id="113"/>
       <w:bookmarkEnd w:id="114"/>
+      <w:bookmarkEnd w:id="115"/>
     </w:p>
     <w:p>
       <w:pPr>
@@ -8852,6 +9184,7 @@
         <w:keepNext/>
         <w:jc w:val="center"/>
       </w:pPr>
+      <w:bookmarkStart w:id="116" w:name="SoDo"/>
       <w:r>
         <w:rPr>
           <w:noProof/>
@@ -8893,12 +9226,13 @@
           </wp:inline>
         </w:drawing>
       </w:r>
+      <w:bookmarkEnd w:id="116"/>
     </w:p>
     <w:p>
       <w:pPr>
         <w:pStyle w:val="hnh"/>
       </w:pPr>
-      <w:bookmarkStart w:id="115" w:name="_Toc216518735"/>
+      <w:bookmarkStart w:id="117" w:name="_Toc216518735"/>
       <w:proofErr w:type="gramStart"/>
       <w:r>
         <w:t xml:space="preserve">Hình  </w:t>
@@ -8928,8 +9262,8 @@
       <w:r>
         <w:t>:</w:t>
       </w:r>
-      <w:bookmarkStart w:id="116" w:name="_Toc184048654"/>
-      <w:bookmarkStart w:id="117" w:name="_Toc184048751"/>
+      <w:bookmarkStart w:id="118" w:name="_Toc184048654"/>
+      <w:bookmarkStart w:id="119" w:name="_Toc184048751"/>
       <w:r>
         <w:rPr>
           <w:noProof/>
@@ -8939,9 +9273,9 @@
       <w:r>
         <w:t>Sơ Đồ Class Tổng Quan</w:t>
       </w:r>
-      <w:bookmarkEnd w:id="115"/>
-      <w:bookmarkEnd w:id="116"/>
       <w:bookmarkEnd w:id="117"/>
+      <w:bookmarkEnd w:id="118"/>
+      <w:bookmarkEnd w:id="119"/>
     </w:p>
     <w:p>
       <w:pPr>
@@ -9013,6 +9347,7 @@
           <w:rFonts w:eastAsia="宋体"/>
         </w:rPr>
       </w:pPr>
+      <w:bookmarkStart w:id="120" w:name="Genres"/>
       <w:r>
         <w:rPr>
           <w:noProof/>
@@ -9061,7 +9396,8 @@
           </wp:inline>
         </w:drawing>
       </w:r>
-      <w:bookmarkStart w:id="118" w:name="_Toc216518736"/>
+      <w:bookmarkStart w:id="121" w:name="_Toc216518736"/>
+      <w:bookmarkEnd w:id="120"/>
     </w:p>
     <w:p>
       <w:pPr>
@@ -9121,7 +9457,7 @@
         </w:rPr>
         <w:t xml:space="preserve"> Bảng Genres</w:t>
       </w:r>
-      <w:bookmarkEnd w:id="118"/>
+      <w:bookmarkEnd w:id="121"/>
     </w:p>
     <w:p>
       <w:pPr>
@@ -9218,6 +9554,7 @@
         <w:keepNext/>
         <w:jc w:val="center"/>
       </w:pPr>
+      <w:bookmarkStart w:id="122" w:name="Artists"/>
       <w:r>
         <w:rPr>
           <w:noProof/>
@@ -9266,6 +9603,7 @@
           </wp:inline>
         </w:drawing>
       </w:r>
+      <w:bookmarkEnd w:id="122"/>
     </w:p>
     <w:p>
       <w:pPr>
@@ -9275,7 +9613,7 @@
           <w:bCs/>
         </w:rPr>
       </w:pPr>
-      <w:bookmarkStart w:id="119" w:name="_Toc216518737"/>
+      <w:bookmarkStart w:id="123" w:name="_Toc216518737"/>
       <w:proofErr w:type="gramStart"/>
       <w:r>
         <w:t xml:space="preserve">Hình  </w:t>
@@ -9305,16 +9643,16 @@
       <w:r>
         <w:t>:</w:t>
       </w:r>
-      <w:bookmarkStart w:id="120" w:name="_Toc184048656"/>
-      <w:bookmarkStart w:id="121" w:name="_Toc184048753"/>
+      <w:bookmarkStart w:id="124" w:name="_Toc184048656"/>
+      <w:bookmarkStart w:id="125" w:name="_Toc184048753"/>
       <w:r>
         <w:t xml:space="preserve"> </w:t>
       </w:r>
       <w:r>
         <w:t xml:space="preserve">Class </w:t>
       </w:r>
-      <w:bookmarkEnd w:id="120"/>
-      <w:bookmarkEnd w:id="121"/>
+      <w:bookmarkEnd w:id="124"/>
+      <w:bookmarkEnd w:id="125"/>
       <w:r>
         <w:rPr>
           <w:rFonts w:ascii="Cambria" w:eastAsia="宋体" w:hAnsi="Cambria"/>
@@ -9322,7 +9660,7 @@
         </w:rPr>
         <w:t>Artists</w:t>
       </w:r>
-      <w:bookmarkEnd w:id="119"/>
+      <w:bookmarkEnd w:id="123"/>
     </w:p>
     <w:p>
       <w:pPr>
@@ -9396,6 +9734,9 @@
           <w:b/>
         </w:rPr>
       </w:pPr>
+      <w:bookmarkStart w:id="126" w:name="Albums"/>
+      <w:bookmarkStart w:id="127" w:name="_GoBack"/>
+      <w:bookmarkEnd w:id="127"/>
       <w:r>
         <w:rPr>
           <w:noProof/>
@@ -9444,7 +9785,8 @@
           </wp:inline>
         </w:drawing>
       </w:r>
-      <w:bookmarkStart w:id="122" w:name="_Toc216518738"/>
+      <w:bookmarkStart w:id="128" w:name="_Toc216518738"/>
+      <w:bookmarkEnd w:id="126"/>
     </w:p>
     <w:p>
       <w:pPr>
@@ -9503,8 +9845,8 @@
         </w:rPr>
         <w:t>:</w:t>
       </w:r>
-      <w:bookmarkStart w:id="123" w:name="_Toc184048657"/>
-      <w:bookmarkStart w:id="124" w:name="_Toc184048754"/>
+      <w:bookmarkStart w:id="129" w:name="_Toc184048657"/>
+      <w:bookmarkStart w:id="130" w:name="_Toc184048754"/>
       <w:r>
         <w:rPr>
           <w:b/>
@@ -9518,8 +9860,8 @@
         </w:rPr>
         <w:t xml:space="preserve">Class </w:t>
       </w:r>
-      <w:bookmarkEnd w:id="123"/>
-      <w:bookmarkEnd w:id="124"/>
+      <w:bookmarkEnd w:id="129"/>
+      <w:bookmarkEnd w:id="130"/>
       <w:r>
         <w:rPr>
           <w:rFonts w:ascii="Cambria" w:eastAsia="宋体" w:hAnsi="Cambria"/>
@@ -9527,7 +9869,7 @@
         </w:rPr>
         <w:t>Albums</w:t>
       </w:r>
-      <w:bookmarkEnd w:id="122"/>
+      <w:bookmarkEnd w:id="128"/>
     </w:p>
     <w:p>
       <w:pPr>
@@ -9607,6 +9949,7 @@
         <w:ind w:left="1080"/>
         <w:jc w:val="center"/>
       </w:pPr>
+      <w:bookmarkStart w:id="131" w:name="Songs"/>
       <w:r>
         <w:rPr>
           <w:noProof/>
@@ -9655,6 +9998,7 @@
           </wp:inline>
         </w:drawing>
       </w:r>
+      <w:bookmarkEnd w:id="131"/>
     </w:p>
     <w:p>
       <w:pPr>
@@ -9663,7 +10007,7 @@
           <w:bCs/>
         </w:rPr>
       </w:pPr>
-      <w:bookmarkStart w:id="125" w:name="_Toc216518739"/>
+      <w:bookmarkStart w:id="132" w:name="_Toc216518739"/>
       <w:proofErr w:type="gramStart"/>
       <w:r>
         <w:t xml:space="preserve">Hình  </w:t>
@@ -9693,8 +10037,8 @@
       <w:r>
         <w:t>:</w:t>
       </w:r>
-      <w:bookmarkStart w:id="126" w:name="_Toc184048658"/>
-      <w:bookmarkStart w:id="127" w:name="_Toc184048755"/>
+      <w:bookmarkStart w:id="133" w:name="_Toc184048658"/>
+      <w:bookmarkStart w:id="134" w:name="_Toc184048755"/>
       <w:r>
         <w:rPr>
           <w:noProof/>
@@ -9704,15 +10048,15 @@
       <w:r>
         <w:t xml:space="preserve">Class </w:t>
       </w:r>
-      <w:bookmarkEnd w:id="126"/>
-      <w:bookmarkEnd w:id="127"/>
+      <w:bookmarkEnd w:id="133"/>
+      <w:bookmarkEnd w:id="134"/>
       <w:r>
         <w:rPr>
           <w:bCs/>
         </w:rPr>
         <w:t>Songs</w:t>
       </w:r>
-      <w:bookmarkEnd w:id="125"/>
+      <w:bookmarkEnd w:id="132"/>
     </w:p>
     <w:p>
       <w:pPr>
@@ -9783,6 +10127,7 @@
           <w:rFonts w:eastAsia="宋体"/>
         </w:rPr>
       </w:pPr>
+      <w:bookmarkStart w:id="135" w:name="User"/>
       <w:r>
         <w:rPr>
           <w:noProof/>
@@ -9824,6 +10169,7 @@
           </wp:inline>
         </w:drawing>
       </w:r>
+      <w:bookmarkEnd w:id="135"/>
     </w:p>
     <w:p>
       <w:pPr>
@@ -9840,7 +10186,7 @@
           <w:rFonts w:ascii="Cambria" w:eastAsia="宋体" w:hAnsi="Cambria"/>
         </w:rPr>
       </w:pPr>
-      <w:bookmarkStart w:id="128" w:name="_Toc216518740"/>
+      <w:bookmarkStart w:id="136" w:name="_Toc216518740"/>
       <w:proofErr w:type="gramStart"/>
       <w:r>
         <w:t xml:space="preserve">Hình  </w:t>
@@ -9870,8 +10216,8 @@
       <w:r>
         <w:t>:</w:t>
       </w:r>
-      <w:bookmarkStart w:id="129" w:name="_Toc184048659"/>
-      <w:bookmarkStart w:id="130" w:name="_Toc184048756"/>
+      <w:bookmarkStart w:id="137" w:name="_Toc184048659"/>
+      <w:bookmarkStart w:id="138" w:name="_Toc184048756"/>
       <w:r>
         <w:rPr>
           <w:noProof/>
@@ -9881,15 +10227,15 @@
       <w:r>
         <w:t xml:space="preserve">Class </w:t>
       </w:r>
-      <w:bookmarkEnd w:id="129"/>
-      <w:bookmarkEnd w:id="130"/>
+      <w:bookmarkEnd w:id="137"/>
+      <w:bookmarkEnd w:id="138"/>
       <w:r>
         <w:rPr>
           <w:rFonts w:ascii="Cambria" w:eastAsia="宋体" w:hAnsi="Cambria"/>
         </w:rPr>
         <w:t>Users</w:t>
       </w:r>
-      <w:bookmarkEnd w:id="128"/>
+      <w:bookmarkEnd w:id="136"/>
     </w:p>
     <w:p>
       <w:pPr>
@@ -9968,6 +10314,7 @@
         <w:ind w:left="576"/>
         <w:jc w:val="center"/>
       </w:pPr>
+      <w:bookmarkStart w:id="139" w:name="Playlist"/>
       <w:r>
         <w:rPr>
           <w:noProof/>
@@ -10016,6 +10363,7 @@
           </wp:inline>
         </w:drawing>
       </w:r>
+      <w:bookmarkEnd w:id="139"/>
     </w:p>
     <w:p>
       <w:pPr>
@@ -10024,7 +10372,7 @@
           <w:rFonts w:ascii="Cambria" w:eastAsia="宋体" w:hAnsi="Cambria"/>
         </w:rPr>
       </w:pPr>
-      <w:bookmarkStart w:id="131" w:name="_Toc216518741"/>
+      <w:bookmarkStart w:id="140" w:name="_Toc216518741"/>
       <w:proofErr w:type="gramStart"/>
       <w:r>
         <w:t xml:space="preserve">Hình  </w:t>
@@ -10054,8 +10402,8 @@
       <w:r>
         <w:t>:</w:t>
       </w:r>
-      <w:bookmarkStart w:id="132" w:name="_Toc184048660"/>
-      <w:bookmarkStart w:id="133" w:name="_Toc184048757"/>
+      <w:bookmarkStart w:id="141" w:name="_Toc184048660"/>
+      <w:bookmarkStart w:id="142" w:name="_Toc184048757"/>
       <w:r>
         <w:rPr>
           <w:noProof/>
@@ -10065,15 +10413,15 @@
       <w:r>
         <w:t xml:space="preserve">Class </w:t>
       </w:r>
-      <w:bookmarkEnd w:id="132"/>
-      <w:bookmarkEnd w:id="133"/>
+      <w:bookmarkEnd w:id="141"/>
+      <w:bookmarkEnd w:id="142"/>
       <w:r>
         <w:rPr>
           <w:rFonts w:ascii="Cambria" w:eastAsia="宋体" w:hAnsi="Cambria"/>
         </w:rPr>
         <w:t>Playlists</w:t>
       </w:r>
-      <w:bookmarkEnd w:id="131"/>
+      <w:bookmarkEnd w:id="140"/>
     </w:p>
     <w:p>
       <w:pPr>
@@ -10129,6 +10477,7 @@
         <w:ind w:left="576"/>
         <w:jc w:val="center"/>
       </w:pPr>
+      <w:bookmarkStart w:id="143" w:name="Favorites"/>
       <w:r>
         <w:rPr>
           <w:noProof/>
@@ -10170,6 +10519,7 @@
           </wp:inline>
         </w:drawing>
       </w:r>
+      <w:bookmarkEnd w:id="143"/>
     </w:p>
     <w:p>
       <w:pPr>
@@ -10179,7 +10529,7 @@
           <w:bCs/>
         </w:rPr>
       </w:pPr>
-      <w:bookmarkStart w:id="134" w:name="_Toc216518742"/>
+      <w:bookmarkStart w:id="144" w:name="_Toc216518742"/>
       <w:proofErr w:type="gramStart"/>
       <w:r>
         <w:t xml:space="preserve">Hình  </w:t>
@@ -10209,8 +10559,8 @@
       <w:r>
         <w:t>:</w:t>
       </w:r>
-      <w:bookmarkStart w:id="135" w:name="_Toc184048661"/>
-      <w:bookmarkStart w:id="136" w:name="_Toc184048758"/>
+      <w:bookmarkStart w:id="145" w:name="_Toc184048661"/>
+      <w:bookmarkStart w:id="146" w:name="_Toc184048758"/>
       <w:r>
         <w:rPr>
           <w:noProof/>
@@ -10220,8 +10570,8 @@
       <w:r>
         <w:t xml:space="preserve">Class </w:t>
       </w:r>
-      <w:bookmarkEnd w:id="135"/>
-      <w:bookmarkEnd w:id="136"/>
+      <w:bookmarkEnd w:id="145"/>
+      <w:bookmarkEnd w:id="146"/>
       <w:r>
         <w:rPr>
           <w:rFonts w:eastAsia="宋体"/>
@@ -10229,7 +10579,7 @@
         </w:rPr>
         <w:t>Favorites</w:t>
       </w:r>
-      <w:bookmarkEnd w:id="134"/>
+      <w:bookmarkEnd w:id="144"/>
     </w:p>
     <w:p>
       <w:pPr>
@@ -10337,6 +10687,7 @@
         <w:ind w:left="576"/>
         <w:jc w:val="center"/>
       </w:pPr>
+      <w:bookmarkStart w:id="147" w:name="History"/>
       <w:r>
         <w:rPr>
           <w:noProof/>
@@ -10378,12 +10729,13 @@
           </wp:inline>
         </w:drawing>
       </w:r>
+      <w:bookmarkEnd w:id="147"/>
     </w:p>
     <w:p>
       <w:pPr>
         <w:pStyle w:val="hnh"/>
       </w:pPr>
-      <w:bookmarkStart w:id="137" w:name="_Toc216518743"/>
+      <w:bookmarkStart w:id="148" w:name="_Toc216518743"/>
       <w:proofErr w:type="gramStart"/>
       <w:r>
         <w:t xml:space="preserve">Hình  </w:t>
@@ -10413,8 +10765,8 @@
       <w:r>
         <w:t>:</w:t>
       </w:r>
-      <w:bookmarkStart w:id="138" w:name="_Toc184048662"/>
-      <w:bookmarkStart w:id="139" w:name="_Toc184048759"/>
+      <w:bookmarkStart w:id="149" w:name="_Toc184048662"/>
+      <w:bookmarkStart w:id="150" w:name="_Toc184048759"/>
       <w:r>
         <w:rPr>
           <w:noProof/>
@@ -10424,8 +10776,8 @@
       <w:r>
         <w:t xml:space="preserve">Class </w:t>
       </w:r>
-      <w:bookmarkEnd w:id="138"/>
-      <w:bookmarkEnd w:id="139"/>
+      <w:bookmarkEnd w:id="149"/>
+      <w:bookmarkEnd w:id="150"/>
       <w:r>
         <w:rPr>
           <w:rFonts w:eastAsia="宋体"/>
@@ -10433,7 +10785,7 @@
         </w:rPr>
         <w:t>ListeningHistory</w:t>
       </w:r>
-      <w:bookmarkEnd w:id="137"/>
+      <w:bookmarkEnd w:id="148"/>
     </w:p>
     <w:p>
       <w:pPr>
@@ -10491,6 +10843,7 @@
         <w:keepNext/>
         <w:jc w:val="center"/>
       </w:pPr>
+      <w:bookmarkStart w:id="151" w:name="Comments"/>
       <w:r>
         <w:rPr>
           <w:noProof/>
@@ -10532,6 +10885,7 @@
           </wp:inline>
         </w:drawing>
       </w:r>
+      <w:bookmarkEnd w:id="151"/>
     </w:p>
     <w:p>
       <w:pPr>
@@ -10541,7 +10895,7 @@
           <w:bCs/>
         </w:rPr>
       </w:pPr>
-      <w:bookmarkStart w:id="140" w:name="_Toc216518744"/>
+      <w:bookmarkStart w:id="152" w:name="_Toc216518744"/>
       <w:proofErr w:type="gramStart"/>
       <w:r>
         <w:t xml:space="preserve">Hình  </w:t>
@@ -10571,8 +10925,8 @@
       <w:r>
         <w:t>:</w:t>
       </w:r>
-      <w:bookmarkStart w:id="141" w:name="_Toc184048663"/>
-      <w:bookmarkStart w:id="142" w:name="_Toc184048760"/>
+      <w:bookmarkStart w:id="153" w:name="_Toc184048663"/>
+      <w:bookmarkStart w:id="154" w:name="_Toc184048760"/>
       <w:r>
         <w:rPr>
           <w:noProof/>
@@ -10582,8 +10936,8 @@
       <w:r>
         <w:t xml:space="preserve">Class </w:t>
       </w:r>
-      <w:bookmarkEnd w:id="141"/>
-      <w:bookmarkEnd w:id="142"/>
+      <w:bookmarkEnd w:id="153"/>
+      <w:bookmarkEnd w:id="154"/>
       <w:r>
         <w:rPr>
           <w:rFonts w:eastAsia="宋体"/>
@@ -10591,7 +10945,7 @@
         </w:rPr>
         <w:t>Comments</w:t>
       </w:r>
-      <w:bookmarkEnd w:id="140"/>
+      <w:bookmarkEnd w:id="152"/>
     </w:p>
     <w:p>
       <w:pPr>
@@ -10696,6 +11050,7 @@
           <w:rFonts w:eastAsia="宋体"/>
         </w:rPr>
       </w:pPr>
+      <w:bookmarkStart w:id="155" w:name="Ratings"/>
       <w:r>
         <w:rPr>
           <w:noProof/>
@@ -10737,6 +11092,7 @@
           </wp:inline>
         </w:drawing>
       </w:r>
+      <w:bookmarkEnd w:id="155"/>
     </w:p>
     <w:p>
       <w:pPr>
@@ -10916,13 +11272,13 @@
       <w:pPr>
         <w:pStyle w:val="LV3"/>
       </w:pPr>
-      <w:bookmarkStart w:id="143" w:name="_Toc215586716"/>
-      <w:bookmarkStart w:id="144" w:name="_Toc216518711"/>
+      <w:bookmarkStart w:id="156" w:name="_Toc215586716"/>
+      <w:bookmarkStart w:id="157" w:name="_Toc216518711"/>
       <w:r>
         <w:t>UseCase</w:t>
       </w:r>
-      <w:bookmarkEnd w:id="143"/>
-      <w:bookmarkEnd w:id="144"/>
+      <w:bookmarkEnd w:id="156"/>
+      <w:bookmarkEnd w:id="157"/>
       <w:r>
         <w:t xml:space="preserve"> </w:t>
       </w:r>
@@ -11512,6 +11868,7 @@
         <w:keepNext/>
         <w:jc w:val="center"/>
       </w:pPr>
+      <w:bookmarkStart w:id="158" w:name="usecase"/>
       <w:r>
         <w:rPr>
           <w:noProof/>
@@ -11566,12 +11923,13 @@
           </wp:inline>
         </w:drawing>
       </w:r>
+      <w:bookmarkEnd w:id="158"/>
     </w:p>
     <w:p>
       <w:pPr>
         <w:pStyle w:val="hnh"/>
       </w:pPr>
-      <w:bookmarkStart w:id="145" w:name="_Toc216518745"/>
+      <w:bookmarkStart w:id="159" w:name="_Toc216518745"/>
       <w:proofErr w:type="gramStart"/>
       <w:r>
         <w:t xml:space="preserve">Hình  </w:t>
@@ -11583,8 +11941,8 @@
       <w:r>
         <w:t>:</w:t>
       </w:r>
-      <w:bookmarkStart w:id="146" w:name="_Toc184048665"/>
-      <w:bookmarkStart w:id="147" w:name="_Toc184048762"/>
+      <w:bookmarkStart w:id="160" w:name="_Toc184048665"/>
+      <w:bookmarkStart w:id="161" w:name="_Toc184048762"/>
       <w:r>
         <w:rPr>
           <w:noProof/>
@@ -11594,9 +11952,9 @@
       <w:r>
         <w:t>Mô Hình UseCase Tổng Quát</w:t>
       </w:r>
-      <w:bookmarkEnd w:id="145"/>
-      <w:bookmarkEnd w:id="146"/>
-      <w:bookmarkEnd w:id="147"/>
+      <w:bookmarkEnd w:id="159"/>
+      <w:bookmarkEnd w:id="160"/>
+      <w:bookmarkEnd w:id="161"/>
     </w:p>
     <w:p>
       <w:pPr>
@@ -11730,13 +12088,13 @@
       <w:pPr>
         <w:pStyle w:val="LV3"/>
       </w:pPr>
-      <w:bookmarkStart w:id="148" w:name="_Toc215586717"/>
-      <w:bookmarkStart w:id="149" w:name="_Toc216518712"/>
+      <w:bookmarkStart w:id="162" w:name="_Toc215586717"/>
+      <w:bookmarkStart w:id="163" w:name="_Toc216518712"/>
       <w:r>
         <w:t>Sơ Đồ Hoạt Động</w:t>
       </w:r>
-      <w:bookmarkEnd w:id="148"/>
-      <w:bookmarkEnd w:id="149"/>
+      <w:bookmarkEnd w:id="162"/>
+      <w:bookmarkEnd w:id="163"/>
     </w:p>
     <w:p>
       <w:pPr>
@@ -11760,6 +12118,7 @@
         <w:keepNext/>
         <w:jc w:val="center"/>
       </w:pPr>
+      <w:bookmarkStart w:id="164" w:name="admin"/>
       <w:r>
         <w:rPr>
           <w:noProof/>
@@ -11785,17 +12144,18 @@
             <v:path o:extrusionok="f" gradientshapeok="t" o:connecttype="rect"/>
             <o:lock v:ext="edit" aspectratio="t"/>
           </v:shapetype>
-          <v:shape id="_x0000_i1025" type="#_x0000_t75" style="width:453pt;height:480.75pt">
+          <v:shape id="_x0000_i1025" type="#_x0000_t75" style="width:453.05pt;height:481.15pt">
             <v:imagedata r:id="rId28" o:title="123"/>
           </v:shape>
         </w:pict>
       </w:r>
+      <w:bookmarkEnd w:id="164"/>
     </w:p>
     <w:p>
       <w:pPr>
         <w:pStyle w:val="hnh"/>
       </w:pPr>
-      <w:bookmarkStart w:id="150" w:name="_Toc216518746"/>
+      <w:bookmarkStart w:id="165" w:name="_Toc216518746"/>
       <w:proofErr w:type="gramStart"/>
       <w:r>
         <w:t xml:space="preserve">Hình  </w:t>
@@ -11807,8 +12167,8 @@
       <w:r>
         <w:t>:</w:t>
       </w:r>
-      <w:bookmarkStart w:id="151" w:name="_Toc184048667"/>
-      <w:bookmarkStart w:id="152" w:name="_Toc184048764"/>
+      <w:bookmarkStart w:id="166" w:name="_Toc184048667"/>
+      <w:bookmarkStart w:id="167" w:name="_Toc184048764"/>
       <w:r>
         <w:rPr>
           <w:noProof/>
@@ -11824,9 +12184,9 @@
       <w:r>
         <w:t xml:space="preserve"> Admin</w:t>
       </w:r>
-      <w:bookmarkEnd w:id="150"/>
-      <w:bookmarkEnd w:id="151"/>
-      <w:bookmarkEnd w:id="152"/>
+      <w:bookmarkEnd w:id="165"/>
+      <w:bookmarkEnd w:id="166"/>
+      <w:bookmarkEnd w:id="167"/>
     </w:p>
     <w:tbl>
       <w:tblPr>
@@ -12177,6 +12537,7 @@
         <w:keepNext/>
         <w:jc w:val="center"/>
       </w:pPr>
+      <w:bookmarkStart w:id="168" w:name="guest"/>
       <w:r>
         <w:rPr>
           <w:noProof/>
@@ -12231,6 +12592,7 @@
           </wp:inline>
         </w:drawing>
       </w:r>
+      <w:bookmarkEnd w:id="168"/>
     </w:p>
     <w:p>
       <w:pPr>
@@ -12239,7 +12601,7 @@
           <w:bCs/>
         </w:rPr>
       </w:pPr>
-      <w:bookmarkStart w:id="153" w:name="_Toc216518747"/>
+      <w:bookmarkStart w:id="169" w:name="_Toc216518747"/>
       <w:proofErr w:type="gramStart"/>
       <w:r>
         <w:t xml:space="preserve">Hình  </w:t>
@@ -12251,8 +12613,8 @@
       <w:r>
         <w:t>:</w:t>
       </w:r>
-      <w:bookmarkStart w:id="154" w:name="_Toc184048668"/>
-      <w:bookmarkStart w:id="155" w:name="_Toc184048765"/>
+      <w:bookmarkStart w:id="170" w:name="_Toc184048668"/>
+      <w:bookmarkStart w:id="171" w:name="_Toc184048765"/>
       <w:r>
         <w:rPr>
           <w:noProof/>
@@ -12262,12 +12624,12 @@
       <w:r>
         <w:t xml:space="preserve">Use-case </w:t>
       </w:r>
-      <w:bookmarkEnd w:id="154"/>
-      <w:bookmarkEnd w:id="155"/>
+      <w:bookmarkEnd w:id="170"/>
+      <w:bookmarkEnd w:id="171"/>
       <w:r>
         <w:t>Khách Hàng vãng lai</w:t>
       </w:r>
-      <w:bookmarkEnd w:id="153"/>
+      <w:bookmarkEnd w:id="169"/>
     </w:p>
     <w:tbl>
       <w:tblPr>
@@ -12670,6 +13032,7 @@
         </w:tabs>
         <w:jc w:val="center"/>
       </w:pPr>
+      <w:bookmarkStart w:id="172" w:name="customer"/>
       <w:r>
         <w:rPr>
           <w:noProof/>
@@ -12724,6 +13087,7 @@
           </wp:inline>
         </w:drawing>
       </w:r>
+      <w:bookmarkEnd w:id="172"/>
     </w:p>
     <w:p>
       <w:pPr>
@@ -12732,7 +13096,7 @@
           <w:bCs/>
         </w:rPr>
       </w:pPr>
-      <w:bookmarkStart w:id="156" w:name="_Toc216518748"/>
+      <w:bookmarkStart w:id="173" w:name="_Toc216518748"/>
       <w:proofErr w:type="gramStart"/>
       <w:r>
         <w:t xml:space="preserve">Hình  </w:t>
@@ -12743,8 +13107,8 @@
       <w:r>
         <w:t>:</w:t>
       </w:r>
-      <w:bookmarkStart w:id="157" w:name="_Toc184048669"/>
-      <w:bookmarkStart w:id="158" w:name="_Toc184048766"/>
+      <w:bookmarkStart w:id="174" w:name="_Toc184048669"/>
+      <w:bookmarkStart w:id="175" w:name="_Toc184048766"/>
       <w:r>
         <w:t>Use</w:t>
       </w:r>
@@ -12752,12 +13116,12 @@
       <w:r>
         <w:t xml:space="preserve">-case </w:t>
       </w:r>
-      <w:bookmarkEnd w:id="157"/>
-      <w:bookmarkEnd w:id="158"/>
+      <w:bookmarkEnd w:id="174"/>
+      <w:bookmarkEnd w:id="175"/>
       <w:r>
         <w:t>Khách hàng</w:t>
       </w:r>
-      <w:bookmarkEnd w:id="156"/>
+      <w:bookmarkEnd w:id="173"/>
     </w:p>
     <w:tbl>
       <w:tblPr>
@@ -13080,7 +13444,7 @@
           <w:tab w:val="left" w:pos="2430"/>
         </w:tabs>
       </w:pPr>
-      <w:bookmarkStart w:id="159" w:name="_Toc215586718"/>
+      <w:bookmarkStart w:id="176" w:name="_Toc215586718"/>
     </w:p>
     <w:p>
       <w:pPr>
@@ -13105,27 +13469,27 @@
         <w:lastRenderedPageBreak/>
         <w:t xml:space="preserve"> </w:t>
       </w:r>
-      <w:bookmarkStart w:id="160" w:name="_Toc216518713"/>
+      <w:bookmarkStart w:id="177" w:name="_Toc216518713"/>
       <w:r>
         <w:t>KẾT QUẢ</w:t>
       </w:r>
       <w:r>
         <w:t xml:space="preserve"> THỰC NGHIỆM</w:t>
       </w:r>
-      <w:bookmarkEnd w:id="159"/>
-      <w:bookmarkEnd w:id="160"/>
+      <w:bookmarkEnd w:id="176"/>
+      <w:bookmarkEnd w:id="177"/>
     </w:p>
     <w:p>
       <w:pPr>
         <w:pStyle w:val="LV2"/>
       </w:pPr>
-      <w:bookmarkStart w:id="161" w:name="_Toc215586719"/>
-      <w:bookmarkStart w:id="162" w:name="_Toc216518714"/>
+      <w:bookmarkStart w:id="178" w:name="_Toc215586719"/>
+      <w:bookmarkStart w:id="179" w:name="_Toc216518714"/>
       <w:r>
         <w:t>Giao Diện Người Dùng</w:t>
       </w:r>
-      <w:bookmarkEnd w:id="161"/>
-      <w:bookmarkEnd w:id="162"/>
+      <w:bookmarkEnd w:id="178"/>
+      <w:bookmarkEnd w:id="179"/>
     </w:p>
     <w:p>
       <w:pPr>
@@ -16369,30 +16733,30 @@
           <w:cols w:space="720"/>
         </w:sectPr>
       </w:pPr>
-      <w:bookmarkStart w:id="163" w:name="_Toc215586720"/>
+      <w:bookmarkStart w:id="180" w:name="_Toc215586720"/>
     </w:p>
     <w:p>
       <w:pPr>
         <w:pStyle w:val="LV1"/>
       </w:pPr>
-      <w:bookmarkStart w:id="164" w:name="_Toc216518715"/>
+      <w:bookmarkStart w:id="181" w:name="_Toc216518715"/>
       <w:r>
         <w:lastRenderedPageBreak/>
         <w:t>KẾT LUẬN VÀ HƯỚNG PHÁT TRIỂN</w:t>
       </w:r>
-      <w:bookmarkEnd w:id="163"/>
-      <w:bookmarkEnd w:id="164"/>
+      <w:bookmarkEnd w:id="180"/>
+      <w:bookmarkEnd w:id="181"/>
     </w:p>
     <w:p>
       <w:pPr>
         <w:pStyle w:val="LV2"/>
       </w:pPr>
-      <w:bookmarkStart w:id="165" w:name="_Toc216518716"/>
-      <w:bookmarkStart w:id="166" w:name="_Toc215586721"/>
+      <w:bookmarkStart w:id="182" w:name="_Toc216518716"/>
+      <w:bookmarkStart w:id="183" w:name="_Toc215586721"/>
       <w:r>
         <w:t>Kết luận</w:t>
       </w:r>
-      <w:bookmarkEnd w:id="165"/>
+      <w:bookmarkEnd w:id="182"/>
     </w:p>
     <w:p>
       <w:pPr>
@@ -16449,11 +16813,11 @@
       <w:pPr>
         <w:pStyle w:val="LV2"/>
       </w:pPr>
-      <w:bookmarkStart w:id="167" w:name="_Toc216518717"/>
+      <w:bookmarkStart w:id="184" w:name="_Toc216518717"/>
       <w:r>
         <w:t>Hướng phát triển</w:t>
       </w:r>
-      <w:bookmarkEnd w:id="167"/>
+      <w:bookmarkEnd w:id="184"/>
     </w:p>
     <w:p>
       <w:pPr>
@@ -16613,13 +16977,13 @@
           <w:numId w:val="0"/>
         </w:numPr>
       </w:pPr>
-      <w:bookmarkStart w:id="168" w:name="_Toc216518718"/>
+      <w:bookmarkStart w:id="185" w:name="_Toc216518718"/>
       <w:r>
         <w:lastRenderedPageBreak/>
         <w:t>DANH MỤC TÀI LIỆU THAM KHẢO</w:t>
       </w:r>
-      <w:bookmarkEnd w:id="166"/>
-      <w:bookmarkEnd w:id="168"/>
+      <w:bookmarkEnd w:id="183"/>
+      <w:bookmarkEnd w:id="185"/>
     </w:p>
     <w:p>
       <w:pPr>
@@ -16995,7 +17359,7 @@
             <w:bCs/>
             <w:noProof/>
           </w:rPr>
-          <w:t>5</w:t>
+          <w:t>6</w:t>
         </w:r>
         <w:r>
           <w:rPr>
@@ -17244,7 +17608,7 @@
             <w:b/>
             <w:noProof/>
           </w:rPr>
-          <w:t>21</w:t>
+          <w:t>31</w:t>
         </w:r>
         <w:r>
           <w:rPr>
@@ -21384,6 +21748,7 @@
   <w:style w:type="character" w:default="1" w:styleId="DefaultParagraphFont">
     <w:name w:val="Default Paragraph Font"/>
     <w:uiPriority w:val="1"/>
+    <w:semiHidden/>
     <w:unhideWhenUsed/>
   </w:style>
   <w:style w:type="table" w:default="1" w:styleId="TableNormal">
@@ -22762,7 +23127,7 @@
 </file>
 
 <file path=customXml/itemProps1.xml><?xml version="1.0" encoding="utf-8"?>
-<ds:datastoreItem xmlns:ds="http://schemas.openxmlformats.org/officeDocument/2006/customXml" ds:itemID="{23D1AB6B-CF34-414E-AE77-B43EC28CA3B2}">
+<ds:datastoreItem xmlns:ds="http://schemas.openxmlformats.org/officeDocument/2006/customXml" ds:itemID="{962EE637-1DF6-42B7-ADC5-04EB07E75932}">
   <ds:schemaRefs>
     <ds:schemaRef ds:uri="http://schemas.openxmlformats.org/officeDocument/2006/bibliography"/>
   </ds:schemaRefs>
